--- a/Knowledge/2-Science/3-Social science/1-Linguistics/0-Intro to Linguistics/5-My Source/1-Linguistics.docx
+++ b/Knowledge/2-Science/3-Social science/1-Linguistics/0-Intro to Linguistics/5-My Source/1-Linguistics.docx
@@ -39,60 +39,1554 @@
       </w:pPr>
       <w:r>
         <w:rPr>
-          <w:rFonts w:ascii="Arial" w:eastAsia="Arial" w:hAnsi="Arial"/>
-          <w:b/>
-          <w:color w:val="000000"/>
-          <w:sz w:val="18"/>
-          <w:highlight w:val="lightGray"/>
-        </w:rPr>
-        <w:t># Source: AI Source: Provided by: [Data Path</w:t>
-      </w:r>
-      <w:r>
-        <w:rPr>
-          <w:rFonts w:ascii="Arial" w:eastAsia="Arial" w:hAnsi="Arial"/>
-          <w:color w:val="000000"/>
-          <w:sz w:val="18"/>
-          <w:highlight w:val="lightGray"/>
-        </w:rPr>
-        <w:t xml:space="preserve">: Persons Table -&gt; ID Column: 1, Name_En Column: Motasem Essam] -&gt; </w:t>
-      </w:r>
-      <w:r>
-        <w:rPr>
-          <w:rFonts w:ascii="Arial" w:eastAsia="Arial" w:hAnsi="Arial"/>
-          <w:b/>
-          <w:color w:val="000000"/>
-          <w:sz w:val="18"/>
-          <w:highlight w:val="lightGray"/>
-        </w:rPr>
-        <w:t>From:</w:t>
-      </w:r>
-      <w:r>
-        <w:rPr>
-          <w:rFonts w:ascii="Arial" w:eastAsia="Arial" w:hAnsi="Arial"/>
-          <w:color w:val="000000"/>
-          <w:sz w:val="18"/>
-          <w:highlight w:val="lightGray"/>
-        </w:rPr>
-        <w:t xml:space="preserve"> [Chatgpt (GPT-4-turbo)] </w:t>
-      </w:r>
-      <w:r>
-        <w:rPr>
-          <w:rFonts w:ascii="Arial" w:eastAsia="Arial" w:hAnsi="Arial"/>
-          <w:b/>
-          <w:color w:val="000000"/>
-          <w:sz w:val="18"/>
-          <w:highlight w:val="lightGray"/>
-        </w:rPr>
-        <w:t xml:space="preserve">on </w:t>
-      </w:r>
-      <w:r>
-        <w:rPr>
-          <w:rFonts w:ascii="Arial" w:eastAsia="Arial" w:hAnsi="Arial"/>
-          <w:color w:val="000000"/>
-          <w:sz w:val="18"/>
-          <w:highlight w:val="lightGray"/>
-        </w:rPr>
-        <w:t>[7/21/2025]</w:t>
+          <w:rFonts w:ascii="Arial" w:hAnsi="Arial" w:eastAsia="Arial" w:cs="Arial"/>
+          <w:b/>
+          <w:i w:val="0"/>
+          <w:color w:val="000000"/>
+          <w:sz w:val="18"/>
+          <w:highlight w:val="lightGray"/>
+        </w:rPr>
+        <w:t>#</w:t>
+      </w:r>
+      <w:r>
+        <w:rPr>
+          <w:rFonts w:ascii="Arial" w:hAnsi="Arial" w:eastAsia="Arial" w:cs="Arial"/>
+          <w:b/>
+          <w:i w:val="0"/>
+          <w:color w:val="000000"/>
+          <w:sz w:val="18"/>
+          <w:highlight w:val="lightGray"/>
+        </w:rPr>
+        <w:t xml:space="preserve"> </w:t>
+      </w:r>
+      <w:r>
+        <w:rPr>
+          <w:rFonts w:ascii="Arial" w:hAnsi="Arial" w:eastAsia="Arial" w:cs="Arial"/>
+          <w:b/>
+          <w:i w:val="0"/>
+          <w:color w:val="000000"/>
+          <w:sz w:val="18"/>
+          <w:highlight w:val="lightGray"/>
+        </w:rPr>
+        <w:t>S</w:t>
+      </w:r>
+      <w:r>
+        <w:rPr>
+          <w:rFonts w:ascii="Arial" w:hAnsi="Arial" w:eastAsia="Arial" w:cs="Arial"/>
+          <w:b/>
+          <w:i w:val="0"/>
+          <w:color w:val="000000"/>
+          <w:sz w:val="18"/>
+          <w:highlight w:val="lightGray"/>
+        </w:rPr>
+        <w:t>o</w:t>
+      </w:r>
+      <w:r>
+        <w:rPr>
+          <w:rFonts w:ascii="Arial" w:hAnsi="Arial" w:eastAsia="Arial" w:cs="Arial"/>
+          <w:b/>
+          <w:i w:val="0"/>
+          <w:color w:val="000000"/>
+          <w:sz w:val="18"/>
+          <w:highlight w:val="lightGray"/>
+        </w:rPr>
+        <w:t>u</w:t>
+      </w:r>
+      <w:r>
+        <w:rPr>
+          <w:rFonts w:ascii="Arial" w:hAnsi="Arial" w:eastAsia="Arial" w:cs="Arial"/>
+          <w:b/>
+          <w:i w:val="0"/>
+          <w:color w:val="000000"/>
+          <w:sz w:val="18"/>
+          <w:highlight w:val="lightGray"/>
+        </w:rPr>
+        <w:t>r</w:t>
+      </w:r>
+      <w:r>
+        <w:rPr>
+          <w:rFonts w:ascii="Arial" w:hAnsi="Arial" w:eastAsia="Arial" w:cs="Arial"/>
+          <w:b/>
+          <w:i w:val="0"/>
+          <w:color w:val="000000"/>
+          <w:sz w:val="18"/>
+          <w:highlight w:val="lightGray"/>
+        </w:rPr>
+        <w:t>c</w:t>
+      </w:r>
+      <w:r>
+        <w:rPr>
+          <w:rFonts w:ascii="Arial" w:hAnsi="Arial" w:eastAsia="Arial" w:cs="Arial"/>
+          <w:b/>
+          <w:i w:val="0"/>
+          <w:color w:val="000000"/>
+          <w:sz w:val="18"/>
+          <w:highlight w:val="lightGray"/>
+        </w:rPr>
+        <w:t>e</w:t>
+      </w:r>
+      <w:r>
+        <w:rPr>
+          <w:rFonts w:ascii="Arial" w:hAnsi="Arial" w:eastAsia="Arial" w:cs="Arial"/>
+          <w:b/>
+          <w:i w:val="0"/>
+          <w:color w:val="000000"/>
+          <w:sz w:val="18"/>
+          <w:highlight w:val="lightGray"/>
+        </w:rPr>
+        <w:t>:</w:t>
+      </w:r>
+      <w:r>
+        <w:rPr>
+          <w:rFonts w:ascii="Arial" w:hAnsi="Arial" w:eastAsia="Arial" w:cs="Arial"/>
+          <w:b/>
+          <w:i w:val="0"/>
+          <w:color w:val="000000"/>
+          <w:sz w:val="18"/>
+          <w:highlight w:val="lightGray"/>
+        </w:rPr>
+        <w:t xml:space="preserve"> </w:t>
+      </w:r>
+      <w:r>
+        <w:rPr>
+          <w:rFonts w:ascii="Arial" w:hAnsi="Arial" w:eastAsia="Arial" w:cs="Arial"/>
+          <w:b/>
+          <w:i w:val="0"/>
+          <w:color w:val="000000"/>
+          <w:sz w:val="18"/>
+          <w:highlight w:val="lightGray"/>
+        </w:rPr>
+        <w:t>A</w:t>
+      </w:r>
+      <w:r>
+        <w:rPr>
+          <w:rFonts w:ascii="Arial" w:hAnsi="Arial" w:eastAsia="Arial" w:cs="Arial"/>
+          <w:b/>
+          <w:i w:val="0"/>
+          <w:color w:val="000000"/>
+          <w:sz w:val="18"/>
+          <w:highlight w:val="lightGray"/>
+        </w:rPr>
+        <w:t>I</w:t>
+      </w:r>
+      <w:r>
+        <w:rPr>
+          <w:rFonts w:ascii="Arial" w:hAnsi="Arial" w:eastAsia="Arial" w:cs="Arial"/>
+          <w:b/>
+          <w:i w:val="0"/>
+          <w:color w:val="000000"/>
+          <w:sz w:val="18"/>
+          <w:highlight w:val="lightGray"/>
+        </w:rPr>
+        <w:t xml:space="preserve"> </w:t>
+      </w:r>
+      <w:r>
+        <w:rPr>
+          <w:rFonts w:ascii="Arial" w:hAnsi="Arial" w:eastAsia="Arial" w:cs="Arial"/>
+          <w:b/>
+          <w:i w:val="0"/>
+          <w:color w:val="000000"/>
+          <w:sz w:val="18"/>
+          <w:highlight w:val="lightGray"/>
+        </w:rPr>
+        <w:t>S</w:t>
+      </w:r>
+      <w:r>
+        <w:rPr>
+          <w:rFonts w:ascii="Arial" w:hAnsi="Arial" w:eastAsia="Arial" w:cs="Arial"/>
+          <w:b/>
+          <w:i w:val="0"/>
+          <w:color w:val="000000"/>
+          <w:sz w:val="18"/>
+          <w:highlight w:val="lightGray"/>
+        </w:rPr>
+        <w:t>o</w:t>
+      </w:r>
+      <w:r>
+        <w:rPr>
+          <w:rFonts w:ascii="Arial" w:hAnsi="Arial" w:eastAsia="Arial" w:cs="Arial"/>
+          <w:b/>
+          <w:i w:val="0"/>
+          <w:color w:val="000000"/>
+          <w:sz w:val="18"/>
+          <w:highlight w:val="lightGray"/>
+        </w:rPr>
+        <w:t>u</w:t>
+      </w:r>
+      <w:r>
+        <w:rPr>
+          <w:rFonts w:ascii="Arial" w:hAnsi="Arial" w:eastAsia="Arial" w:cs="Arial"/>
+          <w:b/>
+          <w:i w:val="0"/>
+          <w:color w:val="000000"/>
+          <w:sz w:val="18"/>
+          <w:highlight w:val="lightGray"/>
+        </w:rPr>
+        <w:t>r</w:t>
+      </w:r>
+      <w:r>
+        <w:rPr>
+          <w:rFonts w:ascii="Arial" w:hAnsi="Arial" w:eastAsia="Arial" w:cs="Arial"/>
+          <w:b/>
+          <w:i w:val="0"/>
+          <w:color w:val="000000"/>
+          <w:sz w:val="18"/>
+          <w:highlight w:val="lightGray"/>
+        </w:rPr>
+        <w:t>c</w:t>
+      </w:r>
+      <w:r>
+        <w:rPr>
+          <w:rFonts w:ascii="Arial" w:hAnsi="Arial" w:eastAsia="Arial" w:cs="Arial"/>
+          <w:b/>
+          <w:i w:val="0"/>
+          <w:color w:val="000000"/>
+          <w:sz w:val="18"/>
+          <w:highlight w:val="lightGray"/>
+        </w:rPr>
+        <w:t>e</w:t>
+      </w:r>
+      <w:r>
+        <w:rPr>
+          <w:rFonts w:ascii="Arial" w:hAnsi="Arial" w:eastAsia="Arial" w:cs="Arial"/>
+          <w:b/>
+          <w:i w:val="0"/>
+          <w:color w:val="000000"/>
+          <w:sz w:val="18"/>
+          <w:highlight w:val="lightGray"/>
+        </w:rPr>
+        <w:t>:</w:t>
+      </w:r>
+      <w:r>
+        <w:rPr>
+          <w:rFonts w:ascii="Arial" w:hAnsi="Arial" w:eastAsia="Arial" w:cs="Arial"/>
+          <w:b/>
+          <w:i w:val="0"/>
+          <w:color w:val="000000"/>
+          <w:sz w:val="18"/>
+          <w:highlight w:val="lightGray"/>
+        </w:rPr>
+        <w:t xml:space="preserve"> </w:t>
+      </w:r>
+      <w:r>
+        <w:rPr>
+          <w:rFonts w:ascii="Arial" w:hAnsi="Arial" w:eastAsia="Arial" w:cs="Arial"/>
+          <w:b/>
+          <w:i w:val="0"/>
+          <w:color w:val="000000"/>
+          <w:sz w:val="18"/>
+          <w:highlight w:val="lightGray"/>
+        </w:rPr>
+        <w:t>P</w:t>
+      </w:r>
+      <w:r>
+        <w:rPr>
+          <w:rFonts w:ascii="Arial" w:hAnsi="Arial" w:eastAsia="Arial" w:cs="Arial"/>
+          <w:b/>
+          <w:i w:val="0"/>
+          <w:color w:val="000000"/>
+          <w:sz w:val="18"/>
+          <w:highlight w:val="lightGray"/>
+        </w:rPr>
+        <w:t>r</w:t>
+      </w:r>
+      <w:r>
+        <w:rPr>
+          <w:rFonts w:ascii="Arial" w:hAnsi="Arial" w:eastAsia="Arial" w:cs="Arial"/>
+          <w:b/>
+          <w:i w:val="0"/>
+          <w:color w:val="000000"/>
+          <w:sz w:val="18"/>
+          <w:highlight w:val="lightGray"/>
+        </w:rPr>
+        <w:t>o</w:t>
+      </w:r>
+      <w:r>
+        <w:rPr>
+          <w:rFonts w:ascii="Arial" w:hAnsi="Arial" w:eastAsia="Arial" w:cs="Arial"/>
+          <w:b/>
+          <w:i w:val="0"/>
+          <w:color w:val="000000"/>
+          <w:sz w:val="18"/>
+          <w:highlight w:val="lightGray"/>
+        </w:rPr>
+        <w:t>v</w:t>
+      </w:r>
+      <w:r>
+        <w:rPr>
+          <w:rFonts w:ascii="Arial" w:hAnsi="Arial" w:eastAsia="Arial" w:cs="Arial"/>
+          <w:b/>
+          <w:i w:val="0"/>
+          <w:color w:val="000000"/>
+          <w:sz w:val="18"/>
+          <w:highlight w:val="lightGray"/>
+        </w:rPr>
+        <w:t>i</w:t>
+      </w:r>
+      <w:r>
+        <w:rPr>
+          <w:rFonts w:ascii="Arial" w:hAnsi="Arial" w:eastAsia="Arial" w:cs="Arial"/>
+          <w:b/>
+          <w:i w:val="0"/>
+          <w:color w:val="000000"/>
+          <w:sz w:val="18"/>
+          <w:highlight w:val="lightGray"/>
+        </w:rPr>
+        <w:t>d</w:t>
+      </w:r>
+      <w:r>
+        <w:rPr>
+          <w:rFonts w:ascii="Arial" w:hAnsi="Arial" w:eastAsia="Arial" w:cs="Arial"/>
+          <w:b/>
+          <w:i w:val="0"/>
+          <w:color w:val="000000"/>
+          <w:sz w:val="18"/>
+          <w:highlight w:val="lightGray"/>
+        </w:rPr>
+        <w:t>e</w:t>
+      </w:r>
+      <w:r>
+        <w:rPr>
+          <w:rFonts w:ascii="Arial" w:hAnsi="Arial" w:eastAsia="Arial" w:cs="Arial"/>
+          <w:b/>
+          <w:i w:val="0"/>
+          <w:color w:val="000000"/>
+          <w:sz w:val="18"/>
+          <w:highlight w:val="lightGray"/>
+        </w:rPr>
+        <w:t>d</w:t>
+      </w:r>
+      <w:r>
+        <w:rPr>
+          <w:rFonts w:ascii="Arial" w:hAnsi="Arial" w:eastAsia="Arial" w:cs="Arial"/>
+          <w:b/>
+          <w:i w:val="0"/>
+          <w:color w:val="000000"/>
+          <w:sz w:val="18"/>
+          <w:highlight w:val="lightGray"/>
+        </w:rPr>
+        <w:t xml:space="preserve"> </w:t>
+      </w:r>
+      <w:r>
+        <w:rPr>
+          <w:rFonts w:ascii="Arial" w:hAnsi="Arial" w:eastAsia="Arial" w:cs="Arial"/>
+          <w:b/>
+          <w:i w:val="0"/>
+          <w:color w:val="000000"/>
+          <w:sz w:val="18"/>
+          <w:highlight w:val="lightGray"/>
+        </w:rPr>
+        <w:t>b</w:t>
+      </w:r>
+      <w:r>
+        <w:rPr>
+          <w:rFonts w:ascii="Arial" w:hAnsi="Arial" w:eastAsia="Arial" w:cs="Arial"/>
+          <w:b/>
+          <w:i w:val="0"/>
+          <w:color w:val="000000"/>
+          <w:sz w:val="18"/>
+          <w:highlight w:val="lightGray"/>
+        </w:rPr>
+        <w:t>y</w:t>
+      </w:r>
+      <w:r>
+        <w:rPr>
+          <w:rFonts w:ascii="Arial" w:hAnsi="Arial" w:eastAsia="Arial" w:cs="Arial"/>
+          <w:b/>
+          <w:i w:val="0"/>
+          <w:color w:val="000000"/>
+          <w:sz w:val="18"/>
+          <w:highlight w:val="lightGray"/>
+        </w:rPr>
+        <w:t>:</w:t>
+      </w:r>
+      <w:r>
+        <w:rPr>
+          <w:rFonts w:ascii="Arial" w:hAnsi="Arial" w:eastAsia="Arial" w:cs="Arial"/>
+          <w:b/>
+          <w:i w:val="0"/>
+          <w:color w:val="000000"/>
+          <w:sz w:val="18"/>
+          <w:highlight w:val="lightGray"/>
+        </w:rPr>
+        <w:t xml:space="preserve"> </w:t>
+      </w:r>
+      <w:r>
+        <w:rPr>
+          <w:rFonts w:ascii="Arial" w:hAnsi="Arial" w:eastAsia="Arial" w:cs="Arial"/>
+          <w:b/>
+          <w:i w:val="0"/>
+          <w:color w:val="000000"/>
+          <w:sz w:val="18"/>
+          <w:highlight w:val="lightGray"/>
+        </w:rPr>
+        <w:t>[</w:t>
+      </w:r>
+      <w:r>
+        <w:rPr>
+          <w:rFonts w:ascii="Arial" w:hAnsi="Arial" w:eastAsia="Arial" w:cs="Arial"/>
+          <w:b/>
+          <w:i w:val="0"/>
+          <w:color w:val="000000"/>
+          <w:sz w:val="18"/>
+          <w:highlight w:val="lightGray"/>
+        </w:rPr>
+        <w:t>D</w:t>
+      </w:r>
+      <w:r>
+        <w:rPr>
+          <w:rFonts w:ascii="Arial" w:hAnsi="Arial" w:eastAsia="Arial" w:cs="Arial"/>
+          <w:b/>
+          <w:i w:val="0"/>
+          <w:color w:val="000000"/>
+          <w:sz w:val="18"/>
+          <w:highlight w:val="lightGray"/>
+        </w:rPr>
+        <w:t>a</w:t>
+      </w:r>
+      <w:r>
+        <w:rPr>
+          <w:rFonts w:ascii="Arial" w:hAnsi="Arial" w:eastAsia="Arial" w:cs="Arial"/>
+          <w:b/>
+          <w:i w:val="0"/>
+          <w:color w:val="000000"/>
+          <w:sz w:val="18"/>
+          <w:highlight w:val="lightGray"/>
+        </w:rPr>
+        <w:t>t</w:t>
+      </w:r>
+      <w:r>
+        <w:rPr>
+          <w:rFonts w:ascii="Arial" w:hAnsi="Arial" w:eastAsia="Arial" w:cs="Arial"/>
+          <w:b/>
+          <w:i w:val="0"/>
+          <w:color w:val="000000"/>
+          <w:sz w:val="18"/>
+          <w:highlight w:val="lightGray"/>
+        </w:rPr>
+        <w:t>a</w:t>
+      </w:r>
+      <w:r>
+        <w:rPr>
+          <w:rFonts w:ascii="Arial" w:hAnsi="Arial" w:eastAsia="Arial" w:cs="Arial"/>
+          <w:b/>
+          <w:i w:val="0"/>
+          <w:color w:val="000000"/>
+          <w:sz w:val="18"/>
+          <w:highlight w:val="lightGray"/>
+        </w:rPr>
+        <w:t xml:space="preserve"> </w:t>
+      </w:r>
+      <w:r>
+        <w:rPr>
+          <w:rFonts w:ascii="Arial" w:hAnsi="Arial" w:eastAsia="Arial" w:cs="Arial"/>
+          <w:b/>
+          <w:i w:val="0"/>
+          <w:color w:val="000000"/>
+          <w:sz w:val="18"/>
+          <w:highlight w:val="lightGray"/>
+        </w:rPr>
+        <w:t>P</w:t>
+      </w:r>
+      <w:r>
+        <w:rPr>
+          <w:rFonts w:ascii="Arial" w:hAnsi="Arial" w:eastAsia="Arial" w:cs="Arial"/>
+          <w:b/>
+          <w:i w:val="0"/>
+          <w:color w:val="000000"/>
+          <w:sz w:val="18"/>
+          <w:highlight w:val="lightGray"/>
+        </w:rPr>
+        <w:t>a</w:t>
+      </w:r>
+      <w:r>
+        <w:rPr>
+          <w:rFonts w:ascii="Arial" w:hAnsi="Arial" w:eastAsia="Arial" w:cs="Arial"/>
+          <w:b/>
+          <w:i w:val="0"/>
+          <w:color w:val="000000"/>
+          <w:sz w:val="18"/>
+          <w:highlight w:val="lightGray"/>
+        </w:rPr>
+        <w:t>t</w:t>
+      </w:r>
+      <w:r>
+        <w:rPr>
+          <w:rFonts w:ascii="Arial" w:hAnsi="Arial" w:eastAsia="Arial" w:cs="Arial"/>
+          <w:b/>
+          <w:i w:val="0"/>
+          <w:color w:val="000000"/>
+          <w:sz w:val="18"/>
+          <w:highlight w:val="lightGray"/>
+        </w:rPr>
+        <w:t>h</w:t>
+      </w:r>
+      <w:r>
+        <w:rPr>
+          <w:rFonts w:ascii="Arial" w:hAnsi="Arial" w:eastAsia="Arial" w:cs="Arial"/>
+          <w:b w:val="0"/>
+          <w:i w:val="0"/>
+          <w:color w:val="000000"/>
+          <w:sz w:val="18"/>
+          <w:highlight w:val="lightGray"/>
+        </w:rPr>
+        <w:t>:</w:t>
+      </w:r>
+      <w:r>
+        <w:rPr>
+          <w:rFonts w:ascii="Arial" w:hAnsi="Arial" w:eastAsia="Arial" w:cs="Arial"/>
+          <w:b w:val="0"/>
+          <w:i w:val="0"/>
+          <w:color w:val="000000"/>
+          <w:sz w:val="18"/>
+          <w:highlight w:val="lightGray"/>
+        </w:rPr>
+        <w:t xml:space="preserve"> </w:t>
+      </w:r>
+      <w:r>
+        <w:rPr>
+          <w:rFonts w:ascii="Arial" w:hAnsi="Arial" w:eastAsia="Arial" w:cs="Arial"/>
+          <w:b w:val="0"/>
+          <w:i w:val="0"/>
+          <w:color w:val="000000"/>
+          <w:sz w:val="18"/>
+          <w:highlight w:val="lightGray"/>
+        </w:rPr>
+        <w:t>P</w:t>
+      </w:r>
+      <w:r>
+        <w:rPr>
+          <w:rFonts w:ascii="Arial" w:hAnsi="Arial" w:eastAsia="Arial" w:cs="Arial"/>
+          <w:b w:val="0"/>
+          <w:i w:val="0"/>
+          <w:color w:val="000000"/>
+          <w:sz w:val="18"/>
+          <w:highlight w:val="lightGray"/>
+        </w:rPr>
+        <w:t>e</w:t>
+      </w:r>
+      <w:r>
+        <w:rPr>
+          <w:rFonts w:ascii="Arial" w:hAnsi="Arial" w:eastAsia="Arial" w:cs="Arial"/>
+          <w:b w:val="0"/>
+          <w:i w:val="0"/>
+          <w:color w:val="000000"/>
+          <w:sz w:val="18"/>
+          <w:highlight w:val="lightGray"/>
+        </w:rPr>
+        <w:t>r</w:t>
+      </w:r>
+      <w:r>
+        <w:rPr>
+          <w:rFonts w:ascii="Arial" w:hAnsi="Arial" w:eastAsia="Arial" w:cs="Arial"/>
+          <w:b w:val="0"/>
+          <w:i w:val="0"/>
+          <w:color w:val="000000"/>
+          <w:sz w:val="18"/>
+          <w:highlight w:val="lightGray"/>
+        </w:rPr>
+        <w:t>s</w:t>
+      </w:r>
+      <w:r>
+        <w:rPr>
+          <w:rFonts w:ascii="Arial" w:hAnsi="Arial" w:eastAsia="Arial" w:cs="Arial"/>
+          <w:b w:val="0"/>
+          <w:i w:val="0"/>
+          <w:color w:val="000000"/>
+          <w:sz w:val="18"/>
+          <w:highlight w:val="lightGray"/>
+        </w:rPr>
+        <w:t>o</w:t>
+      </w:r>
+      <w:r>
+        <w:rPr>
+          <w:rFonts w:ascii="Arial" w:hAnsi="Arial" w:eastAsia="Arial" w:cs="Arial"/>
+          <w:b w:val="0"/>
+          <w:i w:val="0"/>
+          <w:color w:val="000000"/>
+          <w:sz w:val="18"/>
+          <w:highlight w:val="lightGray"/>
+        </w:rPr>
+        <w:t>n</w:t>
+      </w:r>
+      <w:r>
+        <w:rPr>
+          <w:rFonts w:ascii="Arial" w:hAnsi="Arial" w:eastAsia="Arial" w:cs="Arial"/>
+          <w:b w:val="0"/>
+          <w:i w:val="0"/>
+          <w:color w:val="000000"/>
+          <w:sz w:val="18"/>
+          <w:highlight w:val="lightGray"/>
+        </w:rPr>
+        <w:t>s</w:t>
+      </w:r>
+      <w:r>
+        <w:rPr>
+          <w:rFonts w:ascii="Arial" w:hAnsi="Arial" w:eastAsia="Arial" w:cs="Arial"/>
+          <w:b w:val="0"/>
+          <w:i w:val="0"/>
+          <w:color w:val="000000"/>
+          <w:sz w:val="18"/>
+          <w:highlight w:val="lightGray"/>
+        </w:rPr>
+        <w:t xml:space="preserve"> </w:t>
+      </w:r>
+      <w:r>
+        <w:rPr>
+          <w:rFonts w:ascii="Arial" w:hAnsi="Arial" w:eastAsia="Arial" w:cs="Arial"/>
+          <w:b w:val="0"/>
+          <w:i w:val="0"/>
+          <w:color w:val="000000"/>
+          <w:sz w:val="18"/>
+          <w:highlight w:val="lightGray"/>
+        </w:rPr>
+        <w:t>T</w:t>
+      </w:r>
+      <w:r>
+        <w:rPr>
+          <w:rFonts w:ascii="Arial" w:hAnsi="Arial" w:eastAsia="Arial" w:cs="Arial"/>
+          <w:b w:val="0"/>
+          <w:i w:val="0"/>
+          <w:color w:val="000000"/>
+          <w:sz w:val="18"/>
+          <w:highlight w:val="lightGray"/>
+        </w:rPr>
+        <w:t>a</w:t>
+      </w:r>
+      <w:r>
+        <w:rPr>
+          <w:rFonts w:ascii="Arial" w:hAnsi="Arial" w:eastAsia="Arial" w:cs="Arial"/>
+          <w:b w:val="0"/>
+          <w:i w:val="0"/>
+          <w:color w:val="000000"/>
+          <w:sz w:val="18"/>
+          <w:highlight w:val="lightGray"/>
+        </w:rPr>
+        <w:t>b</w:t>
+      </w:r>
+      <w:r>
+        <w:rPr>
+          <w:rFonts w:ascii="Arial" w:hAnsi="Arial" w:eastAsia="Arial" w:cs="Arial"/>
+          <w:b w:val="0"/>
+          <w:i w:val="0"/>
+          <w:color w:val="000000"/>
+          <w:sz w:val="18"/>
+          <w:highlight w:val="lightGray"/>
+        </w:rPr>
+        <w:t>l</w:t>
+      </w:r>
+      <w:r>
+        <w:rPr>
+          <w:rFonts w:ascii="Arial" w:hAnsi="Arial" w:eastAsia="Arial" w:cs="Arial"/>
+          <w:b w:val="0"/>
+          <w:i w:val="0"/>
+          <w:color w:val="000000"/>
+          <w:sz w:val="18"/>
+          <w:highlight w:val="lightGray"/>
+        </w:rPr>
+        <w:t>e</w:t>
+      </w:r>
+      <w:r>
+        <w:rPr>
+          <w:rFonts w:ascii="Arial" w:hAnsi="Arial" w:eastAsia="Arial" w:cs="Arial"/>
+          <w:b w:val="0"/>
+          <w:i w:val="0"/>
+          <w:color w:val="000000"/>
+          <w:sz w:val="18"/>
+          <w:highlight w:val="lightGray"/>
+        </w:rPr>
+        <w:t xml:space="preserve"> </w:t>
+      </w:r>
+      <w:r>
+        <w:rPr>
+          <w:rFonts w:ascii="Arial" w:hAnsi="Arial" w:eastAsia="Arial" w:cs="Arial"/>
+          <w:b w:val="0"/>
+          <w:i w:val="0"/>
+          <w:color w:val="000000"/>
+          <w:sz w:val="18"/>
+          <w:highlight w:val="lightGray"/>
+        </w:rPr>
+        <w:t>-</w:t>
+      </w:r>
+      <w:r>
+        <w:rPr>
+          <w:rFonts w:ascii="Arial" w:hAnsi="Arial" w:eastAsia="Arial" w:cs="Arial"/>
+          <w:b w:val="0"/>
+          <w:i w:val="0"/>
+          <w:color w:val="000000"/>
+          <w:sz w:val="18"/>
+          <w:highlight w:val="lightGray"/>
+        </w:rPr>
+        <w:t>&gt;</w:t>
+      </w:r>
+      <w:r>
+        <w:rPr>
+          <w:rFonts w:ascii="Arial" w:hAnsi="Arial" w:eastAsia="Arial" w:cs="Arial"/>
+          <w:b w:val="0"/>
+          <w:i w:val="0"/>
+          <w:color w:val="000000"/>
+          <w:sz w:val="18"/>
+          <w:highlight w:val="lightGray"/>
+        </w:rPr>
+        <w:t xml:space="preserve"> </w:t>
+      </w:r>
+      <w:r>
+        <w:rPr>
+          <w:rFonts w:ascii="Arial" w:hAnsi="Arial" w:eastAsia="Arial" w:cs="Arial"/>
+          <w:b w:val="0"/>
+          <w:i w:val="0"/>
+          <w:color w:val="000000"/>
+          <w:sz w:val="18"/>
+          <w:highlight w:val="lightGray"/>
+        </w:rPr>
+        <w:t>I</w:t>
+      </w:r>
+      <w:r>
+        <w:rPr>
+          <w:rFonts w:ascii="Arial" w:hAnsi="Arial" w:eastAsia="Arial" w:cs="Arial"/>
+          <w:b w:val="0"/>
+          <w:i w:val="0"/>
+          <w:color w:val="000000"/>
+          <w:sz w:val="18"/>
+          <w:highlight w:val="lightGray"/>
+        </w:rPr>
+        <w:t>D</w:t>
+      </w:r>
+      <w:r>
+        <w:rPr>
+          <w:rFonts w:ascii="Arial" w:hAnsi="Arial" w:eastAsia="Arial" w:cs="Arial"/>
+          <w:b w:val="0"/>
+          <w:i w:val="0"/>
+          <w:color w:val="000000"/>
+          <w:sz w:val="18"/>
+          <w:highlight w:val="lightGray"/>
+        </w:rPr>
+        <w:t xml:space="preserve"> </w:t>
+      </w:r>
+      <w:r>
+        <w:rPr>
+          <w:rFonts w:ascii="Arial" w:hAnsi="Arial" w:eastAsia="Arial" w:cs="Arial"/>
+          <w:b w:val="0"/>
+          <w:i w:val="0"/>
+          <w:color w:val="000000"/>
+          <w:sz w:val="18"/>
+          <w:highlight w:val="lightGray"/>
+        </w:rPr>
+        <w:t>C</w:t>
+      </w:r>
+      <w:r>
+        <w:rPr>
+          <w:rFonts w:ascii="Arial" w:hAnsi="Arial" w:eastAsia="Arial" w:cs="Arial"/>
+          <w:b w:val="0"/>
+          <w:i w:val="0"/>
+          <w:color w:val="000000"/>
+          <w:sz w:val="18"/>
+          <w:highlight w:val="lightGray"/>
+        </w:rPr>
+        <w:t>o</w:t>
+      </w:r>
+      <w:r>
+        <w:rPr>
+          <w:rFonts w:ascii="Arial" w:hAnsi="Arial" w:eastAsia="Arial" w:cs="Arial"/>
+          <w:b w:val="0"/>
+          <w:i w:val="0"/>
+          <w:color w:val="000000"/>
+          <w:sz w:val="18"/>
+          <w:highlight w:val="lightGray"/>
+        </w:rPr>
+        <w:t>l</w:t>
+      </w:r>
+      <w:r>
+        <w:rPr>
+          <w:rFonts w:ascii="Arial" w:hAnsi="Arial" w:eastAsia="Arial" w:cs="Arial"/>
+          <w:b w:val="0"/>
+          <w:i w:val="0"/>
+          <w:color w:val="000000"/>
+          <w:sz w:val="18"/>
+          <w:highlight w:val="lightGray"/>
+        </w:rPr>
+        <w:t>u</w:t>
+      </w:r>
+      <w:r>
+        <w:rPr>
+          <w:rFonts w:ascii="Arial" w:hAnsi="Arial" w:eastAsia="Arial" w:cs="Arial"/>
+          <w:b w:val="0"/>
+          <w:i w:val="0"/>
+          <w:color w:val="000000"/>
+          <w:sz w:val="18"/>
+          <w:highlight w:val="lightGray"/>
+        </w:rPr>
+        <w:t>m</w:t>
+      </w:r>
+      <w:r>
+        <w:rPr>
+          <w:rFonts w:ascii="Arial" w:hAnsi="Arial" w:eastAsia="Arial" w:cs="Arial"/>
+          <w:b w:val="0"/>
+          <w:i w:val="0"/>
+          <w:color w:val="000000"/>
+          <w:sz w:val="18"/>
+          <w:highlight w:val="lightGray"/>
+        </w:rPr>
+        <w:t>n</w:t>
+      </w:r>
+      <w:r>
+        <w:rPr>
+          <w:rFonts w:ascii="Arial" w:hAnsi="Arial" w:eastAsia="Arial" w:cs="Arial"/>
+          <w:b w:val="0"/>
+          <w:i w:val="0"/>
+          <w:color w:val="000000"/>
+          <w:sz w:val="18"/>
+          <w:highlight w:val="lightGray"/>
+        </w:rPr>
+        <w:t>:</w:t>
+      </w:r>
+      <w:r>
+        <w:rPr>
+          <w:rFonts w:ascii="Arial" w:hAnsi="Arial" w:eastAsia="Arial" w:cs="Arial"/>
+          <w:b w:val="0"/>
+          <w:i w:val="0"/>
+          <w:color w:val="000000"/>
+          <w:sz w:val="18"/>
+          <w:highlight w:val="lightGray"/>
+        </w:rPr>
+        <w:t xml:space="preserve"> </w:t>
+      </w:r>
+      <w:r>
+        <w:rPr>
+          <w:rFonts w:ascii="Arial" w:hAnsi="Arial" w:eastAsia="Arial" w:cs="Arial"/>
+          <w:b w:val="0"/>
+          <w:i w:val="0"/>
+          <w:color w:val="000000"/>
+          <w:sz w:val="18"/>
+          <w:highlight w:val="lightGray"/>
+        </w:rPr>
+        <w:t>1</w:t>
+      </w:r>
+      <w:r>
+        <w:rPr>
+          <w:rFonts w:ascii="Arial" w:hAnsi="Arial" w:eastAsia="Arial" w:cs="Arial"/>
+          <w:b w:val="0"/>
+          <w:i w:val="0"/>
+          <w:color w:val="000000"/>
+          <w:sz w:val="18"/>
+          <w:highlight w:val="lightGray"/>
+        </w:rPr>
+        <w:t>,</w:t>
+      </w:r>
+      <w:r>
+        <w:rPr>
+          <w:rFonts w:ascii="Arial" w:hAnsi="Arial" w:eastAsia="Arial" w:cs="Arial"/>
+          <w:b w:val="0"/>
+          <w:i w:val="0"/>
+          <w:color w:val="000000"/>
+          <w:sz w:val="18"/>
+          <w:highlight w:val="lightGray"/>
+        </w:rPr>
+        <w:t xml:space="preserve"> </w:t>
+      </w:r>
+      <w:r>
+        <w:rPr>
+          <w:rFonts w:ascii="Arial" w:hAnsi="Arial" w:eastAsia="Arial" w:cs="Arial"/>
+          <w:b w:val="0"/>
+          <w:i w:val="0"/>
+          <w:color w:val="000000"/>
+          <w:sz w:val="18"/>
+          <w:highlight w:val="lightGray"/>
+        </w:rPr>
+        <w:t>N</w:t>
+      </w:r>
+      <w:r>
+        <w:rPr>
+          <w:rFonts w:ascii="Arial" w:hAnsi="Arial" w:eastAsia="Arial" w:cs="Arial"/>
+          <w:b w:val="0"/>
+          <w:i w:val="0"/>
+          <w:color w:val="000000"/>
+          <w:sz w:val="18"/>
+          <w:highlight w:val="lightGray"/>
+        </w:rPr>
+        <w:t>a</w:t>
+      </w:r>
+      <w:r>
+        <w:rPr>
+          <w:rFonts w:ascii="Arial" w:hAnsi="Arial" w:eastAsia="Arial" w:cs="Arial"/>
+          <w:b w:val="0"/>
+          <w:i w:val="0"/>
+          <w:color w:val="000000"/>
+          <w:sz w:val="18"/>
+          <w:highlight w:val="lightGray"/>
+        </w:rPr>
+        <w:t>m</w:t>
+      </w:r>
+      <w:r>
+        <w:rPr>
+          <w:rFonts w:ascii="Arial" w:hAnsi="Arial" w:eastAsia="Arial" w:cs="Arial"/>
+          <w:b w:val="0"/>
+          <w:i w:val="0"/>
+          <w:color w:val="000000"/>
+          <w:sz w:val="18"/>
+          <w:highlight w:val="lightGray"/>
+        </w:rPr>
+        <w:t>e</w:t>
+      </w:r>
+      <w:r>
+        <w:rPr>
+          <w:rFonts w:ascii="Arial" w:hAnsi="Arial" w:eastAsia="Arial" w:cs="Arial"/>
+          <w:b w:val="0"/>
+          <w:i w:val="0"/>
+          <w:color w:val="000000"/>
+          <w:sz w:val="18"/>
+          <w:highlight w:val="lightGray"/>
+        </w:rPr>
+        <w:t>_</w:t>
+      </w:r>
+      <w:r>
+        <w:rPr>
+          <w:rFonts w:ascii="Arial" w:hAnsi="Arial" w:eastAsia="Arial" w:cs="Arial"/>
+          <w:b w:val="0"/>
+          <w:i w:val="0"/>
+          <w:color w:val="000000"/>
+          <w:sz w:val="18"/>
+          <w:highlight w:val="lightGray"/>
+        </w:rPr>
+        <w:t>E</w:t>
+      </w:r>
+      <w:r>
+        <w:rPr>
+          <w:rFonts w:ascii="Arial" w:hAnsi="Arial" w:eastAsia="Arial" w:cs="Arial"/>
+          <w:b w:val="0"/>
+          <w:i w:val="0"/>
+          <w:color w:val="000000"/>
+          <w:sz w:val="18"/>
+          <w:highlight w:val="lightGray"/>
+        </w:rPr>
+        <w:t>n</w:t>
+      </w:r>
+      <w:r>
+        <w:rPr>
+          <w:rFonts w:ascii="Arial" w:hAnsi="Arial" w:eastAsia="Arial" w:cs="Arial"/>
+          <w:b w:val="0"/>
+          <w:i w:val="0"/>
+          <w:color w:val="000000"/>
+          <w:sz w:val="18"/>
+          <w:highlight w:val="lightGray"/>
+        </w:rPr>
+        <w:t xml:space="preserve"> </w:t>
+      </w:r>
+      <w:r>
+        <w:rPr>
+          <w:rFonts w:ascii="Arial" w:hAnsi="Arial" w:eastAsia="Arial" w:cs="Arial"/>
+          <w:b w:val="0"/>
+          <w:i w:val="0"/>
+          <w:color w:val="000000"/>
+          <w:sz w:val="18"/>
+          <w:highlight w:val="lightGray"/>
+        </w:rPr>
+        <w:t>C</w:t>
+      </w:r>
+      <w:r>
+        <w:rPr>
+          <w:rFonts w:ascii="Arial" w:hAnsi="Arial" w:eastAsia="Arial" w:cs="Arial"/>
+          <w:b w:val="0"/>
+          <w:i w:val="0"/>
+          <w:color w:val="000000"/>
+          <w:sz w:val="18"/>
+          <w:highlight w:val="lightGray"/>
+        </w:rPr>
+        <w:t>o</w:t>
+      </w:r>
+      <w:r>
+        <w:rPr>
+          <w:rFonts w:ascii="Arial" w:hAnsi="Arial" w:eastAsia="Arial" w:cs="Arial"/>
+          <w:b w:val="0"/>
+          <w:i w:val="0"/>
+          <w:color w:val="000000"/>
+          <w:sz w:val="18"/>
+          <w:highlight w:val="lightGray"/>
+        </w:rPr>
+        <w:t>l</w:t>
+      </w:r>
+      <w:r>
+        <w:rPr>
+          <w:rFonts w:ascii="Arial" w:hAnsi="Arial" w:eastAsia="Arial" w:cs="Arial"/>
+          <w:b w:val="0"/>
+          <w:i w:val="0"/>
+          <w:color w:val="000000"/>
+          <w:sz w:val="18"/>
+          <w:highlight w:val="lightGray"/>
+        </w:rPr>
+        <w:t>u</w:t>
+      </w:r>
+      <w:r>
+        <w:rPr>
+          <w:rFonts w:ascii="Arial" w:hAnsi="Arial" w:eastAsia="Arial" w:cs="Arial"/>
+          <w:b w:val="0"/>
+          <w:i w:val="0"/>
+          <w:color w:val="000000"/>
+          <w:sz w:val="18"/>
+          <w:highlight w:val="lightGray"/>
+        </w:rPr>
+        <w:t>m</w:t>
+      </w:r>
+      <w:r>
+        <w:rPr>
+          <w:rFonts w:ascii="Arial" w:hAnsi="Arial" w:eastAsia="Arial" w:cs="Arial"/>
+          <w:b w:val="0"/>
+          <w:i w:val="0"/>
+          <w:color w:val="000000"/>
+          <w:sz w:val="18"/>
+          <w:highlight w:val="lightGray"/>
+        </w:rPr>
+        <w:t>n</w:t>
+      </w:r>
+      <w:r>
+        <w:rPr>
+          <w:rFonts w:ascii="Arial" w:hAnsi="Arial" w:eastAsia="Arial" w:cs="Arial"/>
+          <w:b w:val="0"/>
+          <w:i w:val="0"/>
+          <w:color w:val="000000"/>
+          <w:sz w:val="18"/>
+          <w:highlight w:val="lightGray"/>
+        </w:rPr>
+        <w:t>:</w:t>
+      </w:r>
+      <w:r>
+        <w:rPr>
+          <w:rFonts w:ascii="Arial" w:hAnsi="Arial" w:eastAsia="Arial" w:cs="Arial"/>
+          <w:b w:val="0"/>
+          <w:i w:val="0"/>
+          <w:color w:val="000000"/>
+          <w:sz w:val="18"/>
+          <w:highlight w:val="lightGray"/>
+        </w:rPr>
+        <w:t xml:space="preserve"> </w:t>
+      </w:r>
+      <w:r>
+        <w:rPr>
+          <w:rFonts w:ascii="Arial" w:hAnsi="Arial" w:eastAsia="Arial" w:cs="Arial"/>
+          <w:b w:val="0"/>
+          <w:i w:val="0"/>
+          <w:color w:val="000000"/>
+          <w:sz w:val="18"/>
+          <w:highlight w:val="lightGray"/>
+        </w:rPr>
+        <w:t>M</w:t>
+      </w:r>
+      <w:r>
+        <w:rPr>
+          <w:rFonts w:ascii="Arial" w:hAnsi="Arial" w:eastAsia="Arial" w:cs="Arial"/>
+          <w:b w:val="0"/>
+          <w:i w:val="0"/>
+          <w:color w:val="000000"/>
+          <w:sz w:val="18"/>
+          <w:highlight w:val="lightGray"/>
+        </w:rPr>
+        <w:t>o</w:t>
+      </w:r>
+      <w:r>
+        <w:rPr>
+          <w:rFonts w:ascii="Arial" w:hAnsi="Arial" w:eastAsia="Arial" w:cs="Arial"/>
+          <w:b w:val="0"/>
+          <w:i w:val="0"/>
+          <w:color w:val="000000"/>
+          <w:sz w:val="18"/>
+          <w:highlight w:val="lightGray"/>
+        </w:rPr>
+        <w:t>t</w:t>
+      </w:r>
+      <w:r>
+        <w:rPr>
+          <w:rFonts w:ascii="Arial" w:hAnsi="Arial" w:eastAsia="Arial" w:cs="Arial"/>
+          <w:b w:val="0"/>
+          <w:i w:val="0"/>
+          <w:color w:val="000000"/>
+          <w:sz w:val="18"/>
+          <w:highlight w:val="lightGray"/>
+        </w:rPr>
+        <w:t>a</w:t>
+      </w:r>
+      <w:r>
+        <w:rPr>
+          <w:rFonts w:ascii="Arial" w:hAnsi="Arial" w:eastAsia="Arial" w:cs="Arial"/>
+          <w:b w:val="0"/>
+          <w:i w:val="0"/>
+          <w:color w:val="000000"/>
+          <w:sz w:val="18"/>
+          <w:highlight w:val="lightGray"/>
+        </w:rPr>
+        <w:t>s</w:t>
+      </w:r>
+      <w:r>
+        <w:rPr>
+          <w:rFonts w:ascii="Arial" w:hAnsi="Arial" w:eastAsia="Arial" w:cs="Arial"/>
+          <w:b w:val="0"/>
+          <w:i w:val="0"/>
+          <w:color w:val="000000"/>
+          <w:sz w:val="18"/>
+          <w:highlight w:val="lightGray"/>
+        </w:rPr>
+        <w:t>e</w:t>
+      </w:r>
+      <w:r>
+        <w:rPr>
+          <w:rFonts w:ascii="Arial" w:hAnsi="Arial" w:eastAsia="Arial" w:cs="Arial"/>
+          <w:b w:val="0"/>
+          <w:i w:val="0"/>
+          <w:color w:val="000000"/>
+          <w:sz w:val="18"/>
+          <w:highlight w:val="lightGray"/>
+        </w:rPr>
+        <w:t>m</w:t>
+      </w:r>
+      <w:r>
+        <w:rPr>
+          <w:rFonts w:ascii="Arial" w:hAnsi="Arial" w:eastAsia="Arial" w:cs="Arial"/>
+          <w:b w:val="0"/>
+          <w:i w:val="0"/>
+          <w:color w:val="000000"/>
+          <w:sz w:val="18"/>
+          <w:highlight w:val="lightGray"/>
+        </w:rPr>
+        <w:t xml:space="preserve"> </w:t>
+      </w:r>
+      <w:r>
+        <w:rPr>
+          <w:rFonts w:ascii="Arial" w:hAnsi="Arial" w:eastAsia="Arial" w:cs="Arial"/>
+          <w:b w:val="0"/>
+          <w:i w:val="0"/>
+          <w:color w:val="000000"/>
+          <w:sz w:val="18"/>
+          <w:highlight w:val="lightGray"/>
+        </w:rPr>
+        <w:t>E</w:t>
+      </w:r>
+      <w:r>
+        <w:rPr>
+          <w:rFonts w:ascii="Arial" w:hAnsi="Arial" w:eastAsia="Arial" w:cs="Arial"/>
+          <w:b w:val="0"/>
+          <w:i w:val="0"/>
+          <w:color w:val="000000"/>
+          <w:sz w:val="18"/>
+          <w:highlight w:val="lightGray"/>
+        </w:rPr>
+        <w:t>s</w:t>
+      </w:r>
+      <w:r>
+        <w:rPr>
+          <w:rFonts w:ascii="Arial" w:hAnsi="Arial" w:eastAsia="Arial" w:cs="Arial"/>
+          <w:b w:val="0"/>
+          <w:i w:val="0"/>
+          <w:color w:val="000000"/>
+          <w:sz w:val="18"/>
+          <w:highlight w:val="lightGray"/>
+        </w:rPr>
+        <w:t>s</w:t>
+      </w:r>
+      <w:r>
+        <w:rPr>
+          <w:rFonts w:ascii="Arial" w:hAnsi="Arial" w:eastAsia="Arial" w:cs="Arial"/>
+          <w:b w:val="0"/>
+          <w:i w:val="0"/>
+          <w:color w:val="000000"/>
+          <w:sz w:val="18"/>
+          <w:highlight w:val="lightGray"/>
+        </w:rPr>
+        <w:t>a</w:t>
+      </w:r>
+      <w:r>
+        <w:rPr>
+          <w:rFonts w:ascii="Arial" w:hAnsi="Arial" w:eastAsia="Arial" w:cs="Arial"/>
+          <w:b w:val="0"/>
+          <w:i w:val="0"/>
+          <w:color w:val="000000"/>
+          <w:sz w:val="18"/>
+          <w:highlight w:val="lightGray"/>
+        </w:rPr>
+        <w:t>m</w:t>
+      </w:r>
+      <w:r>
+        <w:rPr>
+          <w:rFonts w:ascii="Arial" w:hAnsi="Arial" w:eastAsia="Arial" w:cs="Arial"/>
+          <w:b w:val="0"/>
+          <w:i w:val="0"/>
+          <w:color w:val="000000"/>
+          <w:sz w:val="18"/>
+          <w:highlight w:val="lightGray"/>
+        </w:rPr>
+        <w:t>]</w:t>
+      </w:r>
+      <w:r>
+        <w:rPr>
+          <w:rFonts w:ascii="Arial" w:hAnsi="Arial" w:eastAsia="Arial" w:cs="Arial"/>
+          <w:b w:val="0"/>
+          <w:i w:val="0"/>
+          <w:color w:val="000000"/>
+          <w:sz w:val="18"/>
+          <w:highlight w:val="lightGray"/>
+        </w:rPr>
+        <w:t xml:space="preserve"> </w:t>
+      </w:r>
+      <w:r>
+        <w:rPr>
+          <w:rFonts w:ascii="Arial" w:hAnsi="Arial" w:eastAsia="Arial" w:cs="Arial"/>
+          <w:b w:val="0"/>
+          <w:i w:val="0"/>
+          <w:color w:val="000000"/>
+          <w:sz w:val="18"/>
+          <w:highlight w:val="lightGray"/>
+        </w:rPr>
+        <w:t>-</w:t>
+      </w:r>
+      <w:r>
+        <w:rPr>
+          <w:rFonts w:ascii="Arial" w:hAnsi="Arial" w:eastAsia="Arial" w:cs="Arial"/>
+          <w:b w:val="0"/>
+          <w:i w:val="0"/>
+          <w:color w:val="000000"/>
+          <w:sz w:val="18"/>
+          <w:highlight w:val="lightGray"/>
+        </w:rPr>
+        <w:t>&gt;</w:t>
+      </w:r>
+      <w:r>
+        <w:rPr>
+          <w:rFonts w:ascii="Arial" w:hAnsi="Arial" w:eastAsia="Arial" w:cs="Arial"/>
+          <w:b w:val="0"/>
+          <w:i w:val="0"/>
+          <w:color w:val="000000"/>
+          <w:sz w:val="18"/>
+          <w:highlight w:val="lightGray"/>
+        </w:rPr>
+        <w:t xml:space="preserve"> </w:t>
+      </w:r>
+      <w:r>
+        <w:rPr>
+          <w:rFonts w:ascii="Arial" w:hAnsi="Arial" w:eastAsia="Arial" w:cs="Arial"/>
+          <w:b/>
+          <w:i w:val="0"/>
+          <w:color w:val="000000"/>
+          <w:sz w:val="18"/>
+          <w:highlight w:val="lightGray"/>
+        </w:rPr>
+        <w:t>F</w:t>
+      </w:r>
+      <w:r>
+        <w:rPr>
+          <w:rFonts w:ascii="Arial" w:hAnsi="Arial" w:eastAsia="Arial" w:cs="Arial"/>
+          <w:b/>
+          <w:i w:val="0"/>
+          <w:color w:val="000000"/>
+          <w:sz w:val="18"/>
+          <w:highlight w:val="lightGray"/>
+        </w:rPr>
+        <w:t>r</w:t>
+      </w:r>
+      <w:r>
+        <w:rPr>
+          <w:rFonts w:ascii="Arial" w:hAnsi="Arial" w:eastAsia="Arial" w:cs="Arial"/>
+          <w:b/>
+          <w:i w:val="0"/>
+          <w:color w:val="000000"/>
+          <w:sz w:val="18"/>
+          <w:highlight w:val="lightGray"/>
+        </w:rPr>
+        <w:t>o</w:t>
+      </w:r>
+      <w:r>
+        <w:rPr>
+          <w:rFonts w:ascii="Arial" w:hAnsi="Arial" w:eastAsia="Arial" w:cs="Arial"/>
+          <w:b/>
+          <w:i w:val="0"/>
+          <w:color w:val="000000"/>
+          <w:sz w:val="18"/>
+          <w:highlight w:val="lightGray"/>
+        </w:rPr>
+        <w:t>m</w:t>
+      </w:r>
+      <w:r>
+        <w:rPr>
+          <w:rFonts w:ascii="Arial" w:hAnsi="Arial" w:eastAsia="Arial" w:cs="Arial"/>
+          <w:b/>
+          <w:i w:val="0"/>
+          <w:color w:val="000000"/>
+          <w:sz w:val="18"/>
+          <w:highlight w:val="lightGray"/>
+        </w:rPr>
+        <w:t>:</w:t>
+      </w:r>
+      <w:r>
+        <w:rPr>
+          <w:rFonts w:ascii="Arial" w:hAnsi="Arial" w:eastAsia="Arial" w:cs="Arial"/>
+          <w:b w:val="0"/>
+          <w:i w:val="0"/>
+          <w:color w:val="000000"/>
+          <w:sz w:val="18"/>
+          <w:highlight w:val="lightGray"/>
+        </w:rPr>
+        <w:t xml:space="preserve"> </w:t>
+      </w:r>
+      <w:r>
+        <w:rPr>
+          <w:rFonts w:ascii="Arial" w:hAnsi="Arial" w:eastAsia="Arial" w:cs="Arial"/>
+          <w:b w:val="0"/>
+          <w:i w:val="0"/>
+          <w:color w:val="000000"/>
+          <w:sz w:val="18"/>
+          <w:highlight w:val="lightGray"/>
+        </w:rPr>
+        <w:t>[</w:t>
+      </w:r>
+      <w:r>
+        <w:rPr>
+          <w:rFonts w:ascii="Arial" w:hAnsi="Arial" w:eastAsia="Arial" w:cs="Arial"/>
+          <w:b w:val="0"/>
+          <w:i w:val="0"/>
+          <w:color w:val="000000"/>
+          <w:sz w:val="18"/>
+          <w:highlight w:val="lightGray"/>
+        </w:rPr>
+        <w:t>C</w:t>
+      </w:r>
+      <w:r>
+        <w:rPr>
+          <w:rFonts w:ascii="Arial" w:hAnsi="Arial" w:eastAsia="Arial" w:cs="Arial"/>
+          <w:b w:val="0"/>
+          <w:i w:val="0"/>
+          <w:color w:val="000000"/>
+          <w:sz w:val="18"/>
+          <w:highlight w:val="lightGray"/>
+        </w:rPr>
+        <w:t>h</w:t>
+      </w:r>
+      <w:r>
+        <w:rPr>
+          <w:rFonts w:ascii="Arial" w:hAnsi="Arial" w:eastAsia="Arial" w:cs="Arial"/>
+          <w:b w:val="0"/>
+          <w:i w:val="0"/>
+          <w:color w:val="000000"/>
+          <w:sz w:val="18"/>
+          <w:highlight w:val="lightGray"/>
+        </w:rPr>
+        <w:t>a</w:t>
+      </w:r>
+      <w:r>
+        <w:rPr>
+          <w:rFonts w:ascii="Arial" w:hAnsi="Arial" w:eastAsia="Arial" w:cs="Arial"/>
+          <w:b w:val="0"/>
+          <w:i w:val="0"/>
+          <w:color w:val="000000"/>
+          <w:sz w:val="18"/>
+          <w:highlight w:val="lightGray"/>
+        </w:rPr>
+        <w:t>t</w:t>
+      </w:r>
+      <w:r>
+        <w:rPr>
+          <w:rFonts w:ascii="Arial" w:hAnsi="Arial" w:eastAsia="Arial" w:cs="Arial"/>
+          <w:b w:val="0"/>
+          <w:i w:val="0"/>
+          <w:color w:val="000000"/>
+          <w:sz w:val="18"/>
+          <w:highlight w:val="lightGray"/>
+        </w:rPr>
+        <w:t>G</w:t>
+      </w:r>
+      <w:r>
+        <w:rPr>
+          <w:rFonts w:ascii="Arial" w:hAnsi="Arial" w:eastAsia="Arial" w:cs="Arial"/>
+          <w:b w:val="0"/>
+          <w:i w:val="0"/>
+          <w:color w:val="000000"/>
+          <w:sz w:val="18"/>
+          <w:highlight w:val="lightGray"/>
+        </w:rPr>
+        <w:t>P</w:t>
+      </w:r>
+      <w:r>
+        <w:rPr>
+          <w:rFonts w:ascii="Arial" w:hAnsi="Arial" w:eastAsia="Arial" w:cs="Arial"/>
+          <w:b w:val="0"/>
+          <w:i w:val="0"/>
+          <w:color w:val="000000"/>
+          <w:sz w:val="18"/>
+          <w:highlight w:val="lightGray"/>
+        </w:rPr>
+        <w:t>T</w:t>
+      </w:r>
+      <w:r>
+        <w:rPr>
+          <w:rFonts w:ascii="Arial" w:hAnsi="Arial" w:eastAsia="Arial" w:cs="Arial"/>
+          <w:b w:val="0"/>
+          <w:i w:val="0"/>
+          <w:color w:val="000000"/>
+          <w:sz w:val="18"/>
+          <w:highlight w:val="lightGray"/>
+        </w:rPr>
+        <w:t>]</w:t>
+      </w:r>
+      <w:r>
+        <w:rPr>
+          <w:rFonts w:ascii="Arial" w:hAnsi="Arial" w:eastAsia="Arial" w:cs="Arial"/>
+          <w:b w:val="0"/>
+          <w:i w:val="0"/>
+          <w:color w:val="000000"/>
+          <w:sz w:val="18"/>
+          <w:highlight w:val="lightGray"/>
+        </w:rPr>
+        <w:t xml:space="preserve"> </w:t>
+      </w:r>
+      <w:r>
+        <w:rPr>
+          <w:rFonts w:ascii="Arial" w:hAnsi="Arial" w:eastAsia="Arial" w:cs="Arial"/>
+          <w:b/>
+          <w:i w:val="0"/>
+          <w:color w:val="000000"/>
+          <w:sz w:val="18"/>
+          <w:highlight w:val="lightGray"/>
+        </w:rPr>
+        <w:t>o</w:t>
+      </w:r>
+      <w:r>
+        <w:rPr>
+          <w:rFonts w:ascii="Arial" w:hAnsi="Arial" w:eastAsia="Arial" w:cs="Arial"/>
+          <w:b/>
+          <w:i w:val="0"/>
+          <w:color w:val="000000"/>
+          <w:sz w:val="18"/>
+          <w:highlight w:val="lightGray"/>
+        </w:rPr>
+        <w:t>n</w:t>
+      </w:r>
+      <w:r>
+        <w:rPr>
+          <w:rFonts w:ascii="Arial" w:hAnsi="Arial" w:eastAsia="Arial" w:cs="Arial"/>
+          <w:b/>
+          <w:i w:val="0"/>
+          <w:color w:val="000000"/>
+          <w:sz w:val="18"/>
+          <w:highlight w:val="lightGray"/>
+        </w:rPr>
+        <w:t xml:space="preserve"> </w:t>
+      </w:r>
+      <w:r>
+        <w:rPr>
+          <w:rFonts w:ascii="Arial" w:hAnsi="Arial" w:eastAsia="Arial" w:cs="Arial"/>
+          <w:b w:val="0"/>
+          <w:i w:val="0"/>
+          <w:color w:val="000000"/>
+          <w:sz w:val="18"/>
+          <w:highlight w:val="lightGray"/>
+        </w:rPr>
+        <w:t>[</w:t>
+      </w:r>
+      <w:r>
+        <w:rPr>
+          <w:rFonts w:ascii="Arial" w:hAnsi="Arial" w:eastAsia="Arial" w:cs="Arial"/>
+          <w:b w:val="0"/>
+          <w:i w:val="0"/>
+          <w:color w:val="000000"/>
+          <w:sz w:val="18"/>
+          <w:highlight w:val="lightGray"/>
+        </w:rPr>
+        <w:t>7</w:t>
+      </w:r>
+      <w:r>
+        <w:rPr>
+          <w:rFonts w:ascii="Arial" w:hAnsi="Arial" w:eastAsia="Arial" w:cs="Arial"/>
+          <w:b w:val="0"/>
+          <w:i w:val="0"/>
+          <w:color w:val="000000"/>
+          <w:sz w:val="18"/>
+          <w:highlight w:val="lightGray"/>
+        </w:rPr>
+        <w:t>/</w:t>
+      </w:r>
+      <w:r>
+        <w:rPr>
+          <w:rFonts w:ascii="Arial" w:hAnsi="Arial" w:eastAsia="Arial" w:cs="Arial"/>
+          <w:b w:val="0"/>
+          <w:i w:val="0"/>
+          <w:color w:val="000000"/>
+          <w:sz w:val="18"/>
+          <w:highlight w:val="lightGray"/>
+        </w:rPr>
+        <w:t>2</w:t>
+      </w:r>
+      <w:r>
+        <w:rPr>
+          <w:rFonts w:ascii="Arial" w:hAnsi="Arial" w:eastAsia="Arial" w:cs="Arial"/>
+          <w:b w:val="0"/>
+          <w:i w:val="0"/>
+          <w:color w:val="000000"/>
+          <w:sz w:val="18"/>
+          <w:highlight w:val="lightGray"/>
+        </w:rPr>
+        <w:t>1</w:t>
+      </w:r>
+      <w:r>
+        <w:rPr>
+          <w:rFonts w:ascii="Arial" w:hAnsi="Arial" w:eastAsia="Arial" w:cs="Arial"/>
+          <w:b w:val="0"/>
+          <w:i w:val="0"/>
+          <w:color w:val="000000"/>
+          <w:sz w:val="18"/>
+          <w:highlight w:val="lightGray"/>
+        </w:rPr>
+        <w:t>/</w:t>
+      </w:r>
+      <w:r>
+        <w:rPr>
+          <w:rFonts w:ascii="Arial" w:hAnsi="Arial" w:eastAsia="Arial" w:cs="Arial"/>
+          <w:b w:val="0"/>
+          <w:i w:val="0"/>
+          <w:color w:val="000000"/>
+          <w:sz w:val="18"/>
+          <w:highlight w:val="lightGray"/>
+        </w:rPr>
+        <w:t>2</w:t>
+      </w:r>
+      <w:r>
+        <w:rPr>
+          <w:rFonts w:ascii="Arial" w:hAnsi="Arial" w:eastAsia="Arial" w:cs="Arial"/>
+          <w:b w:val="0"/>
+          <w:i w:val="0"/>
+          <w:color w:val="000000"/>
+          <w:sz w:val="18"/>
+          <w:highlight w:val="lightGray"/>
+        </w:rPr>
+        <w:t>0</w:t>
+      </w:r>
+      <w:r>
+        <w:rPr>
+          <w:rFonts w:ascii="Arial" w:hAnsi="Arial" w:eastAsia="Arial" w:cs="Arial"/>
+          <w:b w:val="0"/>
+          <w:i w:val="0"/>
+          <w:color w:val="000000"/>
+          <w:sz w:val="18"/>
+          <w:highlight w:val="lightGray"/>
+        </w:rPr>
+        <w:t>2</w:t>
+      </w:r>
+      <w:r>
+        <w:rPr>
+          <w:rFonts w:ascii="Arial" w:hAnsi="Arial" w:eastAsia="Arial" w:cs="Arial"/>
+          <w:b w:val="0"/>
+          <w:i w:val="0"/>
+          <w:color w:val="000000"/>
+          <w:sz w:val="18"/>
+          <w:highlight w:val="lightGray"/>
+        </w:rPr>
+        <w:t>5</w:t>
+      </w:r>
+      <w:r>
+        <w:rPr>
+          <w:rFonts w:ascii="Arial" w:hAnsi="Arial" w:eastAsia="Arial" w:cs="Arial"/>
+          <w:b w:val="0"/>
+          <w:i w:val="0"/>
+          <w:color w:val="000000"/>
+          <w:sz w:val="18"/>
+          <w:highlight w:val="lightGray"/>
+        </w:rPr>
+        <w:t>]</w:t>
       </w:r>
     </w:p>
     <w:p>
@@ -6385,60 +7879,1554 @@
       </w:pPr>
       <w:r>
         <w:rPr>
-          <w:rFonts w:ascii="Arial" w:eastAsia="Arial" w:hAnsi="Arial"/>
-          <w:b/>
-          <w:color w:val="000000"/>
-          <w:sz w:val="18"/>
-          <w:highlight w:val="lightGray"/>
-        </w:rPr>
-        <w:t># Source: AI Source: Provided by: [Data Path</w:t>
-      </w:r>
-      <w:r>
-        <w:rPr>
-          <w:rFonts w:ascii="Arial" w:eastAsia="Arial" w:hAnsi="Arial"/>
-          <w:color w:val="000000"/>
-          <w:sz w:val="18"/>
-          <w:highlight w:val="lightGray"/>
-        </w:rPr>
-        <w:t xml:space="preserve">: Persons Table -&gt; ID Column: 1, Name_En Column: Motasem Essam] -&gt; </w:t>
-      </w:r>
-      <w:r>
-        <w:rPr>
-          <w:rFonts w:ascii="Arial" w:eastAsia="Arial" w:hAnsi="Arial"/>
-          <w:b/>
-          <w:color w:val="000000"/>
-          <w:sz w:val="18"/>
-          <w:highlight w:val="lightGray"/>
-        </w:rPr>
-        <w:t>From:</w:t>
-      </w:r>
-      <w:r>
-        <w:rPr>
-          <w:rFonts w:ascii="Arial" w:eastAsia="Arial" w:hAnsi="Arial"/>
-          <w:color w:val="000000"/>
-          <w:sz w:val="18"/>
-          <w:highlight w:val="lightGray"/>
-        </w:rPr>
-        <w:t xml:space="preserve"> [Chatgpt (GPT-4-turbo)] </w:t>
-      </w:r>
-      <w:r>
-        <w:rPr>
-          <w:rFonts w:ascii="Arial" w:eastAsia="Arial" w:hAnsi="Arial"/>
-          <w:b/>
-          <w:color w:val="000000"/>
-          <w:sz w:val="18"/>
-          <w:highlight w:val="lightGray"/>
-        </w:rPr>
-        <w:t xml:space="preserve">on </w:t>
-      </w:r>
-      <w:r>
-        <w:rPr>
-          <w:rFonts w:ascii="Arial" w:eastAsia="Arial" w:hAnsi="Arial"/>
-          <w:color w:val="000000"/>
-          <w:sz w:val="18"/>
-          <w:highlight w:val="lightGray"/>
-        </w:rPr>
-        <w:t>[7/21/2025]</w:t>
+          <w:rFonts w:ascii="Arial" w:hAnsi="Arial" w:eastAsia="Arial" w:cs="Arial"/>
+          <w:b/>
+          <w:i w:val="0"/>
+          <w:color w:val="000000"/>
+          <w:sz w:val="18"/>
+          <w:highlight w:val="lightGray"/>
+        </w:rPr>
+        <w:t>#</w:t>
+      </w:r>
+      <w:r>
+        <w:rPr>
+          <w:rFonts w:ascii="Arial" w:hAnsi="Arial" w:eastAsia="Arial" w:cs="Arial"/>
+          <w:b/>
+          <w:i w:val="0"/>
+          <w:color w:val="000000"/>
+          <w:sz w:val="18"/>
+          <w:highlight w:val="lightGray"/>
+        </w:rPr>
+        <w:t xml:space="preserve"> </w:t>
+      </w:r>
+      <w:r>
+        <w:rPr>
+          <w:rFonts w:ascii="Arial" w:hAnsi="Arial" w:eastAsia="Arial" w:cs="Arial"/>
+          <w:b/>
+          <w:i w:val="0"/>
+          <w:color w:val="000000"/>
+          <w:sz w:val="18"/>
+          <w:highlight w:val="lightGray"/>
+        </w:rPr>
+        <w:t>S</w:t>
+      </w:r>
+      <w:r>
+        <w:rPr>
+          <w:rFonts w:ascii="Arial" w:hAnsi="Arial" w:eastAsia="Arial" w:cs="Arial"/>
+          <w:b/>
+          <w:i w:val="0"/>
+          <w:color w:val="000000"/>
+          <w:sz w:val="18"/>
+          <w:highlight w:val="lightGray"/>
+        </w:rPr>
+        <w:t>o</w:t>
+      </w:r>
+      <w:r>
+        <w:rPr>
+          <w:rFonts w:ascii="Arial" w:hAnsi="Arial" w:eastAsia="Arial" w:cs="Arial"/>
+          <w:b/>
+          <w:i w:val="0"/>
+          <w:color w:val="000000"/>
+          <w:sz w:val="18"/>
+          <w:highlight w:val="lightGray"/>
+        </w:rPr>
+        <w:t>u</w:t>
+      </w:r>
+      <w:r>
+        <w:rPr>
+          <w:rFonts w:ascii="Arial" w:hAnsi="Arial" w:eastAsia="Arial" w:cs="Arial"/>
+          <w:b/>
+          <w:i w:val="0"/>
+          <w:color w:val="000000"/>
+          <w:sz w:val="18"/>
+          <w:highlight w:val="lightGray"/>
+        </w:rPr>
+        <w:t>r</w:t>
+      </w:r>
+      <w:r>
+        <w:rPr>
+          <w:rFonts w:ascii="Arial" w:hAnsi="Arial" w:eastAsia="Arial" w:cs="Arial"/>
+          <w:b/>
+          <w:i w:val="0"/>
+          <w:color w:val="000000"/>
+          <w:sz w:val="18"/>
+          <w:highlight w:val="lightGray"/>
+        </w:rPr>
+        <w:t>c</w:t>
+      </w:r>
+      <w:r>
+        <w:rPr>
+          <w:rFonts w:ascii="Arial" w:hAnsi="Arial" w:eastAsia="Arial" w:cs="Arial"/>
+          <w:b/>
+          <w:i w:val="0"/>
+          <w:color w:val="000000"/>
+          <w:sz w:val="18"/>
+          <w:highlight w:val="lightGray"/>
+        </w:rPr>
+        <w:t>e</w:t>
+      </w:r>
+      <w:r>
+        <w:rPr>
+          <w:rFonts w:ascii="Arial" w:hAnsi="Arial" w:eastAsia="Arial" w:cs="Arial"/>
+          <w:b/>
+          <w:i w:val="0"/>
+          <w:color w:val="000000"/>
+          <w:sz w:val="18"/>
+          <w:highlight w:val="lightGray"/>
+        </w:rPr>
+        <w:t>:</w:t>
+      </w:r>
+      <w:r>
+        <w:rPr>
+          <w:rFonts w:ascii="Arial" w:hAnsi="Arial" w:eastAsia="Arial" w:cs="Arial"/>
+          <w:b/>
+          <w:i w:val="0"/>
+          <w:color w:val="000000"/>
+          <w:sz w:val="18"/>
+          <w:highlight w:val="lightGray"/>
+        </w:rPr>
+        <w:t xml:space="preserve"> </w:t>
+      </w:r>
+      <w:r>
+        <w:rPr>
+          <w:rFonts w:ascii="Arial" w:hAnsi="Arial" w:eastAsia="Arial" w:cs="Arial"/>
+          <w:b/>
+          <w:i w:val="0"/>
+          <w:color w:val="000000"/>
+          <w:sz w:val="18"/>
+          <w:highlight w:val="lightGray"/>
+        </w:rPr>
+        <w:t>A</w:t>
+      </w:r>
+      <w:r>
+        <w:rPr>
+          <w:rFonts w:ascii="Arial" w:hAnsi="Arial" w:eastAsia="Arial" w:cs="Arial"/>
+          <w:b/>
+          <w:i w:val="0"/>
+          <w:color w:val="000000"/>
+          <w:sz w:val="18"/>
+          <w:highlight w:val="lightGray"/>
+        </w:rPr>
+        <w:t>I</w:t>
+      </w:r>
+      <w:r>
+        <w:rPr>
+          <w:rFonts w:ascii="Arial" w:hAnsi="Arial" w:eastAsia="Arial" w:cs="Arial"/>
+          <w:b/>
+          <w:i w:val="0"/>
+          <w:color w:val="000000"/>
+          <w:sz w:val="18"/>
+          <w:highlight w:val="lightGray"/>
+        </w:rPr>
+        <w:t xml:space="preserve"> </w:t>
+      </w:r>
+      <w:r>
+        <w:rPr>
+          <w:rFonts w:ascii="Arial" w:hAnsi="Arial" w:eastAsia="Arial" w:cs="Arial"/>
+          <w:b/>
+          <w:i w:val="0"/>
+          <w:color w:val="000000"/>
+          <w:sz w:val="18"/>
+          <w:highlight w:val="lightGray"/>
+        </w:rPr>
+        <w:t>S</w:t>
+      </w:r>
+      <w:r>
+        <w:rPr>
+          <w:rFonts w:ascii="Arial" w:hAnsi="Arial" w:eastAsia="Arial" w:cs="Arial"/>
+          <w:b/>
+          <w:i w:val="0"/>
+          <w:color w:val="000000"/>
+          <w:sz w:val="18"/>
+          <w:highlight w:val="lightGray"/>
+        </w:rPr>
+        <w:t>o</w:t>
+      </w:r>
+      <w:r>
+        <w:rPr>
+          <w:rFonts w:ascii="Arial" w:hAnsi="Arial" w:eastAsia="Arial" w:cs="Arial"/>
+          <w:b/>
+          <w:i w:val="0"/>
+          <w:color w:val="000000"/>
+          <w:sz w:val="18"/>
+          <w:highlight w:val="lightGray"/>
+        </w:rPr>
+        <w:t>u</w:t>
+      </w:r>
+      <w:r>
+        <w:rPr>
+          <w:rFonts w:ascii="Arial" w:hAnsi="Arial" w:eastAsia="Arial" w:cs="Arial"/>
+          <w:b/>
+          <w:i w:val="0"/>
+          <w:color w:val="000000"/>
+          <w:sz w:val="18"/>
+          <w:highlight w:val="lightGray"/>
+        </w:rPr>
+        <w:t>r</w:t>
+      </w:r>
+      <w:r>
+        <w:rPr>
+          <w:rFonts w:ascii="Arial" w:hAnsi="Arial" w:eastAsia="Arial" w:cs="Arial"/>
+          <w:b/>
+          <w:i w:val="0"/>
+          <w:color w:val="000000"/>
+          <w:sz w:val="18"/>
+          <w:highlight w:val="lightGray"/>
+        </w:rPr>
+        <w:t>c</w:t>
+      </w:r>
+      <w:r>
+        <w:rPr>
+          <w:rFonts w:ascii="Arial" w:hAnsi="Arial" w:eastAsia="Arial" w:cs="Arial"/>
+          <w:b/>
+          <w:i w:val="0"/>
+          <w:color w:val="000000"/>
+          <w:sz w:val="18"/>
+          <w:highlight w:val="lightGray"/>
+        </w:rPr>
+        <w:t>e</w:t>
+      </w:r>
+      <w:r>
+        <w:rPr>
+          <w:rFonts w:ascii="Arial" w:hAnsi="Arial" w:eastAsia="Arial" w:cs="Arial"/>
+          <w:b/>
+          <w:i w:val="0"/>
+          <w:color w:val="000000"/>
+          <w:sz w:val="18"/>
+          <w:highlight w:val="lightGray"/>
+        </w:rPr>
+        <w:t>:</w:t>
+      </w:r>
+      <w:r>
+        <w:rPr>
+          <w:rFonts w:ascii="Arial" w:hAnsi="Arial" w:eastAsia="Arial" w:cs="Arial"/>
+          <w:b/>
+          <w:i w:val="0"/>
+          <w:color w:val="000000"/>
+          <w:sz w:val="18"/>
+          <w:highlight w:val="lightGray"/>
+        </w:rPr>
+        <w:t xml:space="preserve"> </w:t>
+      </w:r>
+      <w:r>
+        <w:rPr>
+          <w:rFonts w:ascii="Arial" w:hAnsi="Arial" w:eastAsia="Arial" w:cs="Arial"/>
+          <w:b/>
+          <w:i w:val="0"/>
+          <w:color w:val="000000"/>
+          <w:sz w:val="18"/>
+          <w:highlight w:val="lightGray"/>
+        </w:rPr>
+        <w:t>P</w:t>
+      </w:r>
+      <w:r>
+        <w:rPr>
+          <w:rFonts w:ascii="Arial" w:hAnsi="Arial" w:eastAsia="Arial" w:cs="Arial"/>
+          <w:b/>
+          <w:i w:val="0"/>
+          <w:color w:val="000000"/>
+          <w:sz w:val="18"/>
+          <w:highlight w:val="lightGray"/>
+        </w:rPr>
+        <w:t>r</w:t>
+      </w:r>
+      <w:r>
+        <w:rPr>
+          <w:rFonts w:ascii="Arial" w:hAnsi="Arial" w:eastAsia="Arial" w:cs="Arial"/>
+          <w:b/>
+          <w:i w:val="0"/>
+          <w:color w:val="000000"/>
+          <w:sz w:val="18"/>
+          <w:highlight w:val="lightGray"/>
+        </w:rPr>
+        <w:t>o</w:t>
+      </w:r>
+      <w:r>
+        <w:rPr>
+          <w:rFonts w:ascii="Arial" w:hAnsi="Arial" w:eastAsia="Arial" w:cs="Arial"/>
+          <w:b/>
+          <w:i w:val="0"/>
+          <w:color w:val="000000"/>
+          <w:sz w:val="18"/>
+          <w:highlight w:val="lightGray"/>
+        </w:rPr>
+        <w:t>v</w:t>
+      </w:r>
+      <w:r>
+        <w:rPr>
+          <w:rFonts w:ascii="Arial" w:hAnsi="Arial" w:eastAsia="Arial" w:cs="Arial"/>
+          <w:b/>
+          <w:i w:val="0"/>
+          <w:color w:val="000000"/>
+          <w:sz w:val="18"/>
+          <w:highlight w:val="lightGray"/>
+        </w:rPr>
+        <w:t>i</w:t>
+      </w:r>
+      <w:r>
+        <w:rPr>
+          <w:rFonts w:ascii="Arial" w:hAnsi="Arial" w:eastAsia="Arial" w:cs="Arial"/>
+          <w:b/>
+          <w:i w:val="0"/>
+          <w:color w:val="000000"/>
+          <w:sz w:val="18"/>
+          <w:highlight w:val="lightGray"/>
+        </w:rPr>
+        <w:t>d</w:t>
+      </w:r>
+      <w:r>
+        <w:rPr>
+          <w:rFonts w:ascii="Arial" w:hAnsi="Arial" w:eastAsia="Arial" w:cs="Arial"/>
+          <w:b/>
+          <w:i w:val="0"/>
+          <w:color w:val="000000"/>
+          <w:sz w:val="18"/>
+          <w:highlight w:val="lightGray"/>
+        </w:rPr>
+        <w:t>e</w:t>
+      </w:r>
+      <w:r>
+        <w:rPr>
+          <w:rFonts w:ascii="Arial" w:hAnsi="Arial" w:eastAsia="Arial" w:cs="Arial"/>
+          <w:b/>
+          <w:i w:val="0"/>
+          <w:color w:val="000000"/>
+          <w:sz w:val="18"/>
+          <w:highlight w:val="lightGray"/>
+        </w:rPr>
+        <w:t>d</w:t>
+      </w:r>
+      <w:r>
+        <w:rPr>
+          <w:rFonts w:ascii="Arial" w:hAnsi="Arial" w:eastAsia="Arial" w:cs="Arial"/>
+          <w:b/>
+          <w:i w:val="0"/>
+          <w:color w:val="000000"/>
+          <w:sz w:val="18"/>
+          <w:highlight w:val="lightGray"/>
+        </w:rPr>
+        <w:t xml:space="preserve"> </w:t>
+      </w:r>
+      <w:r>
+        <w:rPr>
+          <w:rFonts w:ascii="Arial" w:hAnsi="Arial" w:eastAsia="Arial" w:cs="Arial"/>
+          <w:b/>
+          <w:i w:val="0"/>
+          <w:color w:val="000000"/>
+          <w:sz w:val="18"/>
+          <w:highlight w:val="lightGray"/>
+        </w:rPr>
+        <w:t>b</w:t>
+      </w:r>
+      <w:r>
+        <w:rPr>
+          <w:rFonts w:ascii="Arial" w:hAnsi="Arial" w:eastAsia="Arial" w:cs="Arial"/>
+          <w:b/>
+          <w:i w:val="0"/>
+          <w:color w:val="000000"/>
+          <w:sz w:val="18"/>
+          <w:highlight w:val="lightGray"/>
+        </w:rPr>
+        <w:t>y</w:t>
+      </w:r>
+      <w:r>
+        <w:rPr>
+          <w:rFonts w:ascii="Arial" w:hAnsi="Arial" w:eastAsia="Arial" w:cs="Arial"/>
+          <w:b/>
+          <w:i w:val="0"/>
+          <w:color w:val="000000"/>
+          <w:sz w:val="18"/>
+          <w:highlight w:val="lightGray"/>
+        </w:rPr>
+        <w:t>:</w:t>
+      </w:r>
+      <w:r>
+        <w:rPr>
+          <w:rFonts w:ascii="Arial" w:hAnsi="Arial" w:eastAsia="Arial" w:cs="Arial"/>
+          <w:b/>
+          <w:i w:val="0"/>
+          <w:color w:val="000000"/>
+          <w:sz w:val="18"/>
+          <w:highlight w:val="lightGray"/>
+        </w:rPr>
+        <w:t xml:space="preserve"> </w:t>
+      </w:r>
+      <w:r>
+        <w:rPr>
+          <w:rFonts w:ascii="Arial" w:hAnsi="Arial" w:eastAsia="Arial" w:cs="Arial"/>
+          <w:b/>
+          <w:i w:val="0"/>
+          <w:color w:val="000000"/>
+          <w:sz w:val="18"/>
+          <w:highlight w:val="lightGray"/>
+        </w:rPr>
+        <w:t>[</w:t>
+      </w:r>
+      <w:r>
+        <w:rPr>
+          <w:rFonts w:ascii="Arial" w:hAnsi="Arial" w:eastAsia="Arial" w:cs="Arial"/>
+          <w:b/>
+          <w:i w:val="0"/>
+          <w:color w:val="000000"/>
+          <w:sz w:val="18"/>
+          <w:highlight w:val="lightGray"/>
+        </w:rPr>
+        <w:t>D</w:t>
+      </w:r>
+      <w:r>
+        <w:rPr>
+          <w:rFonts w:ascii="Arial" w:hAnsi="Arial" w:eastAsia="Arial" w:cs="Arial"/>
+          <w:b/>
+          <w:i w:val="0"/>
+          <w:color w:val="000000"/>
+          <w:sz w:val="18"/>
+          <w:highlight w:val="lightGray"/>
+        </w:rPr>
+        <w:t>a</w:t>
+      </w:r>
+      <w:r>
+        <w:rPr>
+          <w:rFonts w:ascii="Arial" w:hAnsi="Arial" w:eastAsia="Arial" w:cs="Arial"/>
+          <w:b/>
+          <w:i w:val="0"/>
+          <w:color w:val="000000"/>
+          <w:sz w:val="18"/>
+          <w:highlight w:val="lightGray"/>
+        </w:rPr>
+        <w:t>t</w:t>
+      </w:r>
+      <w:r>
+        <w:rPr>
+          <w:rFonts w:ascii="Arial" w:hAnsi="Arial" w:eastAsia="Arial" w:cs="Arial"/>
+          <w:b/>
+          <w:i w:val="0"/>
+          <w:color w:val="000000"/>
+          <w:sz w:val="18"/>
+          <w:highlight w:val="lightGray"/>
+        </w:rPr>
+        <w:t>a</w:t>
+      </w:r>
+      <w:r>
+        <w:rPr>
+          <w:rFonts w:ascii="Arial" w:hAnsi="Arial" w:eastAsia="Arial" w:cs="Arial"/>
+          <w:b/>
+          <w:i w:val="0"/>
+          <w:color w:val="000000"/>
+          <w:sz w:val="18"/>
+          <w:highlight w:val="lightGray"/>
+        </w:rPr>
+        <w:t xml:space="preserve"> </w:t>
+      </w:r>
+      <w:r>
+        <w:rPr>
+          <w:rFonts w:ascii="Arial" w:hAnsi="Arial" w:eastAsia="Arial" w:cs="Arial"/>
+          <w:b/>
+          <w:i w:val="0"/>
+          <w:color w:val="000000"/>
+          <w:sz w:val="18"/>
+          <w:highlight w:val="lightGray"/>
+        </w:rPr>
+        <w:t>P</w:t>
+      </w:r>
+      <w:r>
+        <w:rPr>
+          <w:rFonts w:ascii="Arial" w:hAnsi="Arial" w:eastAsia="Arial" w:cs="Arial"/>
+          <w:b/>
+          <w:i w:val="0"/>
+          <w:color w:val="000000"/>
+          <w:sz w:val="18"/>
+          <w:highlight w:val="lightGray"/>
+        </w:rPr>
+        <w:t>a</w:t>
+      </w:r>
+      <w:r>
+        <w:rPr>
+          <w:rFonts w:ascii="Arial" w:hAnsi="Arial" w:eastAsia="Arial" w:cs="Arial"/>
+          <w:b/>
+          <w:i w:val="0"/>
+          <w:color w:val="000000"/>
+          <w:sz w:val="18"/>
+          <w:highlight w:val="lightGray"/>
+        </w:rPr>
+        <w:t>t</w:t>
+      </w:r>
+      <w:r>
+        <w:rPr>
+          <w:rFonts w:ascii="Arial" w:hAnsi="Arial" w:eastAsia="Arial" w:cs="Arial"/>
+          <w:b/>
+          <w:i w:val="0"/>
+          <w:color w:val="000000"/>
+          <w:sz w:val="18"/>
+          <w:highlight w:val="lightGray"/>
+        </w:rPr>
+        <w:t>h</w:t>
+      </w:r>
+      <w:r>
+        <w:rPr>
+          <w:rFonts w:ascii="Arial" w:hAnsi="Arial" w:eastAsia="Arial" w:cs="Arial"/>
+          <w:b w:val="0"/>
+          <w:i w:val="0"/>
+          <w:color w:val="000000"/>
+          <w:sz w:val="18"/>
+          <w:highlight w:val="lightGray"/>
+        </w:rPr>
+        <w:t>:</w:t>
+      </w:r>
+      <w:r>
+        <w:rPr>
+          <w:rFonts w:ascii="Arial" w:hAnsi="Arial" w:eastAsia="Arial" w:cs="Arial"/>
+          <w:b w:val="0"/>
+          <w:i w:val="0"/>
+          <w:color w:val="000000"/>
+          <w:sz w:val="18"/>
+          <w:highlight w:val="lightGray"/>
+        </w:rPr>
+        <w:t xml:space="preserve"> </w:t>
+      </w:r>
+      <w:r>
+        <w:rPr>
+          <w:rFonts w:ascii="Arial" w:hAnsi="Arial" w:eastAsia="Arial" w:cs="Arial"/>
+          <w:b w:val="0"/>
+          <w:i w:val="0"/>
+          <w:color w:val="000000"/>
+          <w:sz w:val="18"/>
+          <w:highlight w:val="lightGray"/>
+        </w:rPr>
+        <w:t>P</w:t>
+      </w:r>
+      <w:r>
+        <w:rPr>
+          <w:rFonts w:ascii="Arial" w:hAnsi="Arial" w:eastAsia="Arial" w:cs="Arial"/>
+          <w:b w:val="0"/>
+          <w:i w:val="0"/>
+          <w:color w:val="000000"/>
+          <w:sz w:val="18"/>
+          <w:highlight w:val="lightGray"/>
+        </w:rPr>
+        <w:t>e</w:t>
+      </w:r>
+      <w:r>
+        <w:rPr>
+          <w:rFonts w:ascii="Arial" w:hAnsi="Arial" w:eastAsia="Arial" w:cs="Arial"/>
+          <w:b w:val="0"/>
+          <w:i w:val="0"/>
+          <w:color w:val="000000"/>
+          <w:sz w:val="18"/>
+          <w:highlight w:val="lightGray"/>
+        </w:rPr>
+        <w:t>r</w:t>
+      </w:r>
+      <w:r>
+        <w:rPr>
+          <w:rFonts w:ascii="Arial" w:hAnsi="Arial" w:eastAsia="Arial" w:cs="Arial"/>
+          <w:b w:val="0"/>
+          <w:i w:val="0"/>
+          <w:color w:val="000000"/>
+          <w:sz w:val="18"/>
+          <w:highlight w:val="lightGray"/>
+        </w:rPr>
+        <w:t>s</w:t>
+      </w:r>
+      <w:r>
+        <w:rPr>
+          <w:rFonts w:ascii="Arial" w:hAnsi="Arial" w:eastAsia="Arial" w:cs="Arial"/>
+          <w:b w:val="0"/>
+          <w:i w:val="0"/>
+          <w:color w:val="000000"/>
+          <w:sz w:val="18"/>
+          <w:highlight w:val="lightGray"/>
+        </w:rPr>
+        <w:t>o</w:t>
+      </w:r>
+      <w:r>
+        <w:rPr>
+          <w:rFonts w:ascii="Arial" w:hAnsi="Arial" w:eastAsia="Arial" w:cs="Arial"/>
+          <w:b w:val="0"/>
+          <w:i w:val="0"/>
+          <w:color w:val="000000"/>
+          <w:sz w:val="18"/>
+          <w:highlight w:val="lightGray"/>
+        </w:rPr>
+        <w:t>n</w:t>
+      </w:r>
+      <w:r>
+        <w:rPr>
+          <w:rFonts w:ascii="Arial" w:hAnsi="Arial" w:eastAsia="Arial" w:cs="Arial"/>
+          <w:b w:val="0"/>
+          <w:i w:val="0"/>
+          <w:color w:val="000000"/>
+          <w:sz w:val="18"/>
+          <w:highlight w:val="lightGray"/>
+        </w:rPr>
+        <w:t>s</w:t>
+      </w:r>
+      <w:r>
+        <w:rPr>
+          <w:rFonts w:ascii="Arial" w:hAnsi="Arial" w:eastAsia="Arial" w:cs="Arial"/>
+          <w:b w:val="0"/>
+          <w:i w:val="0"/>
+          <w:color w:val="000000"/>
+          <w:sz w:val="18"/>
+          <w:highlight w:val="lightGray"/>
+        </w:rPr>
+        <w:t xml:space="preserve"> </w:t>
+      </w:r>
+      <w:r>
+        <w:rPr>
+          <w:rFonts w:ascii="Arial" w:hAnsi="Arial" w:eastAsia="Arial" w:cs="Arial"/>
+          <w:b w:val="0"/>
+          <w:i w:val="0"/>
+          <w:color w:val="000000"/>
+          <w:sz w:val="18"/>
+          <w:highlight w:val="lightGray"/>
+        </w:rPr>
+        <w:t>T</w:t>
+      </w:r>
+      <w:r>
+        <w:rPr>
+          <w:rFonts w:ascii="Arial" w:hAnsi="Arial" w:eastAsia="Arial" w:cs="Arial"/>
+          <w:b w:val="0"/>
+          <w:i w:val="0"/>
+          <w:color w:val="000000"/>
+          <w:sz w:val="18"/>
+          <w:highlight w:val="lightGray"/>
+        </w:rPr>
+        <w:t>a</w:t>
+      </w:r>
+      <w:r>
+        <w:rPr>
+          <w:rFonts w:ascii="Arial" w:hAnsi="Arial" w:eastAsia="Arial" w:cs="Arial"/>
+          <w:b w:val="0"/>
+          <w:i w:val="0"/>
+          <w:color w:val="000000"/>
+          <w:sz w:val="18"/>
+          <w:highlight w:val="lightGray"/>
+        </w:rPr>
+        <w:t>b</w:t>
+      </w:r>
+      <w:r>
+        <w:rPr>
+          <w:rFonts w:ascii="Arial" w:hAnsi="Arial" w:eastAsia="Arial" w:cs="Arial"/>
+          <w:b w:val="0"/>
+          <w:i w:val="0"/>
+          <w:color w:val="000000"/>
+          <w:sz w:val="18"/>
+          <w:highlight w:val="lightGray"/>
+        </w:rPr>
+        <w:t>l</w:t>
+      </w:r>
+      <w:r>
+        <w:rPr>
+          <w:rFonts w:ascii="Arial" w:hAnsi="Arial" w:eastAsia="Arial" w:cs="Arial"/>
+          <w:b w:val="0"/>
+          <w:i w:val="0"/>
+          <w:color w:val="000000"/>
+          <w:sz w:val="18"/>
+          <w:highlight w:val="lightGray"/>
+        </w:rPr>
+        <w:t>e</w:t>
+      </w:r>
+      <w:r>
+        <w:rPr>
+          <w:rFonts w:ascii="Arial" w:hAnsi="Arial" w:eastAsia="Arial" w:cs="Arial"/>
+          <w:b w:val="0"/>
+          <w:i w:val="0"/>
+          <w:color w:val="000000"/>
+          <w:sz w:val="18"/>
+          <w:highlight w:val="lightGray"/>
+        </w:rPr>
+        <w:t xml:space="preserve"> </w:t>
+      </w:r>
+      <w:r>
+        <w:rPr>
+          <w:rFonts w:ascii="Arial" w:hAnsi="Arial" w:eastAsia="Arial" w:cs="Arial"/>
+          <w:b w:val="0"/>
+          <w:i w:val="0"/>
+          <w:color w:val="000000"/>
+          <w:sz w:val="18"/>
+          <w:highlight w:val="lightGray"/>
+        </w:rPr>
+        <w:t>-</w:t>
+      </w:r>
+      <w:r>
+        <w:rPr>
+          <w:rFonts w:ascii="Arial" w:hAnsi="Arial" w:eastAsia="Arial" w:cs="Arial"/>
+          <w:b w:val="0"/>
+          <w:i w:val="0"/>
+          <w:color w:val="000000"/>
+          <w:sz w:val="18"/>
+          <w:highlight w:val="lightGray"/>
+        </w:rPr>
+        <w:t>&gt;</w:t>
+      </w:r>
+      <w:r>
+        <w:rPr>
+          <w:rFonts w:ascii="Arial" w:hAnsi="Arial" w:eastAsia="Arial" w:cs="Arial"/>
+          <w:b w:val="0"/>
+          <w:i w:val="0"/>
+          <w:color w:val="000000"/>
+          <w:sz w:val="18"/>
+          <w:highlight w:val="lightGray"/>
+        </w:rPr>
+        <w:t xml:space="preserve"> </w:t>
+      </w:r>
+      <w:r>
+        <w:rPr>
+          <w:rFonts w:ascii="Arial" w:hAnsi="Arial" w:eastAsia="Arial" w:cs="Arial"/>
+          <w:b w:val="0"/>
+          <w:i w:val="0"/>
+          <w:color w:val="000000"/>
+          <w:sz w:val="18"/>
+          <w:highlight w:val="lightGray"/>
+        </w:rPr>
+        <w:t>I</w:t>
+      </w:r>
+      <w:r>
+        <w:rPr>
+          <w:rFonts w:ascii="Arial" w:hAnsi="Arial" w:eastAsia="Arial" w:cs="Arial"/>
+          <w:b w:val="0"/>
+          <w:i w:val="0"/>
+          <w:color w:val="000000"/>
+          <w:sz w:val="18"/>
+          <w:highlight w:val="lightGray"/>
+        </w:rPr>
+        <w:t>D</w:t>
+      </w:r>
+      <w:r>
+        <w:rPr>
+          <w:rFonts w:ascii="Arial" w:hAnsi="Arial" w:eastAsia="Arial" w:cs="Arial"/>
+          <w:b w:val="0"/>
+          <w:i w:val="0"/>
+          <w:color w:val="000000"/>
+          <w:sz w:val="18"/>
+          <w:highlight w:val="lightGray"/>
+        </w:rPr>
+        <w:t xml:space="preserve"> </w:t>
+      </w:r>
+      <w:r>
+        <w:rPr>
+          <w:rFonts w:ascii="Arial" w:hAnsi="Arial" w:eastAsia="Arial" w:cs="Arial"/>
+          <w:b w:val="0"/>
+          <w:i w:val="0"/>
+          <w:color w:val="000000"/>
+          <w:sz w:val="18"/>
+          <w:highlight w:val="lightGray"/>
+        </w:rPr>
+        <w:t>C</w:t>
+      </w:r>
+      <w:r>
+        <w:rPr>
+          <w:rFonts w:ascii="Arial" w:hAnsi="Arial" w:eastAsia="Arial" w:cs="Arial"/>
+          <w:b w:val="0"/>
+          <w:i w:val="0"/>
+          <w:color w:val="000000"/>
+          <w:sz w:val="18"/>
+          <w:highlight w:val="lightGray"/>
+        </w:rPr>
+        <w:t>o</w:t>
+      </w:r>
+      <w:r>
+        <w:rPr>
+          <w:rFonts w:ascii="Arial" w:hAnsi="Arial" w:eastAsia="Arial" w:cs="Arial"/>
+          <w:b w:val="0"/>
+          <w:i w:val="0"/>
+          <w:color w:val="000000"/>
+          <w:sz w:val="18"/>
+          <w:highlight w:val="lightGray"/>
+        </w:rPr>
+        <w:t>l</w:t>
+      </w:r>
+      <w:r>
+        <w:rPr>
+          <w:rFonts w:ascii="Arial" w:hAnsi="Arial" w:eastAsia="Arial" w:cs="Arial"/>
+          <w:b w:val="0"/>
+          <w:i w:val="0"/>
+          <w:color w:val="000000"/>
+          <w:sz w:val="18"/>
+          <w:highlight w:val="lightGray"/>
+        </w:rPr>
+        <w:t>u</w:t>
+      </w:r>
+      <w:r>
+        <w:rPr>
+          <w:rFonts w:ascii="Arial" w:hAnsi="Arial" w:eastAsia="Arial" w:cs="Arial"/>
+          <w:b w:val="0"/>
+          <w:i w:val="0"/>
+          <w:color w:val="000000"/>
+          <w:sz w:val="18"/>
+          <w:highlight w:val="lightGray"/>
+        </w:rPr>
+        <w:t>m</w:t>
+      </w:r>
+      <w:r>
+        <w:rPr>
+          <w:rFonts w:ascii="Arial" w:hAnsi="Arial" w:eastAsia="Arial" w:cs="Arial"/>
+          <w:b w:val="0"/>
+          <w:i w:val="0"/>
+          <w:color w:val="000000"/>
+          <w:sz w:val="18"/>
+          <w:highlight w:val="lightGray"/>
+        </w:rPr>
+        <w:t>n</w:t>
+      </w:r>
+      <w:r>
+        <w:rPr>
+          <w:rFonts w:ascii="Arial" w:hAnsi="Arial" w:eastAsia="Arial" w:cs="Arial"/>
+          <w:b w:val="0"/>
+          <w:i w:val="0"/>
+          <w:color w:val="000000"/>
+          <w:sz w:val="18"/>
+          <w:highlight w:val="lightGray"/>
+        </w:rPr>
+        <w:t>:</w:t>
+      </w:r>
+      <w:r>
+        <w:rPr>
+          <w:rFonts w:ascii="Arial" w:hAnsi="Arial" w:eastAsia="Arial" w:cs="Arial"/>
+          <w:b w:val="0"/>
+          <w:i w:val="0"/>
+          <w:color w:val="000000"/>
+          <w:sz w:val="18"/>
+          <w:highlight w:val="lightGray"/>
+        </w:rPr>
+        <w:t xml:space="preserve"> </w:t>
+      </w:r>
+      <w:r>
+        <w:rPr>
+          <w:rFonts w:ascii="Arial" w:hAnsi="Arial" w:eastAsia="Arial" w:cs="Arial"/>
+          <w:b w:val="0"/>
+          <w:i w:val="0"/>
+          <w:color w:val="000000"/>
+          <w:sz w:val="18"/>
+          <w:highlight w:val="lightGray"/>
+        </w:rPr>
+        <w:t>1</w:t>
+      </w:r>
+      <w:r>
+        <w:rPr>
+          <w:rFonts w:ascii="Arial" w:hAnsi="Arial" w:eastAsia="Arial" w:cs="Arial"/>
+          <w:b w:val="0"/>
+          <w:i w:val="0"/>
+          <w:color w:val="000000"/>
+          <w:sz w:val="18"/>
+          <w:highlight w:val="lightGray"/>
+        </w:rPr>
+        <w:t>,</w:t>
+      </w:r>
+      <w:r>
+        <w:rPr>
+          <w:rFonts w:ascii="Arial" w:hAnsi="Arial" w:eastAsia="Arial" w:cs="Arial"/>
+          <w:b w:val="0"/>
+          <w:i w:val="0"/>
+          <w:color w:val="000000"/>
+          <w:sz w:val="18"/>
+          <w:highlight w:val="lightGray"/>
+        </w:rPr>
+        <w:t xml:space="preserve"> </w:t>
+      </w:r>
+      <w:r>
+        <w:rPr>
+          <w:rFonts w:ascii="Arial" w:hAnsi="Arial" w:eastAsia="Arial" w:cs="Arial"/>
+          <w:b w:val="0"/>
+          <w:i w:val="0"/>
+          <w:color w:val="000000"/>
+          <w:sz w:val="18"/>
+          <w:highlight w:val="lightGray"/>
+        </w:rPr>
+        <w:t>N</w:t>
+      </w:r>
+      <w:r>
+        <w:rPr>
+          <w:rFonts w:ascii="Arial" w:hAnsi="Arial" w:eastAsia="Arial" w:cs="Arial"/>
+          <w:b w:val="0"/>
+          <w:i w:val="0"/>
+          <w:color w:val="000000"/>
+          <w:sz w:val="18"/>
+          <w:highlight w:val="lightGray"/>
+        </w:rPr>
+        <w:t>a</w:t>
+      </w:r>
+      <w:r>
+        <w:rPr>
+          <w:rFonts w:ascii="Arial" w:hAnsi="Arial" w:eastAsia="Arial" w:cs="Arial"/>
+          <w:b w:val="0"/>
+          <w:i w:val="0"/>
+          <w:color w:val="000000"/>
+          <w:sz w:val="18"/>
+          <w:highlight w:val="lightGray"/>
+        </w:rPr>
+        <w:t>m</w:t>
+      </w:r>
+      <w:r>
+        <w:rPr>
+          <w:rFonts w:ascii="Arial" w:hAnsi="Arial" w:eastAsia="Arial" w:cs="Arial"/>
+          <w:b w:val="0"/>
+          <w:i w:val="0"/>
+          <w:color w:val="000000"/>
+          <w:sz w:val="18"/>
+          <w:highlight w:val="lightGray"/>
+        </w:rPr>
+        <w:t>e</w:t>
+      </w:r>
+      <w:r>
+        <w:rPr>
+          <w:rFonts w:ascii="Arial" w:hAnsi="Arial" w:eastAsia="Arial" w:cs="Arial"/>
+          <w:b w:val="0"/>
+          <w:i w:val="0"/>
+          <w:color w:val="000000"/>
+          <w:sz w:val="18"/>
+          <w:highlight w:val="lightGray"/>
+        </w:rPr>
+        <w:t>_</w:t>
+      </w:r>
+      <w:r>
+        <w:rPr>
+          <w:rFonts w:ascii="Arial" w:hAnsi="Arial" w:eastAsia="Arial" w:cs="Arial"/>
+          <w:b w:val="0"/>
+          <w:i w:val="0"/>
+          <w:color w:val="000000"/>
+          <w:sz w:val="18"/>
+          <w:highlight w:val="lightGray"/>
+        </w:rPr>
+        <w:t>E</w:t>
+      </w:r>
+      <w:r>
+        <w:rPr>
+          <w:rFonts w:ascii="Arial" w:hAnsi="Arial" w:eastAsia="Arial" w:cs="Arial"/>
+          <w:b w:val="0"/>
+          <w:i w:val="0"/>
+          <w:color w:val="000000"/>
+          <w:sz w:val="18"/>
+          <w:highlight w:val="lightGray"/>
+        </w:rPr>
+        <w:t>n</w:t>
+      </w:r>
+      <w:r>
+        <w:rPr>
+          <w:rFonts w:ascii="Arial" w:hAnsi="Arial" w:eastAsia="Arial" w:cs="Arial"/>
+          <w:b w:val="0"/>
+          <w:i w:val="0"/>
+          <w:color w:val="000000"/>
+          <w:sz w:val="18"/>
+          <w:highlight w:val="lightGray"/>
+        </w:rPr>
+        <w:t xml:space="preserve"> </w:t>
+      </w:r>
+      <w:r>
+        <w:rPr>
+          <w:rFonts w:ascii="Arial" w:hAnsi="Arial" w:eastAsia="Arial" w:cs="Arial"/>
+          <w:b w:val="0"/>
+          <w:i w:val="0"/>
+          <w:color w:val="000000"/>
+          <w:sz w:val="18"/>
+          <w:highlight w:val="lightGray"/>
+        </w:rPr>
+        <w:t>C</w:t>
+      </w:r>
+      <w:r>
+        <w:rPr>
+          <w:rFonts w:ascii="Arial" w:hAnsi="Arial" w:eastAsia="Arial" w:cs="Arial"/>
+          <w:b w:val="0"/>
+          <w:i w:val="0"/>
+          <w:color w:val="000000"/>
+          <w:sz w:val="18"/>
+          <w:highlight w:val="lightGray"/>
+        </w:rPr>
+        <w:t>o</w:t>
+      </w:r>
+      <w:r>
+        <w:rPr>
+          <w:rFonts w:ascii="Arial" w:hAnsi="Arial" w:eastAsia="Arial" w:cs="Arial"/>
+          <w:b w:val="0"/>
+          <w:i w:val="0"/>
+          <w:color w:val="000000"/>
+          <w:sz w:val="18"/>
+          <w:highlight w:val="lightGray"/>
+        </w:rPr>
+        <w:t>l</w:t>
+      </w:r>
+      <w:r>
+        <w:rPr>
+          <w:rFonts w:ascii="Arial" w:hAnsi="Arial" w:eastAsia="Arial" w:cs="Arial"/>
+          <w:b w:val="0"/>
+          <w:i w:val="0"/>
+          <w:color w:val="000000"/>
+          <w:sz w:val="18"/>
+          <w:highlight w:val="lightGray"/>
+        </w:rPr>
+        <w:t>u</w:t>
+      </w:r>
+      <w:r>
+        <w:rPr>
+          <w:rFonts w:ascii="Arial" w:hAnsi="Arial" w:eastAsia="Arial" w:cs="Arial"/>
+          <w:b w:val="0"/>
+          <w:i w:val="0"/>
+          <w:color w:val="000000"/>
+          <w:sz w:val="18"/>
+          <w:highlight w:val="lightGray"/>
+        </w:rPr>
+        <w:t>m</w:t>
+      </w:r>
+      <w:r>
+        <w:rPr>
+          <w:rFonts w:ascii="Arial" w:hAnsi="Arial" w:eastAsia="Arial" w:cs="Arial"/>
+          <w:b w:val="0"/>
+          <w:i w:val="0"/>
+          <w:color w:val="000000"/>
+          <w:sz w:val="18"/>
+          <w:highlight w:val="lightGray"/>
+        </w:rPr>
+        <w:t>n</w:t>
+      </w:r>
+      <w:r>
+        <w:rPr>
+          <w:rFonts w:ascii="Arial" w:hAnsi="Arial" w:eastAsia="Arial" w:cs="Arial"/>
+          <w:b w:val="0"/>
+          <w:i w:val="0"/>
+          <w:color w:val="000000"/>
+          <w:sz w:val="18"/>
+          <w:highlight w:val="lightGray"/>
+        </w:rPr>
+        <w:t>:</w:t>
+      </w:r>
+      <w:r>
+        <w:rPr>
+          <w:rFonts w:ascii="Arial" w:hAnsi="Arial" w:eastAsia="Arial" w:cs="Arial"/>
+          <w:b w:val="0"/>
+          <w:i w:val="0"/>
+          <w:color w:val="000000"/>
+          <w:sz w:val="18"/>
+          <w:highlight w:val="lightGray"/>
+        </w:rPr>
+        <w:t xml:space="preserve"> </w:t>
+      </w:r>
+      <w:r>
+        <w:rPr>
+          <w:rFonts w:ascii="Arial" w:hAnsi="Arial" w:eastAsia="Arial" w:cs="Arial"/>
+          <w:b w:val="0"/>
+          <w:i w:val="0"/>
+          <w:color w:val="000000"/>
+          <w:sz w:val="18"/>
+          <w:highlight w:val="lightGray"/>
+        </w:rPr>
+        <w:t>M</w:t>
+      </w:r>
+      <w:r>
+        <w:rPr>
+          <w:rFonts w:ascii="Arial" w:hAnsi="Arial" w:eastAsia="Arial" w:cs="Arial"/>
+          <w:b w:val="0"/>
+          <w:i w:val="0"/>
+          <w:color w:val="000000"/>
+          <w:sz w:val="18"/>
+          <w:highlight w:val="lightGray"/>
+        </w:rPr>
+        <w:t>o</w:t>
+      </w:r>
+      <w:r>
+        <w:rPr>
+          <w:rFonts w:ascii="Arial" w:hAnsi="Arial" w:eastAsia="Arial" w:cs="Arial"/>
+          <w:b w:val="0"/>
+          <w:i w:val="0"/>
+          <w:color w:val="000000"/>
+          <w:sz w:val="18"/>
+          <w:highlight w:val="lightGray"/>
+        </w:rPr>
+        <w:t>t</w:t>
+      </w:r>
+      <w:r>
+        <w:rPr>
+          <w:rFonts w:ascii="Arial" w:hAnsi="Arial" w:eastAsia="Arial" w:cs="Arial"/>
+          <w:b w:val="0"/>
+          <w:i w:val="0"/>
+          <w:color w:val="000000"/>
+          <w:sz w:val="18"/>
+          <w:highlight w:val="lightGray"/>
+        </w:rPr>
+        <w:t>a</w:t>
+      </w:r>
+      <w:r>
+        <w:rPr>
+          <w:rFonts w:ascii="Arial" w:hAnsi="Arial" w:eastAsia="Arial" w:cs="Arial"/>
+          <w:b w:val="0"/>
+          <w:i w:val="0"/>
+          <w:color w:val="000000"/>
+          <w:sz w:val="18"/>
+          <w:highlight w:val="lightGray"/>
+        </w:rPr>
+        <w:t>s</w:t>
+      </w:r>
+      <w:r>
+        <w:rPr>
+          <w:rFonts w:ascii="Arial" w:hAnsi="Arial" w:eastAsia="Arial" w:cs="Arial"/>
+          <w:b w:val="0"/>
+          <w:i w:val="0"/>
+          <w:color w:val="000000"/>
+          <w:sz w:val="18"/>
+          <w:highlight w:val="lightGray"/>
+        </w:rPr>
+        <w:t>e</w:t>
+      </w:r>
+      <w:r>
+        <w:rPr>
+          <w:rFonts w:ascii="Arial" w:hAnsi="Arial" w:eastAsia="Arial" w:cs="Arial"/>
+          <w:b w:val="0"/>
+          <w:i w:val="0"/>
+          <w:color w:val="000000"/>
+          <w:sz w:val="18"/>
+          <w:highlight w:val="lightGray"/>
+        </w:rPr>
+        <w:t>m</w:t>
+      </w:r>
+      <w:r>
+        <w:rPr>
+          <w:rFonts w:ascii="Arial" w:hAnsi="Arial" w:eastAsia="Arial" w:cs="Arial"/>
+          <w:b w:val="0"/>
+          <w:i w:val="0"/>
+          <w:color w:val="000000"/>
+          <w:sz w:val="18"/>
+          <w:highlight w:val="lightGray"/>
+        </w:rPr>
+        <w:t xml:space="preserve"> </w:t>
+      </w:r>
+      <w:r>
+        <w:rPr>
+          <w:rFonts w:ascii="Arial" w:hAnsi="Arial" w:eastAsia="Arial" w:cs="Arial"/>
+          <w:b w:val="0"/>
+          <w:i w:val="0"/>
+          <w:color w:val="000000"/>
+          <w:sz w:val="18"/>
+          <w:highlight w:val="lightGray"/>
+        </w:rPr>
+        <w:t>E</w:t>
+      </w:r>
+      <w:r>
+        <w:rPr>
+          <w:rFonts w:ascii="Arial" w:hAnsi="Arial" w:eastAsia="Arial" w:cs="Arial"/>
+          <w:b w:val="0"/>
+          <w:i w:val="0"/>
+          <w:color w:val="000000"/>
+          <w:sz w:val="18"/>
+          <w:highlight w:val="lightGray"/>
+        </w:rPr>
+        <w:t>s</w:t>
+      </w:r>
+      <w:r>
+        <w:rPr>
+          <w:rFonts w:ascii="Arial" w:hAnsi="Arial" w:eastAsia="Arial" w:cs="Arial"/>
+          <w:b w:val="0"/>
+          <w:i w:val="0"/>
+          <w:color w:val="000000"/>
+          <w:sz w:val="18"/>
+          <w:highlight w:val="lightGray"/>
+        </w:rPr>
+        <w:t>s</w:t>
+      </w:r>
+      <w:r>
+        <w:rPr>
+          <w:rFonts w:ascii="Arial" w:hAnsi="Arial" w:eastAsia="Arial" w:cs="Arial"/>
+          <w:b w:val="0"/>
+          <w:i w:val="0"/>
+          <w:color w:val="000000"/>
+          <w:sz w:val="18"/>
+          <w:highlight w:val="lightGray"/>
+        </w:rPr>
+        <w:t>a</w:t>
+      </w:r>
+      <w:r>
+        <w:rPr>
+          <w:rFonts w:ascii="Arial" w:hAnsi="Arial" w:eastAsia="Arial" w:cs="Arial"/>
+          <w:b w:val="0"/>
+          <w:i w:val="0"/>
+          <w:color w:val="000000"/>
+          <w:sz w:val="18"/>
+          <w:highlight w:val="lightGray"/>
+        </w:rPr>
+        <w:t>m</w:t>
+      </w:r>
+      <w:r>
+        <w:rPr>
+          <w:rFonts w:ascii="Arial" w:hAnsi="Arial" w:eastAsia="Arial" w:cs="Arial"/>
+          <w:b w:val="0"/>
+          <w:i w:val="0"/>
+          <w:color w:val="000000"/>
+          <w:sz w:val="18"/>
+          <w:highlight w:val="lightGray"/>
+        </w:rPr>
+        <w:t>]</w:t>
+      </w:r>
+      <w:r>
+        <w:rPr>
+          <w:rFonts w:ascii="Arial" w:hAnsi="Arial" w:eastAsia="Arial" w:cs="Arial"/>
+          <w:b w:val="0"/>
+          <w:i w:val="0"/>
+          <w:color w:val="000000"/>
+          <w:sz w:val="18"/>
+          <w:highlight w:val="lightGray"/>
+        </w:rPr>
+        <w:t xml:space="preserve"> </w:t>
+      </w:r>
+      <w:r>
+        <w:rPr>
+          <w:rFonts w:ascii="Arial" w:hAnsi="Arial" w:eastAsia="Arial" w:cs="Arial"/>
+          <w:b w:val="0"/>
+          <w:i w:val="0"/>
+          <w:color w:val="000000"/>
+          <w:sz w:val="18"/>
+          <w:highlight w:val="lightGray"/>
+        </w:rPr>
+        <w:t>-</w:t>
+      </w:r>
+      <w:r>
+        <w:rPr>
+          <w:rFonts w:ascii="Arial" w:hAnsi="Arial" w:eastAsia="Arial" w:cs="Arial"/>
+          <w:b w:val="0"/>
+          <w:i w:val="0"/>
+          <w:color w:val="000000"/>
+          <w:sz w:val="18"/>
+          <w:highlight w:val="lightGray"/>
+        </w:rPr>
+        <w:t>&gt;</w:t>
+      </w:r>
+      <w:r>
+        <w:rPr>
+          <w:rFonts w:ascii="Arial" w:hAnsi="Arial" w:eastAsia="Arial" w:cs="Arial"/>
+          <w:b w:val="0"/>
+          <w:i w:val="0"/>
+          <w:color w:val="000000"/>
+          <w:sz w:val="18"/>
+          <w:highlight w:val="lightGray"/>
+        </w:rPr>
+        <w:t xml:space="preserve"> </w:t>
+      </w:r>
+      <w:r>
+        <w:rPr>
+          <w:rFonts w:ascii="Arial" w:hAnsi="Arial" w:eastAsia="Arial" w:cs="Arial"/>
+          <w:b/>
+          <w:i w:val="0"/>
+          <w:color w:val="000000"/>
+          <w:sz w:val="18"/>
+          <w:highlight w:val="lightGray"/>
+        </w:rPr>
+        <w:t>F</w:t>
+      </w:r>
+      <w:r>
+        <w:rPr>
+          <w:rFonts w:ascii="Arial" w:hAnsi="Arial" w:eastAsia="Arial" w:cs="Arial"/>
+          <w:b/>
+          <w:i w:val="0"/>
+          <w:color w:val="000000"/>
+          <w:sz w:val="18"/>
+          <w:highlight w:val="lightGray"/>
+        </w:rPr>
+        <w:t>r</w:t>
+      </w:r>
+      <w:r>
+        <w:rPr>
+          <w:rFonts w:ascii="Arial" w:hAnsi="Arial" w:eastAsia="Arial" w:cs="Arial"/>
+          <w:b/>
+          <w:i w:val="0"/>
+          <w:color w:val="000000"/>
+          <w:sz w:val="18"/>
+          <w:highlight w:val="lightGray"/>
+        </w:rPr>
+        <w:t>o</w:t>
+      </w:r>
+      <w:r>
+        <w:rPr>
+          <w:rFonts w:ascii="Arial" w:hAnsi="Arial" w:eastAsia="Arial" w:cs="Arial"/>
+          <w:b/>
+          <w:i w:val="0"/>
+          <w:color w:val="000000"/>
+          <w:sz w:val="18"/>
+          <w:highlight w:val="lightGray"/>
+        </w:rPr>
+        <w:t>m</w:t>
+      </w:r>
+      <w:r>
+        <w:rPr>
+          <w:rFonts w:ascii="Arial" w:hAnsi="Arial" w:eastAsia="Arial" w:cs="Arial"/>
+          <w:b/>
+          <w:i w:val="0"/>
+          <w:color w:val="000000"/>
+          <w:sz w:val="18"/>
+          <w:highlight w:val="lightGray"/>
+        </w:rPr>
+        <w:t>:</w:t>
+      </w:r>
+      <w:r>
+        <w:rPr>
+          <w:rFonts w:ascii="Arial" w:hAnsi="Arial" w:eastAsia="Arial" w:cs="Arial"/>
+          <w:b w:val="0"/>
+          <w:i w:val="0"/>
+          <w:color w:val="000000"/>
+          <w:sz w:val="18"/>
+          <w:highlight w:val="lightGray"/>
+        </w:rPr>
+        <w:t xml:space="preserve"> </w:t>
+      </w:r>
+      <w:r>
+        <w:rPr>
+          <w:rFonts w:ascii="Arial" w:hAnsi="Arial" w:eastAsia="Arial" w:cs="Arial"/>
+          <w:b w:val="0"/>
+          <w:i w:val="0"/>
+          <w:color w:val="000000"/>
+          <w:sz w:val="18"/>
+          <w:highlight w:val="lightGray"/>
+        </w:rPr>
+        <w:t>[</w:t>
+      </w:r>
+      <w:r>
+        <w:rPr>
+          <w:rFonts w:ascii="Arial" w:hAnsi="Arial" w:eastAsia="Arial" w:cs="Arial"/>
+          <w:b w:val="0"/>
+          <w:i w:val="0"/>
+          <w:color w:val="000000"/>
+          <w:sz w:val="18"/>
+          <w:highlight w:val="lightGray"/>
+        </w:rPr>
+        <w:t>C</w:t>
+      </w:r>
+      <w:r>
+        <w:rPr>
+          <w:rFonts w:ascii="Arial" w:hAnsi="Arial" w:eastAsia="Arial" w:cs="Arial"/>
+          <w:b w:val="0"/>
+          <w:i w:val="0"/>
+          <w:color w:val="000000"/>
+          <w:sz w:val="18"/>
+          <w:highlight w:val="lightGray"/>
+        </w:rPr>
+        <w:t>h</w:t>
+      </w:r>
+      <w:r>
+        <w:rPr>
+          <w:rFonts w:ascii="Arial" w:hAnsi="Arial" w:eastAsia="Arial" w:cs="Arial"/>
+          <w:b w:val="0"/>
+          <w:i w:val="0"/>
+          <w:color w:val="000000"/>
+          <w:sz w:val="18"/>
+          <w:highlight w:val="lightGray"/>
+        </w:rPr>
+        <w:t>a</w:t>
+      </w:r>
+      <w:r>
+        <w:rPr>
+          <w:rFonts w:ascii="Arial" w:hAnsi="Arial" w:eastAsia="Arial" w:cs="Arial"/>
+          <w:b w:val="0"/>
+          <w:i w:val="0"/>
+          <w:color w:val="000000"/>
+          <w:sz w:val="18"/>
+          <w:highlight w:val="lightGray"/>
+        </w:rPr>
+        <w:t>t</w:t>
+      </w:r>
+      <w:r>
+        <w:rPr>
+          <w:rFonts w:ascii="Arial" w:hAnsi="Arial" w:eastAsia="Arial" w:cs="Arial"/>
+          <w:b w:val="0"/>
+          <w:i w:val="0"/>
+          <w:color w:val="000000"/>
+          <w:sz w:val="18"/>
+          <w:highlight w:val="lightGray"/>
+        </w:rPr>
+        <w:t>G</w:t>
+      </w:r>
+      <w:r>
+        <w:rPr>
+          <w:rFonts w:ascii="Arial" w:hAnsi="Arial" w:eastAsia="Arial" w:cs="Arial"/>
+          <w:b w:val="0"/>
+          <w:i w:val="0"/>
+          <w:color w:val="000000"/>
+          <w:sz w:val="18"/>
+          <w:highlight w:val="lightGray"/>
+        </w:rPr>
+        <w:t>P</w:t>
+      </w:r>
+      <w:r>
+        <w:rPr>
+          <w:rFonts w:ascii="Arial" w:hAnsi="Arial" w:eastAsia="Arial" w:cs="Arial"/>
+          <w:b w:val="0"/>
+          <w:i w:val="0"/>
+          <w:color w:val="000000"/>
+          <w:sz w:val="18"/>
+          <w:highlight w:val="lightGray"/>
+        </w:rPr>
+        <w:t>T</w:t>
+      </w:r>
+      <w:r>
+        <w:rPr>
+          <w:rFonts w:ascii="Arial" w:hAnsi="Arial" w:eastAsia="Arial" w:cs="Arial"/>
+          <w:b w:val="0"/>
+          <w:i w:val="0"/>
+          <w:color w:val="000000"/>
+          <w:sz w:val="18"/>
+          <w:highlight w:val="lightGray"/>
+        </w:rPr>
+        <w:t>]</w:t>
+      </w:r>
+      <w:r>
+        <w:rPr>
+          <w:rFonts w:ascii="Arial" w:hAnsi="Arial" w:eastAsia="Arial" w:cs="Arial"/>
+          <w:b w:val="0"/>
+          <w:i w:val="0"/>
+          <w:color w:val="000000"/>
+          <w:sz w:val="18"/>
+          <w:highlight w:val="lightGray"/>
+        </w:rPr>
+        <w:t xml:space="preserve"> </w:t>
+      </w:r>
+      <w:r>
+        <w:rPr>
+          <w:rFonts w:ascii="Arial" w:hAnsi="Arial" w:eastAsia="Arial" w:cs="Arial"/>
+          <w:b/>
+          <w:i w:val="0"/>
+          <w:color w:val="000000"/>
+          <w:sz w:val="18"/>
+          <w:highlight w:val="lightGray"/>
+        </w:rPr>
+        <w:t>o</w:t>
+      </w:r>
+      <w:r>
+        <w:rPr>
+          <w:rFonts w:ascii="Arial" w:hAnsi="Arial" w:eastAsia="Arial" w:cs="Arial"/>
+          <w:b/>
+          <w:i w:val="0"/>
+          <w:color w:val="000000"/>
+          <w:sz w:val="18"/>
+          <w:highlight w:val="lightGray"/>
+        </w:rPr>
+        <w:t>n</w:t>
+      </w:r>
+      <w:r>
+        <w:rPr>
+          <w:rFonts w:ascii="Arial" w:hAnsi="Arial" w:eastAsia="Arial" w:cs="Arial"/>
+          <w:b/>
+          <w:i w:val="0"/>
+          <w:color w:val="000000"/>
+          <w:sz w:val="18"/>
+          <w:highlight w:val="lightGray"/>
+        </w:rPr>
+        <w:t xml:space="preserve"> </w:t>
+      </w:r>
+      <w:r>
+        <w:rPr>
+          <w:rFonts w:ascii="Arial" w:hAnsi="Arial" w:eastAsia="Arial" w:cs="Arial"/>
+          <w:b w:val="0"/>
+          <w:i w:val="0"/>
+          <w:color w:val="000000"/>
+          <w:sz w:val="18"/>
+          <w:highlight w:val="lightGray"/>
+        </w:rPr>
+        <w:t>[</w:t>
+      </w:r>
+      <w:r>
+        <w:rPr>
+          <w:rFonts w:ascii="Arial" w:hAnsi="Arial" w:eastAsia="Arial" w:cs="Arial"/>
+          <w:b w:val="0"/>
+          <w:i w:val="0"/>
+          <w:color w:val="000000"/>
+          <w:sz w:val="18"/>
+          <w:highlight w:val="lightGray"/>
+        </w:rPr>
+        <w:t>7</w:t>
+      </w:r>
+      <w:r>
+        <w:rPr>
+          <w:rFonts w:ascii="Arial" w:hAnsi="Arial" w:eastAsia="Arial" w:cs="Arial"/>
+          <w:b w:val="0"/>
+          <w:i w:val="0"/>
+          <w:color w:val="000000"/>
+          <w:sz w:val="18"/>
+          <w:highlight w:val="lightGray"/>
+        </w:rPr>
+        <w:t>/</w:t>
+      </w:r>
+      <w:r>
+        <w:rPr>
+          <w:rFonts w:ascii="Arial" w:hAnsi="Arial" w:eastAsia="Arial" w:cs="Arial"/>
+          <w:b w:val="0"/>
+          <w:i w:val="0"/>
+          <w:color w:val="000000"/>
+          <w:sz w:val="18"/>
+          <w:highlight w:val="lightGray"/>
+        </w:rPr>
+        <w:t>2</w:t>
+      </w:r>
+      <w:r>
+        <w:rPr>
+          <w:rFonts w:ascii="Arial" w:hAnsi="Arial" w:eastAsia="Arial" w:cs="Arial"/>
+          <w:b w:val="0"/>
+          <w:i w:val="0"/>
+          <w:color w:val="000000"/>
+          <w:sz w:val="18"/>
+          <w:highlight w:val="lightGray"/>
+        </w:rPr>
+        <w:t>1</w:t>
+      </w:r>
+      <w:r>
+        <w:rPr>
+          <w:rFonts w:ascii="Arial" w:hAnsi="Arial" w:eastAsia="Arial" w:cs="Arial"/>
+          <w:b w:val="0"/>
+          <w:i w:val="0"/>
+          <w:color w:val="000000"/>
+          <w:sz w:val="18"/>
+          <w:highlight w:val="lightGray"/>
+        </w:rPr>
+        <w:t>/</w:t>
+      </w:r>
+      <w:r>
+        <w:rPr>
+          <w:rFonts w:ascii="Arial" w:hAnsi="Arial" w:eastAsia="Arial" w:cs="Arial"/>
+          <w:b w:val="0"/>
+          <w:i w:val="0"/>
+          <w:color w:val="000000"/>
+          <w:sz w:val="18"/>
+          <w:highlight w:val="lightGray"/>
+        </w:rPr>
+        <w:t>2</w:t>
+      </w:r>
+      <w:r>
+        <w:rPr>
+          <w:rFonts w:ascii="Arial" w:hAnsi="Arial" w:eastAsia="Arial" w:cs="Arial"/>
+          <w:b w:val="0"/>
+          <w:i w:val="0"/>
+          <w:color w:val="000000"/>
+          <w:sz w:val="18"/>
+          <w:highlight w:val="lightGray"/>
+        </w:rPr>
+        <w:t>0</w:t>
+      </w:r>
+      <w:r>
+        <w:rPr>
+          <w:rFonts w:ascii="Arial" w:hAnsi="Arial" w:eastAsia="Arial" w:cs="Arial"/>
+          <w:b w:val="0"/>
+          <w:i w:val="0"/>
+          <w:color w:val="000000"/>
+          <w:sz w:val="18"/>
+          <w:highlight w:val="lightGray"/>
+        </w:rPr>
+        <w:t>2</w:t>
+      </w:r>
+      <w:r>
+        <w:rPr>
+          <w:rFonts w:ascii="Arial" w:hAnsi="Arial" w:eastAsia="Arial" w:cs="Arial"/>
+          <w:b w:val="0"/>
+          <w:i w:val="0"/>
+          <w:color w:val="000000"/>
+          <w:sz w:val="18"/>
+          <w:highlight w:val="lightGray"/>
+        </w:rPr>
+        <w:t>5</w:t>
+      </w:r>
+      <w:r>
+        <w:rPr>
+          <w:rFonts w:ascii="Arial" w:hAnsi="Arial" w:eastAsia="Arial" w:cs="Arial"/>
+          <w:b w:val="0"/>
+          <w:i w:val="0"/>
+          <w:color w:val="000000"/>
+          <w:sz w:val="18"/>
+          <w:highlight w:val="lightGray"/>
+        </w:rPr>
+        <w:t>]</w:t>
       </w:r>
     </w:p>
     <w:p>
@@ -6734,60 +9722,1554 @@
       </w:pPr>
       <w:r>
         <w:rPr>
-          <w:rFonts w:ascii="Arial" w:eastAsia="Arial" w:hAnsi="Arial"/>
-          <w:b/>
-          <w:color w:val="000000"/>
-          <w:sz w:val="18"/>
-          <w:highlight w:val="lightGray"/>
-        </w:rPr>
-        <w:t># Source: AI Source: Provided by: [Data Path</w:t>
-      </w:r>
-      <w:r>
-        <w:rPr>
-          <w:rFonts w:ascii="Arial" w:eastAsia="Arial" w:hAnsi="Arial"/>
-          <w:color w:val="000000"/>
-          <w:sz w:val="18"/>
-          <w:highlight w:val="lightGray"/>
-        </w:rPr>
-        <w:t xml:space="preserve">: Persons Table -&gt; ID Column: 1, Name_En Column: Motasem Essam] -&gt; </w:t>
-      </w:r>
-      <w:r>
-        <w:rPr>
-          <w:rFonts w:ascii="Arial" w:eastAsia="Arial" w:hAnsi="Arial"/>
-          <w:b/>
-          <w:color w:val="000000"/>
-          <w:sz w:val="18"/>
-          <w:highlight w:val="lightGray"/>
-        </w:rPr>
-        <w:t>From:</w:t>
-      </w:r>
-      <w:r>
-        <w:rPr>
-          <w:rFonts w:ascii="Arial" w:eastAsia="Arial" w:hAnsi="Arial"/>
-          <w:color w:val="000000"/>
-          <w:sz w:val="18"/>
-          <w:highlight w:val="lightGray"/>
-        </w:rPr>
-        <w:t xml:space="preserve"> [Chatgpt (GPT-4-turbo)] </w:t>
-      </w:r>
-      <w:r>
-        <w:rPr>
-          <w:rFonts w:ascii="Arial" w:eastAsia="Arial" w:hAnsi="Arial"/>
-          <w:b/>
-          <w:color w:val="000000"/>
-          <w:sz w:val="18"/>
-          <w:highlight w:val="lightGray"/>
-        </w:rPr>
-        <w:t xml:space="preserve">on </w:t>
-      </w:r>
-      <w:r>
-        <w:rPr>
-          <w:rFonts w:ascii="Arial" w:eastAsia="Arial" w:hAnsi="Arial"/>
-          <w:color w:val="000000"/>
-          <w:sz w:val="18"/>
-          <w:highlight w:val="lightGray"/>
-        </w:rPr>
-        <w:t>[7/21/2025]</w:t>
+          <w:rFonts w:ascii="Arial" w:hAnsi="Arial" w:eastAsia="Arial" w:cs="Arial"/>
+          <w:b/>
+          <w:i w:val="0"/>
+          <w:color w:val="000000"/>
+          <w:sz w:val="18"/>
+          <w:highlight w:val="lightGray"/>
+        </w:rPr>
+        <w:t>#</w:t>
+      </w:r>
+      <w:r>
+        <w:rPr>
+          <w:rFonts w:ascii="Arial" w:hAnsi="Arial" w:eastAsia="Arial" w:cs="Arial"/>
+          <w:b/>
+          <w:i w:val="0"/>
+          <w:color w:val="000000"/>
+          <w:sz w:val="18"/>
+          <w:highlight w:val="lightGray"/>
+        </w:rPr>
+        <w:t xml:space="preserve"> </w:t>
+      </w:r>
+      <w:r>
+        <w:rPr>
+          <w:rFonts w:ascii="Arial" w:hAnsi="Arial" w:eastAsia="Arial" w:cs="Arial"/>
+          <w:b/>
+          <w:i w:val="0"/>
+          <w:color w:val="000000"/>
+          <w:sz w:val="18"/>
+          <w:highlight w:val="lightGray"/>
+        </w:rPr>
+        <w:t>S</w:t>
+      </w:r>
+      <w:r>
+        <w:rPr>
+          <w:rFonts w:ascii="Arial" w:hAnsi="Arial" w:eastAsia="Arial" w:cs="Arial"/>
+          <w:b/>
+          <w:i w:val="0"/>
+          <w:color w:val="000000"/>
+          <w:sz w:val="18"/>
+          <w:highlight w:val="lightGray"/>
+        </w:rPr>
+        <w:t>o</w:t>
+      </w:r>
+      <w:r>
+        <w:rPr>
+          <w:rFonts w:ascii="Arial" w:hAnsi="Arial" w:eastAsia="Arial" w:cs="Arial"/>
+          <w:b/>
+          <w:i w:val="0"/>
+          <w:color w:val="000000"/>
+          <w:sz w:val="18"/>
+          <w:highlight w:val="lightGray"/>
+        </w:rPr>
+        <w:t>u</w:t>
+      </w:r>
+      <w:r>
+        <w:rPr>
+          <w:rFonts w:ascii="Arial" w:hAnsi="Arial" w:eastAsia="Arial" w:cs="Arial"/>
+          <w:b/>
+          <w:i w:val="0"/>
+          <w:color w:val="000000"/>
+          <w:sz w:val="18"/>
+          <w:highlight w:val="lightGray"/>
+        </w:rPr>
+        <w:t>r</w:t>
+      </w:r>
+      <w:r>
+        <w:rPr>
+          <w:rFonts w:ascii="Arial" w:hAnsi="Arial" w:eastAsia="Arial" w:cs="Arial"/>
+          <w:b/>
+          <w:i w:val="0"/>
+          <w:color w:val="000000"/>
+          <w:sz w:val="18"/>
+          <w:highlight w:val="lightGray"/>
+        </w:rPr>
+        <w:t>c</w:t>
+      </w:r>
+      <w:r>
+        <w:rPr>
+          <w:rFonts w:ascii="Arial" w:hAnsi="Arial" w:eastAsia="Arial" w:cs="Arial"/>
+          <w:b/>
+          <w:i w:val="0"/>
+          <w:color w:val="000000"/>
+          <w:sz w:val="18"/>
+          <w:highlight w:val="lightGray"/>
+        </w:rPr>
+        <w:t>e</w:t>
+      </w:r>
+      <w:r>
+        <w:rPr>
+          <w:rFonts w:ascii="Arial" w:hAnsi="Arial" w:eastAsia="Arial" w:cs="Arial"/>
+          <w:b/>
+          <w:i w:val="0"/>
+          <w:color w:val="000000"/>
+          <w:sz w:val="18"/>
+          <w:highlight w:val="lightGray"/>
+        </w:rPr>
+        <w:t>:</w:t>
+      </w:r>
+      <w:r>
+        <w:rPr>
+          <w:rFonts w:ascii="Arial" w:hAnsi="Arial" w:eastAsia="Arial" w:cs="Arial"/>
+          <w:b/>
+          <w:i w:val="0"/>
+          <w:color w:val="000000"/>
+          <w:sz w:val="18"/>
+          <w:highlight w:val="lightGray"/>
+        </w:rPr>
+        <w:t xml:space="preserve"> </w:t>
+      </w:r>
+      <w:r>
+        <w:rPr>
+          <w:rFonts w:ascii="Arial" w:hAnsi="Arial" w:eastAsia="Arial" w:cs="Arial"/>
+          <w:b/>
+          <w:i w:val="0"/>
+          <w:color w:val="000000"/>
+          <w:sz w:val="18"/>
+          <w:highlight w:val="lightGray"/>
+        </w:rPr>
+        <w:t>A</w:t>
+      </w:r>
+      <w:r>
+        <w:rPr>
+          <w:rFonts w:ascii="Arial" w:hAnsi="Arial" w:eastAsia="Arial" w:cs="Arial"/>
+          <w:b/>
+          <w:i w:val="0"/>
+          <w:color w:val="000000"/>
+          <w:sz w:val="18"/>
+          <w:highlight w:val="lightGray"/>
+        </w:rPr>
+        <w:t>I</w:t>
+      </w:r>
+      <w:r>
+        <w:rPr>
+          <w:rFonts w:ascii="Arial" w:hAnsi="Arial" w:eastAsia="Arial" w:cs="Arial"/>
+          <w:b/>
+          <w:i w:val="0"/>
+          <w:color w:val="000000"/>
+          <w:sz w:val="18"/>
+          <w:highlight w:val="lightGray"/>
+        </w:rPr>
+        <w:t xml:space="preserve"> </w:t>
+      </w:r>
+      <w:r>
+        <w:rPr>
+          <w:rFonts w:ascii="Arial" w:hAnsi="Arial" w:eastAsia="Arial" w:cs="Arial"/>
+          <w:b/>
+          <w:i w:val="0"/>
+          <w:color w:val="000000"/>
+          <w:sz w:val="18"/>
+          <w:highlight w:val="lightGray"/>
+        </w:rPr>
+        <w:t>S</w:t>
+      </w:r>
+      <w:r>
+        <w:rPr>
+          <w:rFonts w:ascii="Arial" w:hAnsi="Arial" w:eastAsia="Arial" w:cs="Arial"/>
+          <w:b/>
+          <w:i w:val="0"/>
+          <w:color w:val="000000"/>
+          <w:sz w:val="18"/>
+          <w:highlight w:val="lightGray"/>
+        </w:rPr>
+        <w:t>o</w:t>
+      </w:r>
+      <w:r>
+        <w:rPr>
+          <w:rFonts w:ascii="Arial" w:hAnsi="Arial" w:eastAsia="Arial" w:cs="Arial"/>
+          <w:b/>
+          <w:i w:val="0"/>
+          <w:color w:val="000000"/>
+          <w:sz w:val="18"/>
+          <w:highlight w:val="lightGray"/>
+        </w:rPr>
+        <w:t>u</w:t>
+      </w:r>
+      <w:r>
+        <w:rPr>
+          <w:rFonts w:ascii="Arial" w:hAnsi="Arial" w:eastAsia="Arial" w:cs="Arial"/>
+          <w:b/>
+          <w:i w:val="0"/>
+          <w:color w:val="000000"/>
+          <w:sz w:val="18"/>
+          <w:highlight w:val="lightGray"/>
+        </w:rPr>
+        <w:t>r</w:t>
+      </w:r>
+      <w:r>
+        <w:rPr>
+          <w:rFonts w:ascii="Arial" w:hAnsi="Arial" w:eastAsia="Arial" w:cs="Arial"/>
+          <w:b/>
+          <w:i w:val="0"/>
+          <w:color w:val="000000"/>
+          <w:sz w:val="18"/>
+          <w:highlight w:val="lightGray"/>
+        </w:rPr>
+        <w:t>c</w:t>
+      </w:r>
+      <w:r>
+        <w:rPr>
+          <w:rFonts w:ascii="Arial" w:hAnsi="Arial" w:eastAsia="Arial" w:cs="Arial"/>
+          <w:b/>
+          <w:i w:val="0"/>
+          <w:color w:val="000000"/>
+          <w:sz w:val="18"/>
+          <w:highlight w:val="lightGray"/>
+        </w:rPr>
+        <w:t>e</w:t>
+      </w:r>
+      <w:r>
+        <w:rPr>
+          <w:rFonts w:ascii="Arial" w:hAnsi="Arial" w:eastAsia="Arial" w:cs="Arial"/>
+          <w:b/>
+          <w:i w:val="0"/>
+          <w:color w:val="000000"/>
+          <w:sz w:val="18"/>
+          <w:highlight w:val="lightGray"/>
+        </w:rPr>
+        <w:t>:</w:t>
+      </w:r>
+      <w:r>
+        <w:rPr>
+          <w:rFonts w:ascii="Arial" w:hAnsi="Arial" w:eastAsia="Arial" w:cs="Arial"/>
+          <w:b/>
+          <w:i w:val="0"/>
+          <w:color w:val="000000"/>
+          <w:sz w:val="18"/>
+          <w:highlight w:val="lightGray"/>
+        </w:rPr>
+        <w:t xml:space="preserve"> </w:t>
+      </w:r>
+      <w:r>
+        <w:rPr>
+          <w:rFonts w:ascii="Arial" w:hAnsi="Arial" w:eastAsia="Arial" w:cs="Arial"/>
+          <w:b/>
+          <w:i w:val="0"/>
+          <w:color w:val="000000"/>
+          <w:sz w:val="18"/>
+          <w:highlight w:val="lightGray"/>
+        </w:rPr>
+        <w:t>P</w:t>
+      </w:r>
+      <w:r>
+        <w:rPr>
+          <w:rFonts w:ascii="Arial" w:hAnsi="Arial" w:eastAsia="Arial" w:cs="Arial"/>
+          <w:b/>
+          <w:i w:val="0"/>
+          <w:color w:val="000000"/>
+          <w:sz w:val="18"/>
+          <w:highlight w:val="lightGray"/>
+        </w:rPr>
+        <w:t>r</w:t>
+      </w:r>
+      <w:r>
+        <w:rPr>
+          <w:rFonts w:ascii="Arial" w:hAnsi="Arial" w:eastAsia="Arial" w:cs="Arial"/>
+          <w:b/>
+          <w:i w:val="0"/>
+          <w:color w:val="000000"/>
+          <w:sz w:val="18"/>
+          <w:highlight w:val="lightGray"/>
+        </w:rPr>
+        <w:t>o</w:t>
+      </w:r>
+      <w:r>
+        <w:rPr>
+          <w:rFonts w:ascii="Arial" w:hAnsi="Arial" w:eastAsia="Arial" w:cs="Arial"/>
+          <w:b/>
+          <w:i w:val="0"/>
+          <w:color w:val="000000"/>
+          <w:sz w:val="18"/>
+          <w:highlight w:val="lightGray"/>
+        </w:rPr>
+        <w:t>v</w:t>
+      </w:r>
+      <w:r>
+        <w:rPr>
+          <w:rFonts w:ascii="Arial" w:hAnsi="Arial" w:eastAsia="Arial" w:cs="Arial"/>
+          <w:b/>
+          <w:i w:val="0"/>
+          <w:color w:val="000000"/>
+          <w:sz w:val="18"/>
+          <w:highlight w:val="lightGray"/>
+        </w:rPr>
+        <w:t>i</w:t>
+      </w:r>
+      <w:r>
+        <w:rPr>
+          <w:rFonts w:ascii="Arial" w:hAnsi="Arial" w:eastAsia="Arial" w:cs="Arial"/>
+          <w:b/>
+          <w:i w:val="0"/>
+          <w:color w:val="000000"/>
+          <w:sz w:val="18"/>
+          <w:highlight w:val="lightGray"/>
+        </w:rPr>
+        <w:t>d</w:t>
+      </w:r>
+      <w:r>
+        <w:rPr>
+          <w:rFonts w:ascii="Arial" w:hAnsi="Arial" w:eastAsia="Arial" w:cs="Arial"/>
+          <w:b/>
+          <w:i w:val="0"/>
+          <w:color w:val="000000"/>
+          <w:sz w:val="18"/>
+          <w:highlight w:val="lightGray"/>
+        </w:rPr>
+        <w:t>e</w:t>
+      </w:r>
+      <w:r>
+        <w:rPr>
+          <w:rFonts w:ascii="Arial" w:hAnsi="Arial" w:eastAsia="Arial" w:cs="Arial"/>
+          <w:b/>
+          <w:i w:val="0"/>
+          <w:color w:val="000000"/>
+          <w:sz w:val="18"/>
+          <w:highlight w:val="lightGray"/>
+        </w:rPr>
+        <w:t>d</w:t>
+      </w:r>
+      <w:r>
+        <w:rPr>
+          <w:rFonts w:ascii="Arial" w:hAnsi="Arial" w:eastAsia="Arial" w:cs="Arial"/>
+          <w:b/>
+          <w:i w:val="0"/>
+          <w:color w:val="000000"/>
+          <w:sz w:val="18"/>
+          <w:highlight w:val="lightGray"/>
+        </w:rPr>
+        <w:t xml:space="preserve"> </w:t>
+      </w:r>
+      <w:r>
+        <w:rPr>
+          <w:rFonts w:ascii="Arial" w:hAnsi="Arial" w:eastAsia="Arial" w:cs="Arial"/>
+          <w:b/>
+          <w:i w:val="0"/>
+          <w:color w:val="000000"/>
+          <w:sz w:val="18"/>
+          <w:highlight w:val="lightGray"/>
+        </w:rPr>
+        <w:t>b</w:t>
+      </w:r>
+      <w:r>
+        <w:rPr>
+          <w:rFonts w:ascii="Arial" w:hAnsi="Arial" w:eastAsia="Arial" w:cs="Arial"/>
+          <w:b/>
+          <w:i w:val="0"/>
+          <w:color w:val="000000"/>
+          <w:sz w:val="18"/>
+          <w:highlight w:val="lightGray"/>
+        </w:rPr>
+        <w:t>y</w:t>
+      </w:r>
+      <w:r>
+        <w:rPr>
+          <w:rFonts w:ascii="Arial" w:hAnsi="Arial" w:eastAsia="Arial" w:cs="Arial"/>
+          <w:b/>
+          <w:i w:val="0"/>
+          <w:color w:val="000000"/>
+          <w:sz w:val="18"/>
+          <w:highlight w:val="lightGray"/>
+        </w:rPr>
+        <w:t>:</w:t>
+      </w:r>
+      <w:r>
+        <w:rPr>
+          <w:rFonts w:ascii="Arial" w:hAnsi="Arial" w:eastAsia="Arial" w:cs="Arial"/>
+          <w:b/>
+          <w:i w:val="0"/>
+          <w:color w:val="000000"/>
+          <w:sz w:val="18"/>
+          <w:highlight w:val="lightGray"/>
+        </w:rPr>
+        <w:t xml:space="preserve"> </w:t>
+      </w:r>
+      <w:r>
+        <w:rPr>
+          <w:rFonts w:ascii="Arial" w:hAnsi="Arial" w:eastAsia="Arial" w:cs="Arial"/>
+          <w:b/>
+          <w:i w:val="0"/>
+          <w:color w:val="000000"/>
+          <w:sz w:val="18"/>
+          <w:highlight w:val="lightGray"/>
+        </w:rPr>
+        <w:t>[</w:t>
+      </w:r>
+      <w:r>
+        <w:rPr>
+          <w:rFonts w:ascii="Arial" w:hAnsi="Arial" w:eastAsia="Arial" w:cs="Arial"/>
+          <w:b/>
+          <w:i w:val="0"/>
+          <w:color w:val="000000"/>
+          <w:sz w:val="18"/>
+          <w:highlight w:val="lightGray"/>
+        </w:rPr>
+        <w:t>D</w:t>
+      </w:r>
+      <w:r>
+        <w:rPr>
+          <w:rFonts w:ascii="Arial" w:hAnsi="Arial" w:eastAsia="Arial" w:cs="Arial"/>
+          <w:b/>
+          <w:i w:val="0"/>
+          <w:color w:val="000000"/>
+          <w:sz w:val="18"/>
+          <w:highlight w:val="lightGray"/>
+        </w:rPr>
+        <w:t>a</w:t>
+      </w:r>
+      <w:r>
+        <w:rPr>
+          <w:rFonts w:ascii="Arial" w:hAnsi="Arial" w:eastAsia="Arial" w:cs="Arial"/>
+          <w:b/>
+          <w:i w:val="0"/>
+          <w:color w:val="000000"/>
+          <w:sz w:val="18"/>
+          <w:highlight w:val="lightGray"/>
+        </w:rPr>
+        <w:t>t</w:t>
+      </w:r>
+      <w:r>
+        <w:rPr>
+          <w:rFonts w:ascii="Arial" w:hAnsi="Arial" w:eastAsia="Arial" w:cs="Arial"/>
+          <w:b/>
+          <w:i w:val="0"/>
+          <w:color w:val="000000"/>
+          <w:sz w:val="18"/>
+          <w:highlight w:val="lightGray"/>
+        </w:rPr>
+        <w:t>a</w:t>
+      </w:r>
+      <w:r>
+        <w:rPr>
+          <w:rFonts w:ascii="Arial" w:hAnsi="Arial" w:eastAsia="Arial" w:cs="Arial"/>
+          <w:b/>
+          <w:i w:val="0"/>
+          <w:color w:val="000000"/>
+          <w:sz w:val="18"/>
+          <w:highlight w:val="lightGray"/>
+        </w:rPr>
+        <w:t xml:space="preserve"> </w:t>
+      </w:r>
+      <w:r>
+        <w:rPr>
+          <w:rFonts w:ascii="Arial" w:hAnsi="Arial" w:eastAsia="Arial" w:cs="Arial"/>
+          <w:b/>
+          <w:i w:val="0"/>
+          <w:color w:val="000000"/>
+          <w:sz w:val="18"/>
+          <w:highlight w:val="lightGray"/>
+        </w:rPr>
+        <w:t>P</w:t>
+      </w:r>
+      <w:r>
+        <w:rPr>
+          <w:rFonts w:ascii="Arial" w:hAnsi="Arial" w:eastAsia="Arial" w:cs="Arial"/>
+          <w:b/>
+          <w:i w:val="0"/>
+          <w:color w:val="000000"/>
+          <w:sz w:val="18"/>
+          <w:highlight w:val="lightGray"/>
+        </w:rPr>
+        <w:t>a</w:t>
+      </w:r>
+      <w:r>
+        <w:rPr>
+          <w:rFonts w:ascii="Arial" w:hAnsi="Arial" w:eastAsia="Arial" w:cs="Arial"/>
+          <w:b/>
+          <w:i w:val="0"/>
+          <w:color w:val="000000"/>
+          <w:sz w:val="18"/>
+          <w:highlight w:val="lightGray"/>
+        </w:rPr>
+        <w:t>t</w:t>
+      </w:r>
+      <w:r>
+        <w:rPr>
+          <w:rFonts w:ascii="Arial" w:hAnsi="Arial" w:eastAsia="Arial" w:cs="Arial"/>
+          <w:b/>
+          <w:i w:val="0"/>
+          <w:color w:val="000000"/>
+          <w:sz w:val="18"/>
+          <w:highlight w:val="lightGray"/>
+        </w:rPr>
+        <w:t>h</w:t>
+      </w:r>
+      <w:r>
+        <w:rPr>
+          <w:rFonts w:ascii="Arial" w:hAnsi="Arial" w:eastAsia="Arial" w:cs="Arial"/>
+          <w:b w:val="0"/>
+          <w:i w:val="0"/>
+          <w:color w:val="000000"/>
+          <w:sz w:val="18"/>
+          <w:highlight w:val="lightGray"/>
+        </w:rPr>
+        <w:t>:</w:t>
+      </w:r>
+      <w:r>
+        <w:rPr>
+          <w:rFonts w:ascii="Arial" w:hAnsi="Arial" w:eastAsia="Arial" w:cs="Arial"/>
+          <w:b w:val="0"/>
+          <w:i w:val="0"/>
+          <w:color w:val="000000"/>
+          <w:sz w:val="18"/>
+          <w:highlight w:val="lightGray"/>
+        </w:rPr>
+        <w:t xml:space="preserve"> </w:t>
+      </w:r>
+      <w:r>
+        <w:rPr>
+          <w:rFonts w:ascii="Arial" w:hAnsi="Arial" w:eastAsia="Arial" w:cs="Arial"/>
+          <w:b w:val="0"/>
+          <w:i w:val="0"/>
+          <w:color w:val="000000"/>
+          <w:sz w:val="18"/>
+          <w:highlight w:val="lightGray"/>
+        </w:rPr>
+        <w:t>P</w:t>
+      </w:r>
+      <w:r>
+        <w:rPr>
+          <w:rFonts w:ascii="Arial" w:hAnsi="Arial" w:eastAsia="Arial" w:cs="Arial"/>
+          <w:b w:val="0"/>
+          <w:i w:val="0"/>
+          <w:color w:val="000000"/>
+          <w:sz w:val="18"/>
+          <w:highlight w:val="lightGray"/>
+        </w:rPr>
+        <w:t>e</w:t>
+      </w:r>
+      <w:r>
+        <w:rPr>
+          <w:rFonts w:ascii="Arial" w:hAnsi="Arial" w:eastAsia="Arial" w:cs="Arial"/>
+          <w:b w:val="0"/>
+          <w:i w:val="0"/>
+          <w:color w:val="000000"/>
+          <w:sz w:val="18"/>
+          <w:highlight w:val="lightGray"/>
+        </w:rPr>
+        <w:t>r</w:t>
+      </w:r>
+      <w:r>
+        <w:rPr>
+          <w:rFonts w:ascii="Arial" w:hAnsi="Arial" w:eastAsia="Arial" w:cs="Arial"/>
+          <w:b w:val="0"/>
+          <w:i w:val="0"/>
+          <w:color w:val="000000"/>
+          <w:sz w:val="18"/>
+          <w:highlight w:val="lightGray"/>
+        </w:rPr>
+        <w:t>s</w:t>
+      </w:r>
+      <w:r>
+        <w:rPr>
+          <w:rFonts w:ascii="Arial" w:hAnsi="Arial" w:eastAsia="Arial" w:cs="Arial"/>
+          <w:b w:val="0"/>
+          <w:i w:val="0"/>
+          <w:color w:val="000000"/>
+          <w:sz w:val="18"/>
+          <w:highlight w:val="lightGray"/>
+        </w:rPr>
+        <w:t>o</w:t>
+      </w:r>
+      <w:r>
+        <w:rPr>
+          <w:rFonts w:ascii="Arial" w:hAnsi="Arial" w:eastAsia="Arial" w:cs="Arial"/>
+          <w:b w:val="0"/>
+          <w:i w:val="0"/>
+          <w:color w:val="000000"/>
+          <w:sz w:val="18"/>
+          <w:highlight w:val="lightGray"/>
+        </w:rPr>
+        <w:t>n</w:t>
+      </w:r>
+      <w:r>
+        <w:rPr>
+          <w:rFonts w:ascii="Arial" w:hAnsi="Arial" w:eastAsia="Arial" w:cs="Arial"/>
+          <w:b w:val="0"/>
+          <w:i w:val="0"/>
+          <w:color w:val="000000"/>
+          <w:sz w:val="18"/>
+          <w:highlight w:val="lightGray"/>
+        </w:rPr>
+        <w:t>s</w:t>
+      </w:r>
+      <w:r>
+        <w:rPr>
+          <w:rFonts w:ascii="Arial" w:hAnsi="Arial" w:eastAsia="Arial" w:cs="Arial"/>
+          <w:b w:val="0"/>
+          <w:i w:val="0"/>
+          <w:color w:val="000000"/>
+          <w:sz w:val="18"/>
+          <w:highlight w:val="lightGray"/>
+        </w:rPr>
+        <w:t xml:space="preserve"> </w:t>
+      </w:r>
+      <w:r>
+        <w:rPr>
+          <w:rFonts w:ascii="Arial" w:hAnsi="Arial" w:eastAsia="Arial" w:cs="Arial"/>
+          <w:b w:val="0"/>
+          <w:i w:val="0"/>
+          <w:color w:val="000000"/>
+          <w:sz w:val="18"/>
+          <w:highlight w:val="lightGray"/>
+        </w:rPr>
+        <w:t>T</w:t>
+      </w:r>
+      <w:r>
+        <w:rPr>
+          <w:rFonts w:ascii="Arial" w:hAnsi="Arial" w:eastAsia="Arial" w:cs="Arial"/>
+          <w:b w:val="0"/>
+          <w:i w:val="0"/>
+          <w:color w:val="000000"/>
+          <w:sz w:val="18"/>
+          <w:highlight w:val="lightGray"/>
+        </w:rPr>
+        <w:t>a</w:t>
+      </w:r>
+      <w:r>
+        <w:rPr>
+          <w:rFonts w:ascii="Arial" w:hAnsi="Arial" w:eastAsia="Arial" w:cs="Arial"/>
+          <w:b w:val="0"/>
+          <w:i w:val="0"/>
+          <w:color w:val="000000"/>
+          <w:sz w:val="18"/>
+          <w:highlight w:val="lightGray"/>
+        </w:rPr>
+        <w:t>b</w:t>
+      </w:r>
+      <w:r>
+        <w:rPr>
+          <w:rFonts w:ascii="Arial" w:hAnsi="Arial" w:eastAsia="Arial" w:cs="Arial"/>
+          <w:b w:val="0"/>
+          <w:i w:val="0"/>
+          <w:color w:val="000000"/>
+          <w:sz w:val="18"/>
+          <w:highlight w:val="lightGray"/>
+        </w:rPr>
+        <w:t>l</w:t>
+      </w:r>
+      <w:r>
+        <w:rPr>
+          <w:rFonts w:ascii="Arial" w:hAnsi="Arial" w:eastAsia="Arial" w:cs="Arial"/>
+          <w:b w:val="0"/>
+          <w:i w:val="0"/>
+          <w:color w:val="000000"/>
+          <w:sz w:val="18"/>
+          <w:highlight w:val="lightGray"/>
+        </w:rPr>
+        <w:t>e</w:t>
+      </w:r>
+      <w:r>
+        <w:rPr>
+          <w:rFonts w:ascii="Arial" w:hAnsi="Arial" w:eastAsia="Arial" w:cs="Arial"/>
+          <w:b w:val="0"/>
+          <w:i w:val="0"/>
+          <w:color w:val="000000"/>
+          <w:sz w:val="18"/>
+          <w:highlight w:val="lightGray"/>
+        </w:rPr>
+        <w:t xml:space="preserve"> </w:t>
+      </w:r>
+      <w:r>
+        <w:rPr>
+          <w:rFonts w:ascii="Arial" w:hAnsi="Arial" w:eastAsia="Arial" w:cs="Arial"/>
+          <w:b w:val="0"/>
+          <w:i w:val="0"/>
+          <w:color w:val="000000"/>
+          <w:sz w:val="18"/>
+          <w:highlight w:val="lightGray"/>
+        </w:rPr>
+        <w:t>-</w:t>
+      </w:r>
+      <w:r>
+        <w:rPr>
+          <w:rFonts w:ascii="Arial" w:hAnsi="Arial" w:eastAsia="Arial" w:cs="Arial"/>
+          <w:b w:val="0"/>
+          <w:i w:val="0"/>
+          <w:color w:val="000000"/>
+          <w:sz w:val="18"/>
+          <w:highlight w:val="lightGray"/>
+        </w:rPr>
+        <w:t>&gt;</w:t>
+      </w:r>
+      <w:r>
+        <w:rPr>
+          <w:rFonts w:ascii="Arial" w:hAnsi="Arial" w:eastAsia="Arial" w:cs="Arial"/>
+          <w:b w:val="0"/>
+          <w:i w:val="0"/>
+          <w:color w:val="000000"/>
+          <w:sz w:val="18"/>
+          <w:highlight w:val="lightGray"/>
+        </w:rPr>
+        <w:t xml:space="preserve"> </w:t>
+      </w:r>
+      <w:r>
+        <w:rPr>
+          <w:rFonts w:ascii="Arial" w:hAnsi="Arial" w:eastAsia="Arial" w:cs="Arial"/>
+          <w:b w:val="0"/>
+          <w:i w:val="0"/>
+          <w:color w:val="000000"/>
+          <w:sz w:val="18"/>
+          <w:highlight w:val="lightGray"/>
+        </w:rPr>
+        <w:t>I</w:t>
+      </w:r>
+      <w:r>
+        <w:rPr>
+          <w:rFonts w:ascii="Arial" w:hAnsi="Arial" w:eastAsia="Arial" w:cs="Arial"/>
+          <w:b w:val="0"/>
+          <w:i w:val="0"/>
+          <w:color w:val="000000"/>
+          <w:sz w:val="18"/>
+          <w:highlight w:val="lightGray"/>
+        </w:rPr>
+        <w:t>D</w:t>
+      </w:r>
+      <w:r>
+        <w:rPr>
+          <w:rFonts w:ascii="Arial" w:hAnsi="Arial" w:eastAsia="Arial" w:cs="Arial"/>
+          <w:b w:val="0"/>
+          <w:i w:val="0"/>
+          <w:color w:val="000000"/>
+          <w:sz w:val="18"/>
+          <w:highlight w:val="lightGray"/>
+        </w:rPr>
+        <w:t xml:space="preserve"> </w:t>
+      </w:r>
+      <w:r>
+        <w:rPr>
+          <w:rFonts w:ascii="Arial" w:hAnsi="Arial" w:eastAsia="Arial" w:cs="Arial"/>
+          <w:b w:val="0"/>
+          <w:i w:val="0"/>
+          <w:color w:val="000000"/>
+          <w:sz w:val="18"/>
+          <w:highlight w:val="lightGray"/>
+        </w:rPr>
+        <w:t>C</w:t>
+      </w:r>
+      <w:r>
+        <w:rPr>
+          <w:rFonts w:ascii="Arial" w:hAnsi="Arial" w:eastAsia="Arial" w:cs="Arial"/>
+          <w:b w:val="0"/>
+          <w:i w:val="0"/>
+          <w:color w:val="000000"/>
+          <w:sz w:val="18"/>
+          <w:highlight w:val="lightGray"/>
+        </w:rPr>
+        <w:t>o</w:t>
+      </w:r>
+      <w:r>
+        <w:rPr>
+          <w:rFonts w:ascii="Arial" w:hAnsi="Arial" w:eastAsia="Arial" w:cs="Arial"/>
+          <w:b w:val="0"/>
+          <w:i w:val="0"/>
+          <w:color w:val="000000"/>
+          <w:sz w:val="18"/>
+          <w:highlight w:val="lightGray"/>
+        </w:rPr>
+        <w:t>l</w:t>
+      </w:r>
+      <w:r>
+        <w:rPr>
+          <w:rFonts w:ascii="Arial" w:hAnsi="Arial" w:eastAsia="Arial" w:cs="Arial"/>
+          <w:b w:val="0"/>
+          <w:i w:val="0"/>
+          <w:color w:val="000000"/>
+          <w:sz w:val="18"/>
+          <w:highlight w:val="lightGray"/>
+        </w:rPr>
+        <w:t>u</w:t>
+      </w:r>
+      <w:r>
+        <w:rPr>
+          <w:rFonts w:ascii="Arial" w:hAnsi="Arial" w:eastAsia="Arial" w:cs="Arial"/>
+          <w:b w:val="0"/>
+          <w:i w:val="0"/>
+          <w:color w:val="000000"/>
+          <w:sz w:val="18"/>
+          <w:highlight w:val="lightGray"/>
+        </w:rPr>
+        <w:t>m</w:t>
+      </w:r>
+      <w:r>
+        <w:rPr>
+          <w:rFonts w:ascii="Arial" w:hAnsi="Arial" w:eastAsia="Arial" w:cs="Arial"/>
+          <w:b w:val="0"/>
+          <w:i w:val="0"/>
+          <w:color w:val="000000"/>
+          <w:sz w:val="18"/>
+          <w:highlight w:val="lightGray"/>
+        </w:rPr>
+        <w:t>n</w:t>
+      </w:r>
+      <w:r>
+        <w:rPr>
+          <w:rFonts w:ascii="Arial" w:hAnsi="Arial" w:eastAsia="Arial" w:cs="Arial"/>
+          <w:b w:val="0"/>
+          <w:i w:val="0"/>
+          <w:color w:val="000000"/>
+          <w:sz w:val="18"/>
+          <w:highlight w:val="lightGray"/>
+        </w:rPr>
+        <w:t>:</w:t>
+      </w:r>
+      <w:r>
+        <w:rPr>
+          <w:rFonts w:ascii="Arial" w:hAnsi="Arial" w:eastAsia="Arial" w:cs="Arial"/>
+          <w:b w:val="0"/>
+          <w:i w:val="0"/>
+          <w:color w:val="000000"/>
+          <w:sz w:val="18"/>
+          <w:highlight w:val="lightGray"/>
+        </w:rPr>
+        <w:t xml:space="preserve"> </w:t>
+      </w:r>
+      <w:r>
+        <w:rPr>
+          <w:rFonts w:ascii="Arial" w:hAnsi="Arial" w:eastAsia="Arial" w:cs="Arial"/>
+          <w:b w:val="0"/>
+          <w:i w:val="0"/>
+          <w:color w:val="000000"/>
+          <w:sz w:val="18"/>
+          <w:highlight w:val="lightGray"/>
+        </w:rPr>
+        <w:t>1</w:t>
+      </w:r>
+      <w:r>
+        <w:rPr>
+          <w:rFonts w:ascii="Arial" w:hAnsi="Arial" w:eastAsia="Arial" w:cs="Arial"/>
+          <w:b w:val="0"/>
+          <w:i w:val="0"/>
+          <w:color w:val="000000"/>
+          <w:sz w:val="18"/>
+          <w:highlight w:val="lightGray"/>
+        </w:rPr>
+        <w:t>,</w:t>
+      </w:r>
+      <w:r>
+        <w:rPr>
+          <w:rFonts w:ascii="Arial" w:hAnsi="Arial" w:eastAsia="Arial" w:cs="Arial"/>
+          <w:b w:val="0"/>
+          <w:i w:val="0"/>
+          <w:color w:val="000000"/>
+          <w:sz w:val="18"/>
+          <w:highlight w:val="lightGray"/>
+        </w:rPr>
+        <w:t xml:space="preserve"> </w:t>
+      </w:r>
+      <w:r>
+        <w:rPr>
+          <w:rFonts w:ascii="Arial" w:hAnsi="Arial" w:eastAsia="Arial" w:cs="Arial"/>
+          <w:b w:val="0"/>
+          <w:i w:val="0"/>
+          <w:color w:val="000000"/>
+          <w:sz w:val="18"/>
+          <w:highlight w:val="lightGray"/>
+        </w:rPr>
+        <w:t>N</w:t>
+      </w:r>
+      <w:r>
+        <w:rPr>
+          <w:rFonts w:ascii="Arial" w:hAnsi="Arial" w:eastAsia="Arial" w:cs="Arial"/>
+          <w:b w:val="0"/>
+          <w:i w:val="0"/>
+          <w:color w:val="000000"/>
+          <w:sz w:val="18"/>
+          <w:highlight w:val="lightGray"/>
+        </w:rPr>
+        <w:t>a</w:t>
+      </w:r>
+      <w:r>
+        <w:rPr>
+          <w:rFonts w:ascii="Arial" w:hAnsi="Arial" w:eastAsia="Arial" w:cs="Arial"/>
+          <w:b w:val="0"/>
+          <w:i w:val="0"/>
+          <w:color w:val="000000"/>
+          <w:sz w:val="18"/>
+          <w:highlight w:val="lightGray"/>
+        </w:rPr>
+        <w:t>m</w:t>
+      </w:r>
+      <w:r>
+        <w:rPr>
+          <w:rFonts w:ascii="Arial" w:hAnsi="Arial" w:eastAsia="Arial" w:cs="Arial"/>
+          <w:b w:val="0"/>
+          <w:i w:val="0"/>
+          <w:color w:val="000000"/>
+          <w:sz w:val="18"/>
+          <w:highlight w:val="lightGray"/>
+        </w:rPr>
+        <w:t>e</w:t>
+      </w:r>
+      <w:r>
+        <w:rPr>
+          <w:rFonts w:ascii="Arial" w:hAnsi="Arial" w:eastAsia="Arial" w:cs="Arial"/>
+          <w:b w:val="0"/>
+          <w:i w:val="0"/>
+          <w:color w:val="000000"/>
+          <w:sz w:val="18"/>
+          <w:highlight w:val="lightGray"/>
+        </w:rPr>
+        <w:t>_</w:t>
+      </w:r>
+      <w:r>
+        <w:rPr>
+          <w:rFonts w:ascii="Arial" w:hAnsi="Arial" w:eastAsia="Arial" w:cs="Arial"/>
+          <w:b w:val="0"/>
+          <w:i w:val="0"/>
+          <w:color w:val="000000"/>
+          <w:sz w:val="18"/>
+          <w:highlight w:val="lightGray"/>
+        </w:rPr>
+        <w:t>E</w:t>
+      </w:r>
+      <w:r>
+        <w:rPr>
+          <w:rFonts w:ascii="Arial" w:hAnsi="Arial" w:eastAsia="Arial" w:cs="Arial"/>
+          <w:b w:val="0"/>
+          <w:i w:val="0"/>
+          <w:color w:val="000000"/>
+          <w:sz w:val="18"/>
+          <w:highlight w:val="lightGray"/>
+        </w:rPr>
+        <w:t>n</w:t>
+      </w:r>
+      <w:r>
+        <w:rPr>
+          <w:rFonts w:ascii="Arial" w:hAnsi="Arial" w:eastAsia="Arial" w:cs="Arial"/>
+          <w:b w:val="0"/>
+          <w:i w:val="0"/>
+          <w:color w:val="000000"/>
+          <w:sz w:val="18"/>
+          <w:highlight w:val="lightGray"/>
+        </w:rPr>
+        <w:t xml:space="preserve"> </w:t>
+      </w:r>
+      <w:r>
+        <w:rPr>
+          <w:rFonts w:ascii="Arial" w:hAnsi="Arial" w:eastAsia="Arial" w:cs="Arial"/>
+          <w:b w:val="0"/>
+          <w:i w:val="0"/>
+          <w:color w:val="000000"/>
+          <w:sz w:val="18"/>
+          <w:highlight w:val="lightGray"/>
+        </w:rPr>
+        <w:t>C</w:t>
+      </w:r>
+      <w:r>
+        <w:rPr>
+          <w:rFonts w:ascii="Arial" w:hAnsi="Arial" w:eastAsia="Arial" w:cs="Arial"/>
+          <w:b w:val="0"/>
+          <w:i w:val="0"/>
+          <w:color w:val="000000"/>
+          <w:sz w:val="18"/>
+          <w:highlight w:val="lightGray"/>
+        </w:rPr>
+        <w:t>o</w:t>
+      </w:r>
+      <w:r>
+        <w:rPr>
+          <w:rFonts w:ascii="Arial" w:hAnsi="Arial" w:eastAsia="Arial" w:cs="Arial"/>
+          <w:b w:val="0"/>
+          <w:i w:val="0"/>
+          <w:color w:val="000000"/>
+          <w:sz w:val="18"/>
+          <w:highlight w:val="lightGray"/>
+        </w:rPr>
+        <w:t>l</w:t>
+      </w:r>
+      <w:r>
+        <w:rPr>
+          <w:rFonts w:ascii="Arial" w:hAnsi="Arial" w:eastAsia="Arial" w:cs="Arial"/>
+          <w:b w:val="0"/>
+          <w:i w:val="0"/>
+          <w:color w:val="000000"/>
+          <w:sz w:val="18"/>
+          <w:highlight w:val="lightGray"/>
+        </w:rPr>
+        <w:t>u</w:t>
+      </w:r>
+      <w:r>
+        <w:rPr>
+          <w:rFonts w:ascii="Arial" w:hAnsi="Arial" w:eastAsia="Arial" w:cs="Arial"/>
+          <w:b w:val="0"/>
+          <w:i w:val="0"/>
+          <w:color w:val="000000"/>
+          <w:sz w:val="18"/>
+          <w:highlight w:val="lightGray"/>
+        </w:rPr>
+        <w:t>m</w:t>
+      </w:r>
+      <w:r>
+        <w:rPr>
+          <w:rFonts w:ascii="Arial" w:hAnsi="Arial" w:eastAsia="Arial" w:cs="Arial"/>
+          <w:b w:val="0"/>
+          <w:i w:val="0"/>
+          <w:color w:val="000000"/>
+          <w:sz w:val="18"/>
+          <w:highlight w:val="lightGray"/>
+        </w:rPr>
+        <w:t>n</w:t>
+      </w:r>
+      <w:r>
+        <w:rPr>
+          <w:rFonts w:ascii="Arial" w:hAnsi="Arial" w:eastAsia="Arial" w:cs="Arial"/>
+          <w:b w:val="0"/>
+          <w:i w:val="0"/>
+          <w:color w:val="000000"/>
+          <w:sz w:val="18"/>
+          <w:highlight w:val="lightGray"/>
+        </w:rPr>
+        <w:t>:</w:t>
+      </w:r>
+      <w:r>
+        <w:rPr>
+          <w:rFonts w:ascii="Arial" w:hAnsi="Arial" w:eastAsia="Arial" w:cs="Arial"/>
+          <w:b w:val="0"/>
+          <w:i w:val="0"/>
+          <w:color w:val="000000"/>
+          <w:sz w:val="18"/>
+          <w:highlight w:val="lightGray"/>
+        </w:rPr>
+        <w:t xml:space="preserve"> </w:t>
+      </w:r>
+      <w:r>
+        <w:rPr>
+          <w:rFonts w:ascii="Arial" w:hAnsi="Arial" w:eastAsia="Arial" w:cs="Arial"/>
+          <w:b w:val="0"/>
+          <w:i w:val="0"/>
+          <w:color w:val="000000"/>
+          <w:sz w:val="18"/>
+          <w:highlight w:val="lightGray"/>
+        </w:rPr>
+        <w:t>M</w:t>
+      </w:r>
+      <w:r>
+        <w:rPr>
+          <w:rFonts w:ascii="Arial" w:hAnsi="Arial" w:eastAsia="Arial" w:cs="Arial"/>
+          <w:b w:val="0"/>
+          <w:i w:val="0"/>
+          <w:color w:val="000000"/>
+          <w:sz w:val="18"/>
+          <w:highlight w:val="lightGray"/>
+        </w:rPr>
+        <w:t>o</w:t>
+      </w:r>
+      <w:r>
+        <w:rPr>
+          <w:rFonts w:ascii="Arial" w:hAnsi="Arial" w:eastAsia="Arial" w:cs="Arial"/>
+          <w:b w:val="0"/>
+          <w:i w:val="0"/>
+          <w:color w:val="000000"/>
+          <w:sz w:val="18"/>
+          <w:highlight w:val="lightGray"/>
+        </w:rPr>
+        <w:t>t</w:t>
+      </w:r>
+      <w:r>
+        <w:rPr>
+          <w:rFonts w:ascii="Arial" w:hAnsi="Arial" w:eastAsia="Arial" w:cs="Arial"/>
+          <w:b w:val="0"/>
+          <w:i w:val="0"/>
+          <w:color w:val="000000"/>
+          <w:sz w:val="18"/>
+          <w:highlight w:val="lightGray"/>
+        </w:rPr>
+        <w:t>a</w:t>
+      </w:r>
+      <w:r>
+        <w:rPr>
+          <w:rFonts w:ascii="Arial" w:hAnsi="Arial" w:eastAsia="Arial" w:cs="Arial"/>
+          <w:b w:val="0"/>
+          <w:i w:val="0"/>
+          <w:color w:val="000000"/>
+          <w:sz w:val="18"/>
+          <w:highlight w:val="lightGray"/>
+        </w:rPr>
+        <w:t>s</w:t>
+      </w:r>
+      <w:r>
+        <w:rPr>
+          <w:rFonts w:ascii="Arial" w:hAnsi="Arial" w:eastAsia="Arial" w:cs="Arial"/>
+          <w:b w:val="0"/>
+          <w:i w:val="0"/>
+          <w:color w:val="000000"/>
+          <w:sz w:val="18"/>
+          <w:highlight w:val="lightGray"/>
+        </w:rPr>
+        <w:t>e</w:t>
+      </w:r>
+      <w:r>
+        <w:rPr>
+          <w:rFonts w:ascii="Arial" w:hAnsi="Arial" w:eastAsia="Arial" w:cs="Arial"/>
+          <w:b w:val="0"/>
+          <w:i w:val="0"/>
+          <w:color w:val="000000"/>
+          <w:sz w:val="18"/>
+          <w:highlight w:val="lightGray"/>
+        </w:rPr>
+        <w:t>m</w:t>
+      </w:r>
+      <w:r>
+        <w:rPr>
+          <w:rFonts w:ascii="Arial" w:hAnsi="Arial" w:eastAsia="Arial" w:cs="Arial"/>
+          <w:b w:val="0"/>
+          <w:i w:val="0"/>
+          <w:color w:val="000000"/>
+          <w:sz w:val="18"/>
+          <w:highlight w:val="lightGray"/>
+        </w:rPr>
+        <w:t xml:space="preserve"> </w:t>
+      </w:r>
+      <w:r>
+        <w:rPr>
+          <w:rFonts w:ascii="Arial" w:hAnsi="Arial" w:eastAsia="Arial" w:cs="Arial"/>
+          <w:b w:val="0"/>
+          <w:i w:val="0"/>
+          <w:color w:val="000000"/>
+          <w:sz w:val="18"/>
+          <w:highlight w:val="lightGray"/>
+        </w:rPr>
+        <w:t>E</w:t>
+      </w:r>
+      <w:r>
+        <w:rPr>
+          <w:rFonts w:ascii="Arial" w:hAnsi="Arial" w:eastAsia="Arial" w:cs="Arial"/>
+          <w:b w:val="0"/>
+          <w:i w:val="0"/>
+          <w:color w:val="000000"/>
+          <w:sz w:val="18"/>
+          <w:highlight w:val="lightGray"/>
+        </w:rPr>
+        <w:t>s</w:t>
+      </w:r>
+      <w:r>
+        <w:rPr>
+          <w:rFonts w:ascii="Arial" w:hAnsi="Arial" w:eastAsia="Arial" w:cs="Arial"/>
+          <w:b w:val="0"/>
+          <w:i w:val="0"/>
+          <w:color w:val="000000"/>
+          <w:sz w:val="18"/>
+          <w:highlight w:val="lightGray"/>
+        </w:rPr>
+        <w:t>s</w:t>
+      </w:r>
+      <w:r>
+        <w:rPr>
+          <w:rFonts w:ascii="Arial" w:hAnsi="Arial" w:eastAsia="Arial" w:cs="Arial"/>
+          <w:b w:val="0"/>
+          <w:i w:val="0"/>
+          <w:color w:val="000000"/>
+          <w:sz w:val="18"/>
+          <w:highlight w:val="lightGray"/>
+        </w:rPr>
+        <w:t>a</w:t>
+      </w:r>
+      <w:r>
+        <w:rPr>
+          <w:rFonts w:ascii="Arial" w:hAnsi="Arial" w:eastAsia="Arial" w:cs="Arial"/>
+          <w:b w:val="0"/>
+          <w:i w:val="0"/>
+          <w:color w:val="000000"/>
+          <w:sz w:val="18"/>
+          <w:highlight w:val="lightGray"/>
+        </w:rPr>
+        <w:t>m</w:t>
+      </w:r>
+      <w:r>
+        <w:rPr>
+          <w:rFonts w:ascii="Arial" w:hAnsi="Arial" w:eastAsia="Arial" w:cs="Arial"/>
+          <w:b w:val="0"/>
+          <w:i w:val="0"/>
+          <w:color w:val="000000"/>
+          <w:sz w:val="18"/>
+          <w:highlight w:val="lightGray"/>
+        </w:rPr>
+        <w:t>]</w:t>
+      </w:r>
+      <w:r>
+        <w:rPr>
+          <w:rFonts w:ascii="Arial" w:hAnsi="Arial" w:eastAsia="Arial" w:cs="Arial"/>
+          <w:b w:val="0"/>
+          <w:i w:val="0"/>
+          <w:color w:val="000000"/>
+          <w:sz w:val="18"/>
+          <w:highlight w:val="lightGray"/>
+        </w:rPr>
+        <w:t xml:space="preserve"> </w:t>
+      </w:r>
+      <w:r>
+        <w:rPr>
+          <w:rFonts w:ascii="Arial" w:hAnsi="Arial" w:eastAsia="Arial" w:cs="Arial"/>
+          <w:b w:val="0"/>
+          <w:i w:val="0"/>
+          <w:color w:val="000000"/>
+          <w:sz w:val="18"/>
+          <w:highlight w:val="lightGray"/>
+        </w:rPr>
+        <w:t>-</w:t>
+      </w:r>
+      <w:r>
+        <w:rPr>
+          <w:rFonts w:ascii="Arial" w:hAnsi="Arial" w:eastAsia="Arial" w:cs="Arial"/>
+          <w:b w:val="0"/>
+          <w:i w:val="0"/>
+          <w:color w:val="000000"/>
+          <w:sz w:val="18"/>
+          <w:highlight w:val="lightGray"/>
+        </w:rPr>
+        <w:t>&gt;</w:t>
+      </w:r>
+      <w:r>
+        <w:rPr>
+          <w:rFonts w:ascii="Arial" w:hAnsi="Arial" w:eastAsia="Arial" w:cs="Arial"/>
+          <w:b w:val="0"/>
+          <w:i w:val="0"/>
+          <w:color w:val="000000"/>
+          <w:sz w:val="18"/>
+          <w:highlight w:val="lightGray"/>
+        </w:rPr>
+        <w:t xml:space="preserve"> </w:t>
+      </w:r>
+      <w:r>
+        <w:rPr>
+          <w:rFonts w:ascii="Arial" w:hAnsi="Arial" w:eastAsia="Arial" w:cs="Arial"/>
+          <w:b/>
+          <w:i w:val="0"/>
+          <w:color w:val="000000"/>
+          <w:sz w:val="18"/>
+          <w:highlight w:val="lightGray"/>
+        </w:rPr>
+        <w:t>F</w:t>
+      </w:r>
+      <w:r>
+        <w:rPr>
+          <w:rFonts w:ascii="Arial" w:hAnsi="Arial" w:eastAsia="Arial" w:cs="Arial"/>
+          <w:b/>
+          <w:i w:val="0"/>
+          <w:color w:val="000000"/>
+          <w:sz w:val="18"/>
+          <w:highlight w:val="lightGray"/>
+        </w:rPr>
+        <w:t>r</w:t>
+      </w:r>
+      <w:r>
+        <w:rPr>
+          <w:rFonts w:ascii="Arial" w:hAnsi="Arial" w:eastAsia="Arial" w:cs="Arial"/>
+          <w:b/>
+          <w:i w:val="0"/>
+          <w:color w:val="000000"/>
+          <w:sz w:val="18"/>
+          <w:highlight w:val="lightGray"/>
+        </w:rPr>
+        <w:t>o</w:t>
+      </w:r>
+      <w:r>
+        <w:rPr>
+          <w:rFonts w:ascii="Arial" w:hAnsi="Arial" w:eastAsia="Arial" w:cs="Arial"/>
+          <w:b/>
+          <w:i w:val="0"/>
+          <w:color w:val="000000"/>
+          <w:sz w:val="18"/>
+          <w:highlight w:val="lightGray"/>
+        </w:rPr>
+        <w:t>m</w:t>
+      </w:r>
+      <w:r>
+        <w:rPr>
+          <w:rFonts w:ascii="Arial" w:hAnsi="Arial" w:eastAsia="Arial" w:cs="Arial"/>
+          <w:b/>
+          <w:i w:val="0"/>
+          <w:color w:val="000000"/>
+          <w:sz w:val="18"/>
+          <w:highlight w:val="lightGray"/>
+        </w:rPr>
+        <w:t>:</w:t>
+      </w:r>
+      <w:r>
+        <w:rPr>
+          <w:rFonts w:ascii="Arial" w:hAnsi="Arial" w:eastAsia="Arial" w:cs="Arial"/>
+          <w:b w:val="0"/>
+          <w:i w:val="0"/>
+          <w:color w:val="000000"/>
+          <w:sz w:val="18"/>
+          <w:highlight w:val="lightGray"/>
+        </w:rPr>
+        <w:t xml:space="preserve"> </w:t>
+      </w:r>
+      <w:r>
+        <w:rPr>
+          <w:rFonts w:ascii="Arial" w:hAnsi="Arial" w:eastAsia="Arial" w:cs="Arial"/>
+          <w:b w:val="0"/>
+          <w:i w:val="0"/>
+          <w:color w:val="000000"/>
+          <w:sz w:val="18"/>
+          <w:highlight w:val="lightGray"/>
+        </w:rPr>
+        <w:t>[</w:t>
+      </w:r>
+      <w:r>
+        <w:rPr>
+          <w:rFonts w:ascii="Arial" w:hAnsi="Arial" w:eastAsia="Arial" w:cs="Arial"/>
+          <w:b w:val="0"/>
+          <w:i w:val="0"/>
+          <w:color w:val="000000"/>
+          <w:sz w:val="18"/>
+          <w:highlight w:val="lightGray"/>
+        </w:rPr>
+        <w:t>C</w:t>
+      </w:r>
+      <w:r>
+        <w:rPr>
+          <w:rFonts w:ascii="Arial" w:hAnsi="Arial" w:eastAsia="Arial" w:cs="Arial"/>
+          <w:b w:val="0"/>
+          <w:i w:val="0"/>
+          <w:color w:val="000000"/>
+          <w:sz w:val="18"/>
+          <w:highlight w:val="lightGray"/>
+        </w:rPr>
+        <w:t>h</w:t>
+      </w:r>
+      <w:r>
+        <w:rPr>
+          <w:rFonts w:ascii="Arial" w:hAnsi="Arial" w:eastAsia="Arial" w:cs="Arial"/>
+          <w:b w:val="0"/>
+          <w:i w:val="0"/>
+          <w:color w:val="000000"/>
+          <w:sz w:val="18"/>
+          <w:highlight w:val="lightGray"/>
+        </w:rPr>
+        <w:t>a</w:t>
+      </w:r>
+      <w:r>
+        <w:rPr>
+          <w:rFonts w:ascii="Arial" w:hAnsi="Arial" w:eastAsia="Arial" w:cs="Arial"/>
+          <w:b w:val="0"/>
+          <w:i w:val="0"/>
+          <w:color w:val="000000"/>
+          <w:sz w:val="18"/>
+          <w:highlight w:val="lightGray"/>
+        </w:rPr>
+        <w:t>t</w:t>
+      </w:r>
+      <w:r>
+        <w:rPr>
+          <w:rFonts w:ascii="Arial" w:hAnsi="Arial" w:eastAsia="Arial" w:cs="Arial"/>
+          <w:b w:val="0"/>
+          <w:i w:val="0"/>
+          <w:color w:val="000000"/>
+          <w:sz w:val="18"/>
+          <w:highlight w:val="lightGray"/>
+        </w:rPr>
+        <w:t>G</w:t>
+      </w:r>
+      <w:r>
+        <w:rPr>
+          <w:rFonts w:ascii="Arial" w:hAnsi="Arial" w:eastAsia="Arial" w:cs="Arial"/>
+          <w:b w:val="0"/>
+          <w:i w:val="0"/>
+          <w:color w:val="000000"/>
+          <w:sz w:val="18"/>
+          <w:highlight w:val="lightGray"/>
+        </w:rPr>
+        <w:t>P</w:t>
+      </w:r>
+      <w:r>
+        <w:rPr>
+          <w:rFonts w:ascii="Arial" w:hAnsi="Arial" w:eastAsia="Arial" w:cs="Arial"/>
+          <w:b w:val="0"/>
+          <w:i w:val="0"/>
+          <w:color w:val="000000"/>
+          <w:sz w:val="18"/>
+          <w:highlight w:val="lightGray"/>
+        </w:rPr>
+        <w:t>T</w:t>
+      </w:r>
+      <w:r>
+        <w:rPr>
+          <w:rFonts w:ascii="Arial" w:hAnsi="Arial" w:eastAsia="Arial" w:cs="Arial"/>
+          <w:b w:val="0"/>
+          <w:i w:val="0"/>
+          <w:color w:val="000000"/>
+          <w:sz w:val="18"/>
+          <w:highlight w:val="lightGray"/>
+        </w:rPr>
+        <w:t>]</w:t>
+      </w:r>
+      <w:r>
+        <w:rPr>
+          <w:rFonts w:ascii="Arial" w:hAnsi="Arial" w:eastAsia="Arial" w:cs="Arial"/>
+          <w:b w:val="0"/>
+          <w:i w:val="0"/>
+          <w:color w:val="000000"/>
+          <w:sz w:val="18"/>
+          <w:highlight w:val="lightGray"/>
+        </w:rPr>
+        <w:t xml:space="preserve"> </w:t>
+      </w:r>
+      <w:r>
+        <w:rPr>
+          <w:rFonts w:ascii="Arial" w:hAnsi="Arial" w:eastAsia="Arial" w:cs="Arial"/>
+          <w:b/>
+          <w:i w:val="0"/>
+          <w:color w:val="000000"/>
+          <w:sz w:val="18"/>
+          <w:highlight w:val="lightGray"/>
+        </w:rPr>
+        <w:t>o</w:t>
+      </w:r>
+      <w:r>
+        <w:rPr>
+          <w:rFonts w:ascii="Arial" w:hAnsi="Arial" w:eastAsia="Arial" w:cs="Arial"/>
+          <w:b/>
+          <w:i w:val="0"/>
+          <w:color w:val="000000"/>
+          <w:sz w:val="18"/>
+          <w:highlight w:val="lightGray"/>
+        </w:rPr>
+        <w:t>n</w:t>
+      </w:r>
+      <w:r>
+        <w:rPr>
+          <w:rFonts w:ascii="Arial" w:hAnsi="Arial" w:eastAsia="Arial" w:cs="Arial"/>
+          <w:b/>
+          <w:i w:val="0"/>
+          <w:color w:val="000000"/>
+          <w:sz w:val="18"/>
+          <w:highlight w:val="lightGray"/>
+        </w:rPr>
+        <w:t xml:space="preserve"> </w:t>
+      </w:r>
+      <w:r>
+        <w:rPr>
+          <w:rFonts w:ascii="Arial" w:hAnsi="Arial" w:eastAsia="Arial" w:cs="Arial"/>
+          <w:b w:val="0"/>
+          <w:i w:val="0"/>
+          <w:color w:val="000000"/>
+          <w:sz w:val="18"/>
+          <w:highlight w:val="lightGray"/>
+        </w:rPr>
+        <w:t>[</w:t>
+      </w:r>
+      <w:r>
+        <w:rPr>
+          <w:rFonts w:ascii="Arial" w:hAnsi="Arial" w:eastAsia="Arial" w:cs="Arial"/>
+          <w:b w:val="0"/>
+          <w:i w:val="0"/>
+          <w:color w:val="000000"/>
+          <w:sz w:val="18"/>
+          <w:highlight w:val="lightGray"/>
+        </w:rPr>
+        <w:t>7</w:t>
+      </w:r>
+      <w:r>
+        <w:rPr>
+          <w:rFonts w:ascii="Arial" w:hAnsi="Arial" w:eastAsia="Arial" w:cs="Arial"/>
+          <w:b w:val="0"/>
+          <w:i w:val="0"/>
+          <w:color w:val="000000"/>
+          <w:sz w:val="18"/>
+          <w:highlight w:val="lightGray"/>
+        </w:rPr>
+        <w:t>/</w:t>
+      </w:r>
+      <w:r>
+        <w:rPr>
+          <w:rFonts w:ascii="Arial" w:hAnsi="Arial" w:eastAsia="Arial" w:cs="Arial"/>
+          <w:b w:val="0"/>
+          <w:i w:val="0"/>
+          <w:color w:val="000000"/>
+          <w:sz w:val="18"/>
+          <w:highlight w:val="lightGray"/>
+        </w:rPr>
+        <w:t>2</w:t>
+      </w:r>
+      <w:r>
+        <w:rPr>
+          <w:rFonts w:ascii="Arial" w:hAnsi="Arial" w:eastAsia="Arial" w:cs="Arial"/>
+          <w:b w:val="0"/>
+          <w:i w:val="0"/>
+          <w:color w:val="000000"/>
+          <w:sz w:val="18"/>
+          <w:highlight w:val="lightGray"/>
+        </w:rPr>
+        <w:t>1</w:t>
+      </w:r>
+      <w:r>
+        <w:rPr>
+          <w:rFonts w:ascii="Arial" w:hAnsi="Arial" w:eastAsia="Arial" w:cs="Arial"/>
+          <w:b w:val="0"/>
+          <w:i w:val="0"/>
+          <w:color w:val="000000"/>
+          <w:sz w:val="18"/>
+          <w:highlight w:val="lightGray"/>
+        </w:rPr>
+        <w:t>/</w:t>
+      </w:r>
+      <w:r>
+        <w:rPr>
+          <w:rFonts w:ascii="Arial" w:hAnsi="Arial" w:eastAsia="Arial" w:cs="Arial"/>
+          <w:b w:val="0"/>
+          <w:i w:val="0"/>
+          <w:color w:val="000000"/>
+          <w:sz w:val="18"/>
+          <w:highlight w:val="lightGray"/>
+        </w:rPr>
+        <w:t>2</w:t>
+      </w:r>
+      <w:r>
+        <w:rPr>
+          <w:rFonts w:ascii="Arial" w:hAnsi="Arial" w:eastAsia="Arial" w:cs="Arial"/>
+          <w:b w:val="0"/>
+          <w:i w:val="0"/>
+          <w:color w:val="000000"/>
+          <w:sz w:val="18"/>
+          <w:highlight w:val="lightGray"/>
+        </w:rPr>
+        <w:t>0</w:t>
+      </w:r>
+      <w:r>
+        <w:rPr>
+          <w:rFonts w:ascii="Arial" w:hAnsi="Arial" w:eastAsia="Arial" w:cs="Arial"/>
+          <w:b w:val="0"/>
+          <w:i w:val="0"/>
+          <w:color w:val="000000"/>
+          <w:sz w:val="18"/>
+          <w:highlight w:val="lightGray"/>
+        </w:rPr>
+        <w:t>2</w:t>
+      </w:r>
+      <w:r>
+        <w:rPr>
+          <w:rFonts w:ascii="Arial" w:hAnsi="Arial" w:eastAsia="Arial" w:cs="Arial"/>
+          <w:b w:val="0"/>
+          <w:i w:val="0"/>
+          <w:color w:val="000000"/>
+          <w:sz w:val="18"/>
+          <w:highlight w:val="lightGray"/>
+        </w:rPr>
+        <w:t>5</w:t>
+      </w:r>
+      <w:r>
+        <w:rPr>
+          <w:rFonts w:ascii="Arial" w:hAnsi="Arial" w:eastAsia="Arial" w:cs="Arial"/>
+          <w:b w:val="0"/>
+          <w:i w:val="0"/>
+          <w:color w:val="000000"/>
+          <w:sz w:val="18"/>
+          <w:highlight w:val="lightGray"/>
+        </w:rPr>
+        <w:t>]</w:t>
       </w:r>
     </w:p>
     <w:p>

--- a/Knowledge/2-Science/3-Social science/1-Linguistics/0-Intro to Linguistics/5-My Source/1-Linguistics.docx
+++ b/Knowledge/2-Science/3-Social science/1-Linguistics/0-Intro to Linguistics/5-My Source/1-Linguistics.docx
@@ -39,1580 +39,106 @@
       </w:pPr>
       <w:r>
         <w:rPr>
-          <w:rFonts w:ascii="Arial" w:hAnsi="Arial" w:eastAsia="Arial" w:cs="Arial"/>
+          <w:rFonts w:ascii="Arial" w:eastAsia="Arial" w:hAnsi="Arial" w:cs="Arial"/>
           <w:b/>
-          <w:i w:val="0"/>
           <w:color w:val="000000"/>
           <w:sz w:val="18"/>
           <w:highlight w:val="lightGray"/>
         </w:rPr>
-        <w:t>#</w:t>
-      </w:r>
-      <w:r>
-        <w:rPr>
-          <w:rFonts w:ascii="Arial" w:hAnsi="Arial" w:eastAsia="Arial" w:cs="Arial"/>
+        <w:t># Source: AI Source: Provided by: [Data Path</w:t>
+      </w:r>
+      <w:r>
+        <w:rPr>
+          <w:rFonts w:ascii="Arial" w:eastAsia="Arial" w:hAnsi="Arial" w:cs="Arial"/>
+          <w:color w:val="000000"/>
+          <w:sz w:val="18"/>
+          <w:highlight w:val="lightGray"/>
+        </w:rPr>
+        <w:t xml:space="preserve">: Persons Table -&gt; ID Column: 1, </w:t>
+      </w:r>
+      <w:proofErr w:type="spellStart"/>
+      <w:r>
+        <w:rPr>
+          <w:rFonts w:ascii="Arial" w:eastAsia="Arial" w:hAnsi="Arial" w:cs="Arial"/>
+          <w:color w:val="000000"/>
+          <w:sz w:val="18"/>
+          <w:highlight w:val="lightGray"/>
+        </w:rPr>
+        <w:t>Name_En</w:t>
+      </w:r>
+      <w:proofErr w:type="spellEnd"/>
+      <w:r>
+        <w:rPr>
+          <w:rFonts w:ascii="Arial" w:eastAsia="Arial" w:hAnsi="Arial" w:cs="Arial"/>
+          <w:color w:val="000000"/>
+          <w:sz w:val="18"/>
+          <w:highlight w:val="lightGray"/>
+        </w:rPr>
+        <w:t xml:space="preserve"> Column: Motasem Essam] -&gt; </w:t>
+      </w:r>
+      <w:r>
+        <w:rPr>
+          <w:rFonts w:ascii="Arial" w:eastAsia="Arial" w:hAnsi="Arial" w:cs="Arial"/>
           <w:b/>
-          <w:i w:val="0"/>
           <w:color w:val="000000"/>
           <w:sz w:val="18"/>
           <w:highlight w:val="lightGray"/>
         </w:rPr>
-        <w:t xml:space="preserve"> </w:t>
-      </w:r>
-      <w:r>
-        <w:rPr>
-          <w:rFonts w:ascii="Arial" w:hAnsi="Arial" w:eastAsia="Arial" w:cs="Arial"/>
+        <w:t>From:</w:t>
+      </w:r>
+      <w:r>
+        <w:rPr>
+          <w:rFonts w:ascii="Arial" w:eastAsia="Arial" w:hAnsi="Arial" w:cs="Arial"/>
+          <w:color w:val="000000"/>
+          <w:sz w:val="18"/>
+          <w:highlight w:val="lightGray"/>
+        </w:rPr>
+        <w:t xml:space="preserve"> [ChatGPT] </w:t>
+      </w:r>
+      <w:r>
+        <w:rPr>
+          <w:rFonts w:ascii="Arial" w:eastAsia="Arial" w:hAnsi="Arial" w:cs="Arial"/>
           <w:b/>
-          <w:i w:val="0"/>
           <w:color w:val="000000"/>
           <w:sz w:val="18"/>
           <w:highlight w:val="lightGray"/>
         </w:rPr>
-        <w:t>S</w:t>
-      </w:r>
-      <w:r>
-        <w:rPr>
-          <w:rFonts w:ascii="Arial" w:hAnsi="Arial" w:eastAsia="Arial" w:cs="Arial"/>
+        <w:t xml:space="preserve">on </w:t>
+      </w:r>
+      <w:r>
+        <w:rPr>
+          <w:rFonts w:ascii="Arial" w:eastAsia="Arial" w:hAnsi="Arial" w:cs="Arial"/>
+          <w:color w:val="000000"/>
+          <w:sz w:val="18"/>
+          <w:highlight w:val="lightGray"/>
+        </w:rPr>
+        <w:t>[7/21/2025]</w:t>
+      </w:r>
+    </w:p>
+    <w:p>
+      <w:pPr>
+        <w:spacing w:before="240" w:after="240"/>
+        <w:rPr>
+          <w:rFonts w:ascii="Roboto Mono" w:eastAsia="Roboto Mono" w:hAnsi="Roboto Mono" w:cs="Roboto Mono"/>
+        </w:rPr>
+      </w:pPr>
+      <w:r>
+        <w:rPr>
+          <w:rFonts w:ascii="Roboto Mono" w:eastAsia="Roboto Mono" w:hAnsi="Roboto Mono" w:cs="Roboto Mono"/>
           <w:b/>
-          <w:i w:val="0"/>
-          <w:color w:val="000000"/>
-          <w:sz w:val="18"/>
-          <w:highlight w:val="lightGray"/>
-        </w:rPr>
-        <w:t>o</w:t>
-      </w:r>
-      <w:r>
-        <w:rPr>
-          <w:rFonts w:ascii="Arial" w:hAnsi="Arial" w:eastAsia="Arial" w:cs="Arial"/>
+        </w:rPr>
+        <w:t>Linguistics</w:t>
+      </w:r>
+      <w:r>
+        <w:rPr>
+          <w:rFonts w:ascii="Roboto Mono" w:eastAsia="Roboto Mono" w:hAnsi="Roboto Mono" w:cs="Roboto Mono"/>
+        </w:rPr>
+        <w:t xml:space="preserve"> is the </w:t>
+      </w:r>
+      <w:r>
+        <w:rPr>
+          <w:rFonts w:ascii="Roboto Mono" w:eastAsia="Roboto Mono" w:hAnsi="Roboto Mono" w:cs="Roboto Mono"/>
           <w:b/>
-          <w:i w:val="0"/>
-          <w:color w:val="000000"/>
-          <w:sz w:val="18"/>
-          <w:highlight w:val="lightGray"/>
-        </w:rPr>
-        <w:t>u</w:t>
-      </w:r>
-      <w:r>
-        <w:rPr>
-          <w:rFonts w:ascii="Arial" w:hAnsi="Arial" w:eastAsia="Arial" w:cs="Arial"/>
-          <w:b/>
-          <w:i w:val="0"/>
-          <w:color w:val="000000"/>
-          <w:sz w:val="18"/>
-          <w:highlight w:val="lightGray"/>
-        </w:rPr>
-        <w:t>r</w:t>
-      </w:r>
-      <w:r>
-        <w:rPr>
-          <w:rFonts w:ascii="Arial" w:hAnsi="Arial" w:eastAsia="Arial" w:cs="Arial"/>
-          <w:b/>
-          <w:i w:val="0"/>
-          <w:color w:val="000000"/>
-          <w:sz w:val="18"/>
-          <w:highlight w:val="lightGray"/>
-        </w:rPr>
-        <w:t>c</w:t>
-      </w:r>
-      <w:r>
-        <w:rPr>
-          <w:rFonts w:ascii="Arial" w:hAnsi="Arial" w:eastAsia="Arial" w:cs="Arial"/>
-          <w:b/>
-          <w:i w:val="0"/>
-          <w:color w:val="000000"/>
-          <w:sz w:val="18"/>
-          <w:highlight w:val="lightGray"/>
-        </w:rPr>
-        <w:t>e</w:t>
-      </w:r>
-      <w:r>
-        <w:rPr>
-          <w:rFonts w:ascii="Arial" w:hAnsi="Arial" w:eastAsia="Arial" w:cs="Arial"/>
-          <w:b/>
-          <w:i w:val="0"/>
-          <w:color w:val="000000"/>
-          <w:sz w:val="18"/>
-          <w:highlight w:val="lightGray"/>
-        </w:rPr>
-        <w:t>:</w:t>
-      </w:r>
-      <w:r>
-        <w:rPr>
-          <w:rFonts w:ascii="Arial" w:hAnsi="Arial" w:eastAsia="Arial" w:cs="Arial"/>
-          <w:b/>
-          <w:i w:val="0"/>
-          <w:color w:val="000000"/>
-          <w:sz w:val="18"/>
-          <w:highlight w:val="lightGray"/>
-        </w:rPr>
-        <w:t xml:space="preserve"> </w:t>
-      </w:r>
-      <w:r>
-        <w:rPr>
-          <w:rFonts w:ascii="Arial" w:hAnsi="Arial" w:eastAsia="Arial" w:cs="Arial"/>
-          <w:b/>
-          <w:i w:val="0"/>
-          <w:color w:val="000000"/>
-          <w:sz w:val="18"/>
-          <w:highlight w:val="lightGray"/>
-        </w:rPr>
-        <w:t>A</w:t>
-      </w:r>
-      <w:r>
-        <w:rPr>
-          <w:rFonts w:ascii="Arial" w:hAnsi="Arial" w:eastAsia="Arial" w:cs="Arial"/>
-          <w:b/>
-          <w:i w:val="0"/>
-          <w:color w:val="000000"/>
-          <w:sz w:val="18"/>
-          <w:highlight w:val="lightGray"/>
-        </w:rPr>
-        <w:t>I</w:t>
-      </w:r>
-      <w:r>
-        <w:rPr>
-          <w:rFonts w:ascii="Arial" w:hAnsi="Arial" w:eastAsia="Arial" w:cs="Arial"/>
-          <w:b/>
-          <w:i w:val="0"/>
-          <w:color w:val="000000"/>
-          <w:sz w:val="18"/>
-          <w:highlight w:val="lightGray"/>
-        </w:rPr>
-        <w:t xml:space="preserve"> </w:t>
-      </w:r>
-      <w:r>
-        <w:rPr>
-          <w:rFonts w:ascii="Arial" w:hAnsi="Arial" w:eastAsia="Arial" w:cs="Arial"/>
-          <w:b/>
-          <w:i w:val="0"/>
-          <w:color w:val="000000"/>
-          <w:sz w:val="18"/>
-          <w:highlight w:val="lightGray"/>
-        </w:rPr>
-        <w:t>S</w:t>
-      </w:r>
-      <w:r>
-        <w:rPr>
-          <w:rFonts w:ascii="Arial" w:hAnsi="Arial" w:eastAsia="Arial" w:cs="Arial"/>
-          <w:b/>
-          <w:i w:val="0"/>
-          <w:color w:val="000000"/>
-          <w:sz w:val="18"/>
-          <w:highlight w:val="lightGray"/>
-        </w:rPr>
-        <w:t>o</w:t>
-      </w:r>
-      <w:r>
-        <w:rPr>
-          <w:rFonts w:ascii="Arial" w:hAnsi="Arial" w:eastAsia="Arial" w:cs="Arial"/>
-          <w:b/>
-          <w:i w:val="0"/>
-          <w:color w:val="000000"/>
-          <w:sz w:val="18"/>
-          <w:highlight w:val="lightGray"/>
-        </w:rPr>
-        <w:t>u</w:t>
-      </w:r>
-      <w:r>
-        <w:rPr>
-          <w:rFonts w:ascii="Arial" w:hAnsi="Arial" w:eastAsia="Arial" w:cs="Arial"/>
-          <w:b/>
-          <w:i w:val="0"/>
-          <w:color w:val="000000"/>
-          <w:sz w:val="18"/>
-          <w:highlight w:val="lightGray"/>
-        </w:rPr>
-        <w:t>r</w:t>
-      </w:r>
-      <w:r>
-        <w:rPr>
-          <w:rFonts w:ascii="Arial" w:hAnsi="Arial" w:eastAsia="Arial" w:cs="Arial"/>
-          <w:b/>
-          <w:i w:val="0"/>
-          <w:color w:val="000000"/>
-          <w:sz w:val="18"/>
-          <w:highlight w:val="lightGray"/>
-        </w:rPr>
-        <w:t>c</w:t>
-      </w:r>
-      <w:r>
-        <w:rPr>
-          <w:rFonts w:ascii="Arial" w:hAnsi="Arial" w:eastAsia="Arial" w:cs="Arial"/>
-          <w:b/>
-          <w:i w:val="0"/>
-          <w:color w:val="000000"/>
-          <w:sz w:val="18"/>
-          <w:highlight w:val="lightGray"/>
-        </w:rPr>
-        <w:t>e</w:t>
-      </w:r>
-      <w:r>
-        <w:rPr>
-          <w:rFonts w:ascii="Arial" w:hAnsi="Arial" w:eastAsia="Arial" w:cs="Arial"/>
-          <w:b/>
-          <w:i w:val="0"/>
-          <w:color w:val="000000"/>
-          <w:sz w:val="18"/>
-          <w:highlight w:val="lightGray"/>
-        </w:rPr>
-        <w:t>:</w:t>
-      </w:r>
-      <w:r>
-        <w:rPr>
-          <w:rFonts w:ascii="Arial" w:hAnsi="Arial" w:eastAsia="Arial" w:cs="Arial"/>
-          <w:b/>
-          <w:i w:val="0"/>
-          <w:color w:val="000000"/>
-          <w:sz w:val="18"/>
-          <w:highlight w:val="lightGray"/>
-        </w:rPr>
-        <w:t xml:space="preserve"> </w:t>
-      </w:r>
-      <w:r>
-        <w:rPr>
-          <w:rFonts w:ascii="Arial" w:hAnsi="Arial" w:eastAsia="Arial" w:cs="Arial"/>
-          <w:b/>
-          <w:i w:val="0"/>
-          <w:color w:val="000000"/>
-          <w:sz w:val="18"/>
-          <w:highlight w:val="lightGray"/>
-        </w:rPr>
-        <w:t>P</w:t>
-      </w:r>
-      <w:r>
-        <w:rPr>
-          <w:rFonts w:ascii="Arial" w:hAnsi="Arial" w:eastAsia="Arial" w:cs="Arial"/>
-          <w:b/>
-          <w:i w:val="0"/>
-          <w:color w:val="000000"/>
-          <w:sz w:val="18"/>
-          <w:highlight w:val="lightGray"/>
-        </w:rPr>
-        <w:t>r</w:t>
-      </w:r>
-      <w:r>
-        <w:rPr>
-          <w:rFonts w:ascii="Arial" w:hAnsi="Arial" w:eastAsia="Arial" w:cs="Arial"/>
-          <w:b/>
-          <w:i w:val="0"/>
-          <w:color w:val="000000"/>
-          <w:sz w:val="18"/>
-          <w:highlight w:val="lightGray"/>
-        </w:rPr>
-        <w:t>o</w:t>
-      </w:r>
-      <w:r>
-        <w:rPr>
-          <w:rFonts w:ascii="Arial" w:hAnsi="Arial" w:eastAsia="Arial" w:cs="Arial"/>
-          <w:b/>
-          <w:i w:val="0"/>
-          <w:color w:val="000000"/>
-          <w:sz w:val="18"/>
-          <w:highlight w:val="lightGray"/>
-        </w:rPr>
-        <w:t>v</w:t>
-      </w:r>
-      <w:r>
-        <w:rPr>
-          <w:rFonts w:ascii="Arial" w:hAnsi="Arial" w:eastAsia="Arial" w:cs="Arial"/>
-          <w:b/>
-          <w:i w:val="0"/>
-          <w:color w:val="000000"/>
-          <w:sz w:val="18"/>
-          <w:highlight w:val="lightGray"/>
-        </w:rPr>
-        <w:t>i</w:t>
-      </w:r>
-      <w:r>
-        <w:rPr>
-          <w:rFonts w:ascii="Arial" w:hAnsi="Arial" w:eastAsia="Arial" w:cs="Arial"/>
-          <w:b/>
-          <w:i w:val="0"/>
-          <w:color w:val="000000"/>
-          <w:sz w:val="18"/>
-          <w:highlight w:val="lightGray"/>
-        </w:rPr>
-        <w:t>d</w:t>
-      </w:r>
-      <w:r>
-        <w:rPr>
-          <w:rFonts w:ascii="Arial" w:hAnsi="Arial" w:eastAsia="Arial" w:cs="Arial"/>
-          <w:b/>
-          <w:i w:val="0"/>
-          <w:color w:val="000000"/>
-          <w:sz w:val="18"/>
-          <w:highlight w:val="lightGray"/>
-        </w:rPr>
-        <w:t>e</w:t>
-      </w:r>
-      <w:r>
-        <w:rPr>
-          <w:rFonts w:ascii="Arial" w:hAnsi="Arial" w:eastAsia="Arial" w:cs="Arial"/>
-          <w:b/>
-          <w:i w:val="0"/>
-          <w:color w:val="000000"/>
-          <w:sz w:val="18"/>
-          <w:highlight w:val="lightGray"/>
-        </w:rPr>
-        <w:t>d</w:t>
-      </w:r>
-      <w:r>
-        <w:rPr>
-          <w:rFonts w:ascii="Arial" w:hAnsi="Arial" w:eastAsia="Arial" w:cs="Arial"/>
-          <w:b/>
-          <w:i w:val="0"/>
-          <w:color w:val="000000"/>
-          <w:sz w:val="18"/>
-          <w:highlight w:val="lightGray"/>
-        </w:rPr>
-        <w:t xml:space="preserve"> </w:t>
-      </w:r>
-      <w:r>
-        <w:rPr>
-          <w:rFonts w:ascii="Arial" w:hAnsi="Arial" w:eastAsia="Arial" w:cs="Arial"/>
-          <w:b/>
-          <w:i w:val="0"/>
-          <w:color w:val="000000"/>
-          <w:sz w:val="18"/>
-          <w:highlight w:val="lightGray"/>
-        </w:rPr>
-        <w:t>b</w:t>
-      </w:r>
-      <w:r>
-        <w:rPr>
-          <w:rFonts w:ascii="Arial" w:hAnsi="Arial" w:eastAsia="Arial" w:cs="Arial"/>
-          <w:b/>
-          <w:i w:val="0"/>
-          <w:color w:val="000000"/>
-          <w:sz w:val="18"/>
-          <w:highlight w:val="lightGray"/>
-        </w:rPr>
-        <w:t>y</w:t>
-      </w:r>
-      <w:r>
-        <w:rPr>
-          <w:rFonts w:ascii="Arial" w:hAnsi="Arial" w:eastAsia="Arial" w:cs="Arial"/>
-          <w:b/>
-          <w:i w:val="0"/>
-          <w:color w:val="000000"/>
-          <w:sz w:val="18"/>
-          <w:highlight w:val="lightGray"/>
-        </w:rPr>
-        <w:t>:</w:t>
-      </w:r>
-      <w:r>
-        <w:rPr>
-          <w:rFonts w:ascii="Arial" w:hAnsi="Arial" w:eastAsia="Arial" w:cs="Arial"/>
-          <w:b/>
-          <w:i w:val="0"/>
-          <w:color w:val="000000"/>
-          <w:sz w:val="18"/>
-          <w:highlight w:val="lightGray"/>
-        </w:rPr>
-        <w:t xml:space="preserve"> </w:t>
-      </w:r>
-      <w:r>
-        <w:rPr>
-          <w:rFonts w:ascii="Arial" w:hAnsi="Arial" w:eastAsia="Arial" w:cs="Arial"/>
-          <w:b/>
-          <w:i w:val="0"/>
-          <w:color w:val="000000"/>
-          <w:sz w:val="18"/>
-          <w:highlight w:val="lightGray"/>
-        </w:rPr>
-        <w:t>[</w:t>
-      </w:r>
-      <w:r>
-        <w:rPr>
-          <w:rFonts w:ascii="Arial" w:hAnsi="Arial" w:eastAsia="Arial" w:cs="Arial"/>
-          <w:b/>
-          <w:i w:val="0"/>
-          <w:color w:val="000000"/>
-          <w:sz w:val="18"/>
-          <w:highlight w:val="lightGray"/>
-        </w:rPr>
-        <w:t>D</w:t>
-      </w:r>
-      <w:r>
-        <w:rPr>
-          <w:rFonts w:ascii="Arial" w:hAnsi="Arial" w:eastAsia="Arial" w:cs="Arial"/>
-          <w:b/>
-          <w:i w:val="0"/>
-          <w:color w:val="000000"/>
-          <w:sz w:val="18"/>
-          <w:highlight w:val="lightGray"/>
-        </w:rPr>
-        <w:t>a</w:t>
-      </w:r>
-      <w:r>
-        <w:rPr>
-          <w:rFonts w:ascii="Arial" w:hAnsi="Arial" w:eastAsia="Arial" w:cs="Arial"/>
-          <w:b/>
-          <w:i w:val="0"/>
-          <w:color w:val="000000"/>
-          <w:sz w:val="18"/>
-          <w:highlight w:val="lightGray"/>
-        </w:rPr>
-        <w:t>t</w:t>
-      </w:r>
-      <w:r>
-        <w:rPr>
-          <w:rFonts w:ascii="Arial" w:hAnsi="Arial" w:eastAsia="Arial" w:cs="Arial"/>
-          <w:b/>
-          <w:i w:val="0"/>
-          <w:color w:val="000000"/>
-          <w:sz w:val="18"/>
-          <w:highlight w:val="lightGray"/>
-        </w:rPr>
-        <w:t>a</w:t>
-      </w:r>
-      <w:r>
-        <w:rPr>
-          <w:rFonts w:ascii="Arial" w:hAnsi="Arial" w:eastAsia="Arial" w:cs="Arial"/>
-          <w:b/>
-          <w:i w:val="0"/>
-          <w:color w:val="000000"/>
-          <w:sz w:val="18"/>
-          <w:highlight w:val="lightGray"/>
-        </w:rPr>
-        <w:t xml:space="preserve"> </w:t>
-      </w:r>
-      <w:r>
-        <w:rPr>
-          <w:rFonts w:ascii="Arial" w:hAnsi="Arial" w:eastAsia="Arial" w:cs="Arial"/>
-          <w:b/>
-          <w:i w:val="0"/>
-          <w:color w:val="000000"/>
-          <w:sz w:val="18"/>
-          <w:highlight w:val="lightGray"/>
-        </w:rPr>
-        <w:t>P</w:t>
-      </w:r>
-      <w:r>
-        <w:rPr>
-          <w:rFonts w:ascii="Arial" w:hAnsi="Arial" w:eastAsia="Arial" w:cs="Arial"/>
-          <w:b/>
-          <w:i w:val="0"/>
-          <w:color w:val="000000"/>
-          <w:sz w:val="18"/>
-          <w:highlight w:val="lightGray"/>
-        </w:rPr>
-        <w:t>a</w:t>
-      </w:r>
-      <w:r>
-        <w:rPr>
-          <w:rFonts w:ascii="Arial" w:hAnsi="Arial" w:eastAsia="Arial" w:cs="Arial"/>
-          <w:b/>
-          <w:i w:val="0"/>
-          <w:color w:val="000000"/>
-          <w:sz w:val="18"/>
-          <w:highlight w:val="lightGray"/>
-        </w:rPr>
-        <w:t>t</w:t>
-      </w:r>
-      <w:r>
-        <w:rPr>
-          <w:rFonts w:ascii="Arial" w:hAnsi="Arial" w:eastAsia="Arial" w:cs="Arial"/>
-          <w:b/>
-          <w:i w:val="0"/>
-          <w:color w:val="000000"/>
-          <w:sz w:val="18"/>
-          <w:highlight w:val="lightGray"/>
-        </w:rPr>
-        <w:t>h</w:t>
-      </w:r>
-      <w:r>
-        <w:rPr>
-          <w:rFonts w:ascii="Arial" w:hAnsi="Arial" w:eastAsia="Arial" w:cs="Arial"/>
-          <w:b w:val="0"/>
-          <w:i w:val="0"/>
-          <w:color w:val="000000"/>
-          <w:sz w:val="18"/>
-          <w:highlight w:val="lightGray"/>
-        </w:rPr>
-        <w:t>:</w:t>
-      </w:r>
-      <w:r>
-        <w:rPr>
-          <w:rFonts w:ascii="Arial" w:hAnsi="Arial" w:eastAsia="Arial" w:cs="Arial"/>
-          <w:b w:val="0"/>
-          <w:i w:val="0"/>
-          <w:color w:val="000000"/>
-          <w:sz w:val="18"/>
-          <w:highlight w:val="lightGray"/>
-        </w:rPr>
-        <w:t xml:space="preserve"> </w:t>
-      </w:r>
-      <w:r>
-        <w:rPr>
-          <w:rFonts w:ascii="Arial" w:hAnsi="Arial" w:eastAsia="Arial" w:cs="Arial"/>
-          <w:b w:val="0"/>
-          <w:i w:val="0"/>
-          <w:color w:val="000000"/>
-          <w:sz w:val="18"/>
-          <w:highlight w:val="lightGray"/>
-        </w:rPr>
-        <w:t>P</w:t>
-      </w:r>
-      <w:r>
-        <w:rPr>
-          <w:rFonts w:ascii="Arial" w:hAnsi="Arial" w:eastAsia="Arial" w:cs="Arial"/>
-          <w:b w:val="0"/>
-          <w:i w:val="0"/>
-          <w:color w:val="000000"/>
-          <w:sz w:val="18"/>
-          <w:highlight w:val="lightGray"/>
-        </w:rPr>
-        <w:t>e</w:t>
-      </w:r>
-      <w:r>
-        <w:rPr>
-          <w:rFonts w:ascii="Arial" w:hAnsi="Arial" w:eastAsia="Arial" w:cs="Arial"/>
-          <w:b w:val="0"/>
-          <w:i w:val="0"/>
-          <w:color w:val="000000"/>
-          <w:sz w:val="18"/>
-          <w:highlight w:val="lightGray"/>
-        </w:rPr>
-        <w:t>r</w:t>
-      </w:r>
-      <w:r>
-        <w:rPr>
-          <w:rFonts w:ascii="Arial" w:hAnsi="Arial" w:eastAsia="Arial" w:cs="Arial"/>
-          <w:b w:val="0"/>
-          <w:i w:val="0"/>
-          <w:color w:val="000000"/>
-          <w:sz w:val="18"/>
-          <w:highlight w:val="lightGray"/>
-        </w:rPr>
-        <w:t>s</w:t>
-      </w:r>
-      <w:r>
-        <w:rPr>
-          <w:rFonts w:ascii="Arial" w:hAnsi="Arial" w:eastAsia="Arial" w:cs="Arial"/>
-          <w:b w:val="0"/>
-          <w:i w:val="0"/>
-          <w:color w:val="000000"/>
-          <w:sz w:val="18"/>
-          <w:highlight w:val="lightGray"/>
-        </w:rPr>
-        <w:t>o</w:t>
-      </w:r>
-      <w:r>
-        <w:rPr>
-          <w:rFonts w:ascii="Arial" w:hAnsi="Arial" w:eastAsia="Arial" w:cs="Arial"/>
-          <w:b w:val="0"/>
-          <w:i w:val="0"/>
-          <w:color w:val="000000"/>
-          <w:sz w:val="18"/>
-          <w:highlight w:val="lightGray"/>
-        </w:rPr>
-        <w:t>n</w:t>
-      </w:r>
-      <w:r>
-        <w:rPr>
-          <w:rFonts w:ascii="Arial" w:hAnsi="Arial" w:eastAsia="Arial" w:cs="Arial"/>
-          <w:b w:val="0"/>
-          <w:i w:val="0"/>
-          <w:color w:val="000000"/>
-          <w:sz w:val="18"/>
-          <w:highlight w:val="lightGray"/>
-        </w:rPr>
-        <w:t>s</w:t>
-      </w:r>
-      <w:r>
-        <w:rPr>
-          <w:rFonts w:ascii="Arial" w:hAnsi="Arial" w:eastAsia="Arial" w:cs="Arial"/>
-          <w:b w:val="0"/>
-          <w:i w:val="0"/>
-          <w:color w:val="000000"/>
-          <w:sz w:val="18"/>
-          <w:highlight w:val="lightGray"/>
-        </w:rPr>
-        <w:t xml:space="preserve"> </w:t>
-      </w:r>
-      <w:r>
-        <w:rPr>
-          <w:rFonts w:ascii="Arial" w:hAnsi="Arial" w:eastAsia="Arial" w:cs="Arial"/>
-          <w:b w:val="0"/>
-          <w:i w:val="0"/>
-          <w:color w:val="000000"/>
-          <w:sz w:val="18"/>
-          <w:highlight w:val="lightGray"/>
-        </w:rPr>
-        <w:t>T</w:t>
-      </w:r>
-      <w:r>
-        <w:rPr>
-          <w:rFonts w:ascii="Arial" w:hAnsi="Arial" w:eastAsia="Arial" w:cs="Arial"/>
-          <w:b w:val="0"/>
-          <w:i w:val="0"/>
-          <w:color w:val="000000"/>
-          <w:sz w:val="18"/>
-          <w:highlight w:val="lightGray"/>
-        </w:rPr>
-        <w:t>a</w:t>
-      </w:r>
-      <w:r>
-        <w:rPr>
-          <w:rFonts w:ascii="Arial" w:hAnsi="Arial" w:eastAsia="Arial" w:cs="Arial"/>
-          <w:b w:val="0"/>
-          <w:i w:val="0"/>
-          <w:color w:val="000000"/>
-          <w:sz w:val="18"/>
-          <w:highlight w:val="lightGray"/>
-        </w:rPr>
-        <w:t>b</w:t>
-      </w:r>
-      <w:r>
-        <w:rPr>
-          <w:rFonts w:ascii="Arial" w:hAnsi="Arial" w:eastAsia="Arial" w:cs="Arial"/>
-          <w:b w:val="0"/>
-          <w:i w:val="0"/>
-          <w:color w:val="000000"/>
-          <w:sz w:val="18"/>
-          <w:highlight w:val="lightGray"/>
-        </w:rPr>
-        <w:t>l</w:t>
-      </w:r>
-      <w:r>
-        <w:rPr>
-          <w:rFonts w:ascii="Arial" w:hAnsi="Arial" w:eastAsia="Arial" w:cs="Arial"/>
-          <w:b w:val="0"/>
-          <w:i w:val="0"/>
-          <w:color w:val="000000"/>
-          <w:sz w:val="18"/>
-          <w:highlight w:val="lightGray"/>
-        </w:rPr>
-        <w:t>e</w:t>
-      </w:r>
-      <w:r>
-        <w:rPr>
-          <w:rFonts w:ascii="Arial" w:hAnsi="Arial" w:eastAsia="Arial" w:cs="Arial"/>
-          <w:b w:val="0"/>
-          <w:i w:val="0"/>
-          <w:color w:val="000000"/>
-          <w:sz w:val="18"/>
-          <w:highlight w:val="lightGray"/>
-        </w:rPr>
-        <w:t xml:space="preserve"> </w:t>
-      </w:r>
-      <w:r>
-        <w:rPr>
-          <w:rFonts w:ascii="Arial" w:hAnsi="Arial" w:eastAsia="Arial" w:cs="Arial"/>
-          <w:b w:val="0"/>
-          <w:i w:val="0"/>
-          <w:color w:val="000000"/>
-          <w:sz w:val="18"/>
-          <w:highlight w:val="lightGray"/>
-        </w:rPr>
-        <w:t>-</w:t>
-      </w:r>
-      <w:r>
-        <w:rPr>
-          <w:rFonts w:ascii="Arial" w:hAnsi="Arial" w:eastAsia="Arial" w:cs="Arial"/>
-          <w:b w:val="0"/>
-          <w:i w:val="0"/>
-          <w:color w:val="000000"/>
-          <w:sz w:val="18"/>
-          <w:highlight w:val="lightGray"/>
-        </w:rPr>
-        <w:t>&gt;</w:t>
-      </w:r>
-      <w:r>
-        <w:rPr>
-          <w:rFonts w:ascii="Arial" w:hAnsi="Arial" w:eastAsia="Arial" w:cs="Arial"/>
-          <w:b w:val="0"/>
-          <w:i w:val="0"/>
-          <w:color w:val="000000"/>
-          <w:sz w:val="18"/>
-          <w:highlight w:val="lightGray"/>
-        </w:rPr>
-        <w:t xml:space="preserve"> </w:t>
-      </w:r>
-      <w:r>
-        <w:rPr>
-          <w:rFonts w:ascii="Arial" w:hAnsi="Arial" w:eastAsia="Arial" w:cs="Arial"/>
-          <w:b w:val="0"/>
-          <w:i w:val="0"/>
-          <w:color w:val="000000"/>
-          <w:sz w:val="18"/>
-          <w:highlight w:val="lightGray"/>
-        </w:rPr>
-        <w:t>I</w:t>
-      </w:r>
-      <w:r>
-        <w:rPr>
-          <w:rFonts w:ascii="Arial" w:hAnsi="Arial" w:eastAsia="Arial" w:cs="Arial"/>
-          <w:b w:val="0"/>
-          <w:i w:val="0"/>
-          <w:color w:val="000000"/>
-          <w:sz w:val="18"/>
-          <w:highlight w:val="lightGray"/>
-        </w:rPr>
-        <w:t>D</w:t>
-      </w:r>
-      <w:r>
-        <w:rPr>
-          <w:rFonts w:ascii="Arial" w:hAnsi="Arial" w:eastAsia="Arial" w:cs="Arial"/>
-          <w:b w:val="0"/>
-          <w:i w:val="0"/>
-          <w:color w:val="000000"/>
-          <w:sz w:val="18"/>
-          <w:highlight w:val="lightGray"/>
-        </w:rPr>
-        <w:t xml:space="preserve"> </w:t>
-      </w:r>
-      <w:r>
-        <w:rPr>
-          <w:rFonts w:ascii="Arial" w:hAnsi="Arial" w:eastAsia="Arial" w:cs="Arial"/>
-          <w:b w:val="0"/>
-          <w:i w:val="0"/>
-          <w:color w:val="000000"/>
-          <w:sz w:val="18"/>
-          <w:highlight w:val="lightGray"/>
-        </w:rPr>
-        <w:t>C</w:t>
-      </w:r>
-      <w:r>
-        <w:rPr>
-          <w:rFonts w:ascii="Arial" w:hAnsi="Arial" w:eastAsia="Arial" w:cs="Arial"/>
-          <w:b w:val="0"/>
-          <w:i w:val="0"/>
-          <w:color w:val="000000"/>
-          <w:sz w:val="18"/>
-          <w:highlight w:val="lightGray"/>
-        </w:rPr>
-        <w:t>o</w:t>
-      </w:r>
-      <w:r>
-        <w:rPr>
-          <w:rFonts w:ascii="Arial" w:hAnsi="Arial" w:eastAsia="Arial" w:cs="Arial"/>
-          <w:b w:val="0"/>
-          <w:i w:val="0"/>
-          <w:color w:val="000000"/>
-          <w:sz w:val="18"/>
-          <w:highlight w:val="lightGray"/>
-        </w:rPr>
-        <w:t>l</w:t>
-      </w:r>
-      <w:r>
-        <w:rPr>
-          <w:rFonts w:ascii="Arial" w:hAnsi="Arial" w:eastAsia="Arial" w:cs="Arial"/>
-          <w:b w:val="0"/>
-          <w:i w:val="0"/>
-          <w:color w:val="000000"/>
-          <w:sz w:val="18"/>
-          <w:highlight w:val="lightGray"/>
-        </w:rPr>
-        <w:t>u</w:t>
-      </w:r>
-      <w:r>
-        <w:rPr>
-          <w:rFonts w:ascii="Arial" w:hAnsi="Arial" w:eastAsia="Arial" w:cs="Arial"/>
-          <w:b w:val="0"/>
-          <w:i w:val="0"/>
-          <w:color w:val="000000"/>
-          <w:sz w:val="18"/>
-          <w:highlight w:val="lightGray"/>
-        </w:rPr>
-        <w:t>m</w:t>
-      </w:r>
-      <w:r>
-        <w:rPr>
-          <w:rFonts w:ascii="Arial" w:hAnsi="Arial" w:eastAsia="Arial" w:cs="Arial"/>
-          <w:b w:val="0"/>
-          <w:i w:val="0"/>
-          <w:color w:val="000000"/>
-          <w:sz w:val="18"/>
-          <w:highlight w:val="lightGray"/>
-        </w:rPr>
-        <w:t>n</w:t>
-      </w:r>
-      <w:r>
-        <w:rPr>
-          <w:rFonts w:ascii="Arial" w:hAnsi="Arial" w:eastAsia="Arial" w:cs="Arial"/>
-          <w:b w:val="0"/>
-          <w:i w:val="0"/>
-          <w:color w:val="000000"/>
-          <w:sz w:val="18"/>
-          <w:highlight w:val="lightGray"/>
-        </w:rPr>
-        <w:t>:</w:t>
-      </w:r>
-      <w:r>
-        <w:rPr>
-          <w:rFonts w:ascii="Arial" w:hAnsi="Arial" w:eastAsia="Arial" w:cs="Arial"/>
-          <w:b w:val="0"/>
-          <w:i w:val="0"/>
-          <w:color w:val="000000"/>
-          <w:sz w:val="18"/>
-          <w:highlight w:val="lightGray"/>
-        </w:rPr>
-        <w:t xml:space="preserve"> </w:t>
-      </w:r>
-      <w:r>
-        <w:rPr>
-          <w:rFonts w:ascii="Arial" w:hAnsi="Arial" w:eastAsia="Arial" w:cs="Arial"/>
-          <w:b w:val="0"/>
-          <w:i w:val="0"/>
-          <w:color w:val="000000"/>
-          <w:sz w:val="18"/>
-          <w:highlight w:val="lightGray"/>
-        </w:rPr>
-        <w:t>1</w:t>
-      </w:r>
-      <w:r>
-        <w:rPr>
-          <w:rFonts w:ascii="Arial" w:hAnsi="Arial" w:eastAsia="Arial" w:cs="Arial"/>
-          <w:b w:val="0"/>
-          <w:i w:val="0"/>
-          <w:color w:val="000000"/>
-          <w:sz w:val="18"/>
-          <w:highlight w:val="lightGray"/>
-        </w:rPr>
-        <w:t>,</w:t>
-      </w:r>
-      <w:r>
-        <w:rPr>
-          <w:rFonts w:ascii="Arial" w:hAnsi="Arial" w:eastAsia="Arial" w:cs="Arial"/>
-          <w:b w:val="0"/>
-          <w:i w:val="0"/>
-          <w:color w:val="000000"/>
-          <w:sz w:val="18"/>
-          <w:highlight w:val="lightGray"/>
-        </w:rPr>
-        <w:t xml:space="preserve"> </w:t>
-      </w:r>
-      <w:r>
-        <w:rPr>
-          <w:rFonts w:ascii="Arial" w:hAnsi="Arial" w:eastAsia="Arial" w:cs="Arial"/>
-          <w:b w:val="0"/>
-          <w:i w:val="0"/>
-          <w:color w:val="000000"/>
-          <w:sz w:val="18"/>
-          <w:highlight w:val="lightGray"/>
-        </w:rPr>
-        <w:t>N</w:t>
-      </w:r>
-      <w:r>
-        <w:rPr>
-          <w:rFonts w:ascii="Arial" w:hAnsi="Arial" w:eastAsia="Arial" w:cs="Arial"/>
-          <w:b w:val="0"/>
-          <w:i w:val="0"/>
-          <w:color w:val="000000"/>
-          <w:sz w:val="18"/>
-          <w:highlight w:val="lightGray"/>
-        </w:rPr>
-        <w:t>a</w:t>
-      </w:r>
-      <w:r>
-        <w:rPr>
-          <w:rFonts w:ascii="Arial" w:hAnsi="Arial" w:eastAsia="Arial" w:cs="Arial"/>
-          <w:b w:val="0"/>
-          <w:i w:val="0"/>
-          <w:color w:val="000000"/>
-          <w:sz w:val="18"/>
-          <w:highlight w:val="lightGray"/>
-        </w:rPr>
-        <w:t>m</w:t>
-      </w:r>
-      <w:r>
-        <w:rPr>
-          <w:rFonts w:ascii="Arial" w:hAnsi="Arial" w:eastAsia="Arial" w:cs="Arial"/>
-          <w:b w:val="0"/>
-          <w:i w:val="0"/>
-          <w:color w:val="000000"/>
-          <w:sz w:val="18"/>
-          <w:highlight w:val="lightGray"/>
-        </w:rPr>
-        <w:t>e</w:t>
-      </w:r>
-      <w:r>
-        <w:rPr>
-          <w:rFonts w:ascii="Arial" w:hAnsi="Arial" w:eastAsia="Arial" w:cs="Arial"/>
-          <w:b w:val="0"/>
-          <w:i w:val="0"/>
-          <w:color w:val="000000"/>
-          <w:sz w:val="18"/>
-          <w:highlight w:val="lightGray"/>
-        </w:rPr>
-        <w:t>_</w:t>
-      </w:r>
-      <w:r>
-        <w:rPr>
-          <w:rFonts w:ascii="Arial" w:hAnsi="Arial" w:eastAsia="Arial" w:cs="Arial"/>
-          <w:b w:val="0"/>
-          <w:i w:val="0"/>
-          <w:color w:val="000000"/>
-          <w:sz w:val="18"/>
-          <w:highlight w:val="lightGray"/>
-        </w:rPr>
-        <w:t>E</w:t>
-      </w:r>
-      <w:r>
-        <w:rPr>
-          <w:rFonts w:ascii="Arial" w:hAnsi="Arial" w:eastAsia="Arial" w:cs="Arial"/>
-          <w:b w:val="0"/>
-          <w:i w:val="0"/>
-          <w:color w:val="000000"/>
-          <w:sz w:val="18"/>
-          <w:highlight w:val="lightGray"/>
-        </w:rPr>
-        <w:t>n</w:t>
-      </w:r>
-      <w:r>
-        <w:rPr>
-          <w:rFonts w:ascii="Arial" w:hAnsi="Arial" w:eastAsia="Arial" w:cs="Arial"/>
-          <w:b w:val="0"/>
-          <w:i w:val="0"/>
-          <w:color w:val="000000"/>
-          <w:sz w:val="18"/>
-          <w:highlight w:val="lightGray"/>
-        </w:rPr>
-        <w:t xml:space="preserve"> </w:t>
-      </w:r>
-      <w:r>
-        <w:rPr>
-          <w:rFonts w:ascii="Arial" w:hAnsi="Arial" w:eastAsia="Arial" w:cs="Arial"/>
-          <w:b w:val="0"/>
-          <w:i w:val="0"/>
-          <w:color w:val="000000"/>
-          <w:sz w:val="18"/>
-          <w:highlight w:val="lightGray"/>
-        </w:rPr>
-        <w:t>C</w:t>
-      </w:r>
-      <w:r>
-        <w:rPr>
-          <w:rFonts w:ascii="Arial" w:hAnsi="Arial" w:eastAsia="Arial" w:cs="Arial"/>
-          <w:b w:val="0"/>
-          <w:i w:val="0"/>
-          <w:color w:val="000000"/>
-          <w:sz w:val="18"/>
-          <w:highlight w:val="lightGray"/>
-        </w:rPr>
-        <w:t>o</w:t>
-      </w:r>
-      <w:r>
-        <w:rPr>
-          <w:rFonts w:ascii="Arial" w:hAnsi="Arial" w:eastAsia="Arial" w:cs="Arial"/>
-          <w:b w:val="0"/>
-          <w:i w:val="0"/>
-          <w:color w:val="000000"/>
-          <w:sz w:val="18"/>
-          <w:highlight w:val="lightGray"/>
-        </w:rPr>
-        <w:t>l</w:t>
-      </w:r>
-      <w:r>
-        <w:rPr>
-          <w:rFonts w:ascii="Arial" w:hAnsi="Arial" w:eastAsia="Arial" w:cs="Arial"/>
-          <w:b w:val="0"/>
-          <w:i w:val="0"/>
-          <w:color w:val="000000"/>
-          <w:sz w:val="18"/>
-          <w:highlight w:val="lightGray"/>
-        </w:rPr>
-        <w:t>u</w:t>
-      </w:r>
-      <w:r>
-        <w:rPr>
-          <w:rFonts w:ascii="Arial" w:hAnsi="Arial" w:eastAsia="Arial" w:cs="Arial"/>
-          <w:b w:val="0"/>
-          <w:i w:val="0"/>
-          <w:color w:val="000000"/>
-          <w:sz w:val="18"/>
-          <w:highlight w:val="lightGray"/>
-        </w:rPr>
-        <w:t>m</w:t>
-      </w:r>
-      <w:r>
-        <w:rPr>
-          <w:rFonts w:ascii="Arial" w:hAnsi="Arial" w:eastAsia="Arial" w:cs="Arial"/>
-          <w:b w:val="0"/>
-          <w:i w:val="0"/>
-          <w:color w:val="000000"/>
-          <w:sz w:val="18"/>
-          <w:highlight w:val="lightGray"/>
-        </w:rPr>
-        <w:t>n</w:t>
-      </w:r>
-      <w:r>
-        <w:rPr>
-          <w:rFonts w:ascii="Arial" w:hAnsi="Arial" w:eastAsia="Arial" w:cs="Arial"/>
-          <w:b w:val="0"/>
-          <w:i w:val="0"/>
-          <w:color w:val="000000"/>
-          <w:sz w:val="18"/>
-          <w:highlight w:val="lightGray"/>
-        </w:rPr>
-        <w:t>:</w:t>
-      </w:r>
-      <w:r>
-        <w:rPr>
-          <w:rFonts w:ascii="Arial" w:hAnsi="Arial" w:eastAsia="Arial" w:cs="Arial"/>
-          <w:b w:val="0"/>
-          <w:i w:val="0"/>
-          <w:color w:val="000000"/>
-          <w:sz w:val="18"/>
-          <w:highlight w:val="lightGray"/>
-        </w:rPr>
-        <w:t xml:space="preserve"> </w:t>
-      </w:r>
-      <w:r>
-        <w:rPr>
-          <w:rFonts w:ascii="Arial" w:hAnsi="Arial" w:eastAsia="Arial" w:cs="Arial"/>
-          <w:b w:val="0"/>
-          <w:i w:val="0"/>
-          <w:color w:val="000000"/>
-          <w:sz w:val="18"/>
-          <w:highlight w:val="lightGray"/>
-        </w:rPr>
-        <w:t>M</w:t>
-      </w:r>
-      <w:r>
-        <w:rPr>
-          <w:rFonts w:ascii="Arial" w:hAnsi="Arial" w:eastAsia="Arial" w:cs="Arial"/>
-          <w:b w:val="0"/>
-          <w:i w:val="0"/>
-          <w:color w:val="000000"/>
-          <w:sz w:val="18"/>
-          <w:highlight w:val="lightGray"/>
-        </w:rPr>
-        <w:t>o</w:t>
-      </w:r>
-      <w:r>
-        <w:rPr>
-          <w:rFonts w:ascii="Arial" w:hAnsi="Arial" w:eastAsia="Arial" w:cs="Arial"/>
-          <w:b w:val="0"/>
-          <w:i w:val="0"/>
-          <w:color w:val="000000"/>
-          <w:sz w:val="18"/>
-          <w:highlight w:val="lightGray"/>
-        </w:rPr>
-        <w:t>t</w:t>
-      </w:r>
-      <w:r>
-        <w:rPr>
-          <w:rFonts w:ascii="Arial" w:hAnsi="Arial" w:eastAsia="Arial" w:cs="Arial"/>
-          <w:b w:val="0"/>
-          <w:i w:val="0"/>
-          <w:color w:val="000000"/>
-          <w:sz w:val="18"/>
-          <w:highlight w:val="lightGray"/>
-        </w:rPr>
-        <w:t>a</w:t>
-      </w:r>
-      <w:r>
-        <w:rPr>
-          <w:rFonts w:ascii="Arial" w:hAnsi="Arial" w:eastAsia="Arial" w:cs="Arial"/>
-          <w:b w:val="0"/>
-          <w:i w:val="0"/>
-          <w:color w:val="000000"/>
-          <w:sz w:val="18"/>
-          <w:highlight w:val="lightGray"/>
-        </w:rPr>
-        <w:t>s</w:t>
-      </w:r>
-      <w:r>
-        <w:rPr>
-          <w:rFonts w:ascii="Arial" w:hAnsi="Arial" w:eastAsia="Arial" w:cs="Arial"/>
-          <w:b w:val="0"/>
-          <w:i w:val="0"/>
-          <w:color w:val="000000"/>
-          <w:sz w:val="18"/>
-          <w:highlight w:val="lightGray"/>
-        </w:rPr>
-        <w:t>e</w:t>
-      </w:r>
-      <w:r>
-        <w:rPr>
-          <w:rFonts w:ascii="Arial" w:hAnsi="Arial" w:eastAsia="Arial" w:cs="Arial"/>
-          <w:b w:val="0"/>
-          <w:i w:val="0"/>
-          <w:color w:val="000000"/>
-          <w:sz w:val="18"/>
-          <w:highlight w:val="lightGray"/>
-        </w:rPr>
-        <w:t>m</w:t>
-      </w:r>
-      <w:r>
-        <w:rPr>
-          <w:rFonts w:ascii="Arial" w:hAnsi="Arial" w:eastAsia="Arial" w:cs="Arial"/>
-          <w:b w:val="0"/>
-          <w:i w:val="0"/>
-          <w:color w:val="000000"/>
-          <w:sz w:val="18"/>
-          <w:highlight w:val="lightGray"/>
-        </w:rPr>
-        <w:t xml:space="preserve"> </w:t>
-      </w:r>
-      <w:r>
-        <w:rPr>
-          <w:rFonts w:ascii="Arial" w:hAnsi="Arial" w:eastAsia="Arial" w:cs="Arial"/>
-          <w:b w:val="0"/>
-          <w:i w:val="0"/>
-          <w:color w:val="000000"/>
-          <w:sz w:val="18"/>
-          <w:highlight w:val="lightGray"/>
-        </w:rPr>
-        <w:t>E</w:t>
-      </w:r>
-      <w:r>
-        <w:rPr>
-          <w:rFonts w:ascii="Arial" w:hAnsi="Arial" w:eastAsia="Arial" w:cs="Arial"/>
-          <w:b w:val="0"/>
-          <w:i w:val="0"/>
-          <w:color w:val="000000"/>
-          <w:sz w:val="18"/>
-          <w:highlight w:val="lightGray"/>
-        </w:rPr>
-        <w:t>s</w:t>
-      </w:r>
-      <w:r>
-        <w:rPr>
-          <w:rFonts w:ascii="Arial" w:hAnsi="Arial" w:eastAsia="Arial" w:cs="Arial"/>
-          <w:b w:val="0"/>
-          <w:i w:val="0"/>
-          <w:color w:val="000000"/>
-          <w:sz w:val="18"/>
-          <w:highlight w:val="lightGray"/>
-        </w:rPr>
-        <w:t>s</w:t>
-      </w:r>
-      <w:r>
-        <w:rPr>
-          <w:rFonts w:ascii="Arial" w:hAnsi="Arial" w:eastAsia="Arial" w:cs="Arial"/>
-          <w:b w:val="0"/>
-          <w:i w:val="0"/>
-          <w:color w:val="000000"/>
-          <w:sz w:val="18"/>
-          <w:highlight w:val="lightGray"/>
-        </w:rPr>
-        <w:t>a</w:t>
-      </w:r>
-      <w:r>
-        <w:rPr>
-          <w:rFonts w:ascii="Arial" w:hAnsi="Arial" w:eastAsia="Arial" w:cs="Arial"/>
-          <w:b w:val="0"/>
-          <w:i w:val="0"/>
-          <w:color w:val="000000"/>
-          <w:sz w:val="18"/>
-          <w:highlight w:val="lightGray"/>
-        </w:rPr>
-        <w:t>m</w:t>
-      </w:r>
-      <w:r>
-        <w:rPr>
-          <w:rFonts w:ascii="Arial" w:hAnsi="Arial" w:eastAsia="Arial" w:cs="Arial"/>
-          <w:b w:val="0"/>
-          <w:i w:val="0"/>
-          <w:color w:val="000000"/>
-          <w:sz w:val="18"/>
-          <w:highlight w:val="lightGray"/>
-        </w:rPr>
-        <w:t>]</w:t>
-      </w:r>
-      <w:r>
-        <w:rPr>
-          <w:rFonts w:ascii="Arial" w:hAnsi="Arial" w:eastAsia="Arial" w:cs="Arial"/>
-          <w:b w:val="0"/>
-          <w:i w:val="0"/>
-          <w:color w:val="000000"/>
-          <w:sz w:val="18"/>
-          <w:highlight w:val="lightGray"/>
-        </w:rPr>
-        <w:t xml:space="preserve"> </w:t>
-      </w:r>
-      <w:r>
-        <w:rPr>
-          <w:rFonts w:ascii="Arial" w:hAnsi="Arial" w:eastAsia="Arial" w:cs="Arial"/>
-          <w:b w:val="0"/>
-          <w:i w:val="0"/>
-          <w:color w:val="000000"/>
-          <w:sz w:val="18"/>
-          <w:highlight w:val="lightGray"/>
-        </w:rPr>
-        <w:t>-</w:t>
-      </w:r>
-      <w:r>
-        <w:rPr>
-          <w:rFonts w:ascii="Arial" w:hAnsi="Arial" w:eastAsia="Arial" w:cs="Arial"/>
-          <w:b w:val="0"/>
-          <w:i w:val="0"/>
-          <w:color w:val="000000"/>
-          <w:sz w:val="18"/>
-          <w:highlight w:val="lightGray"/>
-        </w:rPr>
-        <w:t>&gt;</w:t>
-      </w:r>
-      <w:r>
-        <w:rPr>
-          <w:rFonts w:ascii="Arial" w:hAnsi="Arial" w:eastAsia="Arial" w:cs="Arial"/>
-          <w:b w:val="0"/>
-          <w:i w:val="0"/>
-          <w:color w:val="000000"/>
-          <w:sz w:val="18"/>
-          <w:highlight w:val="lightGray"/>
-        </w:rPr>
-        <w:t xml:space="preserve"> </w:t>
-      </w:r>
-      <w:r>
-        <w:rPr>
-          <w:rFonts w:ascii="Arial" w:hAnsi="Arial" w:eastAsia="Arial" w:cs="Arial"/>
-          <w:b/>
-          <w:i w:val="0"/>
-          <w:color w:val="000000"/>
-          <w:sz w:val="18"/>
-          <w:highlight w:val="lightGray"/>
-        </w:rPr>
-        <w:t>F</w:t>
-      </w:r>
-      <w:r>
-        <w:rPr>
-          <w:rFonts w:ascii="Arial" w:hAnsi="Arial" w:eastAsia="Arial" w:cs="Arial"/>
-          <w:b/>
-          <w:i w:val="0"/>
-          <w:color w:val="000000"/>
-          <w:sz w:val="18"/>
-          <w:highlight w:val="lightGray"/>
-        </w:rPr>
-        <w:t>r</w:t>
-      </w:r>
-      <w:r>
-        <w:rPr>
-          <w:rFonts w:ascii="Arial" w:hAnsi="Arial" w:eastAsia="Arial" w:cs="Arial"/>
-          <w:b/>
-          <w:i w:val="0"/>
-          <w:color w:val="000000"/>
-          <w:sz w:val="18"/>
-          <w:highlight w:val="lightGray"/>
-        </w:rPr>
-        <w:t>o</w:t>
-      </w:r>
-      <w:r>
-        <w:rPr>
-          <w:rFonts w:ascii="Arial" w:hAnsi="Arial" w:eastAsia="Arial" w:cs="Arial"/>
-          <w:b/>
-          <w:i w:val="0"/>
-          <w:color w:val="000000"/>
-          <w:sz w:val="18"/>
-          <w:highlight w:val="lightGray"/>
-        </w:rPr>
-        <w:t>m</w:t>
-      </w:r>
-      <w:r>
-        <w:rPr>
-          <w:rFonts w:ascii="Arial" w:hAnsi="Arial" w:eastAsia="Arial" w:cs="Arial"/>
-          <w:b/>
-          <w:i w:val="0"/>
-          <w:color w:val="000000"/>
-          <w:sz w:val="18"/>
-          <w:highlight w:val="lightGray"/>
-        </w:rPr>
-        <w:t>:</w:t>
-      </w:r>
-      <w:r>
-        <w:rPr>
-          <w:rFonts w:ascii="Arial" w:hAnsi="Arial" w:eastAsia="Arial" w:cs="Arial"/>
-          <w:b w:val="0"/>
-          <w:i w:val="0"/>
-          <w:color w:val="000000"/>
-          <w:sz w:val="18"/>
-          <w:highlight w:val="lightGray"/>
-        </w:rPr>
-        <w:t xml:space="preserve"> </w:t>
-      </w:r>
-      <w:r>
-        <w:rPr>
-          <w:rFonts w:ascii="Arial" w:hAnsi="Arial" w:eastAsia="Arial" w:cs="Arial"/>
-          <w:b w:val="0"/>
-          <w:i w:val="0"/>
-          <w:color w:val="000000"/>
-          <w:sz w:val="18"/>
-          <w:highlight w:val="lightGray"/>
-        </w:rPr>
-        <w:t>[</w:t>
-      </w:r>
-      <w:r>
-        <w:rPr>
-          <w:rFonts w:ascii="Arial" w:hAnsi="Arial" w:eastAsia="Arial" w:cs="Arial"/>
-          <w:b w:val="0"/>
-          <w:i w:val="0"/>
-          <w:color w:val="000000"/>
-          <w:sz w:val="18"/>
-          <w:highlight w:val="lightGray"/>
-        </w:rPr>
-        <w:t>C</w:t>
-      </w:r>
-      <w:r>
-        <w:rPr>
-          <w:rFonts w:ascii="Arial" w:hAnsi="Arial" w:eastAsia="Arial" w:cs="Arial"/>
-          <w:b w:val="0"/>
-          <w:i w:val="0"/>
-          <w:color w:val="000000"/>
-          <w:sz w:val="18"/>
-          <w:highlight w:val="lightGray"/>
-        </w:rPr>
-        <w:t>h</w:t>
-      </w:r>
-      <w:r>
-        <w:rPr>
-          <w:rFonts w:ascii="Arial" w:hAnsi="Arial" w:eastAsia="Arial" w:cs="Arial"/>
-          <w:b w:val="0"/>
-          <w:i w:val="0"/>
-          <w:color w:val="000000"/>
-          <w:sz w:val="18"/>
-          <w:highlight w:val="lightGray"/>
-        </w:rPr>
-        <w:t>a</w:t>
-      </w:r>
-      <w:r>
-        <w:rPr>
-          <w:rFonts w:ascii="Arial" w:hAnsi="Arial" w:eastAsia="Arial" w:cs="Arial"/>
-          <w:b w:val="0"/>
-          <w:i w:val="0"/>
-          <w:color w:val="000000"/>
-          <w:sz w:val="18"/>
-          <w:highlight w:val="lightGray"/>
-        </w:rPr>
-        <w:t>t</w:t>
-      </w:r>
-      <w:r>
-        <w:rPr>
-          <w:rFonts w:ascii="Arial" w:hAnsi="Arial" w:eastAsia="Arial" w:cs="Arial"/>
-          <w:b w:val="0"/>
-          <w:i w:val="0"/>
-          <w:color w:val="000000"/>
-          <w:sz w:val="18"/>
-          <w:highlight w:val="lightGray"/>
-        </w:rPr>
-        <w:t>G</w:t>
-      </w:r>
-      <w:r>
-        <w:rPr>
-          <w:rFonts w:ascii="Arial" w:hAnsi="Arial" w:eastAsia="Arial" w:cs="Arial"/>
-          <w:b w:val="0"/>
-          <w:i w:val="0"/>
-          <w:color w:val="000000"/>
-          <w:sz w:val="18"/>
-          <w:highlight w:val="lightGray"/>
-        </w:rPr>
-        <w:t>P</w:t>
-      </w:r>
-      <w:r>
-        <w:rPr>
-          <w:rFonts w:ascii="Arial" w:hAnsi="Arial" w:eastAsia="Arial" w:cs="Arial"/>
-          <w:b w:val="0"/>
-          <w:i w:val="0"/>
-          <w:color w:val="000000"/>
-          <w:sz w:val="18"/>
-          <w:highlight w:val="lightGray"/>
-        </w:rPr>
-        <w:t>T</w:t>
-      </w:r>
-      <w:r>
-        <w:rPr>
-          <w:rFonts w:ascii="Arial" w:hAnsi="Arial" w:eastAsia="Arial" w:cs="Arial"/>
-          <w:b w:val="0"/>
-          <w:i w:val="0"/>
-          <w:color w:val="000000"/>
-          <w:sz w:val="18"/>
-          <w:highlight w:val="lightGray"/>
-        </w:rPr>
-        <w:t>]</w:t>
-      </w:r>
-      <w:r>
-        <w:rPr>
-          <w:rFonts w:ascii="Arial" w:hAnsi="Arial" w:eastAsia="Arial" w:cs="Arial"/>
-          <w:b w:val="0"/>
-          <w:i w:val="0"/>
-          <w:color w:val="000000"/>
-          <w:sz w:val="18"/>
-          <w:highlight w:val="lightGray"/>
-        </w:rPr>
-        <w:t xml:space="preserve"> </w:t>
-      </w:r>
-      <w:r>
-        <w:rPr>
-          <w:rFonts w:ascii="Arial" w:hAnsi="Arial" w:eastAsia="Arial" w:cs="Arial"/>
-          <w:b/>
-          <w:i w:val="0"/>
-          <w:color w:val="000000"/>
-          <w:sz w:val="18"/>
-          <w:highlight w:val="lightGray"/>
-        </w:rPr>
-        <w:t>o</w:t>
-      </w:r>
-      <w:r>
-        <w:rPr>
-          <w:rFonts w:ascii="Arial" w:hAnsi="Arial" w:eastAsia="Arial" w:cs="Arial"/>
-          <w:b/>
-          <w:i w:val="0"/>
-          <w:color w:val="000000"/>
-          <w:sz w:val="18"/>
-          <w:highlight w:val="lightGray"/>
-        </w:rPr>
-        <w:t>n</w:t>
-      </w:r>
-      <w:r>
-        <w:rPr>
-          <w:rFonts w:ascii="Arial" w:hAnsi="Arial" w:eastAsia="Arial" w:cs="Arial"/>
-          <w:b/>
-          <w:i w:val="0"/>
-          <w:color w:val="000000"/>
-          <w:sz w:val="18"/>
-          <w:highlight w:val="lightGray"/>
-        </w:rPr>
-        <w:t xml:space="preserve"> </w:t>
-      </w:r>
-      <w:r>
-        <w:rPr>
-          <w:rFonts w:ascii="Arial" w:hAnsi="Arial" w:eastAsia="Arial" w:cs="Arial"/>
-          <w:b w:val="0"/>
-          <w:i w:val="0"/>
-          <w:color w:val="000000"/>
-          <w:sz w:val="18"/>
-          <w:highlight w:val="lightGray"/>
-        </w:rPr>
-        <w:t>[</w:t>
-      </w:r>
-      <w:r>
-        <w:rPr>
-          <w:rFonts w:ascii="Arial" w:hAnsi="Arial" w:eastAsia="Arial" w:cs="Arial"/>
-          <w:b w:val="0"/>
-          <w:i w:val="0"/>
-          <w:color w:val="000000"/>
-          <w:sz w:val="18"/>
-          <w:highlight w:val="lightGray"/>
-        </w:rPr>
-        <w:t>7</w:t>
-      </w:r>
-      <w:r>
-        <w:rPr>
-          <w:rFonts w:ascii="Arial" w:hAnsi="Arial" w:eastAsia="Arial" w:cs="Arial"/>
-          <w:b w:val="0"/>
-          <w:i w:val="0"/>
-          <w:color w:val="000000"/>
-          <w:sz w:val="18"/>
-          <w:highlight w:val="lightGray"/>
-        </w:rPr>
-        <w:t>/</w:t>
-      </w:r>
-      <w:r>
-        <w:rPr>
-          <w:rFonts w:ascii="Arial" w:hAnsi="Arial" w:eastAsia="Arial" w:cs="Arial"/>
-          <w:b w:val="0"/>
-          <w:i w:val="0"/>
-          <w:color w:val="000000"/>
-          <w:sz w:val="18"/>
-          <w:highlight w:val="lightGray"/>
-        </w:rPr>
-        <w:t>2</w:t>
-      </w:r>
-      <w:r>
-        <w:rPr>
-          <w:rFonts w:ascii="Arial" w:hAnsi="Arial" w:eastAsia="Arial" w:cs="Arial"/>
-          <w:b w:val="0"/>
-          <w:i w:val="0"/>
-          <w:color w:val="000000"/>
-          <w:sz w:val="18"/>
-          <w:highlight w:val="lightGray"/>
-        </w:rPr>
-        <w:t>1</w:t>
-      </w:r>
-      <w:r>
-        <w:rPr>
-          <w:rFonts w:ascii="Arial" w:hAnsi="Arial" w:eastAsia="Arial" w:cs="Arial"/>
-          <w:b w:val="0"/>
-          <w:i w:val="0"/>
-          <w:color w:val="000000"/>
-          <w:sz w:val="18"/>
-          <w:highlight w:val="lightGray"/>
-        </w:rPr>
-        <w:t>/</w:t>
-      </w:r>
-      <w:r>
-        <w:rPr>
-          <w:rFonts w:ascii="Arial" w:hAnsi="Arial" w:eastAsia="Arial" w:cs="Arial"/>
-          <w:b w:val="0"/>
-          <w:i w:val="0"/>
-          <w:color w:val="000000"/>
-          <w:sz w:val="18"/>
-          <w:highlight w:val="lightGray"/>
-        </w:rPr>
-        <w:t>2</w:t>
-      </w:r>
-      <w:r>
-        <w:rPr>
-          <w:rFonts w:ascii="Arial" w:hAnsi="Arial" w:eastAsia="Arial" w:cs="Arial"/>
-          <w:b w:val="0"/>
-          <w:i w:val="0"/>
-          <w:color w:val="000000"/>
-          <w:sz w:val="18"/>
-          <w:highlight w:val="lightGray"/>
-        </w:rPr>
-        <w:t>0</w:t>
-      </w:r>
-      <w:r>
-        <w:rPr>
-          <w:rFonts w:ascii="Arial" w:hAnsi="Arial" w:eastAsia="Arial" w:cs="Arial"/>
-          <w:b w:val="0"/>
-          <w:i w:val="0"/>
-          <w:color w:val="000000"/>
-          <w:sz w:val="18"/>
-          <w:highlight w:val="lightGray"/>
-        </w:rPr>
-        <w:t>2</w:t>
-      </w:r>
-      <w:r>
-        <w:rPr>
-          <w:rFonts w:ascii="Arial" w:hAnsi="Arial" w:eastAsia="Arial" w:cs="Arial"/>
-          <w:b w:val="0"/>
-          <w:i w:val="0"/>
-          <w:color w:val="000000"/>
-          <w:sz w:val="18"/>
-          <w:highlight w:val="lightGray"/>
-        </w:rPr>
-        <w:t>5</w:t>
-      </w:r>
-      <w:r>
-        <w:rPr>
-          <w:rFonts w:ascii="Arial" w:hAnsi="Arial" w:eastAsia="Arial" w:cs="Arial"/>
-          <w:b w:val="0"/>
-          <w:i w:val="0"/>
-          <w:color w:val="000000"/>
-          <w:sz w:val="18"/>
-          <w:highlight w:val="lightGray"/>
-        </w:rPr>
-        <w:t>]</w:t>
-      </w:r>
-    </w:p>
-    <w:p>
-      <w:pPr>
-        <w:spacing w:before="240" w:after="240"/>
-        <w:rPr>
-          <w:rFonts w:ascii="Roboto Mono" w:eastAsia="Roboto Mono" w:hAnsi="Roboto Mono" w:cs="Roboto Mono"/>
-        </w:rPr>
-      </w:pPr>
-      <w:r>
-        <w:rPr>
-          <w:rFonts w:ascii="Roboto Mono" w:eastAsia="Roboto Mono" w:hAnsi="Roboto Mono" w:cs="Roboto Mono"/>
-          <w:b/>
-        </w:rPr>
-        <w:t>Linguistics</w:t>
-      </w:r>
-      <w:r>
-        <w:rPr>
-          <w:rFonts w:ascii="Roboto Mono" w:eastAsia="Roboto Mono" w:hAnsi="Roboto Mono" w:cs="Roboto Mono"/>
-        </w:rPr>
-        <w:t xml:space="preserve"> is the </w:t>
-      </w:r>
-      <w:r>
-        <w:rPr>
-          <w:rFonts w:ascii="Roboto Mono" w:eastAsia="Roboto Mono" w:hAnsi="Roboto Mono" w:cs="Roboto Mono"/>
-          <w:b/>
         </w:rPr>
         <w:t>scientific study of language</w:t>
       </w:r>
@@ -1626,35 +152,16 @@
     <w:p>
       <w:pPr>
         <w:pStyle w:val="Heading2"/>
-        <w:spacing w:before="40" w:after="0" w:line="259" w:lineRule="auto"/>
-        <w:rPr>
-          <w:color w:val="202122"/>
-          <w:sz w:val="24"/>
-          <w:szCs w:val="24"/>
-        </w:rPr>
       </w:pPr>
       <w:bookmarkStart w:id="1" w:name="_w4684ts3hgik" w:colFirst="0" w:colLast="0"/>
       <w:bookmarkEnd w:id="1"/>
       <w:r>
-        <w:rPr>
-          <w:rFonts w:ascii="Arial" w:eastAsia="Arial" w:hAnsi="Arial" w:cs="Calibri"/>
-          <w:color w:val="2F5496"/>
-          <w:sz w:val="18"/>
-          <w:szCs w:val="26"/>
-          <w:highlight w:val="lightGray"/>
-        </w:rPr>
         <w:t>Branches of linguistics</w:t>
       </w:r>
       <w:bookmarkStart w:id="2" w:name="_hph56980z2im" w:colFirst="0" w:colLast="0"/>
       <w:bookmarkEnd w:id="2"/>
-      <w:r>
-        <w:rPr>
-          <w:rFonts w:ascii="Arial" w:eastAsia="Arial" w:hAnsi="Arial"/>
-          <w:sz w:val="18"/>
-          <w:highlight w:val="lightGray"/>
-        </w:rPr>
-        <w:br/>
-      </w:r>
+    </w:p>
+    <w:p>
       <w:r>
         <w:rPr>
           <w:rFonts w:ascii="Arial" w:eastAsia="Arial" w:hAnsi="Arial"/>
@@ -1719,7 +226,29 @@
           <w:szCs w:val="18"/>
           <w:highlight w:val="lightGray"/>
         </w:rPr>
-        <w:t xml:space="preserve">: Persons Table -&gt; ID Column: 1, Name_En Column: Motasem Essam] -&gt; </w:t>
+        <w:t xml:space="preserve">: Persons Table -&gt; ID Column: 1, </w:t>
+      </w:r>
+      <w:proofErr w:type="spellStart"/>
+      <w:r>
+        <w:rPr>
+          <w:rFonts w:ascii="Arial" w:eastAsia="Arial" w:hAnsi="Arial"/>
+          <w:color w:val="000000" w:themeColor="text1"/>
+          <w:sz w:val="18"/>
+          <w:szCs w:val="18"/>
+          <w:highlight w:val="lightGray"/>
+        </w:rPr>
+        <w:t>Name_En</w:t>
+      </w:r>
+      <w:proofErr w:type="spellEnd"/>
+      <w:r>
+        <w:rPr>
+          <w:rFonts w:ascii="Arial" w:eastAsia="Arial" w:hAnsi="Arial"/>
+          <w:color w:val="000000" w:themeColor="text1"/>
+          <w:sz w:val="18"/>
+          <w:szCs w:val="18"/>
+          <w:highlight w:val="lightGray"/>
+        </w:rPr>
+        <w:t xml:space="preserve"> Column: Motasem Essam] -&gt; </w:t>
       </w:r>
       <w:r>
         <w:rPr>
@@ -2087,6 +616,7 @@
         </w:rPr>
       </w:pPr>
       <w:hyperlink r:id="rId12">
+        <w:proofErr w:type="spellStart"/>
         <w:r>
           <w:rPr>
             <w:rFonts w:ascii="Roboto Mono" w:eastAsia="Roboto Mono" w:hAnsi="Roboto Mono" w:cs="Roboto Mono"/>
@@ -2094,6 +624,7 @@
           </w:rPr>
           <w:t>Graphetics</w:t>
         </w:r>
+        <w:proofErr w:type="spellEnd"/>
       </w:hyperlink>
       <w:r>
         <w:rPr>
@@ -3026,6 +1557,7 @@
           <w:sz w:val="18"/>
           <w:highlight w:val="lightGray"/>
         </w:rPr>
+        <w:lastRenderedPageBreak/>
         <w:t>Subfields, by linguistic structures studied</w:t>
       </w:r>
       <w:r>
@@ -3100,7 +1632,29 @@
           <w:szCs w:val="18"/>
           <w:highlight w:val="lightGray"/>
         </w:rPr>
-        <w:t xml:space="preserve">: Persons Table -&gt; ID Column: 1, Name_En Column: Motasem Essam] -&gt; </w:t>
+        <w:t xml:space="preserve">: Persons Table -&gt; ID Column: 1, </w:t>
+      </w:r>
+      <w:proofErr w:type="spellStart"/>
+      <w:r>
+        <w:rPr>
+          <w:rFonts w:ascii="Arial" w:eastAsia="Arial" w:hAnsi="Arial"/>
+          <w:color w:val="000000" w:themeColor="text1"/>
+          <w:sz w:val="18"/>
+          <w:szCs w:val="18"/>
+          <w:highlight w:val="lightGray"/>
+        </w:rPr>
+        <w:t>Name_En</w:t>
+      </w:r>
+      <w:proofErr w:type="spellEnd"/>
+      <w:r>
+        <w:rPr>
+          <w:rFonts w:ascii="Arial" w:eastAsia="Arial" w:hAnsi="Arial"/>
+          <w:color w:val="000000" w:themeColor="text1"/>
+          <w:sz w:val="18"/>
+          <w:szCs w:val="18"/>
+          <w:highlight w:val="lightGray"/>
+        </w:rPr>
+        <w:t xml:space="preserve"> Column: Motasem Essam] -&gt; </w:t>
       </w:r>
       <w:r>
         <w:rPr>
@@ -3687,7 +2241,29 @@
           <w:szCs w:val="18"/>
           <w:highlight w:val="lightGray"/>
         </w:rPr>
-        <w:t xml:space="preserve">: Persons Table -&gt; ID Column: 1, Name_En Column: Motasem Essam] -&gt; </w:t>
+        <w:t xml:space="preserve">: Persons Table -&gt; ID Column: 1, </w:t>
+      </w:r>
+      <w:proofErr w:type="spellStart"/>
+      <w:r>
+        <w:rPr>
+          <w:rFonts w:ascii="Arial" w:eastAsia="Arial" w:hAnsi="Arial"/>
+          <w:color w:val="000000" w:themeColor="text1"/>
+          <w:sz w:val="18"/>
+          <w:szCs w:val="18"/>
+          <w:highlight w:val="lightGray"/>
+        </w:rPr>
+        <w:t>Name_En</w:t>
+      </w:r>
+      <w:proofErr w:type="spellEnd"/>
+      <w:r>
+        <w:rPr>
+          <w:rFonts w:ascii="Arial" w:eastAsia="Arial" w:hAnsi="Arial"/>
+          <w:color w:val="000000" w:themeColor="text1"/>
+          <w:sz w:val="18"/>
+          <w:szCs w:val="18"/>
+          <w:highlight w:val="lightGray"/>
+        </w:rPr>
+        <w:t xml:space="preserve"> Column: Motasem Essam] -&gt; </w:t>
       </w:r>
       <w:r>
         <w:rPr>
@@ -4278,7 +2854,29 @@
           <w:szCs w:val="18"/>
           <w:highlight w:val="lightGray"/>
         </w:rPr>
-        <w:t xml:space="preserve">: Persons Table -&gt; ID Column: 1, Name_En Column: Motasem Essam] -&gt; </w:t>
+        <w:t xml:space="preserve">: Persons Table -&gt; ID Column: 1, </w:t>
+      </w:r>
+      <w:proofErr w:type="spellStart"/>
+      <w:r>
+        <w:rPr>
+          <w:rFonts w:ascii="Arial" w:eastAsia="Arial" w:hAnsi="Arial"/>
+          <w:color w:val="000000" w:themeColor="text1"/>
+          <w:sz w:val="18"/>
+          <w:szCs w:val="18"/>
+          <w:highlight w:val="lightGray"/>
+        </w:rPr>
+        <w:t>Name_En</w:t>
+      </w:r>
+      <w:proofErr w:type="spellEnd"/>
+      <w:r>
+        <w:rPr>
+          <w:rFonts w:ascii="Arial" w:eastAsia="Arial" w:hAnsi="Arial"/>
+          <w:color w:val="000000" w:themeColor="text1"/>
+          <w:sz w:val="18"/>
+          <w:szCs w:val="18"/>
+          <w:highlight w:val="lightGray"/>
+        </w:rPr>
+        <w:t xml:space="preserve"> Column: Motasem Essam] -&gt; </w:t>
       </w:r>
       <w:r>
         <w:rPr>
@@ -4538,6 +3136,7 @@
         </w:rPr>
       </w:pPr>
       <w:hyperlink r:id="rId78">
+        <w:proofErr w:type="spellStart"/>
         <w:r>
           <w:rPr>
             <w:rFonts w:ascii="Roboto Mono" w:eastAsia="Roboto Mono" w:hAnsi="Roboto Mono" w:cs="Roboto Mono"/>
@@ -4545,6 +3144,7 @@
           </w:rPr>
           <w:t>Interlinguistics</w:t>
         </w:r>
+        <w:proofErr w:type="spellEnd"/>
       </w:hyperlink>
     </w:p>
     <w:p>
@@ -4790,7 +3390,29 @@
           <w:szCs w:val="18"/>
           <w:highlight w:val="lightGray"/>
         </w:rPr>
-        <w:t xml:space="preserve">: Persons Table -&gt; ID Column: 1, Name_En Column: Motasem Essam] -&gt; </w:t>
+        <w:t xml:space="preserve">: Persons Table -&gt; ID Column: 1, </w:t>
+      </w:r>
+      <w:proofErr w:type="spellStart"/>
+      <w:r>
+        <w:rPr>
+          <w:rFonts w:ascii="Arial" w:eastAsia="Arial" w:hAnsi="Arial"/>
+          <w:color w:val="000000" w:themeColor="text1"/>
+          <w:sz w:val="18"/>
+          <w:szCs w:val="18"/>
+          <w:highlight w:val="lightGray"/>
+        </w:rPr>
+        <w:t>Name_En</w:t>
+      </w:r>
+      <w:proofErr w:type="spellEnd"/>
+      <w:r>
+        <w:rPr>
+          <w:rFonts w:ascii="Arial" w:eastAsia="Arial" w:hAnsi="Arial"/>
+          <w:color w:val="000000" w:themeColor="text1"/>
+          <w:sz w:val="18"/>
+          <w:szCs w:val="18"/>
+          <w:highlight w:val="lightGray"/>
+        </w:rPr>
+        <w:t xml:space="preserve"> Column: Motasem Essam] -&gt; </w:t>
       </w:r>
       <w:r>
         <w:rPr>
@@ -5277,6 +3899,7 @@
         <w:pStyle w:val="Heading3"/>
       </w:pPr>
       <w:r>
+        <w:lastRenderedPageBreak/>
         <w:t>Related fields</w:t>
       </w:r>
     </w:p>
@@ -5355,7 +3978,29 @@
           <w:szCs w:val="18"/>
           <w:highlight w:val="lightGray"/>
         </w:rPr>
-        <w:t xml:space="preserve">: Persons Table -&gt; ID Column: 1, Name_En Column: Motasem Essam] -&gt; </w:t>
+        <w:t xml:space="preserve">: Persons Table -&gt; ID Column: 1, </w:t>
+      </w:r>
+      <w:proofErr w:type="spellStart"/>
+      <w:r>
+        <w:rPr>
+          <w:rFonts w:ascii="Arial" w:eastAsia="Arial" w:hAnsi="Arial"/>
+          <w:color w:val="000000" w:themeColor="text1"/>
+          <w:sz w:val="18"/>
+          <w:szCs w:val="18"/>
+          <w:highlight w:val="lightGray"/>
+        </w:rPr>
+        <w:t>Name_En</w:t>
+      </w:r>
+      <w:proofErr w:type="spellEnd"/>
+      <w:r>
+        <w:rPr>
+          <w:rFonts w:ascii="Arial" w:eastAsia="Arial" w:hAnsi="Arial"/>
+          <w:color w:val="000000" w:themeColor="text1"/>
+          <w:sz w:val="18"/>
+          <w:szCs w:val="18"/>
+          <w:highlight w:val="lightGray"/>
+        </w:rPr>
+        <w:t xml:space="preserve"> Column: Motasem Essam] -&gt; </w:t>
       </w:r>
       <w:r>
         <w:rPr>
@@ -5778,7 +4423,29 @@
           <w:szCs w:val="18"/>
           <w:highlight w:val="lightGray"/>
         </w:rPr>
-        <w:t xml:space="preserve">: Persons Table -&gt; ID Column: 1, Name_En Column: Motasem Essam] -&gt; </w:t>
+        <w:t xml:space="preserve">: Persons Table -&gt; ID Column: 1, </w:t>
+      </w:r>
+      <w:proofErr w:type="spellStart"/>
+      <w:r>
+        <w:rPr>
+          <w:rFonts w:ascii="Arial" w:eastAsia="Arial" w:hAnsi="Arial"/>
+          <w:color w:val="000000" w:themeColor="text1"/>
+          <w:sz w:val="18"/>
+          <w:szCs w:val="18"/>
+          <w:highlight w:val="lightGray"/>
+        </w:rPr>
+        <w:t>Name_En</w:t>
+      </w:r>
+      <w:proofErr w:type="spellEnd"/>
+      <w:r>
+        <w:rPr>
+          <w:rFonts w:ascii="Arial" w:eastAsia="Arial" w:hAnsi="Arial"/>
+          <w:color w:val="000000" w:themeColor="text1"/>
+          <w:sz w:val="18"/>
+          <w:szCs w:val="18"/>
+          <w:highlight w:val="lightGray"/>
+        </w:rPr>
+        <w:t xml:space="preserve"> Column: Motasem Essam] -&gt; </w:t>
       </w:r>
       <w:r>
         <w:rPr>
@@ -6192,6 +4859,7 @@
           <w:rFonts w:ascii="Roboto Mono" w:eastAsia="Roboto Mono" w:hAnsi="Roboto Mono" w:cs="Roboto Mono"/>
           <w:color w:val="202122"/>
         </w:rPr>
+        <w:lastRenderedPageBreak/>
         <w:t xml:space="preserve">Compositional </w:t>
       </w:r>
       <w:hyperlink r:id="rId114">
@@ -6462,7 +5130,29 @@
           <w:szCs w:val="18"/>
           <w:highlight w:val="lightGray"/>
         </w:rPr>
-        <w:t xml:space="preserve">: Persons Table -&gt; ID Column: 1, Name_En Column: Motasem Essam] -&gt; </w:t>
+        <w:t xml:space="preserve">: Persons Table -&gt; ID Column: 1, </w:t>
+      </w:r>
+      <w:proofErr w:type="spellStart"/>
+      <w:r>
+        <w:rPr>
+          <w:rFonts w:ascii="Arial" w:eastAsia="Arial" w:hAnsi="Arial"/>
+          <w:color w:val="000000" w:themeColor="text1"/>
+          <w:sz w:val="18"/>
+          <w:szCs w:val="18"/>
+          <w:highlight w:val="lightGray"/>
+        </w:rPr>
+        <w:t>Name_En</w:t>
+      </w:r>
+      <w:proofErr w:type="spellEnd"/>
+      <w:r>
+        <w:rPr>
+          <w:rFonts w:ascii="Arial" w:eastAsia="Arial" w:hAnsi="Arial"/>
+          <w:color w:val="000000" w:themeColor="text1"/>
+          <w:sz w:val="18"/>
+          <w:szCs w:val="18"/>
+          <w:highlight w:val="lightGray"/>
+        </w:rPr>
+        <w:t xml:space="preserve"> Column: Motasem Essam] -&gt; </w:t>
       </w:r>
       <w:r>
         <w:rPr>
@@ -6825,7 +5515,29 @@
           <w:szCs w:val="18"/>
           <w:highlight w:val="lightGray"/>
         </w:rPr>
-        <w:t xml:space="preserve">: Persons Table -&gt; ID Column: 1, Name_En Column: Motasem Essam] -&gt; </w:t>
+        <w:t xml:space="preserve">: Persons Table -&gt; ID Column: 1, </w:t>
+      </w:r>
+      <w:proofErr w:type="spellStart"/>
+      <w:r>
+        <w:rPr>
+          <w:rFonts w:ascii="Arial" w:eastAsia="Arial" w:hAnsi="Arial"/>
+          <w:color w:val="000000" w:themeColor="text1"/>
+          <w:sz w:val="18"/>
+          <w:szCs w:val="18"/>
+          <w:highlight w:val="lightGray"/>
+        </w:rPr>
+        <w:t>Name_En</w:t>
+      </w:r>
+      <w:proofErr w:type="spellEnd"/>
+      <w:r>
+        <w:rPr>
+          <w:rFonts w:ascii="Arial" w:eastAsia="Arial" w:hAnsi="Arial"/>
+          <w:color w:val="000000" w:themeColor="text1"/>
+          <w:sz w:val="18"/>
+          <w:szCs w:val="18"/>
+          <w:highlight w:val="lightGray"/>
+        </w:rPr>
+        <w:t xml:space="preserve"> Column: Motasem Essam] -&gt; </w:t>
       </w:r>
       <w:r>
         <w:rPr>
@@ -7879,1554 +6591,80 @@
       </w:pPr>
       <w:r>
         <w:rPr>
-          <w:rFonts w:ascii="Arial" w:hAnsi="Arial" w:eastAsia="Arial" w:cs="Arial"/>
+          <w:rFonts w:ascii="Arial" w:eastAsia="Arial" w:hAnsi="Arial" w:cs="Arial"/>
           <w:b/>
-          <w:i w:val="0"/>
           <w:color w:val="000000"/>
           <w:sz w:val="18"/>
           <w:highlight w:val="lightGray"/>
         </w:rPr>
-        <w:t>#</w:t>
-      </w:r>
-      <w:r>
-        <w:rPr>
-          <w:rFonts w:ascii="Arial" w:hAnsi="Arial" w:eastAsia="Arial" w:cs="Arial"/>
+        <w:t># Source: AI Source: Provided by: [Data Path</w:t>
+      </w:r>
+      <w:r>
+        <w:rPr>
+          <w:rFonts w:ascii="Arial" w:eastAsia="Arial" w:hAnsi="Arial" w:cs="Arial"/>
+          <w:color w:val="000000"/>
+          <w:sz w:val="18"/>
+          <w:highlight w:val="lightGray"/>
+        </w:rPr>
+        <w:t xml:space="preserve">: Persons Table -&gt; ID Column: 1, </w:t>
+      </w:r>
+      <w:proofErr w:type="spellStart"/>
+      <w:r>
+        <w:rPr>
+          <w:rFonts w:ascii="Arial" w:eastAsia="Arial" w:hAnsi="Arial" w:cs="Arial"/>
+          <w:color w:val="000000"/>
+          <w:sz w:val="18"/>
+          <w:highlight w:val="lightGray"/>
+        </w:rPr>
+        <w:t>Name_En</w:t>
+      </w:r>
+      <w:proofErr w:type="spellEnd"/>
+      <w:r>
+        <w:rPr>
+          <w:rFonts w:ascii="Arial" w:eastAsia="Arial" w:hAnsi="Arial" w:cs="Arial"/>
+          <w:color w:val="000000"/>
+          <w:sz w:val="18"/>
+          <w:highlight w:val="lightGray"/>
+        </w:rPr>
+        <w:t xml:space="preserve"> Column: Motasem Essam] -&gt; </w:t>
+      </w:r>
+      <w:r>
+        <w:rPr>
+          <w:rFonts w:ascii="Arial" w:eastAsia="Arial" w:hAnsi="Arial" w:cs="Arial"/>
           <w:b/>
-          <w:i w:val="0"/>
           <w:color w:val="000000"/>
           <w:sz w:val="18"/>
           <w:highlight w:val="lightGray"/>
         </w:rPr>
-        <w:t xml:space="preserve"> </w:t>
-      </w:r>
-      <w:r>
-        <w:rPr>
-          <w:rFonts w:ascii="Arial" w:hAnsi="Arial" w:eastAsia="Arial" w:cs="Arial"/>
+        <w:t>From:</w:t>
+      </w:r>
+      <w:r>
+        <w:rPr>
+          <w:rFonts w:ascii="Arial" w:eastAsia="Arial" w:hAnsi="Arial" w:cs="Arial"/>
+          <w:color w:val="000000"/>
+          <w:sz w:val="18"/>
+          <w:highlight w:val="lightGray"/>
+        </w:rPr>
+        <w:t xml:space="preserve"> [ChatGPT] </w:t>
+      </w:r>
+      <w:r>
+        <w:rPr>
+          <w:rFonts w:ascii="Arial" w:eastAsia="Arial" w:hAnsi="Arial" w:cs="Arial"/>
           <w:b/>
-          <w:i w:val="0"/>
           <w:color w:val="000000"/>
           <w:sz w:val="18"/>
           <w:highlight w:val="lightGray"/>
         </w:rPr>
-        <w:t>S</w:t>
-      </w:r>
-      <w:r>
-        <w:rPr>
-          <w:rFonts w:ascii="Arial" w:hAnsi="Arial" w:eastAsia="Arial" w:cs="Arial"/>
-          <w:b/>
-          <w:i w:val="0"/>
+        <w:t xml:space="preserve">on </w:t>
+      </w:r>
+      <w:r>
+        <w:rPr>
+          <w:rFonts w:ascii="Arial" w:eastAsia="Arial" w:hAnsi="Arial" w:cs="Arial"/>
           <w:color w:val="000000"/>
           <w:sz w:val="18"/>
           <w:highlight w:val="lightGray"/>
         </w:rPr>
-        <w:t>o</w:t>
-      </w:r>
-      <w:r>
-        <w:rPr>
-          <w:rFonts w:ascii="Arial" w:hAnsi="Arial" w:eastAsia="Arial" w:cs="Arial"/>
-          <w:b/>
-          <w:i w:val="0"/>
-          <w:color w:val="000000"/>
-          <w:sz w:val="18"/>
-          <w:highlight w:val="lightGray"/>
-        </w:rPr>
-        <w:t>u</w:t>
-      </w:r>
-      <w:r>
-        <w:rPr>
-          <w:rFonts w:ascii="Arial" w:hAnsi="Arial" w:eastAsia="Arial" w:cs="Arial"/>
-          <w:b/>
-          <w:i w:val="0"/>
-          <w:color w:val="000000"/>
-          <w:sz w:val="18"/>
-          <w:highlight w:val="lightGray"/>
-        </w:rPr>
-        <w:t>r</w:t>
-      </w:r>
-      <w:r>
-        <w:rPr>
-          <w:rFonts w:ascii="Arial" w:hAnsi="Arial" w:eastAsia="Arial" w:cs="Arial"/>
-          <w:b/>
-          <w:i w:val="0"/>
-          <w:color w:val="000000"/>
-          <w:sz w:val="18"/>
-          <w:highlight w:val="lightGray"/>
-        </w:rPr>
-        <w:t>c</w:t>
-      </w:r>
-      <w:r>
-        <w:rPr>
-          <w:rFonts w:ascii="Arial" w:hAnsi="Arial" w:eastAsia="Arial" w:cs="Arial"/>
-          <w:b/>
-          <w:i w:val="0"/>
-          <w:color w:val="000000"/>
-          <w:sz w:val="18"/>
-          <w:highlight w:val="lightGray"/>
-        </w:rPr>
-        <w:t>e</w:t>
-      </w:r>
-      <w:r>
-        <w:rPr>
-          <w:rFonts w:ascii="Arial" w:hAnsi="Arial" w:eastAsia="Arial" w:cs="Arial"/>
-          <w:b/>
-          <w:i w:val="0"/>
-          <w:color w:val="000000"/>
-          <w:sz w:val="18"/>
-          <w:highlight w:val="lightGray"/>
-        </w:rPr>
-        <w:t>:</w:t>
-      </w:r>
-      <w:r>
-        <w:rPr>
-          <w:rFonts w:ascii="Arial" w:hAnsi="Arial" w:eastAsia="Arial" w:cs="Arial"/>
-          <w:b/>
-          <w:i w:val="0"/>
-          <w:color w:val="000000"/>
-          <w:sz w:val="18"/>
-          <w:highlight w:val="lightGray"/>
-        </w:rPr>
-        <w:t xml:space="preserve"> </w:t>
-      </w:r>
-      <w:r>
-        <w:rPr>
-          <w:rFonts w:ascii="Arial" w:hAnsi="Arial" w:eastAsia="Arial" w:cs="Arial"/>
-          <w:b/>
-          <w:i w:val="0"/>
-          <w:color w:val="000000"/>
-          <w:sz w:val="18"/>
-          <w:highlight w:val="lightGray"/>
-        </w:rPr>
-        <w:t>A</w:t>
-      </w:r>
-      <w:r>
-        <w:rPr>
-          <w:rFonts w:ascii="Arial" w:hAnsi="Arial" w:eastAsia="Arial" w:cs="Arial"/>
-          <w:b/>
-          <w:i w:val="0"/>
-          <w:color w:val="000000"/>
-          <w:sz w:val="18"/>
-          <w:highlight w:val="lightGray"/>
-        </w:rPr>
-        <w:t>I</w:t>
-      </w:r>
-      <w:r>
-        <w:rPr>
-          <w:rFonts w:ascii="Arial" w:hAnsi="Arial" w:eastAsia="Arial" w:cs="Arial"/>
-          <w:b/>
-          <w:i w:val="0"/>
-          <w:color w:val="000000"/>
-          <w:sz w:val="18"/>
-          <w:highlight w:val="lightGray"/>
-        </w:rPr>
-        <w:t xml:space="preserve"> </w:t>
-      </w:r>
-      <w:r>
-        <w:rPr>
-          <w:rFonts w:ascii="Arial" w:hAnsi="Arial" w:eastAsia="Arial" w:cs="Arial"/>
-          <w:b/>
-          <w:i w:val="0"/>
-          <w:color w:val="000000"/>
-          <w:sz w:val="18"/>
-          <w:highlight w:val="lightGray"/>
-        </w:rPr>
-        <w:t>S</w:t>
-      </w:r>
-      <w:r>
-        <w:rPr>
-          <w:rFonts w:ascii="Arial" w:hAnsi="Arial" w:eastAsia="Arial" w:cs="Arial"/>
-          <w:b/>
-          <w:i w:val="0"/>
-          <w:color w:val="000000"/>
-          <w:sz w:val="18"/>
-          <w:highlight w:val="lightGray"/>
-        </w:rPr>
-        <w:t>o</w:t>
-      </w:r>
-      <w:r>
-        <w:rPr>
-          <w:rFonts w:ascii="Arial" w:hAnsi="Arial" w:eastAsia="Arial" w:cs="Arial"/>
-          <w:b/>
-          <w:i w:val="0"/>
-          <w:color w:val="000000"/>
-          <w:sz w:val="18"/>
-          <w:highlight w:val="lightGray"/>
-        </w:rPr>
-        <w:t>u</w:t>
-      </w:r>
-      <w:r>
-        <w:rPr>
-          <w:rFonts w:ascii="Arial" w:hAnsi="Arial" w:eastAsia="Arial" w:cs="Arial"/>
-          <w:b/>
-          <w:i w:val="0"/>
-          <w:color w:val="000000"/>
-          <w:sz w:val="18"/>
-          <w:highlight w:val="lightGray"/>
-        </w:rPr>
-        <w:t>r</w:t>
-      </w:r>
-      <w:r>
-        <w:rPr>
-          <w:rFonts w:ascii="Arial" w:hAnsi="Arial" w:eastAsia="Arial" w:cs="Arial"/>
-          <w:b/>
-          <w:i w:val="0"/>
-          <w:color w:val="000000"/>
-          <w:sz w:val="18"/>
-          <w:highlight w:val="lightGray"/>
-        </w:rPr>
-        <w:t>c</w:t>
-      </w:r>
-      <w:r>
-        <w:rPr>
-          <w:rFonts w:ascii="Arial" w:hAnsi="Arial" w:eastAsia="Arial" w:cs="Arial"/>
-          <w:b/>
-          <w:i w:val="0"/>
-          <w:color w:val="000000"/>
-          <w:sz w:val="18"/>
-          <w:highlight w:val="lightGray"/>
-        </w:rPr>
-        <w:t>e</w:t>
-      </w:r>
-      <w:r>
-        <w:rPr>
-          <w:rFonts w:ascii="Arial" w:hAnsi="Arial" w:eastAsia="Arial" w:cs="Arial"/>
-          <w:b/>
-          <w:i w:val="0"/>
-          <w:color w:val="000000"/>
-          <w:sz w:val="18"/>
-          <w:highlight w:val="lightGray"/>
-        </w:rPr>
-        <w:t>:</w:t>
-      </w:r>
-      <w:r>
-        <w:rPr>
-          <w:rFonts w:ascii="Arial" w:hAnsi="Arial" w:eastAsia="Arial" w:cs="Arial"/>
-          <w:b/>
-          <w:i w:val="0"/>
-          <w:color w:val="000000"/>
-          <w:sz w:val="18"/>
-          <w:highlight w:val="lightGray"/>
-        </w:rPr>
-        <w:t xml:space="preserve"> </w:t>
-      </w:r>
-      <w:r>
-        <w:rPr>
-          <w:rFonts w:ascii="Arial" w:hAnsi="Arial" w:eastAsia="Arial" w:cs="Arial"/>
-          <w:b/>
-          <w:i w:val="0"/>
-          <w:color w:val="000000"/>
-          <w:sz w:val="18"/>
-          <w:highlight w:val="lightGray"/>
-        </w:rPr>
-        <w:t>P</w:t>
-      </w:r>
-      <w:r>
-        <w:rPr>
-          <w:rFonts w:ascii="Arial" w:hAnsi="Arial" w:eastAsia="Arial" w:cs="Arial"/>
-          <w:b/>
-          <w:i w:val="0"/>
-          <w:color w:val="000000"/>
-          <w:sz w:val="18"/>
-          <w:highlight w:val="lightGray"/>
-        </w:rPr>
-        <w:t>r</w:t>
-      </w:r>
-      <w:r>
-        <w:rPr>
-          <w:rFonts w:ascii="Arial" w:hAnsi="Arial" w:eastAsia="Arial" w:cs="Arial"/>
-          <w:b/>
-          <w:i w:val="0"/>
-          <w:color w:val="000000"/>
-          <w:sz w:val="18"/>
-          <w:highlight w:val="lightGray"/>
-        </w:rPr>
-        <w:t>o</w:t>
-      </w:r>
-      <w:r>
-        <w:rPr>
-          <w:rFonts w:ascii="Arial" w:hAnsi="Arial" w:eastAsia="Arial" w:cs="Arial"/>
-          <w:b/>
-          <w:i w:val="0"/>
-          <w:color w:val="000000"/>
-          <w:sz w:val="18"/>
-          <w:highlight w:val="lightGray"/>
-        </w:rPr>
-        <w:t>v</w:t>
-      </w:r>
-      <w:r>
-        <w:rPr>
-          <w:rFonts w:ascii="Arial" w:hAnsi="Arial" w:eastAsia="Arial" w:cs="Arial"/>
-          <w:b/>
-          <w:i w:val="0"/>
-          <w:color w:val="000000"/>
-          <w:sz w:val="18"/>
-          <w:highlight w:val="lightGray"/>
-        </w:rPr>
-        <w:t>i</w:t>
-      </w:r>
-      <w:r>
-        <w:rPr>
-          <w:rFonts w:ascii="Arial" w:hAnsi="Arial" w:eastAsia="Arial" w:cs="Arial"/>
-          <w:b/>
-          <w:i w:val="0"/>
-          <w:color w:val="000000"/>
-          <w:sz w:val="18"/>
-          <w:highlight w:val="lightGray"/>
-        </w:rPr>
-        <w:t>d</w:t>
-      </w:r>
-      <w:r>
-        <w:rPr>
-          <w:rFonts w:ascii="Arial" w:hAnsi="Arial" w:eastAsia="Arial" w:cs="Arial"/>
-          <w:b/>
-          <w:i w:val="0"/>
-          <w:color w:val="000000"/>
-          <w:sz w:val="18"/>
-          <w:highlight w:val="lightGray"/>
-        </w:rPr>
-        <w:t>e</w:t>
-      </w:r>
-      <w:r>
-        <w:rPr>
-          <w:rFonts w:ascii="Arial" w:hAnsi="Arial" w:eastAsia="Arial" w:cs="Arial"/>
-          <w:b/>
-          <w:i w:val="0"/>
-          <w:color w:val="000000"/>
-          <w:sz w:val="18"/>
-          <w:highlight w:val="lightGray"/>
-        </w:rPr>
-        <w:t>d</w:t>
-      </w:r>
-      <w:r>
-        <w:rPr>
-          <w:rFonts w:ascii="Arial" w:hAnsi="Arial" w:eastAsia="Arial" w:cs="Arial"/>
-          <w:b/>
-          <w:i w:val="0"/>
-          <w:color w:val="000000"/>
-          <w:sz w:val="18"/>
-          <w:highlight w:val="lightGray"/>
-        </w:rPr>
-        <w:t xml:space="preserve"> </w:t>
-      </w:r>
-      <w:r>
-        <w:rPr>
-          <w:rFonts w:ascii="Arial" w:hAnsi="Arial" w:eastAsia="Arial" w:cs="Arial"/>
-          <w:b/>
-          <w:i w:val="0"/>
-          <w:color w:val="000000"/>
-          <w:sz w:val="18"/>
-          <w:highlight w:val="lightGray"/>
-        </w:rPr>
-        <w:t>b</w:t>
-      </w:r>
-      <w:r>
-        <w:rPr>
-          <w:rFonts w:ascii="Arial" w:hAnsi="Arial" w:eastAsia="Arial" w:cs="Arial"/>
-          <w:b/>
-          <w:i w:val="0"/>
-          <w:color w:val="000000"/>
-          <w:sz w:val="18"/>
-          <w:highlight w:val="lightGray"/>
-        </w:rPr>
-        <w:t>y</w:t>
-      </w:r>
-      <w:r>
-        <w:rPr>
-          <w:rFonts w:ascii="Arial" w:hAnsi="Arial" w:eastAsia="Arial" w:cs="Arial"/>
-          <w:b/>
-          <w:i w:val="0"/>
-          <w:color w:val="000000"/>
-          <w:sz w:val="18"/>
-          <w:highlight w:val="lightGray"/>
-        </w:rPr>
-        <w:t>:</w:t>
-      </w:r>
-      <w:r>
-        <w:rPr>
-          <w:rFonts w:ascii="Arial" w:hAnsi="Arial" w:eastAsia="Arial" w:cs="Arial"/>
-          <w:b/>
-          <w:i w:val="0"/>
-          <w:color w:val="000000"/>
-          <w:sz w:val="18"/>
-          <w:highlight w:val="lightGray"/>
-        </w:rPr>
-        <w:t xml:space="preserve"> </w:t>
-      </w:r>
-      <w:r>
-        <w:rPr>
-          <w:rFonts w:ascii="Arial" w:hAnsi="Arial" w:eastAsia="Arial" w:cs="Arial"/>
-          <w:b/>
-          <w:i w:val="0"/>
-          <w:color w:val="000000"/>
-          <w:sz w:val="18"/>
-          <w:highlight w:val="lightGray"/>
-        </w:rPr>
-        <w:t>[</w:t>
-      </w:r>
-      <w:r>
-        <w:rPr>
-          <w:rFonts w:ascii="Arial" w:hAnsi="Arial" w:eastAsia="Arial" w:cs="Arial"/>
-          <w:b/>
-          <w:i w:val="0"/>
-          <w:color w:val="000000"/>
-          <w:sz w:val="18"/>
-          <w:highlight w:val="lightGray"/>
-        </w:rPr>
-        <w:t>D</w:t>
-      </w:r>
-      <w:r>
-        <w:rPr>
-          <w:rFonts w:ascii="Arial" w:hAnsi="Arial" w:eastAsia="Arial" w:cs="Arial"/>
-          <w:b/>
-          <w:i w:val="0"/>
-          <w:color w:val="000000"/>
-          <w:sz w:val="18"/>
-          <w:highlight w:val="lightGray"/>
-        </w:rPr>
-        <w:t>a</w:t>
-      </w:r>
-      <w:r>
-        <w:rPr>
-          <w:rFonts w:ascii="Arial" w:hAnsi="Arial" w:eastAsia="Arial" w:cs="Arial"/>
-          <w:b/>
-          <w:i w:val="0"/>
-          <w:color w:val="000000"/>
-          <w:sz w:val="18"/>
-          <w:highlight w:val="lightGray"/>
-        </w:rPr>
-        <w:t>t</w:t>
-      </w:r>
-      <w:r>
-        <w:rPr>
-          <w:rFonts w:ascii="Arial" w:hAnsi="Arial" w:eastAsia="Arial" w:cs="Arial"/>
-          <w:b/>
-          <w:i w:val="0"/>
-          <w:color w:val="000000"/>
-          <w:sz w:val="18"/>
-          <w:highlight w:val="lightGray"/>
-        </w:rPr>
-        <w:t>a</w:t>
-      </w:r>
-      <w:r>
-        <w:rPr>
-          <w:rFonts w:ascii="Arial" w:hAnsi="Arial" w:eastAsia="Arial" w:cs="Arial"/>
-          <w:b/>
-          <w:i w:val="0"/>
-          <w:color w:val="000000"/>
-          <w:sz w:val="18"/>
-          <w:highlight w:val="lightGray"/>
-        </w:rPr>
-        <w:t xml:space="preserve"> </w:t>
-      </w:r>
-      <w:r>
-        <w:rPr>
-          <w:rFonts w:ascii="Arial" w:hAnsi="Arial" w:eastAsia="Arial" w:cs="Arial"/>
-          <w:b/>
-          <w:i w:val="0"/>
-          <w:color w:val="000000"/>
-          <w:sz w:val="18"/>
-          <w:highlight w:val="lightGray"/>
-        </w:rPr>
-        <w:t>P</w:t>
-      </w:r>
-      <w:r>
-        <w:rPr>
-          <w:rFonts w:ascii="Arial" w:hAnsi="Arial" w:eastAsia="Arial" w:cs="Arial"/>
-          <w:b/>
-          <w:i w:val="0"/>
-          <w:color w:val="000000"/>
-          <w:sz w:val="18"/>
-          <w:highlight w:val="lightGray"/>
-        </w:rPr>
-        <w:t>a</w:t>
-      </w:r>
-      <w:r>
-        <w:rPr>
-          <w:rFonts w:ascii="Arial" w:hAnsi="Arial" w:eastAsia="Arial" w:cs="Arial"/>
-          <w:b/>
-          <w:i w:val="0"/>
-          <w:color w:val="000000"/>
-          <w:sz w:val="18"/>
-          <w:highlight w:val="lightGray"/>
-        </w:rPr>
-        <w:t>t</w:t>
-      </w:r>
-      <w:r>
-        <w:rPr>
-          <w:rFonts w:ascii="Arial" w:hAnsi="Arial" w:eastAsia="Arial" w:cs="Arial"/>
-          <w:b/>
-          <w:i w:val="0"/>
-          <w:color w:val="000000"/>
-          <w:sz w:val="18"/>
-          <w:highlight w:val="lightGray"/>
-        </w:rPr>
-        <w:t>h</w:t>
-      </w:r>
-      <w:r>
-        <w:rPr>
-          <w:rFonts w:ascii="Arial" w:hAnsi="Arial" w:eastAsia="Arial" w:cs="Arial"/>
-          <w:b w:val="0"/>
-          <w:i w:val="0"/>
-          <w:color w:val="000000"/>
-          <w:sz w:val="18"/>
-          <w:highlight w:val="lightGray"/>
-        </w:rPr>
-        <w:t>:</w:t>
-      </w:r>
-      <w:r>
-        <w:rPr>
-          <w:rFonts w:ascii="Arial" w:hAnsi="Arial" w:eastAsia="Arial" w:cs="Arial"/>
-          <w:b w:val="0"/>
-          <w:i w:val="0"/>
-          <w:color w:val="000000"/>
-          <w:sz w:val="18"/>
-          <w:highlight w:val="lightGray"/>
-        </w:rPr>
-        <w:t xml:space="preserve"> </w:t>
-      </w:r>
-      <w:r>
-        <w:rPr>
-          <w:rFonts w:ascii="Arial" w:hAnsi="Arial" w:eastAsia="Arial" w:cs="Arial"/>
-          <w:b w:val="0"/>
-          <w:i w:val="0"/>
-          <w:color w:val="000000"/>
-          <w:sz w:val="18"/>
-          <w:highlight w:val="lightGray"/>
-        </w:rPr>
-        <w:t>P</w:t>
-      </w:r>
-      <w:r>
-        <w:rPr>
-          <w:rFonts w:ascii="Arial" w:hAnsi="Arial" w:eastAsia="Arial" w:cs="Arial"/>
-          <w:b w:val="0"/>
-          <w:i w:val="0"/>
-          <w:color w:val="000000"/>
-          <w:sz w:val="18"/>
-          <w:highlight w:val="lightGray"/>
-        </w:rPr>
-        <w:t>e</w:t>
-      </w:r>
-      <w:r>
-        <w:rPr>
-          <w:rFonts w:ascii="Arial" w:hAnsi="Arial" w:eastAsia="Arial" w:cs="Arial"/>
-          <w:b w:val="0"/>
-          <w:i w:val="0"/>
-          <w:color w:val="000000"/>
-          <w:sz w:val="18"/>
-          <w:highlight w:val="lightGray"/>
-        </w:rPr>
-        <w:t>r</w:t>
-      </w:r>
-      <w:r>
-        <w:rPr>
-          <w:rFonts w:ascii="Arial" w:hAnsi="Arial" w:eastAsia="Arial" w:cs="Arial"/>
-          <w:b w:val="0"/>
-          <w:i w:val="0"/>
-          <w:color w:val="000000"/>
-          <w:sz w:val="18"/>
-          <w:highlight w:val="lightGray"/>
-        </w:rPr>
-        <w:t>s</w:t>
-      </w:r>
-      <w:r>
-        <w:rPr>
-          <w:rFonts w:ascii="Arial" w:hAnsi="Arial" w:eastAsia="Arial" w:cs="Arial"/>
-          <w:b w:val="0"/>
-          <w:i w:val="0"/>
-          <w:color w:val="000000"/>
-          <w:sz w:val="18"/>
-          <w:highlight w:val="lightGray"/>
-        </w:rPr>
-        <w:t>o</w:t>
-      </w:r>
-      <w:r>
-        <w:rPr>
-          <w:rFonts w:ascii="Arial" w:hAnsi="Arial" w:eastAsia="Arial" w:cs="Arial"/>
-          <w:b w:val="0"/>
-          <w:i w:val="0"/>
-          <w:color w:val="000000"/>
-          <w:sz w:val="18"/>
-          <w:highlight w:val="lightGray"/>
-        </w:rPr>
-        <w:t>n</w:t>
-      </w:r>
-      <w:r>
-        <w:rPr>
-          <w:rFonts w:ascii="Arial" w:hAnsi="Arial" w:eastAsia="Arial" w:cs="Arial"/>
-          <w:b w:val="0"/>
-          <w:i w:val="0"/>
-          <w:color w:val="000000"/>
-          <w:sz w:val="18"/>
-          <w:highlight w:val="lightGray"/>
-        </w:rPr>
-        <w:t>s</w:t>
-      </w:r>
-      <w:r>
-        <w:rPr>
-          <w:rFonts w:ascii="Arial" w:hAnsi="Arial" w:eastAsia="Arial" w:cs="Arial"/>
-          <w:b w:val="0"/>
-          <w:i w:val="0"/>
-          <w:color w:val="000000"/>
-          <w:sz w:val="18"/>
-          <w:highlight w:val="lightGray"/>
-        </w:rPr>
-        <w:t xml:space="preserve"> </w:t>
-      </w:r>
-      <w:r>
-        <w:rPr>
-          <w:rFonts w:ascii="Arial" w:hAnsi="Arial" w:eastAsia="Arial" w:cs="Arial"/>
-          <w:b w:val="0"/>
-          <w:i w:val="0"/>
-          <w:color w:val="000000"/>
-          <w:sz w:val="18"/>
-          <w:highlight w:val="lightGray"/>
-        </w:rPr>
-        <w:t>T</w:t>
-      </w:r>
-      <w:r>
-        <w:rPr>
-          <w:rFonts w:ascii="Arial" w:hAnsi="Arial" w:eastAsia="Arial" w:cs="Arial"/>
-          <w:b w:val="0"/>
-          <w:i w:val="0"/>
-          <w:color w:val="000000"/>
-          <w:sz w:val="18"/>
-          <w:highlight w:val="lightGray"/>
-        </w:rPr>
-        <w:t>a</w:t>
-      </w:r>
-      <w:r>
-        <w:rPr>
-          <w:rFonts w:ascii="Arial" w:hAnsi="Arial" w:eastAsia="Arial" w:cs="Arial"/>
-          <w:b w:val="0"/>
-          <w:i w:val="0"/>
-          <w:color w:val="000000"/>
-          <w:sz w:val="18"/>
-          <w:highlight w:val="lightGray"/>
-        </w:rPr>
-        <w:t>b</w:t>
-      </w:r>
-      <w:r>
-        <w:rPr>
-          <w:rFonts w:ascii="Arial" w:hAnsi="Arial" w:eastAsia="Arial" w:cs="Arial"/>
-          <w:b w:val="0"/>
-          <w:i w:val="0"/>
-          <w:color w:val="000000"/>
-          <w:sz w:val="18"/>
-          <w:highlight w:val="lightGray"/>
-        </w:rPr>
-        <w:t>l</w:t>
-      </w:r>
-      <w:r>
-        <w:rPr>
-          <w:rFonts w:ascii="Arial" w:hAnsi="Arial" w:eastAsia="Arial" w:cs="Arial"/>
-          <w:b w:val="0"/>
-          <w:i w:val="0"/>
-          <w:color w:val="000000"/>
-          <w:sz w:val="18"/>
-          <w:highlight w:val="lightGray"/>
-        </w:rPr>
-        <w:t>e</w:t>
-      </w:r>
-      <w:r>
-        <w:rPr>
-          <w:rFonts w:ascii="Arial" w:hAnsi="Arial" w:eastAsia="Arial" w:cs="Arial"/>
-          <w:b w:val="0"/>
-          <w:i w:val="0"/>
-          <w:color w:val="000000"/>
-          <w:sz w:val="18"/>
-          <w:highlight w:val="lightGray"/>
-        </w:rPr>
-        <w:t xml:space="preserve"> </w:t>
-      </w:r>
-      <w:r>
-        <w:rPr>
-          <w:rFonts w:ascii="Arial" w:hAnsi="Arial" w:eastAsia="Arial" w:cs="Arial"/>
-          <w:b w:val="0"/>
-          <w:i w:val="0"/>
-          <w:color w:val="000000"/>
-          <w:sz w:val="18"/>
-          <w:highlight w:val="lightGray"/>
-        </w:rPr>
-        <w:t>-</w:t>
-      </w:r>
-      <w:r>
-        <w:rPr>
-          <w:rFonts w:ascii="Arial" w:hAnsi="Arial" w:eastAsia="Arial" w:cs="Arial"/>
-          <w:b w:val="0"/>
-          <w:i w:val="0"/>
-          <w:color w:val="000000"/>
-          <w:sz w:val="18"/>
-          <w:highlight w:val="lightGray"/>
-        </w:rPr>
-        <w:t>&gt;</w:t>
-      </w:r>
-      <w:r>
-        <w:rPr>
-          <w:rFonts w:ascii="Arial" w:hAnsi="Arial" w:eastAsia="Arial" w:cs="Arial"/>
-          <w:b w:val="0"/>
-          <w:i w:val="0"/>
-          <w:color w:val="000000"/>
-          <w:sz w:val="18"/>
-          <w:highlight w:val="lightGray"/>
-        </w:rPr>
-        <w:t xml:space="preserve"> </w:t>
-      </w:r>
-      <w:r>
-        <w:rPr>
-          <w:rFonts w:ascii="Arial" w:hAnsi="Arial" w:eastAsia="Arial" w:cs="Arial"/>
-          <w:b w:val="0"/>
-          <w:i w:val="0"/>
-          <w:color w:val="000000"/>
-          <w:sz w:val="18"/>
-          <w:highlight w:val="lightGray"/>
-        </w:rPr>
-        <w:t>I</w:t>
-      </w:r>
-      <w:r>
-        <w:rPr>
-          <w:rFonts w:ascii="Arial" w:hAnsi="Arial" w:eastAsia="Arial" w:cs="Arial"/>
-          <w:b w:val="0"/>
-          <w:i w:val="0"/>
-          <w:color w:val="000000"/>
-          <w:sz w:val="18"/>
-          <w:highlight w:val="lightGray"/>
-        </w:rPr>
-        <w:t>D</w:t>
-      </w:r>
-      <w:r>
-        <w:rPr>
-          <w:rFonts w:ascii="Arial" w:hAnsi="Arial" w:eastAsia="Arial" w:cs="Arial"/>
-          <w:b w:val="0"/>
-          <w:i w:val="0"/>
-          <w:color w:val="000000"/>
-          <w:sz w:val="18"/>
-          <w:highlight w:val="lightGray"/>
-        </w:rPr>
-        <w:t xml:space="preserve"> </w:t>
-      </w:r>
-      <w:r>
-        <w:rPr>
-          <w:rFonts w:ascii="Arial" w:hAnsi="Arial" w:eastAsia="Arial" w:cs="Arial"/>
-          <w:b w:val="0"/>
-          <w:i w:val="0"/>
-          <w:color w:val="000000"/>
-          <w:sz w:val="18"/>
-          <w:highlight w:val="lightGray"/>
-        </w:rPr>
-        <w:t>C</w:t>
-      </w:r>
-      <w:r>
-        <w:rPr>
-          <w:rFonts w:ascii="Arial" w:hAnsi="Arial" w:eastAsia="Arial" w:cs="Arial"/>
-          <w:b w:val="0"/>
-          <w:i w:val="0"/>
-          <w:color w:val="000000"/>
-          <w:sz w:val="18"/>
-          <w:highlight w:val="lightGray"/>
-        </w:rPr>
-        <w:t>o</w:t>
-      </w:r>
-      <w:r>
-        <w:rPr>
-          <w:rFonts w:ascii="Arial" w:hAnsi="Arial" w:eastAsia="Arial" w:cs="Arial"/>
-          <w:b w:val="0"/>
-          <w:i w:val="0"/>
-          <w:color w:val="000000"/>
-          <w:sz w:val="18"/>
-          <w:highlight w:val="lightGray"/>
-        </w:rPr>
-        <w:t>l</w:t>
-      </w:r>
-      <w:r>
-        <w:rPr>
-          <w:rFonts w:ascii="Arial" w:hAnsi="Arial" w:eastAsia="Arial" w:cs="Arial"/>
-          <w:b w:val="0"/>
-          <w:i w:val="0"/>
-          <w:color w:val="000000"/>
-          <w:sz w:val="18"/>
-          <w:highlight w:val="lightGray"/>
-        </w:rPr>
-        <w:t>u</w:t>
-      </w:r>
-      <w:r>
-        <w:rPr>
-          <w:rFonts w:ascii="Arial" w:hAnsi="Arial" w:eastAsia="Arial" w:cs="Arial"/>
-          <w:b w:val="0"/>
-          <w:i w:val="0"/>
-          <w:color w:val="000000"/>
-          <w:sz w:val="18"/>
-          <w:highlight w:val="lightGray"/>
-        </w:rPr>
-        <w:t>m</w:t>
-      </w:r>
-      <w:r>
-        <w:rPr>
-          <w:rFonts w:ascii="Arial" w:hAnsi="Arial" w:eastAsia="Arial" w:cs="Arial"/>
-          <w:b w:val="0"/>
-          <w:i w:val="0"/>
-          <w:color w:val="000000"/>
-          <w:sz w:val="18"/>
-          <w:highlight w:val="lightGray"/>
-        </w:rPr>
-        <w:t>n</w:t>
-      </w:r>
-      <w:r>
-        <w:rPr>
-          <w:rFonts w:ascii="Arial" w:hAnsi="Arial" w:eastAsia="Arial" w:cs="Arial"/>
-          <w:b w:val="0"/>
-          <w:i w:val="0"/>
-          <w:color w:val="000000"/>
-          <w:sz w:val="18"/>
-          <w:highlight w:val="lightGray"/>
-        </w:rPr>
-        <w:t>:</w:t>
-      </w:r>
-      <w:r>
-        <w:rPr>
-          <w:rFonts w:ascii="Arial" w:hAnsi="Arial" w:eastAsia="Arial" w:cs="Arial"/>
-          <w:b w:val="0"/>
-          <w:i w:val="0"/>
-          <w:color w:val="000000"/>
-          <w:sz w:val="18"/>
-          <w:highlight w:val="lightGray"/>
-        </w:rPr>
-        <w:t xml:space="preserve"> </w:t>
-      </w:r>
-      <w:r>
-        <w:rPr>
-          <w:rFonts w:ascii="Arial" w:hAnsi="Arial" w:eastAsia="Arial" w:cs="Arial"/>
-          <w:b w:val="0"/>
-          <w:i w:val="0"/>
-          <w:color w:val="000000"/>
-          <w:sz w:val="18"/>
-          <w:highlight w:val="lightGray"/>
-        </w:rPr>
-        <w:t>1</w:t>
-      </w:r>
-      <w:r>
-        <w:rPr>
-          <w:rFonts w:ascii="Arial" w:hAnsi="Arial" w:eastAsia="Arial" w:cs="Arial"/>
-          <w:b w:val="0"/>
-          <w:i w:val="0"/>
-          <w:color w:val="000000"/>
-          <w:sz w:val="18"/>
-          <w:highlight w:val="lightGray"/>
-        </w:rPr>
-        <w:t>,</w:t>
-      </w:r>
-      <w:r>
-        <w:rPr>
-          <w:rFonts w:ascii="Arial" w:hAnsi="Arial" w:eastAsia="Arial" w:cs="Arial"/>
-          <w:b w:val="0"/>
-          <w:i w:val="0"/>
-          <w:color w:val="000000"/>
-          <w:sz w:val="18"/>
-          <w:highlight w:val="lightGray"/>
-        </w:rPr>
-        <w:t xml:space="preserve"> </w:t>
-      </w:r>
-      <w:r>
-        <w:rPr>
-          <w:rFonts w:ascii="Arial" w:hAnsi="Arial" w:eastAsia="Arial" w:cs="Arial"/>
-          <w:b w:val="0"/>
-          <w:i w:val="0"/>
-          <w:color w:val="000000"/>
-          <w:sz w:val="18"/>
-          <w:highlight w:val="lightGray"/>
-        </w:rPr>
-        <w:t>N</w:t>
-      </w:r>
-      <w:r>
-        <w:rPr>
-          <w:rFonts w:ascii="Arial" w:hAnsi="Arial" w:eastAsia="Arial" w:cs="Arial"/>
-          <w:b w:val="0"/>
-          <w:i w:val="0"/>
-          <w:color w:val="000000"/>
-          <w:sz w:val="18"/>
-          <w:highlight w:val="lightGray"/>
-        </w:rPr>
-        <w:t>a</w:t>
-      </w:r>
-      <w:r>
-        <w:rPr>
-          <w:rFonts w:ascii="Arial" w:hAnsi="Arial" w:eastAsia="Arial" w:cs="Arial"/>
-          <w:b w:val="0"/>
-          <w:i w:val="0"/>
-          <w:color w:val="000000"/>
-          <w:sz w:val="18"/>
-          <w:highlight w:val="lightGray"/>
-        </w:rPr>
-        <w:t>m</w:t>
-      </w:r>
-      <w:r>
-        <w:rPr>
-          <w:rFonts w:ascii="Arial" w:hAnsi="Arial" w:eastAsia="Arial" w:cs="Arial"/>
-          <w:b w:val="0"/>
-          <w:i w:val="0"/>
-          <w:color w:val="000000"/>
-          <w:sz w:val="18"/>
-          <w:highlight w:val="lightGray"/>
-        </w:rPr>
-        <w:t>e</w:t>
-      </w:r>
-      <w:r>
-        <w:rPr>
-          <w:rFonts w:ascii="Arial" w:hAnsi="Arial" w:eastAsia="Arial" w:cs="Arial"/>
-          <w:b w:val="0"/>
-          <w:i w:val="0"/>
-          <w:color w:val="000000"/>
-          <w:sz w:val="18"/>
-          <w:highlight w:val="lightGray"/>
-        </w:rPr>
-        <w:t>_</w:t>
-      </w:r>
-      <w:r>
-        <w:rPr>
-          <w:rFonts w:ascii="Arial" w:hAnsi="Arial" w:eastAsia="Arial" w:cs="Arial"/>
-          <w:b w:val="0"/>
-          <w:i w:val="0"/>
-          <w:color w:val="000000"/>
-          <w:sz w:val="18"/>
-          <w:highlight w:val="lightGray"/>
-        </w:rPr>
-        <w:t>E</w:t>
-      </w:r>
-      <w:r>
-        <w:rPr>
-          <w:rFonts w:ascii="Arial" w:hAnsi="Arial" w:eastAsia="Arial" w:cs="Arial"/>
-          <w:b w:val="0"/>
-          <w:i w:val="0"/>
-          <w:color w:val="000000"/>
-          <w:sz w:val="18"/>
-          <w:highlight w:val="lightGray"/>
-        </w:rPr>
-        <w:t>n</w:t>
-      </w:r>
-      <w:r>
-        <w:rPr>
-          <w:rFonts w:ascii="Arial" w:hAnsi="Arial" w:eastAsia="Arial" w:cs="Arial"/>
-          <w:b w:val="0"/>
-          <w:i w:val="0"/>
-          <w:color w:val="000000"/>
-          <w:sz w:val="18"/>
-          <w:highlight w:val="lightGray"/>
-        </w:rPr>
-        <w:t xml:space="preserve"> </w:t>
-      </w:r>
-      <w:r>
-        <w:rPr>
-          <w:rFonts w:ascii="Arial" w:hAnsi="Arial" w:eastAsia="Arial" w:cs="Arial"/>
-          <w:b w:val="0"/>
-          <w:i w:val="0"/>
-          <w:color w:val="000000"/>
-          <w:sz w:val="18"/>
-          <w:highlight w:val="lightGray"/>
-        </w:rPr>
-        <w:t>C</w:t>
-      </w:r>
-      <w:r>
-        <w:rPr>
-          <w:rFonts w:ascii="Arial" w:hAnsi="Arial" w:eastAsia="Arial" w:cs="Arial"/>
-          <w:b w:val="0"/>
-          <w:i w:val="0"/>
-          <w:color w:val="000000"/>
-          <w:sz w:val="18"/>
-          <w:highlight w:val="lightGray"/>
-        </w:rPr>
-        <w:t>o</w:t>
-      </w:r>
-      <w:r>
-        <w:rPr>
-          <w:rFonts w:ascii="Arial" w:hAnsi="Arial" w:eastAsia="Arial" w:cs="Arial"/>
-          <w:b w:val="0"/>
-          <w:i w:val="0"/>
-          <w:color w:val="000000"/>
-          <w:sz w:val="18"/>
-          <w:highlight w:val="lightGray"/>
-        </w:rPr>
-        <w:t>l</w:t>
-      </w:r>
-      <w:r>
-        <w:rPr>
-          <w:rFonts w:ascii="Arial" w:hAnsi="Arial" w:eastAsia="Arial" w:cs="Arial"/>
-          <w:b w:val="0"/>
-          <w:i w:val="0"/>
-          <w:color w:val="000000"/>
-          <w:sz w:val="18"/>
-          <w:highlight w:val="lightGray"/>
-        </w:rPr>
-        <w:t>u</w:t>
-      </w:r>
-      <w:r>
-        <w:rPr>
-          <w:rFonts w:ascii="Arial" w:hAnsi="Arial" w:eastAsia="Arial" w:cs="Arial"/>
-          <w:b w:val="0"/>
-          <w:i w:val="0"/>
-          <w:color w:val="000000"/>
-          <w:sz w:val="18"/>
-          <w:highlight w:val="lightGray"/>
-        </w:rPr>
-        <w:t>m</w:t>
-      </w:r>
-      <w:r>
-        <w:rPr>
-          <w:rFonts w:ascii="Arial" w:hAnsi="Arial" w:eastAsia="Arial" w:cs="Arial"/>
-          <w:b w:val="0"/>
-          <w:i w:val="0"/>
-          <w:color w:val="000000"/>
-          <w:sz w:val="18"/>
-          <w:highlight w:val="lightGray"/>
-        </w:rPr>
-        <w:t>n</w:t>
-      </w:r>
-      <w:r>
-        <w:rPr>
-          <w:rFonts w:ascii="Arial" w:hAnsi="Arial" w:eastAsia="Arial" w:cs="Arial"/>
-          <w:b w:val="0"/>
-          <w:i w:val="0"/>
-          <w:color w:val="000000"/>
-          <w:sz w:val="18"/>
-          <w:highlight w:val="lightGray"/>
-        </w:rPr>
-        <w:t>:</w:t>
-      </w:r>
-      <w:r>
-        <w:rPr>
-          <w:rFonts w:ascii="Arial" w:hAnsi="Arial" w:eastAsia="Arial" w:cs="Arial"/>
-          <w:b w:val="0"/>
-          <w:i w:val="0"/>
-          <w:color w:val="000000"/>
-          <w:sz w:val="18"/>
-          <w:highlight w:val="lightGray"/>
-        </w:rPr>
-        <w:t xml:space="preserve"> </w:t>
-      </w:r>
-      <w:r>
-        <w:rPr>
-          <w:rFonts w:ascii="Arial" w:hAnsi="Arial" w:eastAsia="Arial" w:cs="Arial"/>
-          <w:b w:val="0"/>
-          <w:i w:val="0"/>
-          <w:color w:val="000000"/>
-          <w:sz w:val="18"/>
-          <w:highlight w:val="lightGray"/>
-        </w:rPr>
-        <w:t>M</w:t>
-      </w:r>
-      <w:r>
-        <w:rPr>
-          <w:rFonts w:ascii="Arial" w:hAnsi="Arial" w:eastAsia="Arial" w:cs="Arial"/>
-          <w:b w:val="0"/>
-          <w:i w:val="0"/>
-          <w:color w:val="000000"/>
-          <w:sz w:val="18"/>
-          <w:highlight w:val="lightGray"/>
-        </w:rPr>
-        <w:t>o</w:t>
-      </w:r>
-      <w:r>
-        <w:rPr>
-          <w:rFonts w:ascii="Arial" w:hAnsi="Arial" w:eastAsia="Arial" w:cs="Arial"/>
-          <w:b w:val="0"/>
-          <w:i w:val="0"/>
-          <w:color w:val="000000"/>
-          <w:sz w:val="18"/>
-          <w:highlight w:val="lightGray"/>
-        </w:rPr>
-        <w:t>t</w:t>
-      </w:r>
-      <w:r>
-        <w:rPr>
-          <w:rFonts w:ascii="Arial" w:hAnsi="Arial" w:eastAsia="Arial" w:cs="Arial"/>
-          <w:b w:val="0"/>
-          <w:i w:val="0"/>
-          <w:color w:val="000000"/>
-          <w:sz w:val="18"/>
-          <w:highlight w:val="lightGray"/>
-        </w:rPr>
-        <w:t>a</w:t>
-      </w:r>
-      <w:r>
-        <w:rPr>
-          <w:rFonts w:ascii="Arial" w:hAnsi="Arial" w:eastAsia="Arial" w:cs="Arial"/>
-          <w:b w:val="0"/>
-          <w:i w:val="0"/>
-          <w:color w:val="000000"/>
-          <w:sz w:val="18"/>
-          <w:highlight w:val="lightGray"/>
-        </w:rPr>
-        <w:t>s</w:t>
-      </w:r>
-      <w:r>
-        <w:rPr>
-          <w:rFonts w:ascii="Arial" w:hAnsi="Arial" w:eastAsia="Arial" w:cs="Arial"/>
-          <w:b w:val="0"/>
-          <w:i w:val="0"/>
-          <w:color w:val="000000"/>
-          <w:sz w:val="18"/>
-          <w:highlight w:val="lightGray"/>
-        </w:rPr>
-        <w:t>e</w:t>
-      </w:r>
-      <w:r>
-        <w:rPr>
-          <w:rFonts w:ascii="Arial" w:hAnsi="Arial" w:eastAsia="Arial" w:cs="Arial"/>
-          <w:b w:val="0"/>
-          <w:i w:val="0"/>
-          <w:color w:val="000000"/>
-          <w:sz w:val="18"/>
-          <w:highlight w:val="lightGray"/>
-        </w:rPr>
-        <w:t>m</w:t>
-      </w:r>
-      <w:r>
-        <w:rPr>
-          <w:rFonts w:ascii="Arial" w:hAnsi="Arial" w:eastAsia="Arial" w:cs="Arial"/>
-          <w:b w:val="0"/>
-          <w:i w:val="0"/>
-          <w:color w:val="000000"/>
-          <w:sz w:val="18"/>
-          <w:highlight w:val="lightGray"/>
-        </w:rPr>
-        <w:t xml:space="preserve"> </w:t>
-      </w:r>
-      <w:r>
-        <w:rPr>
-          <w:rFonts w:ascii="Arial" w:hAnsi="Arial" w:eastAsia="Arial" w:cs="Arial"/>
-          <w:b w:val="0"/>
-          <w:i w:val="0"/>
-          <w:color w:val="000000"/>
-          <w:sz w:val="18"/>
-          <w:highlight w:val="lightGray"/>
-        </w:rPr>
-        <w:t>E</w:t>
-      </w:r>
-      <w:r>
-        <w:rPr>
-          <w:rFonts w:ascii="Arial" w:hAnsi="Arial" w:eastAsia="Arial" w:cs="Arial"/>
-          <w:b w:val="0"/>
-          <w:i w:val="0"/>
-          <w:color w:val="000000"/>
-          <w:sz w:val="18"/>
-          <w:highlight w:val="lightGray"/>
-        </w:rPr>
-        <w:t>s</w:t>
-      </w:r>
-      <w:r>
-        <w:rPr>
-          <w:rFonts w:ascii="Arial" w:hAnsi="Arial" w:eastAsia="Arial" w:cs="Arial"/>
-          <w:b w:val="0"/>
-          <w:i w:val="0"/>
-          <w:color w:val="000000"/>
-          <w:sz w:val="18"/>
-          <w:highlight w:val="lightGray"/>
-        </w:rPr>
-        <w:t>s</w:t>
-      </w:r>
-      <w:r>
-        <w:rPr>
-          <w:rFonts w:ascii="Arial" w:hAnsi="Arial" w:eastAsia="Arial" w:cs="Arial"/>
-          <w:b w:val="0"/>
-          <w:i w:val="0"/>
-          <w:color w:val="000000"/>
-          <w:sz w:val="18"/>
-          <w:highlight w:val="lightGray"/>
-        </w:rPr>
-        <w:t>a</w:t>
-      </w:r>
-      <w:r>
-        <w:rPr>
-          <w:rFonts w:ascii="Arial" w:hAnsi="Arial" w:eastAsia="Arial" w:cs="Arial"/>
-          <w:b w:val="0"/>
-          <w:i w:val="0"/>
-          <w:color w:val="000000"/>
-          <w:sz w:val="18"/>
-          <w:highlight w:val="lightGray"/>
-        </w:rPr>
-        <w:t>m</w:t>
-      </w:r>
-      <w:r>
-        <w:rPr>
-          <w:rFonts w:ascii="Arial" w:hAnsi="Arial" w:eastAsia="Arial" w:cs="Arial"/>
-          <w:b w:val="0"/>
-          <w:i w:val="0"/>
-          <w:color w:val="000000"/>
-          <w:sz w:val="18"/>
-          <w:highlight w:val="lightGray"/>
-        </w:rPr>
-        <w:t>]</w:t>
-      </w:r>
-      <w:r>
-        <w:rPr>
-          <w:rFonts w:ascii="Arial" w:hAnsi="Arial" w:eastAsia="Arial" w:cs="Arial"/>
-          <w:b w:val="0"/>
-          <w:i w:val="0"/>
-          <w:color w:val="000000"/>
-          <w:sz w:val="18"/>
-          <w:highlight w:val="lightGray"/>
-        </w:rPr>
-        <w:t xml:space="preserve"> </w:t>
-      </w:r>
-      <w:r>
-        <w:rPr>
-          <w:rFonts w:ascii="Arial" w:hAnsi="Arial" w:eastAsia="Arial" w:cs="Arial"/>
-          <w:b w:val="0"/>
-          <w:i w:val="0"/>
-          <w:color w:val="000000"/>
-          <w:sz w:val="18"/>
-          <w:highlight w:val="lightGray"/>
-        </w:rPr>
-        <w:t>-</w:t>
-      </w:r>
-      <w:r>
-        <w:rPr>
-          <w:rFonts w:ascii="Arial" w:hAnsi="Arial" w:eastAsia="Arial" w:cs="Arial"/>
-          <w:b w:val="0"/>
-          <w:i w:val="0"/>
-          <w:color w:val="000000"/>
-          <w:sz w:val="18"/>
-          <w:highlight w:val="lightGray"/>
-        </w:rPr>
-        <w:t>&gt;</w:t>
-      </w:r>
-      <w:r>
-        <w:rPr>
-          <w:rFonts w:ascii="Arial" w:hAnsi="Arial" w:eastAsia="Arial" w:cs="Arial"/>
-          <w:b w:val="0"/>
-          <w:i w:val="0"/>
-          <w:color w:val="000000"/>
-          <w:sz w:val="18"/>
-          <w:highlight w:val="lightGray"/>
-        </w:rPr>
-        <w:t xml:space="preserve"> </w:t>
-      </w:r>
-      <w:r>
-        <w:rPr>
-          <w:rFonts w:ascii="Arial" w:hAnsi="Arial" w:eastAsia="Arial" w:cs="Arial"/>
-          <w:b/>
-          <w:i w:val="0"/>
-          <w:color w:val="000000"/>
-          <w:sz w:val="18"/>
-          <w:highlight w:val="lightGray"/>
-        </w:rPr>
-        <w:t>F</w:t>
-      </w:r>
-      <w:r>
-        <w:rPr>
-          <w:rFonts w:ascii="Arial" w:hAnsi="Arial" w:eastAsia="Arial" w:cs="Arial"/>
-          <w:b/>
-          <w:i w:val="0"/>
-          <w:color w:val="000000"/>
-          <w:sz w:val="18"/>
-          <w:highlight w:val="lightGray"/>
-        </w:rPr>
-        <w:t>r</w:t>
-      </w:r>
-      <w:r>
-        <w:rPr>
-          <w:rFonts w:ascii="Arial" w:hAnsi="Arial" w:eastAsia="Arial" w:cs="Arial"/>
-          <w:b/>
-          <w:i w:val="0"/>
-          <w:color w:val="000000"/>
-          <w:sz w:val="18"/>
-          <w:highlight w:val="lightGray"/>
-        </w:rPr>
-        <w:t>o</w:t>
-      </w:r>
-      <w:r>
-        <w:rPr>
-          <w:rFonts w:ascii="Arial" w:hAnsi="Arial" w:eastAsia="Arial" w:cs="Arial"/>
-          <w:b/>
-          <w:i w:val="0"/>
-          <w:color w:val="000000"/>
-          <w:sz w:val="18"/>
-          <w:highlight w:val="lightGray"/>
-        </w:rPr>
-        <w:t>m</w:t>
-      </w:r>
-      <w:r>
-        <w:rPr>
-          <w:rFonts w:ascii="Arial" w:hAnsi="Arial" w:eastAsia="Arial" w:cs="Arial"/>
-          <w:b/>
-          <w:i w:val="0"/>
-          <w:color w:val="000000"/>
-          <w:sz w:val="18"/>
-          <w:highlight w:val="lightGray"/>
-        </w:rPr>
-        <w:t>:</w:t>
-      </w:r>
-      <w:r>
-        <w:rPr>
-          <w:rFonts w:ascii="Arial" w:hAnsi="Arial" w:eastAsia="Arial" w:cs="Arial"/>
-          <w:b w:val="0"/>
-          <w:i w:val="0"/>
-          <w:color w:val="000000"/>
-          <w:sz w:val="18"/>
-          <w:highlight w:val="lightGray"/>
-        </w:rPr>
-        <w:t xml:space="preserve"> </w:t>
-      </w:r>
-      <w:r>
-        <w:rPr>
-          <w:rFonts w:ascii="Arial" w:hAnsi="Arial" w:eastAsia="Arial" w:cs="Arial"/>
-          <w:b w:val="0"/>
-          <w:i w:val="0"/>
-          <w:color w:val="000000"/>
-          <w:sz w:val="18"/>
-          <w:highlight w:val="lightGray"/>
-        </w:rPr>
-        <w:t>[</w:t>
-      </w:r>
-      <w:r>
-        <w:rPr>
-          <w:rFonts w:ascii="Arial" w:hAnsi="Arial" w:eastAsia="Arial" w:cs="Arial"/>
-          <w:b w:val="0"/>
-          <w:i w:val="0"/>
-          <w:color w:val="000000"/>
-          <w:sz w:val="18"/>
-          <w:highlight w:val="lightGray"/>
-        </w:rPr>
-        <w:t>C</w:t>
-      </w:r>
-      <w:r>
-        <w:rPr>
-          <w:rFonts w:ascii="Arial" w:hAnsi="Arial" w:eastAsia="Arial" w:cs="Arial"/>
-          <w:b w:val="0"/>
-          <w:i w:val="0"/>
-          <w:color w:val="000000"/>
-          <w:sz w:val="18"/>
-          <w:highlight w:val="lightGray"/>
-        </w:rPr>
-        <w:t>h</w:t>
-      </w:r>
-      <w:r>
-        <w:rPr>
-          <w:rFonts w:ascii="Arial" w:hAnsi="Arial" w:eastAsia="Arial" w:cs="Arial"/>
-          <w:b w:val="0"/>
-          <w:i w:val="0"/>
-          <w:color w:val="000000"/>
-          <w:sz w:val="18"/>
-          <w:highlight w:val="lightGray"/>
-        </w:rPr>
-        <w:t>a</w:t>
-      </w:r>
-      <w:r>
-        <w:rPr>
-          <w:rFonts w:ascii="Arial" w:hAnsi="Arial" w:eastAsia="Arial" w:cs="Arial"/>
-          <w:b w:val="0"/>
-          <w:i w:val="0"/>
-          <w:color w:val="000000"/>
-          <w:sz w:val="18"/>
-          <w:highlight w:val="lightGray"/>
-        </w:rPr>
-        <w:t>t</w:t>
-      </w:r>
-      <w:r>
-        <w:rPr>
-          <w:rFonts w:ascii="Arial" w:hAnsi="Arial" w:eastAsia="Arial" w:cs="Arial"/>
-          <w:b w:val="0"/>
-          <w:i w:val="0"/>
-          <w:color w:val="000000"/>
-          <w:sz w:val="18"/>
-          <w:highlight w:val="lightGray"/>
-        </w:rPr>
-        <w:t>G</w:t>
-      </w:r>
-      <w:r>
-        <w:rPr>
-          <w:rFonts w:ascii="Arial" w:hAnsi="Arial" w:eastAsia="Arial" w:cs="Arial"/>
-          <w:b w:val="0"/>
-          <w:i w:val="0"/>
-          <w:color w:val="000000"/>
-          <w:sz w:val="18"/>
-          <w:highlight w:val="lightGray"/>
-        </w:rPr>
-        <w:t>P</w:t>
-      </w:r>
-      <w:r>
-        <w:rPr>
-          <w:rFonts w:ascii="Arial" w:hAnsi="Arial" w:eastAsia="Arial" w:cs="Arial"/>
-          <w:b w:val="0"/>
-          <w:i w:val="0"/>
-          <w:color w:val="000000"/>
-          <w:sz w:val="18"/>
-          <w:highlight w:val="lightGray"/>
-        </w:rPr>
-        <w:t>T</w:t>
-      </w:r>
-      <w:r>
-        <w:rPr>
-          <w:rFonts w:ascii="Arial" w:hAnsi="Arial" w:eastAsia="Arial" w:cs="Arial"/>
-          <w:b w:val="0"/>
-          <w:i w:val="0"/>
-          <w:color w:val="000000"/>
-          <w:sz w:val="18"/>
-          <w:highlight w:val="lightGray"/>
-        </w:rPr>
-        <w:t>]</w:t>
-      </w:r>
-      <w:r>
-        <w:rPr>
-          <w:rFonts w:ascii="Arial" w:hAnsi="Arial" w:eastAsia="Arial" w:cs="Arial"/>
-          <w:b w:val="0"/>
-          <w:i w:val="0"/>
-          <w:color w:val="000000"/>
-          <w:sz w:val="18"/>
-          <w:highlight w:val="lightGray"/>
-        </w:rPr>
-        <w:t xml:space="preserve"> </w:t>
-      </w:r>
-      <w:r>
-        <w:rPr>
-          <w:rFonts w:ascii="Arial" w:hAnsi="Arial" w:eastAsia="Arial" w:cs="Arial"/>
-          <w:b/>
-          <w:i w:val="0"/>
-          <w:color w:val="000000"/>
-          <w:sz w:val="18"/>
-          <w:highlight w:val="lightGray"/>
-        </w:rPr>
-        <w:t>o</w:t>
-      </w:r>
-      <w:r>
-        <w:rPr>
-          <w:rFonts w:ascii="Arial" w:hAnsi="Arial" w:eastAsia="Arial" w:cs="Arial"/>
-          <w:b/>
-          <w:i w:val="0"/>
-          <w:color w:val="000000"/>
-          <w:sz w:val="18"/>
-          <w:highlight w:val="lightGray"/>
-        </w:rPr>
-        <w:t>n</w:t>
-      </w:r>
-      <w:r>
-        <w:rPr>
-          <w:rFonts w:ascii="Arial" w:hAnsi="Arial" w:eastAsia="Arial" w:cs="Arial"/>
-          <w:b/>
-          <w:i w:val="0"/>
-          <w:color w:val="000000"/>
-          <w:sz w:val="18"/>
-          <w:highlight w:val="lightGray"/>
-        </w:rPr>
-        <w:t xml:space="preserve"> </w:t>
-      </w:r>
-      <w:r>
-        <w:rPr>
-          <w:rFonts w:ascii="Arial" w:hAnsi="Arial" w:eastAsia="Arial" w:cs="Arial"/>
-          <w:b w:val="0"/>
-          <w:i w:val="0"/>
-          <w:color w:val="000000"/>
-          <w:sz w:val="18"/>
-          <w:highlight w:val="lightGray"/>
-        </w:rPr>
-        <w:t>[</w:t>
-      </w:r>
-      <w:r>
-        <w:rPr>
-          <w:rFonts w:ascii="Arial" w:hAnsi="Arial" w:eastAsia="Arial" w:cs="Arial"/>
-          <w:b w:val="0"/>
-          <w:i w:val="0"/>
-          <w:color w:val="000000"/>
-          <w:sz w:val="18"/>
-          <w:highlight w:val="lightGray"/>
-        </w:rPr>
-        <w:t>7</w:t>
-      </w:r>
-      <w:r>
-        <w:rPr>
-          <w:rFonts w:ascii="Arial" w:hAnsi="Arial" w:eastAsia="Arial" w:cs="Arial"/>
-          <w:b w:val="0"/>
-          <w:i w:val="0"/>
-          <w:color w:val="000000"/>
-          <w:sz w:val="18"/>
-          <w:highlight w:val="lightGray"/>
-        </w:rPr>
-        <w:t>/</w:t>
-      </w:r>
-      <w:r>
-        <w:rPr>
-          <w:rFonts w:ascii="Arial" w:hAnsi="Arial" w:eastAsia="Arial" w:cs="Arial"/>
-          <w:b w:val="0"/>
-          <w:i w:val="0"/>
-          <w:color w:val="000000"/>
-          <w:sz w:val="18"/>
-          <w:highlight w:val="lightGray"/>
-        </w:rPr>
-        <w:t>2</w:t>
-      </w:r>
-      <w:r>
-        <w:rPr>
-          <w:rFonts w:ascii="Arial" w:hAnsi="Arial" w:eastAsia="Arial" w:cs="Arial"/>
-          <w:b w:val="0"/>
-          <w:i w:val="0"/>
-          <w:color w:val="000000"/>
-          <w:sz w:val="18"/>
-          <w:highlight w:val="lightGray"/>
-        </w:rPr>
-        <w:t>1</w:t>
-      </w:r>
-      <w:r>
-        <w:rPr>
-          <w:rFonts w:ascii="Arial" w:hAnsi="Arial" w:eastAsia="Arial" w:cs="Arial"/>
-          <w:b w:val="0"/>
-          <w:i w:val="0"/>
-          <w:color w:val="000000"/>
-          <w:sz w:val="18"/>
-          <w:highlight w:val="lightGray"/>
-        </w:rPr>
-        <w:t>/</w:t>
-      </w:r>
-      <w:r>
-        <w:rPr>
-          <w:rFonts w:ascii="Arial" w:hAnsi="Arial" w:eastAsia="Arial" w:cs="Arial"/>
-          <w:b w:val="0"/>
-          <w:i w:val="0"/>
-          <w:color w:val="000000"/>
-          <w:sz w:val="18"/>
-          <w:highlight w:val="lightGray"/>
-        </w:rPr>
-        <w:t>2</w:t>
-      </w:r>
-      <w:r>
-        <w:rPr>
-          <w:rFonts w:ascii="Arial" w:hAnsi="Arial" w:eastAsia="Arial" w:cs="Arial"/>
-          <w:b w:val="0"/>
-          <w:i w:val="0"/>
-          <w:color w:val="000000"/>
-          <w:sz w:val="18"/>
-          <w:highlight w:val="lightGray"/>
-        </w:rPr>
-        <w:t>0</w:t>
-      </w:r>
-      <w:r>
-        <w:rPr>
-          <w:rFonts w:ascii="Arial" w:hAnsi="Arial" w:eastAsia="Arial" w:cs="Arial"/>
-          <w:b w:val="0"/>
-          <w:i w:val="0"/>
-          <w:color w:val="000000"/>
-          <w:sz w:val="18"/>
-          <w:highlight w:val="lightGray"/>
-        </w:rPr>
-        <w:t>2</w:t>
-      </w:r>
-      <w:r>
-        <w:rPr>
-          <w:rFonts w:ascii="Arial" w:hAnsi="Arial" w:eastAsia="Arial" w:cs="Arial"/>
-          <w:b w:val="0"/>
-          <w:i w:val="0"/>
-          <w:color w:val="000000"/>
-          <w:sz w:val="18"/>
-          <w:highlight w:val="lightGray"/>
-        </w:rPr>
-        <w:t>5</w:t>
-      </w:r>
-      <w:r>
-        <w:rPr>
-          <w:rFonts w:ascii="Arial" w:hAnsi="Arial" w:eastAsia="Arial" w:cs="Arial"/>
-          <w:b w:val="0"/>
-          <w:i w:val="0"/>
-          <w:color w:val="000000"/>
-          <w:sz w:val="18"/>
-          <w:highlight w:val="lightGray"/>
-        </w:rPr>
-        <w:t>]</w:t>
+        <w:t>[7/21/2025]</w:t>
       </w:r>
     </w:p>
     <w:p>
@@ -9554,6 +6792,7 @@
           <w:rFonts w:ascii="Roboto Mono" w:eastAsia="Roboto Mono" w:hAnsi="Roboto Mono" w:cs="Roboto Mono"/>
           <w:b/>
         </w:rPr>
+        <w:lastRenderedPageBreak/>
         <w:t>Semantics</w:t>
       </w:r>
       <w:r>
@@ -9722,1554 +6961,80 @@
       </w:pPr>
       <w:r>
         <w:rPr>
-          <w:rFonts w:ascii="Arial" w:hAnsi="Arial" w:eastAsia="Arial" w:cs="Arial"/>
+          <w:rFonts w:ascii="Arial" w:eastAsia="Arial" w:hAnsi="Arial" w:cs="Arial"/>
           <w:b/>
-          <w:i w:val="0"/>
           <w:color w:val="000000"/>
           <w:sz w:val="18"/>
           <w:highlight w:val="lightGray"/>
         </w:rPr>
-        <w:t>#</w:t>
-      </w:r>
-      <w:r>
-        <w:rPr>
-          <w:rFonts w:ascii="Arial" w:hAnsi="Arial" w:eastAsia="Arial" w:cs="Arial"/>
+        <w:t># Source: AI Source: Provided by: [Data Path</w:t>
+      </w:r>
+      <w:r>
+        <w:rPr>
+          <w:rFonts w:ascii="Arial" w:eastAsia="Arial" w:hAnsi="Arial" w:cs="Arial"/>
+          <w:color w:val="000000"/>
+          <w:sz w:val="18"/>
+          <w:highlight w:val="lightGray"/>
+        </w:rPr>
+        <w:t xml:space="preserve">: Persons Table -&gt; ID Column: 1, </w:t>
+      </w:r>
+      <w:proofErr w:type="spellStart"/>
+      <w:r>
+        <w:rPr>
+          <w:rFonts w:ascii="Arial" w:eastAsia="Arial" w:hAnsi="Arial" w:cs="Arial"/>
+          <w:color w:val="000000"/>
+          <w:sz w:val="18"/>
+          <w:highlight w:val="lightGray"/>
+        </w:rPr>
+        <w:t>Name_En</w:t>
+      </w:r>
+      <w:proofErr w:type="spellEnd"/>
+      <w:r>
+        <w:rPr>
+          <w:rFonts w:ascii="Arial" w:eastAsia="Arial" w:hAnsi="Arial" w:cs="Arial"/>
+          <w:color w:val="000000"/>
+          <w:sz w:val="18"/>
+          <w:highlight w:val="lightGray"/>
+        </w:rPr>
+        <w:t xml:space="preserve"> Column: Motasem Essam] -&gt; </w:t>
+      </w:r>
+      <w:r>
+        <w:rPr>
+          <w:rFonts w:ascii="Arial" w:eastAsia="Arial" w:hAnsi="Arial" w:cs="Arial"/>
           <w:b/>
-          <w:i w:val="0"/>
           <w:color w:val="000000"/>
           <w:sz w:val="18"/>
           <w:highlight w:val="lightGray"/>
         </w:rPr>
-        <w:t xml:space="preserve"> </w:t>
-      </w:r>
-      <w:r>
-        <w:rPr>
-          <w:rFonts w:ascii="Arial" w:hAnsi="Arial" w:eastAsia="Arial" w:cs="Arial"/>
+        <w:t>From:</w:t>
+      </w:r>
+      <w:r>
+        <w:rPr>
+          <w:rFonts w:ascii="Arial" w:eastAsia="Arial" w:hAnsi="Arial" w:cs="Arial"/>
+          <w:color w:val="000000"/>
+          <w:sz w:val="18"/>
+          <w:highlight w:val="lightGray"/>
+        </w:rPr>
+        <w:t xml:space="preserve"> [ChatGPT] </w:t>
+      </w:r>
+      <w:r>
+        <w:rPr>
+          <w:rFonts w:ascii="Arial" w:eastAsia="Arial" w:hAnsi="Arial" w:cs="Arial"/>
           <w:b/>
-          <w:i w:val="0"/>
           <w:color w:val="000000"/>
           <w:sz w:val="18"/>
           <w:highlight w:val="lightGray"/>
         </w:rPr>
-        <w:t>S</w:t>
-      </w:r>
-      <w:r>
-        <w:rPr>
-          <w:rFonts w:ascii="Arial" w:hAnsi="Arial" w:eastAsia="Arial" w:cs="Arial"/>
-          <w:b/>
-          <w:i w:val="0"/>
+        <w:t xml:space="preserve">on </w:t>
+      </w:r>
+      <w:r>
+        <w:rPr>
+          <w:rFonts w:ascii="Arial" w:eastAsia="Arial" w:hAnsi="Arial" w:cs="Arial"/>
           <w:color w:val="000000"/>
           <w:sz w:val="18"/>
           <w:highlight w:val="lightGray"/>
         </w:rPr>
-        <w:t>o</w:t>
-      </w:r>
-      <w:r>
-        <w:rPr>
-          <w:rFonts w:ascii="Arial" w:hAnsi="Arial" w:eastAsia="Arial" w:cs="Arial"/>
-          <w:b/>
-          <w:i w:val="0"/>
-          <w:color w:val="000000"/>
-          <w:sz w:val="18"/>
-          <w:highlight w:val="lightGray"/>
-        </w:rPr>
-        <w:t>u</w:t>
-      </w:r>
-      <w:r>
-        <w:rPr>
-          <w:rFonts w:ascii="Arial" w:hAnsi="Arial" w:eastAsia="Arial" w:cs="Arial"/>
-          <w:b/>
-          <w:i w:val="0"/>
-          <w:color w:val="000000"/>
-          <w:sz w:val="18"/>
-          <w:highlight w:val="lightGray"/>
-        </w:rPr>
-        <w:t>r</w:t>
-      </w:r>
-      <w:r>
-        <w:rPr>
-          <w:rFonts w:ascii="Arial" w:hAnsi="Arial" w:eastAsia="Arial" w:cs="Arial"/>
-          <w:b/>
-          <w:i w:val="0"/>
-          <w:color w:val="000000"/>
-          <w:sz w:val="18"/>
-          <w:highlight w:val="lightGray"/>
-        </w:rPr>
-        <w:t>c</w:t>
-      </w:r>
-      <w:r>
-        <w:rPr>
-          <w:rFonts w:ascii="Arial" w:hAnsi="Arial" w:eastAsia="Arial" w:cs="Arial"/>
-          <w:b/>
-          <w:i w:val="0"/>
-          <w:color w:val="000000"/>
-          <w:sz w:val="18"/>
-          <w:highlight w:val="lightGray"/>
-        </w:rPr>
-        <w:t>e</w:t>
-      </w:r>
-      <w:r>
-        <w:rPr>
-          <w:rFonts w:ascii="Arial" w:hAnsi="Arial" w:eastAsia="Arial" w:cs="Arial"/>
-          <w:b/>
-          <w:i w:val="0"/>
-          <w:color w:val="000000"/>
-          <w:sz w:val="18"/>
-          <w:highlight w:val="lightGray"/>
-        </w:rPr>
-        <w:t>:</w:t>
-      </w:r>
-      <w:r>
-        <w:rPr>
-          <w:rFonts w:ascii="Arial" w:hAnsi="Arial" w:eastAsia="Arial" w:cs="Arial"/>
-          <w:b/>
-          <w:i w:val="0"/>
-          <w:color w:val="000000"/>
-          <w:sz w:val="18"/>
-          <w:highlight w:val="lightGray"/>
-        </w:rPr>
-        <w:t xml:space="preserve"> </w:t>
-      </w:r>
-      <w:r>
-        <w:rPr>
-          <w:rFonts w:ascii="Arial" w:hAnsi="Arial" w:eastAsia="Arial" w:cs="Arial"/>
-          <w:b/>
-          <w:i w:val="0"/>
-          <w:color w:val="000000"/>
-          <w:sz w:val="18"/>
-          <w:highlight w:val="lightGray"/>
-        </w:rPr>
-        <w:t>A</w:t>
-      </w:r>
-      <w:r>
-        <w:rPr>
-          <w:rFonts w:ascii="Arial" w:hAnsi="Arial" w:eastAsia="Arial" w:cs="Arial"/>
-          <w:b/>
-          <w:i w:val="0"/>
-          <w:color w:val="000000"/>
-          <w:sz w:val="18"/>
-          <w:highlight w:val="lightGray"/>
-        </w:rPr>
-        <w:t>I</w:t>
-      </w:r>
-      <w:r>
-        <w:rPr>
-          <w:rFonts w:ascii="Arial" w:hAnsi="Arial" w:eastAsia="Arial" w:cs="Arial"/>
-          <w:b/>
-          <w:i w:val="0"/>
-          <w:color w:val="000000"/>
-          <w:sz w:val="18"/>
-          <w:highlight w:val="lightGray"/>
-        </w:rPr>
-        <w:t xml:space="preserve"> </w:t>
-      </w:r>
-      <w:r>
-        <w:rPr>
-          <w:rFonts w:ascii="Arial" w:hAnsi="Arial" w:eastAsia="Arial" w:cs="Arial"/>
-          <w:b/>
-          <w:i w:val="0"/>
-          <w:color w:val="000000"/>
-          <w:sz w:val="18"/>
-          <w:highlight w:val="lightGray"/>
-        </w:rPr>
-        <w:t>S</w:t>
-      </w:r>
-      <w:r>
-        <w:rPr>
-          <w:rFonts w:ascii="Arial" w:hAnsi="Arial" w:eastAsia="Arial" w:cs="Arial"/>
-          <w:b/>
-          <w:i w:val="0"/>
-          <w:color w:val="000000"/>
-          <w:sz w:val="18"/>
-          <w:highlight w:val="lightGray"/>
-        </w:rPr>
-        <w:t>o</w:t>
-      </w:r>
-      <w:r>
-        <w:rPr>
-          <w:rFonts w:ascii="Arial" w:hAnsi="Arial" w:eastAsia="Arial" w:cs="Arial"/>
-          <w:b/>
-          <w:i w:val="0"/>
-          <w:color w:val="000000"/>
-          <w:sz w:val="18"/>
-          <w:highlight w:val="lightGray"/>
-        </w:rPr>
-        <w:t>u</w:t>
-      </w:r>
-      <w:r>
-        <w:rPr>
-          <w:rFonts w:ascii="Arial" w:hAnsi="Arial" w:eastAsia="Arial" w:cs="Arial"/>
-          <w:b/>
-          <w:i w:val="0"/>
-          <w:color w:val="000000"/>
-          <w:sz w:val="18"/>
-          <w:highlight w:val="lightGray"/>
-        </w:rPr>
-        <w:t>r</w:t>
-      </w:r>
-      <w:r>
-        <w:rPr>
-          <w:rFonts w:ascii="Arial" w:hAnsi="Arial" w:eastAsia="Arial" w:cs="Arial"/>
-          <w:b/>
-          <w:i w:val="0"/>
-          <w:color w:val="000000"/>
-          <w:sz w:val="18"/>
-          <w:highlight w:val="lightGray"/>
-        </w:rPr>
-        <w:t>c</w:t>
-      </w:r>
-      <w:r>
-        <w:rPr>
-          <w:rFonts w:ascii="Arial" w:hAnsi="Arial" w:eastAsia="Arial" w:cs="Arial"/>
-          <w:b/>
-          <w:i w:val="0"/>
-          <w:color w:val="000000"/>
-          <w:sz w:val="18"/>
-          <w:highlight w:val="lightGray"/>
-        </w:rPr>
-        <w:t>e</w:t>
-      </w:r>
-      <w:r>
-        <w:rPr>
-          <w:rFonts w:ascii="Arial" w:hAnsi="Arial" w:eastAsia="Arial" w:cs="Arial"/>
-          <w:b/>
-          <w:i w:val="0"/>
-          <w:color w:val="000000"/>
-          <w:sz w:val="18"/>
-          <w:highlight w:val="lightGray"/>
-        </w:rPr>
-        <w:t>:</w:t>
-      </w:r>
-      <w:r>
-        <w:rPr>
-          <w:rFonts w:ascii="Arial" w:hAnsi="Arial" w:eastAsia="Arial" w:cs="Arial"/>
-          <w:b/>
-          <w:i w:val="0"/>
-          <w:color w:val="000000"/>
-          <w:sz w:val="18"/>
-          <w:highlight w:val="lightGray"/>
-        </w:rPr>
-        <w:t xml:space="preserve"> </w:t>
-      </w:r>
-      <w:r>
-        <w:rPr>
-          <w:rFonts w:ascii="Arial" w:hAnsi="Arial" w:eastAsia="Arial" w:cs="Arial"/>
-          <w:b/>
-          <w:i w:val="0"/>
-          <w:color w:val="000000"/>
-          <w:sz w:val="18"/>
-          <w:highlight w:val="lightGray"/>
-        </w:rPr>
-        <w:t>P</w:t>
-      </w:r>
-      <w:r>
-        <w:rPr>
-          <w:rFonts w:ascii="Arial" w:hAnsi="Arial" w:eastAsia="Arial" w:cs="Arial"/>
-          <w:b/>
-          <w:i w:val="0"/>
-          <w:color w:val="000000"/>
-          <w:sz w:val="18"/>
-          <w:highlight w:val="lightGray"/>
-        </w:rPr>
-        <w:t>r</w:t>
-      </w:r>
-      <w:r>
-        <w:rPr>
-          <w:rFonts w:ascii="Arial" w:hAnsi="Arial" w:eastAsia="Arial" w:cs="Arial"/>
-          <w:b/>
-          <w:i w:val="0"/>
-          <w:color w:val="000000"/>
-          <w:sz w:val="18"/>
-          <w:highlight w:val="lightGray"/>
-        </w:rPr>
-        <w:t>o</w:t>
-      </w:r>
-      <w:r>
-        <w:rPr>
-          <w:rFonts w:ascii="Arial" w:hAnsi="Arial" w:eastAsia="Arial" w:cs="Arial"/>
-          <w:b/>
-          <w:i w:val="0"/>
-          <w:color w:val="000000"/>
-          <w:sz w:val="18"/>
-          <w:highlight w:val="lightGray"/>
-        </w:rPr>
-        <w:t>v</w:t>
-      </w:r>
-      <w:r>
-        <w:rPr>
-          <w:rFonts w:ascii="Arial" w:hAnsi="Arial" w:eastAsia="Arial" w:cs="Arial"/>
-          <w:b/>
-          <w:i w:val="0"/>
-          <w:color w:val="000000"/>
-          <w:sz w:val="18"/>
-          <w:highlight w:val="lightGray"/>
-        </w:rPr>
-        <w:t>i</w:t>
-      </w:r>
-      <w:r>
-        <w:rPr>
-          <w:rFonts w:ascii="Arial" w:hAnsi="Arial" w:eastAsia="Arial" w:cs="Arial"/>
-          <w:b/>
-          <w:i w:val="0"/>
-          <w:color w:val="000000"/>
-          <w:sz w:val="18"/>
-          <w:highlight w:val="lightGray"/>
-        </w:rPr>
-        <w:t>d</w:t>
-      </w:r>
-      <w:r>
-        <w:rPr>
-          <w:rFonts w:ascii="Arial" w:hAnsi="Arial" w:eastAsia="Arial" w:cs="Arial"/>
-          <w:b/>
-          <w:i w:val="0"/>
-          <w:color w:val="000000"/>
-          <w:sz w:val="18"/>
-          <w:highlight w:val="lightGray"/>
-        </w:rPr>
-        <w:t>e</w:t>
-      </w:r>
-      <w:r>
-        <w:rPr>
-          <w:rFonts w:ascii="Arial" w:hAnsi="Arial" w:eastAsia="Arial" w:cs="Arial"/>
-          <w:b/>
-          <w:i w:val="0"/>
-          <w:color w:val="000000"/>
-          <w:sz w:val="18"/>
-          <w:highlight w:val="lightGray"/>
-        </w:rPr>
-        <w:t>d</w:t>
-      </w:r>
-      <w:r>
-        <w:rPr>
-          <w:rFonts w:ascii="Arial" w:hAnsi="Arial" w:eastAsia="Arial" w:cs="Arial"/>
-          <w:b/>
-          <w:i w:val="0"/>
-          <w:color w:val="000000"/>
-          <w:sz w:val="18"/>
-          <w:highlight w:val="lightGray"/>
-        </w:rPr>
-        <w:t xml:space="preserve"> </w:t>
-      </w:r>
-      <w:r>
-        <w:rPr>
-          <w:rFonts w:ascii="Arial" w:hAnsi="Arial" w:eastAsia="Arial" w:cs="Arial"/>
-          <w:b/>
-          <w:i w:val="0"/>
-          <w:color w:val="000000"/>
-          <w:sz w:val="18"/>
-          <w:highlight w:val="lightGray"/>
-        </w:rPr>
-        <w:t>b</w:t>
-      </w:r>
-      <w:r>
-        <w:rPr>
-          <w:rFonts w:ascii="Arial" w:hAnsi="Arial" w:eastAsia="Arial" w:cs="Arial"/>
-          <w:b/>
-          <w:i w:val="0"/>
-          <w:color w:val="000000"/>
-          <w:sz w:val="18"/>
-          <w:highlight w:val="lightGray"/>
-        </w:rPr>
-        <w:t>y</w:t>
-      </w:r>
-      <w:r>
-        <w:rPr>
-          <w:rFonts w:ascii="Arial" w:hAnsi="Arial" w:eastAsia="Arial" w:cs="Arial"/>
-          <w:b/>
-          <w:i w:val="0"/>
-          <w:color w:val="000000"/>
-          <w:sz w:val="18"/>
-          <w:highlight w:val="lightGray"/>
-        </w:rPr>
-        <w:t>:</w:t>
-      </w:r>
-      <w:r>
-        <w:rPr>
-          <w:rFonts w:ascii="Arial" w:hAnsi="Arial" w:eastAsia="Arial" w:cs="Arial"/>
-          <w:b/>
-          <w:i w:val="0"/>
-          <w:color w:val="000000"/>
-          <w:sz w:val="18"/>
-          <w:highlight w:val="lightGray"/>
-        </w:rPr>
-        <w:t xml:space="preserve"> </w:t>
-      </w:r>
-      <w:r>
-        <w:rPr>
-          <w:rFonts w:ascii="Arial" w:hAnsi="Arial" w:eastAsia="Arial" w:cs="Arial"/>
-          <w:b/>
-          <w:i w:val="0"/>
-          <w:color w:val="000000"/>
-          <w:sz w:val="18"/>
-          <w:highlight w:val="lightGray"/>
-        </w:rPr>
-        <w:t>[</w:t>
-      </w:r>
-      <w:r>
-        <w:rPr>
-          <w:rFonts w:ascii="Arial" w:hAnsi="Arial" w:eastAsia="Arial" w:cs="Arial"/>
-          <w:b/>
-          <w:i w:val="0"/>
-          <w:color w:val="000000"/>
-          <w:sz w:val="18"/>
-          <w:highlight w:val="lightGray"/>
-        </w:rPr>
-        <w:t>D</w:t>
-      </w:r>
-      <w:r>
-        <w:rPr>
-          <w:rFonts w:ascii="Arial" w:hAnsi="Arial" w:eastAsia="Arial" w:cs="Arial"/>
-          <w:b/>
-          <w:i w:val="0"/>
-          <w:color w:val="000000"/>
-          <w:sz w:val="18"/>
-          <w:highlight w:val="lightGray"/>
-        </w:rPr>
-        <w:t>a</w:t>
-      </w:r>
-      <w:r>
-        <w:rPr>
-          <w:rFonts w:ascii="Arial" w:hAnsi="Arial" w:eastAsia="Arial" w:cs="Arial"/>
-          <w:b/>
-          <w:i w:val="0"/>
-          <w:color w:val="000000"/>
-          <w:sz w:val="18"/>
-          <w:highlight w:val="lightGray"/>
-        </w:rPr>
-        <w:t>t</w:t>
-      </w:r>
-      <w:r>
-        <w:rPr>
-          <w:rFonts w:ascii="Arial" w:hAnsi="Arial" w:eastAsia="Arial" w:cs="Arial"/>
-          <w:b/>
-          <w:i w:val="0"/>
-          <w:color w:val="000000"/>
-          <w:sz w:val="18"/>
-          <w:highlight w:val="lightGray"/>
-        </w:rPr>
-        <w:t>a</w:t>
-      </w:r>
-      <w:r>
-        <w:rPr>
-          <w:rFonts w:ascii="Arial" w:hAnsi="Arial" w:eastAsia="Arial" w:cs="Arial"/>
-          <w:b/>
-          <w:i w:val="0"/>
-          <w:color w:val="000000"/>
-          <w:sz w:val="18"/>
-          <w:highlight w:val="lightGray"/>
-        </w:rPr>
-        <w:t xml:space="preserve"> </w:t>
-      </w:r>
-      <w:r>
-        <w:rPr>
-          <w:rFonts w:ascii="Arial" w:hAnsi="Arial" w:eastAsia="Arial" w:cs="Arial"/>
-          <w:b/>
-          <w:i w:val="0"/>
-          <w:color w:val="000000"/>
-          <w:sz w:val="18"/>
-          <w:highlight w:val="lightGray"/>
-        </w:rPr>
-        <w:t>P</w:t>
-      </w:r>
-      <w:r>
-        <w:rPr>
-          <w:rFonts w:ascii="Arial" w:hAnsi="Arial" w:eastAsia="Arial" w:cs="Arial"/>
-          <w:b/>
-          <w:i w:val="0"/>
-          <w:color w:val="000000"/>
-          <w:sz w:val="18"/>
-          <w:highlight w:val="lightGray"/>
-        </w:rPr>
-        <w:t>a</w:t>
-      </w:r>
-      <w:r>
-        <w:rPr>
-          <w:rFonts w:ascii="Arial" w:hAnsi="Arial" w:eastAsia="Arial" w:cs="Arial"/>
-          <w:b/>
-          <w:i w:val="0"/>
-          <w:color w:val="000000"/>
-          <w:sz w:val="18"/>
-          <w:highlight w:val="lightGray"/>
-        </w:rPr>
-        <w:t>t</w:t>
-      </w:r>
-      <w:r>
-        <w:rPr>
-          <w:rFonts w:ascii="Arial" w:hAnsi="Arial" w:eastAsia="Arial" w:cs="Arial"/>
-          <w:b/>
-          <w:i w:val="0"/>
-          <w:color w:val="000000"/>
-          <w:sz w:val="18"/>
-          <w:highlight w:val="lightGray"/>
-        </w:rPr>
-        <w:t>h</w:t>
-      </w:r>
-      <w:r>
-        <w:rPr>
-          <w:rFonts w:ascii="Arial" w:hAnsi="Arial" w:eastAsia="Arial" w:cs="Arial"/>
-          <w:b w:val="0"/>
-          <w:i w:val="0"/>
-          <w:color w:val="000000"/>
-          <w:sz w:val="18"/>
-          <w:highlight w:val="lightGray"/>
-        </w:rPr>
-        <w:t>:</w:t>
-      </w:r>
-      <w:r>
-        <w:rPr>
-          <w:rFonts w:ascii="Arial" w:hAnsi="Arial" w:eastAsia="Arial" w:cs="Arial"/>
-          <w:b w:val="0"/>
-          <w:i w:val="0"/>
-          <w:color w:val="000000"/>
-          <w:sz w:val="18"/>
-          <w:highlight w:val="lightGray"/>
-        </w:rPr>
-        <w:t xml:space="preserve"> </w:t>
-      </w:r>
-      <w:r>
-        <w:rPr>
-          <w:rFonts w:ascii="Arial" w:hAnsi="Arial" w:eastAsia="Arial" w:cs="Arial"/>
-          <w:b w:val="0"/>
-          <w:i w:val="0"/>
-          <w:color w:val="000000"/>
-          <w:sz w:val="18"/>
-          <w:highlight w:val="lightGray"/>
-        </w:rPr>
-        <w:t>P</w:t>
-      </w:r>
-      <w:r>
-        <w:rPr>
-          <w:rFonts w:ascii="Arial" w:hAnsi="Arial" w:eastAsia="Arial" w:cs="Arial"/>
-          <w:b w:val="0"/>
-          <w:i w:val="0"/>
-          <w:color w:val="000000"/>
-          <w:sz w:val="18"/>
-          <w:highlight w:val="lightGray"/>
-        </w:rPr>
-        <w:t>e</w:t>
-      </w:r>
-      <w:r>
-        <w:rPr>
-          <w:rFonts w:ascii="Arial" w:hAnsi="Arial" w:eastAsia="Arial" w:cs="Arial"/>
-          <w:b w:val="0"/>
-          <w:i w:val="0"/>
-          <w:color w:val="000000"/>
-          <w:sz w:val="18"/>
-          <w:highlight w:val="lightGray"/>
-        </w:rPr>
-        <w:t>r</w:t>
-      </w:r>
-      <w:r>
-        <w:rPr>
-          <w:rFonts w:ascii="Arial" w:hAnsi="Arial" w:eastAsia="Arial" w:cs="Arial"/>
-          <w:b w:val="0"/>
-          <w:i w:val="0"/>
-          <w:color w:val="000000"/>
-          <w:sz w:val="18"/>
-          <w:highlight w:val="lightGray"/>
-        </w:rPr>
-        <w:t>s</w:t>
-      </w:r>
-      <w:r>
-        <w:rPr>
-          <w:rFonts w:ascii="Arial" w:hAnsi="Arial" w:eastAsia="Arial" w:cs="Arial"/>
-          <w:b w:val="0"/>
-          <w:i w:val="0"/>
-          <w:color w:val="000000"/>
-          <w:sz w:val="18"/>
-          <w:highlight w:val="lightGray"/>
-        </w:rPr>
-        <w:t>o</w:t>
-      </w:r>
-      <w:r>
-        <w:rPr>
-          <w:rFonts w:ascii="Arial" w:hAnsi="Arial" w:eastAsia="Arial" w:cs="Arial"/>
-          <w:b w:val="0"/>
-          <w:i w:val="0"/>
-          <w:color w:val="000000"/>
-          <w:sz w:val="18"/>
-          <w:highlight w:val="lightGray"/>
-        </w:rPr>
-        <w:t>n</w:t>
-      </w:r>
-      <w:r>
-        <w:rPr>
-          <w:rFonts w:ascii="Arial" w:hAnsi="Arial" w:eastAsia="Arial" w:cs="Arial"/>
-          <w:b w:val="0"/>
-          <w:i w:val="0"/>
-          <w:color w:val="000000"/>
-          <w:sz w:val="18"/>
-          <w:highlight w:val="lightGray"/>
-        </w:rPr>
-        <w:t>s</w:t>
-      </w:r>
-      <w:r>
-        <w:rPr>
-          <w:rFonts w:ascii="Arial" w:hAnsi="Arial" w:eastAsia="Arial" w:cs="Arial"/>
-          <w:b w:val="0"/>
-          <w:i w:val="0"/>
-          <w:color w:val="000000"/>
-          <w:sz w:val="18"/>
-          <w:highlight w:val="lightGray"/>
-        </w:rPr>
-        <w:t xml:space="preserve"> </w:t>
-      </w:r>
-      <w:r>
-        <w:rPr>
-          <w:rFonts w:ascii="Arial" w:hAnsi="Arial" w:eastAsia="Arial" w:cs="Arial"/>
-          <w:b w:val="0"/>
-          <w:i w:val="0"/>
-          <w:color w:val="000000"/>
-          <w:sz w:val="18"/>
-          <w:highlight w:val="lightGray"/>
-        </w:rPr>
-        <w:t>T</w:t>
-      </w:r>
-      <w:r>
-        <w:rPr>
-          <w:rFonts w:ascii="Arial" w:hAnsi="Arial" w:eastAsia="Arial" w:cs="Arial"/>
-          <w:b w:val="0"/>
-          <w:i w:val="0"/>
-          <w:color w:val="000000"/>
-          <w:sz w:val="18"/>
-          <w:highlight w:val="lightGray"/>
-        </w:rPr>
-        <w:t>a</w:t>
-      </w:r>
-      <w:r>
-        <w:rPr>
-          <w:rFonts w:ascii="Arial" w:hAnsi="Arial" w:eastAsia="Arial" w:cs="Arial"/>
-          <w:b w:val="0"/>
-          <w:i w:val="0"/>
-          <w:color w:val="000000"/>
-          <w:sz w:val="18"/>
-          <w:highlight w:val="lightGray"/>
-        </w:rPr>
-        <w:t>b</w:t>
-      </w:r>
-      <w:r>
-        <w:rPr>
-          <w:rFonts w:ascii="Arial" w:hAnsi="Arial" w:eastAsia="Arial" w:cs="Arial"/>
-          <w:b w:val="0"/>
-          <w:i w:val="0"/>
-          <w:color w:val="000000"/>
-          <w:sz w:val="18"/>
-          <w:highlight w:val="lightGray"/>
-        </w:rPr>
-        <w:t>l</w:t>
-      </w:r>
-      <w:r>
-        <w:rPr>
-          <w:rFonts w:ascii="Arial" w:hAnsi="Arial" w:eastAsia="Arial" w:cs="Arial"/>
-          <w:b w:val="0"/>
-          <w:i w:val="0"/>
-          <w:color w:val="000000"/>
-          <w:sz w:val="18"/>
-          <w:highlight w:val="lightGray"/>
-        </w:rPr>
-        <w:t>e</w:t>
-      </w:r>
-      <w:r>
-        <w:rPr>
-          <w:rFonts w:ascii="Arial" w:hAnsi="Arial" w:eastAsia="Arial" w:cs="Arial"/>
-          <w:b w:val="0"/>
-          <w:i w:val="0"/>
-          <w:color w:val="000000"/>
-          <w:sz w:val="18"/>
-          <w:highlight w:val="lightGray"/>
-        </w:rPr>
-        <w:t xml:space="preserve"> </w:t>
-      </w:r>
-      <w:r>
-        <w:rPr>
-          <w:rFonts w:ascii="Arial" w:hAnsi="Arial" w:eastAsia="Arial" w:cs="Arial"/>
-          <w:b w:val="0"/>
-          <w:i w:val="0"/>
-          <w:color w:val="000000"/>
-          <w:sz w:val="18"/>
-          <w:highlight w:val="lightGray"/>
-        </w:rPr>
-        <w:t>-</w:t>
-      </w:r>
-      <w:r>
-        <w:rPr>
-          <w:rFonts w:ascii="Arial" w:hAnsi="Arial" w:eastAsia="Arial" w:cs="Arial"/>
-          <w:b w:val="0"/>
-          <w:i w:val="0"/>
-          <w:color w:val="000000"/>
-          <w:sz w:val="18"/>
-          <w:highlight w:val="lightGray"/>
-        </w:rPr>
-        <w:t>&gt;</w:t>
-      </w:r>
-      <w:r>
-        <w:rPr>
-          <w:rFonts w:ascii="Arial" w:hAnsi="Arial" w:eastAsia="Arial" w:cs="Arial"/>
-          <w:b w:val="0"/>
-          <w:i w:val="0"/>
-          <w:color w:val="000000"/>
-          <w:sz w:val="18"/>
-          <w:highlight w:val="lightGray"/>
-        </w:rPr>
-        <w:t xml:space="preserve"> </w:t>
-      </w:r>
-      <w:r>
-        <w:rPr>
-          <w:rFonts w:ascii="Arial" w:hAnsi="Arial" w:eastAsia="Arial" w:cs="Arial"/>
-          <w:b w:val="0"/>
-          <w:i w:val="0"/>
-          <w:color w:val="000000"/>
-          <w:sz w:val="18"/>
-          <w:highlight w:val="lightGray"/>
-        </w:rPr>
-        <w:t>I</w:t>
-      </w:r>
-      <w:r>
-        <w:rPr>
-          <w:rFonts w:ascii="Arial" w:hAnsi="Arial" w:eastAsia="Arial" w:cs="Arial"/>
-          <w:b w:val="0"/>
-          <w:i w:val="0"/>
-          <w:color w:val="000000"/>
-          <w:sz w:val="18"/>
-          <w:highlight w:val="lightGray"/>
-        </w:rPr>
-        <w:t>D</w:t>
-      </w:r>
-      <w:r>
-        <w:rPr>
-          <w:rFonts w:ascii="Arial" w:hAnsi="Arial" w:eastAsia="Arial" w:cs="Arial"/>
-          <w:b w:val="0"/>
-          <w:i w:val="0"/>
-          <w:color w:val="000000"/>
-          <w:sz w:val="18"/>
-          <w:highlight w:val="lightGray"/>
-        </w:rPr>
-        <w:t xml:space="preserve"> </w:t>
-      </w:r>
-      <w:r>
-        <w:rPr>
-          <w:rFonts w:ascii="Arial" w:hAnsi="Arial" w:eastAsia="Arial" w:cs="Arial"/>
-          <w:b w:val="0"/>
-          <w:i w:val="0"/>
-          <w:color w:val="000000"/>
-          <w:sz w:val="18"/>
-          <w:highlight w:val="lightGray"/>
-        </w:rPr>
-        <w:t>C</w:t>
-      </w:r>
-      <w:r>
-        <w:rPr>
-          <w:rFonts w:ascii="Arial" w:hAnsi="Arial" w:eastAsia="Arial" w:cs="Arial"/>
-          <w:b w:val="0"/>
-          <w:i w:val="0"/>
-          <w:color w:val="000000"/>
-          <w:sz w:val="18"/>
-          <w:highlight w:val="lightGray"/>
-        </w:rPr>
-        <w:t>o</w:t>
-      </w:r>
-      <w:r>
-        <w:rPr>
-          <w:rFonts w:ascii="Arial" w:hAnsi="Arial" w:eastAsia="Arial" w:cs="Arial"/>
-          <w:b w:val="0"/>
-          <w:i w:val="0"/>
-          <w:color w:val="000000"/>
-          <w:sz w:val="18"/>
-          <w:highlight w:val="lightGray"/>
-        </w:rPr>
-        <w:t>l</w:t>
-      </w:r>
-      <w:r>
-        <w:rPr>
-          <w:rFonts w:ascii="Arial" w:hAnsi="Arial" w:eastAsia="Arial" w:cs="Arial"/>
-          <w:b w:val="0"/>
-          <w:i w:val="0"/>
-          <w:color w:val="000000"/>
-          <w:sz w:val="18"/>
-          <w:highlight w:val="lightGray"/>
-        </w:rPr>
-        <w:t>u</w:t>
-      </w:r>
-      <w:r>
-        <w:rPr>
-          <w:rFonts w:ascii="Arial" w:hAnsi="Arial" w:eastAsia="Arial" w:cs="Arial"/>
-          <w:b w:val="0"/>
-          <w:i w:val="0"/>
-          <w:color w:val="000000"/>
-          <w:sz w:val="18"/>
-          <w:highlight w:val="lightGray"/>
-        </w:rPr>
-        <w:t>m</w:t>
-      </w:r>
-      <w:r>
-        <w:rPr>
-          <w:rFonts w:ascii="Arial" w:hAnsi="Arial" w:eastAsia="Arial" w:cs="Arial"/>
-          <w:b w:val="0"/>
-          <w:i w:val="0"/>
-          <w:color w:val="000000"/>
-          <w:sz w:val="18"/>
-          <w:highlight w:val="lightGray"/>
-        </w:rPr>
-        <w:t>n</w:t>
-      </w:r>
-      <w:r>
-        <w:rPr>
-          <w:rFonts w:ascii="Arial" w:hAnsi="Arial" w:eastAsia="Arial" w:cs="Arial"/>
-          <w:b w:val="0"/>
-          <w:i w:val="0"/>
-          <w:color w:val="000000"/>
-          <w:sz w:val="18"/>
-          <w:highlight w:val="lightGray"/>
-        </w:rPr>
-        <w:t>:</w:t>
-      </w:r>
-      <w:r>
-        <w:rPr>
-          <w:rFonts w:ascii="Arial" w:hAnsi="Arial" w:eastAsia="Arial" w:cs="Arial"/>
-          <w:b w:val="0"/>
-          <w:i w:val="0"/>
-          <w:color w:val="000000"/>
-          <w:sz w:val="18"/>
-          <w:highlight w:val="lightGray"/>
-        </w:rPr>
-        <w:t xml:space="preserve"> </w:t>
-      </w:r>
-      <w:r>
-        <w:rPr>
-          <w:rFonts w:ascii="Arial" w:hAnsi="Arial" w:eastAsia="Arial" w:cs="Arial"/>
-          <w:b w:val="0"/>
-          <w:i w:val="0"/>
-          <w:color w:val="000000"/>
-          <w:sz w:val="18"/>
-          <w:highlight w:val="lightGray"/>
-        </w:rPr>
-        <w:t>1</w:t>
-      </w:r>
-      <w:r>
-        <w:rPr>
-          <w:rFonts w:ascii="Arial" w:hAnsi="Arial" w:eastAsia="Arial" w:cs="Arial"/>
-          <w:b w:val="0"/>
-          <w:i w:val="0"/>
-          <w:color w:val="000000"/>
-          <w:sz w:val="18"/>
-          <w:highlight w:val="lightGray"/>
-        </w:rPr>
-        <w:t>,</w:t>
-      </w:r>
-      <w:r>
-        <w:rPr>
-          <w:rFonts w:ascii="Arial" w:hAnsi="Arial" w:eastAsia="Arial" w:cs="Arial"/>
-          <w:b w:val="0"/>
-          <w:i w:val="0"/>
-          <w:color w:val="000000"/>
-          <w:sz w:val="18"/>
-          <w:highlight w:val="lightGray"/>
-        </w:rPr>
-        <w:t xml:space="preserve"> </w:t>
-      </w:r>
-      <w:r>
-        <w:rPr>
-          <w:rFonts w:ascii="Arial" w:hAnsi="Arial" w:eastAsia="Arial" w:cs="Arial"/>
-          <w:b w:val="0"/>
-          <w:i w:val="0"/>
-          <w:color w:val="000000"/>
-          <w:sz w:val="18"/>
-          <w:highlight w:val="lightGray"/>
-        </w:rPr>
-        <w:t>N</w:t>
-      </w:r>
-      <w:r>
-        <w:rPr>
-          <w:rFonts w:ascii="Arial" w:hAnsi="Arial" w:eastAsia="Arial" w:cs="Arial"/>
-          <w:b w:val="0"/>
-          <w:i w:val="0"/>
-          <w:color w:val="000000"/>
-          <w:sz w:val="18"/>
-          <w:highlight w:val="lightGray"/>
-        </w:rPr>
-        <w:t>a</w:t>
-      </w:r>
-      <w:r>
-        <w:rPr>
-          <w:rFonts w:ascii="Arial" w:hAnsi="Arial" w:eastAsia="Arial" w:cs="Arial"/>
-          <w:b w:val="0"/>
-          <w:i w:val="0"/>
-          <w:color w:val="000000"/>
-          <w:sz w:val="18"/>
-          <w:highlight w:val="lightGray"/>
-        </w:rPr>
-        <w:t>m</w:t>
-      </w:r>
-      <w:r>
-        <w:rPr>
-          <w:rFonts w:ascii="Arial" w:hAnsi="Arial" w:eastAsia="Arial" w:cs="Arial"/>
-          <w:b w:val="0"/>
-          <w:i w:val="0"/>
-          <w:color w:val="000000"/>
-          <w:sz w:val="18"/>
-          <w:highlight w:val="lightGray"/>
-        </w:rPr>
-        <w:t>e</w:t>
-      </w:r>
-      <w:r>
-        <w:rPr>
-          <w:rFonts w:ascii="Arial" w:hAnsi="Arial" w:eastAsia="Arial" w:cs="Arial"/>
-          <w:b w:val="0"/>
-          <w:i w:val="0"/>
-          <w:color w:val="000000"/>
-          <w:sz w:val="18"/>
-          <w:highlight w:val="lightGray"/>
-        </w:rPr>
-        <w:t>_</w:t>
-      </w:r>
-      <w:r>
-        <w:rPr>
-          <w:rFonts w:ascii="Arial" w:hAnsi="Arial" w:eastAsia="Arial" w:cs="Arial"/>
-          <w:b w:val="0"/>
-          <w:i w:val="0"/>
-          <w:color w:val="000000"/>
-          <w:sz w:val="18"/>
-          <w:highlight w:val="lightGray"/>
-        </w:rPr>
-        <w:t>E</w:t>
-      </w:r>
-      <w:r>
-        <w:rPr>
-          <w:rFonts w:ascii="Arial" w:hAnsi="Arial" w:eastAsia="Arial" w:cs="Arial"/>
-          <w:b w:val="0"/>
-          <w:i w:val="0"/>
-          <w:color w:val="000000"/>
-          <w:sz w:val="18"/>
-          <w:highlight w:val="lightGray"/>
-        </w:rPr>
-        <w:t>n</w:t>
-      </w:r>
-      <w:r>
-        <w:rPr>
-          <w:rFonts w:ascii="Arial" w:hAnsi="Arial" w:eastAsia="Arial" w:cs="Arial"/>
-          <w:b w:val="0"/>
-          <w:i w:val="0"/>
-          <w:color w:val="000000"/>
-          <w:sz w:val="18"/>
-          <w:highlight w:val="lightGray"/>
-        </w:rPr>
-        <w:t xml:space="preserve"> </w:t>
-      </w:r>
-      <w:r>
-        <w:rPr>
-          <w:rFonts w:ascii="Arial" w:hAnsi="Arial" w:eastAsia="Arial" w:cs="Arial"/>
-          <w:b w:val="0"/>
-          <w:i w:val="0"/>
-          <w:color w:val="000000"/>
-          <w:sz w:val="18"/>
-          <w:highlight w:val="lightGray"/>
-        </w:rPr>
-        <w:t>C</w:t>
-      </w:r>
-      <w:r>
-        <w:rPr>
-          <w:rFonts w:ascii="Arial" w:hAnsi="Arial" w:eastAsia="Arial" w:cs="Arial"/>
-          <w:b w:val="0"/>
-          <w:i w:val="0"/>
-          <w:color w:val="000000"/>
-          <w:sz w:val="18"/>
-          <w:highlight w:val="lightGray"/>
-        </w:rPr>
-        <w:t>o</w:t>
-      </w:r>
-      <w:r>
-        <w:rPr>
-          <w:rFonts w:ascii="Arial" w:hAnsi="Arial" w:eastAsia="Arial" w:cs="Arial"/>
-          <w:b w:val="0"/>
-          <w:i w:val="0"/>
-          <w:color w:val="000000"/>
-          <w:sz w:val="18"/>
-          <w:highlight w:val="lightGray"/>
-        </w:rPr>
-        <w:t>l</w:t>
-      </w:r>
-      <w:r>
-        <w:rPr>
-          <w:rFonts w:ascii="Arial" w:hAnsi="Arial" w:eastAsia="Arial" w:cs="Arial"/>
-          <w:b w:val="0"/>
-          <w:i w:val="0"/>
-          <w:color w:val="000000"/>
-          <w:sz w:val="18"/>
-          <w:highlight w:val="lightGray"/>
-        </w:rPr>
-        <w:t>u</w:t>
-      </w:r>
-      <w:r>
-        <w:rPr>
-          <w:rFonts w:ascii="Arial" w:hAnsi="Arial" w:eastAsia="Arial" w:cs="Arial"/>
-          <w:b w:val="0"/>
-          <w:i w:val="0"/>
-          <w:color w:val="000000"/>
-          <w:sz w:val="18"/>
-          <w:highlight w:val="lightGray"/>
-        </w:rPr>
-        <w:t>m</w:t>
-      </w:r>
-      <w:r>
-        <w:rPr>
-          <w:rFonts w:ascii="Arial" w:hAnsi="Arial" w:eastAsia="Arial" w:cs="Arial"/>
-          <w:b w:val="0"/>
-          <w:i w:val="0"/>
-          <w:color w:val="000000"/>
-          <w:sz w:val="18"/>
-          <w:highlight w:val="lightGray"/>
-        </w:rPr>
-        <w:t>n</w:t>
-      </w:r>
-      <w:r>
-        <w:rPr>
-          <w:rFonts w:ascii="Arial" w:hAnsi="Arial" w:eastAsia="Arial" w:cs="Arial"/>
-          <w:b w:val="0"/>
-          <w:i w:val="0"/>
-          <w:color w:val="000000"/>
-          <w:sz w:val="18"/>
-          <w:highlight w:val="lightGray"/>
-        </w:rPr>
-        <w:t>:</w:t>
-      </w:r>
-      <w:r>
-        <w:rPr>
-          <w:rFonts w:ascii="Arial" w:hAnsi="Arial" w:eastAsia="Arial" w:cs="Arial"/>
-          <w:b w:val="0"/>
-          <w:i w:val="0"/>
-          <w:color w:val="000000"/>
-          <w:sz w:val="18"/>
-          <w:highlight w:val="lightGray"/>
-        </w:rPr>
-        <w:t xml:space="preserve"> </w:t>
-      </w:r>
-      <w:r>
-        <w:rPr>
-          <w:rFonts w:ascii="Arial" w:hAnsi="Arial" w:eastAsia="Arial" w:cs="Arial"/>
-          <w:b w:val="0"/>
-          <w:i w:val="0"/>
-          <w:color w:val="000000"/>
-          <w:sz w:val="18"/>
-          <w:highlight w:val="lightGray"/>
-        </w:rPr>
-        <w:t>M</w:t>
-      </w:r>
-      <w:r>
-        <w:rPr>
-          <w:rFonts w:ascii="Arial" w:hAnsi="Arial" w:eastAsia="Arial" w:cs="Arial"/>
-          <w:b w:val="0"/>
-          <w:i w:val="0"/>
-          <w:color w:val="000000"/>
-          <w:sz w:val="18"/>
-          <w:highlight w:val="lightGray"/>
-        </w:rPr>
-        <w:t>o</w:t>
-      </w:r>
-      <w:r>
-        <w:rPr>
-          <w:rFonts w:ascii="Arial" w:hAnsi="Arial" w:eastAsia="Arial" w:cs="Arial"/>
-          <w:b w:val="0"/>
-          <w:i w:val="0"/>
-          <w:color w:val="000000"/>
-          <w:sz w:val="18"/>
-          <w:highlight w:val="lightGray"/>
-        </w:rPr>
-        <w:t>t</w:t>
-      </w:r>
-      <w:r>
-        <w:rPr>
-          <w:rFonts w:ascii="Arial" w:hAnsi="Arial" w:eastAsia="Arial" w:cs="Arial"/>
-          <w:b w:val="0"/>
-          <w:i w:val="0"/>
-          <w:color w:val="000000"/>
-          <w:sz w:val="18"/>
-          <w:highlight w:val="lightGray"/>
-        </w:rPr>
-        <w:t>a</w:t>
-      </w:r>
-      <w:r>
-        <w:rPr>
-          <w:rFonts w:ascii="Arial" w:hAnsi="Arial" w:eastAsia="Arial" w:cs="Arial"/>
-          <w:b w:val="0"/>
-          <w:i w:val="0"/>
-          <w:color w:val="000000"/>
-          <w:sz w:val="18"/>
-          <w:highlight w:val="lightGray"/>
-        </w:rPr>
-        <w:t>s</w:t>
-      </w:r>
-      <w:r>
-        <w:rPr>
-          <w:rFonts w:ascii="Arial" w:hAnsi="Arial" w:eastAsia="Arial" w:cs="Arial"/>
-          <w:b w:val="0"/>
-          <w:i w:val="0"/>
-          <w:color w:val="000000"/>
-          <w:sz w:val="18"/>
-          <w:highlight w:val="lightGray"/>
-        </w:rPr>
-        <w:t>e</w:t>
-      </w:r>
-      <w:r>
-        <w:rPr>
-          <w:rFonts w:ascii="Arial" w:hAnsi="Arial" w:eastAsia="Arial" w:cs="Arial"/>
-          <w:b w:val="0"/>
-          <w:i w:val="0"/>
-          <w:color w:val="000000"/>
-          <w:sz w:val="18"/>
-          <w:highlight w:val="lightGray"/>
-        </w:rPr>
-        <w:t>m</w:t>
-      </w:r>
-      <w:r>
-        <w:rPr>
-          <w:rFonts w:ascii="Arial" w:hAnsi="Arial" w:eastAsia="Arial" w:cs="Arial"/>
-          <w:b w:val="0"/>
-          <w:i w:val="0"/>
-          <w:color w:val="000000"/>
-          <w:sz w:val="18"/>
-          <w:highlight w:val="lightGray"/>
-        </w:rPr>
-        <w:t xml:space="preserve"> </w:t>
-      </w:r>
-      <w:r>
-        <w:rPr>
-          <w:rFonts w:ascii="Arial" w:hAnsi="Arial" w:eastAsia="Arial" w:cs="Arial"/>
-          <w:b w:val="0"/>
-          <w:i w:val="0"/>
-          <w:color w:val="000000"/>
-          <w:sz w:val="18"/>
-          <w:highlight w:val="lightGray"/>
-        </w:rPr>
-        <w:t>E</w:t>
-      </w:r>
-      <w:r>
-        <w:rPr>
-          <w:rFonts w:ascii="Arial" w:hAnsi="Arial" w:eastAsia="Arial" w:cs="Arial"/>
-          <w:b w:val="0"/>
-          <w:i w:val="0"/>
-          <w:color w:val="000000"/>
-          <w:sz w:val="18"/>
-          <w:highlight w:val="lightGray"/>
-        </w:rPr>
-        <w:t>s</w:t>
-      </w:r>
-      <w:r>
-        <w:rPr>
-          <w:rFonts w:ascii="Arial" w:hAnsi="Arial" w:eastAsia="Arial" w:cs="Arial"/>
-          <w:b w:val="0"/>
-          <w:i w:val="0"/>
-          <w:color w:val="000000"/>
-          <w:sz w:val="18"/>
-          <w:highlight w:val="lightGray"/>
-        </w:rPr>
-        <w:t>s</w:t>
-      </w:r>
-      <w:r>
-        <w:rPr>
-          <w:rFonts w:ascii="Arial" w:hAnsi="Arial" w:eastAsia="Arial" w:cs="Arial"/>
-          <w:b w:val="0"/>
-          <w:i w:val="0"/>
-          <w:color w:val="000000"/>
-          <w:sz w:val="18"/>
-          <w:highlight w:val="lightGray"/>
-        </w:rPr>
-        <w:t>a</w:t>
-      </w:r>
-      <w:r>
-        <w:rPr>
-          <w:rFonts w:ascii="Arial" w:hAnsi="Arial" w:eastAsia="Arial" w:cs="Arial"/>
-          <w:b w:val="0"/>
-          <w:i w:val="0"/>
-          <w:color w:val="000000"/>
-          <w:sz w:val="18"/>
-          <w:highlight w:val="lightGray"/>
-        </w:rPr>
-        <w:t>m</w:t>
-      </w:r>
-      <w:r>
-        <w:rPr>
-          <w:rFonts w:ascii="Arial" w:hAnsi="Arial" w:eastAsia="Arial" w:cs="Arial"/>
-          <w:b w:val="0"/>
-          <w:i w:val="0"/>
-          <w:color w:val="000000"/>
-          <w:sz w:val="18"/>
-          <w:highlight w:val="lightGray"/>
-        </w:rPr>
-        <w:t>]</w:t>
-      </w:r>
-      <w:r>
-        <w:rPr>
-          <w:rFonts w:ascii="Arial" w:hAnsi="Arial" w:eastAsia="Arial" w:cs="Arial"/>
-          <w:b w:val="0"/>
-          <w:i w:val="0"/>
-          <w:color w:val="000000"/>
-          <w:sz w:val="18"/>
-          <w:highlight w:val="lightGray"/>
-        </w:rPr>
-        <w:t xml:space="preserve"> </w:t>
-      </w:r>
-      <w:r>
-        <w:rPr>
-          <w:rFonts w:ascii="Arial" w:hAnsi="Arial" w:eastAsia="Arial" w:cs="Arial"/>
-          <w:b w:val="0"/>
-          <w:i w:val="0"/>
-          <w:color w:val="000000"/>
-          <w:sz w:val="18"/>
-          <w:highlight w:val="lightGray"/>
-        </w:rPr>
-        <w:t>-</w:t>
-      </w:r>
-      <w:r>
-        <w:rPr>
-          <w:rFonts w:ascii="Arial" w:hAnsi="Arial" w:eastAsia="Arial" w:cs="Arial"/>
-          <w:b w:val="0"/>
-          <w:i w:val="0"/>
-          <w:color w:val="000000"/>
-          <w:sz w:val="18"/>
-          <w:highlight w:val="lightGray"/>
-        </w:rPr>
-        <w:t>&gt;</w:t>
-      </w:r>
-      <w:r>
-        <w:rPr>
-          <w:rFonts w:ascii="Arial" w:hAnsi="Arial" w:eastAsia="Arial" w:cs="Arial"/>
-          <w:b w:val="0"/>
-          <w:i w:val="0"/>
-          <w:color w:val="000000"/>
-          <w:sz w:val="18"/>
-          <w:highlight w:val="lightGray"/>
-        </w:rPr>
-        <w:t xml:space="preserve"> </w:t>
-      </w:r>
-      <w:r>
-        <w:rPr>
-          <w:rFonts w:ascii="Arial" w:hAnsi="Arial" w:eastAsia="Arial" w:cs="Arial"/>
-          <w:b/>
-          <w:i w:val="0"/>
-          <w:color w:val="000000"/>
-          <w:sz w:val="18"/>
-          <w:highlight w:val="lightGray"/>
-        </w:rPr>
-        <w:t>F</w:t>
-      </w:r>
-      <w:r>
-        <w:rPr>
-          <w:rFonts w:ascii="Arial" w:hAnsi="Arial" w:eastAsia="Arial" w:cs="Arial"/>
-          <w:b/>
-          <w:i w:val="0"/>
-          <w:color w:val="000000"/>
-          <w:sz w:val="18"/>
-          <w:highlight w:val="lightGray"/>
-        </w:rPr>
-        <w:t>r</w:t>
-      </w:r>
-      <w:r>
-        <w:rPr>
-          <w:rFonts w:ascii="Arial" w:hAnsi="Arial" w:eastAsia="Arial" w:cs="Arial"/>
-          <w:b/>
-          <w:i w:val="0"/>
-          <w:color w:val="000000"/>
-          <w:sz w:val="18"/>
-          <w:highlight w:val="lightGray"/>
-        </w:rPr>
-        <w:t>o</w:t>
-      </w:r>
-      <w:r>
-        <w:rPr>
-          <w:rFonts w:ascii="Arial" w:hAnsi="Arial" w:eastAsia="Arial" w:cs="Arial"/>
-          <w:b/>
-          <w:i w:val="0"/>
-          <w:color w:val="000000"/>
-          <w:sz w:val="18"/>
-          <w:highlight w:val="lightGray"/>
-        </w:rPr>
-        <w:t>m</w:t>
-      </w:r>
-      <w:r>
-        <w:rPr>
-          <w:rFonts w:ascii="Arial" w:hAnsi="Arial" w:eastAsia="Arial" w:cs="Arial"/>
-          <w:b/>
-          <w:i w:val="0"/>
-          <w:color w:val="000000"/>
-          <w:sz w:val="18"/>
-          <w:highlight w:val="lightGray"/>
-        </w:rPr>
-        <w:t>:</w:t>
-      </w:r>
-      <w:r>
-        <w:rPr>
-          <w:rFonts w:ascii="Arial" w:hAnsi="Arial" w:eastAsia="Arial" w:cs="Arial"/>
-          <w:b w:val="0"/>
-          <w:i w:val="0"/>
-          <w:color w:val="000000"/>
-          <w:sz w:val="18"/>
-          <w:highlight w:val="lightGray"/>
-        </w:rPr>
-        <w:t xml:space="preserve"> </w:t>
-      </w:r>
-      <w:r>
-        <w:rPr>
-          <w:rFonts w:ascii="Arial" w:hAnsi="Arial" w:eastAsia="Arial" w:cs="Arial"/>
-          <w:b w:val="0"/>
-          <w:i w:val="0"/>
-          <w:color w:val="000000"/>
-          <w:sz w:val="18"/>
-          <w:highlight w:val="lightGray"/>
-        </w:rPr>
-        <w:t>[</w:t>
-      </w:r>
-      <w:r>
-        <w:rPr>
-          <w:rFonts w:ascii="Arial" w:hAnsi="Arial" w:eastAsia="Arial" w:cs="Arial"/>
-          <w:b w:val="0"/>
-          <w:i w:val="0"/>
-          <w:color w:val="000000"/>
-          <w:sz w:val="18"/>
-          <w:highlight w:val="lightGray"/>
-        </w:rPr>
-        <w:t>C</w:t>
-      </w:r>
-      <w:r>
-        <w:rPr>
-          <w:rFonts w:ascii="Arial" w:hAnsi="Arial" w:eastAsia="Arial" w:cs="Arial"/>
-          <w:b w:val="0"/>
-          <w:i w:val="0"/>
-          <w:color w:val="000000"/>
-          <w:sz w:val="18"/>
-          <w:highlight w:val="lightGray"/>
-        </w:rPr>
-        <w:t>h</w:t>
-      </w:r>
-      <w:r>
-        <w:rPr>
-          <w:rFonts w:ascii="Arial" w:hAnsi="Arial" w:eastAsia="Arial" w:cs="Arial"/>
-          <w:b w:val="0"/>
-          <w:i w:val="0"/>
-          <w:color w:val="000000"/>
-          <w:sz w:val="18"/>
-          <w:highlight w:val="lightGray"/>
-        </w:rPr>
-        <w:t>a</w:t>
-      </w:r>
-      <w:r>
-        <w:rPr>
-          <w:rFonts w:ascii="Arial" w:hAnsi="Arial" w:eastAsia="Arial" w:cs="Arial"/>
-          <w:b w:val="0"/>
-          <w:i w:val="0"/>
-          <w:color w:val="000000"/>
-          <w:sz w:val="18"/>
-          <w:highlight w:val="lightGray"/>
-        </w:rPr>
-        <w:t>t</w:t>
-      </w:r>
-      <w:r>
-        <w:rPr>
-          <w:rFonts w:ascii="Arial" w:hAnsi="Arial" w:eastAsia="Arial" w:cs="Arial"/>
-          <w:b w:val="0"/>
-          <w:i w:val="0"/>
-          <w:color w:val="000000"/>
-          <w:sz w:val="18"/>
-          <w:highlight w:val="lightGray"/>
-        </w:rPr>
-        <w:t>G</w:t>
-      </w:r>
-      <w:r>
-        <w:rPr>
-          <w:rFonts w:ascii="Arial" w:hAnsi="Arial" w:eastAsia="Arial" w:cs="Arial"/>
-          <w:b w:val="0"/>
-          <w:i w:val="0"/>
-          <w:color w:val="000000"/>
-          <w:sz w:val="18"/>
-          <w:highlight w:val="lightGray"/>
-        </w:rPr>
-        <w:t>P</w:t>
-      </w:r>
-      <w:r>
-        <w:rPr>
-          <w:rFonts w:ascii="Arial" w:hAnsi="Arial" w:eastAsia="Arial" w:cs="Arial"/>
-          <w:b w:val="0"/>
-          <w:i w:val="0"/>
-          <w:color w:val="000000"/>
-          <w:sz w:val="18"/>
-          <w:highlight w:val="lightGray"/>
-        </w:rPr>
-        <w:t>T</w:t>
-      </w:r>
-      <w:r>
-        <w:rPr>
-          <w:rFonts w:ascii="Arial" w:hAnsi="Arial" w:eastAsia="Arial" w:cs="Arial"/>
-          <w:b w:val="0"/>
-          <w:i w:val="0"/>
-          <w:color w:val="000000"/>
-          <w:sz w:val="18"/>
-          <w:highlight w:val="lightGray"/>
-        </w:rPr>
-        <w:t>]</w:t>
-      </w:r>
-      <w:r>
-        <w:rPr>
-          <w:rFonts w:ascii="Arial" w:hAnsi="Arial" w:eastAsia="Arial" w:cs="Arial"/>
-          <w:b w:val="0"/>
-          <w:i w:val="0"/>
-          <w:color w:val="000000"/>
-          <w:sz w:val="18"/>
-          <w:highlight w:val="lightGray"/>
-        </w:rPr>
-        <w:t xml:space="preserve"> </w:t>
-      </w:r>
-      <w:r>
-        <w:rPr>
-          <w:rFonts w:ascii="Arial" w:hAnsi="Arial" w:eastAsia="Arial" w:cs="Arial"/>
-          <w:b/>
-          <w:i w:val="0"/>
-          <w:color w:val="000000"/>
-          <w:sz w:val="18"/>
-          <w:highlight w:val="lightGray"/>
-        </w:rPr>
-        <w:t>o</w:t>
-      </w:r>
-      <w:r>
-        <w:rPr>
-          <w:rFonts w:ascii="Arial" w:hAnsi="Arial" w:eastAsia="Arial" w:cs="Arial"/>
-          <w:b/>
-          <w:i w:val="0"/>
-          <w:color w:val="000000"/>
-          <w:sz w:val="18"/>
-          <w:highlight w:val="lightGray"/>
-        </w:rPr>
-        <w:t>n</w:t>
-      </w:r>
-      <w:r>
-        <w:rPr>
-          <w:rFonts w:ascii="Arial" w:hAnsi="Arial" w:eastAsia="Arial" w:cs="Arial"/>
-          <w:b/>
-          <w:i w:val="0"/>
-          <w:color w:val="000000"/>
-          <w:sz w:val="18"/>
-          <w:highlight w:val="lightGray"/>
-        </w:rPr>
-        <w:t xml:space="preserve"> </w:t>
-      </w:r>
-      <w:r>
-        <w:rPr>
-          <w:rFonts w:ascii="Arial" w:hAnsi="Arial" w:eastAsia="Arial" w:cs="Arial"/>
-          <w:b w:val="0"/>
-          <w:i w:val="0"/>
-          <w:color w:val="000000"/>
-          <w:sz w:val="18"/>
-          <w:highlight w:val="lightGray"/>
-        </w:rPr>
-        <w:t>[</w:t>
-      </w:r>
-      <w:r>
-        <w:rPr>
-          <w:rFonts w:ascii="Arial" w:hAnsi="Arial" w:eastAsia="Arial" w:cs="Arial"/>
-          <w:b w:val="0"/>
-          <w:i w:val="0"/>
-          <w:color w:val="000000"/>
-          <w:sz w:val="18"/>
-          <w:highlight w:val="lightGray"/>
-        </w:rPr>
-        <w:t>7</w:t>
-      </w:r>
-      <w:r>
-        <w:rPr>
-          <w:rFonts w:ascii="Arial" w:hAnsi="Arial" w:eastAsia="Arial" w:cs="Arial"/>
-          <w:b w:val="0"/>
-          <w:i w:val="0"/>
-          <w:color w:val="000000"/>
-          <w:sz w:val="18"/>
-          <w:highlight w:val="lightGray"/>
-        </w:rPr>
-        <w:t>/</w:t>
-      </w:r>
-      <w:r>
-        <w:rPr>
-          <w:rFonts w:ascii="Arial" w:hAnsi="Arial" w:eastAsia="Arial" w:cs="Arial"/>
-          <w:b w:val="0"/>
-          <w:i w:val="0"/>
-          <w:color w:val="000000"/>
-          <w:sz w:val="18"/>
-          <w:highlight w:val="lightGray"/>
-        </w:rPr>
-        <w:t>2</w:t>
-      </w:r>
-      <w:r>
-        <w:rPr>
-          <w:rFonts w:ascii="Arial" w:hAnsi="Arial" w:eastAsia="Arial" w:cs="Arial"/>
-          <w:b w:val="0"/>
-          <w:i w:val="0"/>
-          <w:color w:val="000000"/>
-          <w:sz w:val="18"/>
-          <w:highlight w:val="lightGray"/>
-        </w:rPr>
-        <w:t>1</w:t>
-      </w:r>
-      <w:r>
-        <w:rPr>
-          <w:rFonts w:ascii="Arial" w:hAnsi="Arial" w:eastAsia="Arial" w:cs="Arial"/>
-          <w:b w:val="0"/>
-          <w:i w:val="0"/>
-          <w:color w:val="000000"/>
-          <w:sz w:val="18"/>
-          <w:highlight w:val="lightGray"/>
-        </w:rPr>
-        <w:t>/</w:t>
-      </w:r>
-      <w:r>
-        <w:rPr>
-          <w:rFonts w:ascii="Arial" w:hAnsi="Arial" w:eastAsia="Arial" w:cs="Arial"/>
-          <w:b w:val="0"/>
-          <w:i w:val="0"/>
-          <w:color w:val="000000"/>
-          <w:sz w:val="18"/>
-          <w:highlight w:val="lightGray"/>
-        </w:rPr>
-        <w:t>2</w:t>
-      </w:r>
-      <w:r>
-        <w:rPr>
-          <w:rFonts w:ascii="Arial" w:hAnsi="Arial" w:eastAsia="Arial" w:cs="Arial"/>
-          <w:b w:val="0"/>
-          <w:i w:val="0"/>
-          <w:color w:val="000000"/>
-          <w:sz w:val="18"/>
-          <w:highlight w:val="lightGray"/>
-        </w:rPr>
-        <w:t>0</w:t>
-      </w:r>
-      <w:r>
-        <w:rPr>
-          <w:rFonts w:ascii="Arial" w:hAnsi="Arial" w:eastAsia="Arial" w:cs="Arial"/>
-          <w:b w:val="0"/>
-          <w:i w:val="0"/>
-          <w:color w:val="000000"/>
-          <w:sz w:val="18"/>
-          <w:highlight w:val="lightGray"/>
-        </w:rPr>
-        <w:t>2</w:t>
-      </w:r>
-      <w:r>
-        <w:rPr>
-          <w:rFonts w:ascii="Arial" w:hAnsi="Arial" w:eastAsia="Arial" w:cs="Arial"/>
-          <w:b w:val="0"/>
-          <w:i w:val="0"/>
-          <w:color w:val="000000"/>
-          <w:sz w:val="18"/>
-          <w:highlight w:val="lightGray"/>
-        </w:rPr>
-        <w:t>5</w:t>
-      </w:r>
-      <w:r>
-        <w:rPr>
-          <w:rFonts w:ascii="Arial" w:hAnsi="Arial" w:eastAsia="Arial" w:cs="Arial"/>
-          <w:b w:val="0"/>
-          <w:i w:val="0"/>
-          <w:color w:val="000000"/>
-          <w:sz w:val="18"/>
-          <w:highlight w:val="lightGray"/>
-        </w:rPr>
-        <w:t>]</w:t>
+        <w:t>[7/21/2025]</w:t>
       </w:r>
     </w:p>
     <w:p>
@@ -13322,7 +9087,6 @@
   <w:style w:type="character" w:default="1" w:styleId="DefaultParagraphFont">
     <w:name w:val="Default Paragraph Font"/>
     <w:uiPriority w:val="1"/>
-    <w:semiHidden/>
     <w:unhideWhenUsed/>
   </w:style>
   <w:style w:type="table" w:default="1" w:styleId="TableNormal">
